--- a/paper/NEPSE_Volatility_Manuscript_Revised_2026-09.docx
+++ b/paper/NEPSE_Volatility_Manuscript_Revised_2026-09.docx
@@ -7,7 +7,7 @@
         <w:pStyle w:val="Title"/>
       </w:pPr>
       <w:r>
-        <w:t>Daily OHLC Volatility Measurement in a Cash-Only Frontier Market</w:t>
+        <w:t>When the Open Overreacts: Measuring Daily Volatility in a Frontier Market without Options</w:t>
       </w:r>
     </w:p>
     <w:p>
@@ -21,7 +21,7 @@
           <w:b/>
           <w:sz w:val="26"/>
         </w:rPr>
-        <w:t>Evidence from the Nepal Stock Exchange</w:t>
+        <w:t>Evidence from a Pre-Open Band Reform on the Nepal Stock Exchange</w:t>
       </w:r>
     </w:p>
     <w:p>
@@ -47,7 +47,7 @@
           <w:i/>
           <w:sz w:val="21"/>
         </w:rPr>
-        <w:t>Revised manuscript · September 2026</w:t>
+        <w:t>Revised manuscript · October 2026</w:t>
       </w:r>
     </w:p>
     <w:p>
@@ -67,7 +67,7 @@
         <w:t xml:space="preserve">Purpose: </w:t>
       </w:r>
       <w:r>
-        <w:t>Nepal has no exchange-traded equity options, so no forward-looking, risk-neutral volatility measure exists for its market. This paper asks what daily open-high-low-close (OHLC) data can measure instead, and how reliable that measurement is under frontier-market constraints.</w:t>
+        <w:t>Nepal has no exchange-traded options and no public intraday data, so volatility must be measured from the daily open-high-low-close bar. This paper asks how reliable that measurement is, and what the bar's opening price contributes to it.</w:t>
       </w:r>
     </w:p>
     <w:p>
@@ -79,7 +79,7 @@
         <w:t xml:space="preserve">Design/methodology/approach: </w:t>
       </w:r>
       <w:r>
-        <w:t>Close-to-close, Parkinson, Garman-Klass, Rogers-Satchell, Yang-Zhang and additive Rogers-Satchell estimators are evaluated on 143,718 ordinary-equity stock-days (292 securities, March 2024-August 2026), each against a proxy matched to its own scope, sample and horizon and classified against a stated +/-5% margin. Instrument classification is validated against an external security master; thinness is screened on lagged trading activity only; uncertainty comes from multiway and stationary block bootstraps; and India VIX is tested as a 30-day-ahead forecast rather than against a trailing window.</w:t>
+        <w:t>Six estimators are evaluated on 143,718 ordinary-equity stock-days (292 securities, March 2024-August 2026) against proxies matched in scope, sample and horizon. Instrumented calibration slopes, identified from volatility persistence without a high-frequency benchmark, separate calibration from offsetting distortions. NEPSE's 20 April 2026 widening of the pre-open band from ±2% to ±5% serves as a natural experiment. Both analyses follow plans frozen before testing.</w:t>
       </w:r>
     </w:p>
     <w:p>
@@ -91,7 +91,7 @@
         <w:t xml:space="preserve">Findings: </w:t>
       </w:r>
       <w:r>
-        <w:t>Range estimators stay close to the matched proxy across the liquidity range (Parkinson 0.93-1.06), including the thinnest stock-days under an outcome-independent screen; an earlier grouping that selected partly on zero-range share had suggested otherwise. Apparent estimator failure in the pooled exchange file is largely instrument composition, not illiquidity. Yang-Zhang, matched on rows, horizon and a corporate-action-adjusted previous close, sits at 1.280. India VIX correlates 0.695 with subsequent close-to-close and 0.630 with subsequent Parkinson volatility, below its correlation with the preceding 30 days; the estimator comparison is inconclusive.</w:t>
+        <w:t>Range estimators are calibrated to the open-to-close proxy (Parkinson slope 0.919 [0.760, 1.056]), but the proxy shares the opening price, and the open is mostly transient: the session undoes 64-87% of the overnight move (unbiasedness coefficient 0.130-0.356; NIFTY 50: 0.929). The band widening produced a sharp break: the coefficient fell by 0.333, more than at any of 77 placebo dates. Opens pinned at the old band had already been reversed, so the narrow band capped overreaction without detectably delaying price discovery. Three-quarters of Yang-Zhang's excess over close-to-close variance is the overnight-intraday covariance it assumes away.</w:t>
       </w:r>
     </w:p>
     <w:p>
@@ -103,7 +103,7 @@
         <w:t xml:space="preserve">Originality/value: </w:t>
       </w:r>
       <w:r>
-        <w:t>A targeted search located both index-level and security-level NEPSE research, so no claim is made to introduce security-level volatility analysis to Nepal. The contribution is a reproducible comparison of daily OHLC estimators under NEPSE's own calendar, staleness, thin-trading and closing-rule constraints.</w:t>
+        <w:t>The contribution is evidence rather than a new estimator: a market-design rule determines what daily bars measure, ratio comparisons cannot see it, and close-to-close returns, which never read the open, are the robust benchmark where the open overreacts.</w:t>
       </w:r>
     </w:p>
     <w:p>
@@ -114,7 +114,7 @@
         <w:rPr>
           <w:b/>
         </w:rPr>
-        <w:t>Keywords: frontier markets; volatility measurement; Nepal Stock Exchange; range-based estimators; sample construction; instrument classification; imperfect volatility proxies; implied volatility; Parkinson; Rogers-Satchell; market microstructure</w:t>
+        <w:t>Keywords: frontier markets; volatility measurement; opening auction; price limits; unbiasedness regression; natural experiment; instrumented calibration; range-based estimators; Yang-Zhang; Nepal Stock Exchange; imperfect volatility proxies; market microstructure</w:t>
       </w:r>
       <w:r/>
     </w:p>
@@ -126,7 +126,7 @@
         <w:rPr>
           <w:b/>
         </w:rPr>
-        <w:t>JEL Classification: C58, G12, G14, G15, O16</w:t>
+        <w:t>JEL Classification: C26, C58, G12, G14, G15, G18, O16</w:t>
       </w:r>
     </w:p>
     <w:p>
@@ -159,7 +159,13 @@
     </w:p>
     <w:p>
       <w:r>
-        <w:t>This paper asks three questions, and the empirical sections answer them in order. First, do range estimators remain informative for ordinary NEPSE equities as liquidity declines? Second, how much of the apparent estimator failure in a frontier market arises from instrument composition and from benchmark mismatch rather than from illiquidity? Third, do the answers survive alternative liquidity definitions, alternative inference assumptions, and an external co-movement check? Answering them yields a contribution that should be stated narrowly, because a targeted search of the Nepali literature — logged, screened and reconciled in the accompanying package — shows what is and is not new here. That search located 3 usable studies and could not retrieve 8 further records, so it supports statements about what it found and not about the literature as a whole. Among what it found, NEPSE volatility has been studied at the index level with GARCH-family and regime-switching models (Dangal &amp; Gajurel, 2021; Karki, 2026), and at the security level: Neupane, Neupane and Baral (2022) examine daily stock return volatility for a single listed bank over 2010-2021, relating it to trading volume, price and frequency. This paper therefore makes no claim to introduce security-level volatility analysis to Nepal. What it contributes instead is a measurement contribution: a reproducible comparison of daily OHLC volatility estimators — close-to-close, Parkinson, Garman-Klass, Rogers-Satchell, Yang-Zhang and an additive correction — each against a proxy matched to its own scope, sample and horizon, under NEPSE's own calendar, staleness, thin-trading and closing-rule constraints. The security-level work the search located uses closing prices alone and asks an association question about volume and volatility; the question here is how to measure volatility from the daily high, low and open as well as the close, and which of those estimators survives contact with a frontier market's data. That addresses a measurement question not identified in the targeted search, which is a weaker and more honest statement than a claim of novelty. The correct question is not simply 'Which volatility formula should Nepal use?' but 'Which volatility object is being measured, from which securities, over which part of the day, and under what market microstructure?' Throughout, we describe results as deviations from a matched proxy rather than as accuracy, because the latent variance is unobserved and the proxy is imperfect.</w:t>
+        <w:t>This paper asks four questions, and the empirical sections answer them in order. First, do range estimators remain informative for ordinary NEPSE equities as liquidity declines? Second, how much of the apparent estimator failure in a frontier market arises from instrument composition and from benchmark mismatch rather than from illiquidity? Third, when an estimator agrees with its matched proxy, is that agreement calibration, or two distortions cancelling? Fourth, what does the opening price, which every within-session estimator and the proxy itself read, actually measure? Answering them yields a contribution that should be stated narrowly, because a targeted search of the Nepali literature — logged, screened and reconciled in the accompanying package — shows what is and is not new here. That search located 3 usable studies and could not retrieve 8 further records, so it supports statements about what it found and not about the literature as a whole. Among what it found, NEPSE volatility has been studied at the index level with GARCH-family and regime-switching models (Dangal &amp; Gajurel, 2021; Karki, 2026), and at the security level: Neupane, Neupane and Baral (2022) examine daily stock return volatility for a single listed bank over 2010-2021, relating it to trading volume, price and frequency. This paper therefore makes no claim to introduce security-level volatility analysis to Nepal. What it contributes instead is a measurement contribution: a reproducible comparison of daily OHLC volatility estimators — close-to-close, Parkinson, Garman-Klass, Rogers-Satchell, Yang-Zhang and an additive correction — each against a proxy matched to its own scope, sample and horizon, under NEPSE's own calendar, staleness, thin-trading and closing-rule constraints. The security-level work the search located uses closing prices alone and asks an association question about volume and volatility; the question here is how to measure volatility from the daily high, low and open as well as the close, and which of those estimators survives contact with a frontier market's data. That addresses a measurement question not identified in the targeted search, which is a weaker and more honest statement than a claim of novelty. The third and fourth questions add two things the comparison alone could not supply: a calibration test that identifies how each estimator responds to latent variance without a high-frequency benchmark, and evidence, from a natural experiment in the exchange's own opening rules, on what the daily bar's opening price measures. The correct question is not simply 'Which volatility formula should Nepal use?' but 'Which volatility object is being measured, from which securities, over which part of the day, and under what market microstructure?' Throughout, we describe results as deviations from a matched proxy rather than as accuracy, because the latent variance is unobserved and the proxy is imperfect.</w:t>
+      </w:r>
+    </w:p>
+    <w:p>
+      <w:pPr/>
+      <w:r>
+        <w:t>The fourth answer turns out to matter most. NEPSE's opening price is mostly transient: the trading session undoes between 64% and 87% of the overnight move under every rule regime in the sample, against 7% on NIFTY 50. When the exchange widened its pre-open price band on 20 April 2026, the share of the opening move that survives to the close fell sharply, by more than at any of 77 placebo dates; and opens pinned at the old band had been reversed rather than continued, so the narrow band had been capping overreaction rather than delaying price discovery. For measurement, this means that every estimator reading the open inherits its error. The range estimators' agreement with the open-to-close proxy is genuine calibration, but calibration to a benchmark that shares the same error. Three-quarters of Yang-Zhang's excess over close-to-close variance is the overnight-intraday covariance it assumes away. And the close-to-close return, which never reads the open, is the benchmark that survives. Both analyses were run under plans frozen before their results existed, and the predictions that failed are reported with the ones that held.</w:t>
       </w:r>
     </w:p>
     <w:p>
@@ -211,7 +217,7 @@
     </w:p>
     <w:p>
       <w:r>
-        <w:t>The calendar also matters, and April 2026 contains two distinct reforms that must not be dated as one. NEPSE historically traded Sunday through Thursday and moved to a Monday-through-Friday week effective April 6, 2026, following the Cabinet decision of April 5 that made Saturday and Sunday the weekly public holidays. Separately, on April 20, 2026 the daily price limit widened from ±10% to ±15%, the pre-open band from ±2% to ±5%, and the market-wide circuit breaker became two-tier. The first reform changes which weekdays are sessions; the second changes how far a price may move within one. An earlier version of this project used April 20 for both, which placed the fortnight of April 6-19 under the wrong weekday regime. The project detects genuine sessions from the data and cross-checks them against the documented weekday regime rather than hard-coding a calendar, so the detected sample is unaffected by that error; what the correction changes is the cross-check, under which the Friday sessions of April 10 and 17 are no longer recorded as off-schedule and the Sundays of April 12 and 19 are no longer recorded as inferred holidays rather than weekend days. The distinction matters for overnight returns and for annualization. A fixed 252-day convention, standard in many developed-market applications, should not be imposed automatically on a market with a different holiday and session structure; Section 7.1 reports the value implied by NEPSE's own calendar.</w:t>
+        <w:t>The calendar also matters, and April 2026 contains two distinct reforms that must not be dated as one. NEPSE historically traded Sunday through Thursday and moved to a Monday-through-Friday week effective April 6, 2026, following the Cabinet decision of April 5 that made Saturday and Sunday the weekly public holidays. Separately, on April 20, 2026 the daily price limit widened from ±10% to ±15%, the pre-open band from ±2% to ±5%, and the market-wide circuit breaker became two-tier. The first reform changes which weekdays are sessions; the second changes how far a price may move within one. An earlier version of this project used April 20 for both, which placed the fortnight of April 6-19 under the wrong weekday regime. The project detects genuine sessions from the data and cross-checks them against the documented weekday regime rather than hard-coding a calendar, so the detected sample is unaffected by that error; what the correction changes is the cross-check, under which the Friday sessions of April 10 and 17 are no longer recorded as off-schedule and the Sundays of April 12 and 19 are no longer recorded as inferred holidays rather than weekend days. The distinction matters for overnight returns and for annualization. A fixed 252-day convention, standard in many developed-market applications, should not be imposed automatically on a market with a different holiday and session structure; Section 7.1 reports the value implied by NEPSE's own calendar. A third rule change concerns the close. From 20 March to 21 September 2025 the official closing price was the volume-weighted average of the session's final fifteen minutes rather than the last trade; the regime is dated from the data, where 85.4% of closes inside it lie off the exchange's 0.1-rupee price grid, against at most 0.01% in any other period (a post hoc descriptive check). Sections 6.6 and 6.7 use the four regimes these dates define. They exclude one early-closing session, 18 September 2025, on which trading resumed after the September 2025 market halt and, in the same post hoc check, 74% of opens sat at the band.</w:t>
       </w:r>
     </w:p>
     <w:p>
@@ -633,7 +639,7 @@
     </w:p>
     <w:p>
       <w:r>
-        <w:t>The Parkinson, Garman-Klass, and Rogers-Satchell daily formulas primarily describe the within-session path. If the research objective is total daily risk, overnight gaps must also be included. Yang and Zhang (2000) combine an overnight variance term, an open-to-close variance term, and a Rogers-Satchell component. With an n-session window, its weight is k = 0.34/[1.34 + (n+1)/(n-1)]. The estimator is attractive when overnight price discovery is economically important, but it requires a correct session calendar, because the previous close must mean the close of the previous genuine trading session. That requirement binds here rather than being a formality. A security that does not trade on a session leaves a gap in its own rows, and taking the previous observed row instead would treat the gap as a single overnight move: in the ordinary-equity panel 230 row transitions skip more than one detected session and the largest skips 91. Our implementation therefore returns a missing value across any such gap, so Yang-Zhang is defined on 135,899 stock-days rather than on the full sample. A second correction concerns the previous close on rows that do not span a gap. NEPSE's supplied prev_close column disagrees with the prior observed row's close on 315 ordinary-equity stock-days; 214 of those disagreements sit on the Nepali bonus-share ladder — implied adjustment factors clustering near 1.05, 1.10, 1.15, 1.20, 1.25 and 1.30 — and are NEPSE's own ex-date reference-price adjustment, published so that the day's return reflects the price change rather than the mechanical entitlement drop; an unadjusted overnight return on such a day manufactures a price move that never happened. These are classified rather than merely counted (Table 12), and the adopted previous close uses the exchange's published value on exactly those rows and the prior session's own close everywhere else. A third correction matches the estimator's own horizon: Yang-Zhang integrates variance over a 21-session window, and comparing it against the squared return of the current session alone repeats Section 5.4's own diagnosis on the time axis instead of the session axis. The horizon-matched benchmark is the close-to-close sample variance over the same 21-session window and the same rows. This is also why Section 6.5 evaluates every ratio on the rows where both its numerator and its proxy are defined and, for Yang-Zhang, over the same horizon as well; a comparison that averaged Yang-Zhang over its own smaller sample and close-to-close over a larger one, or over one session instead of twenty-one, would reproduce, inside the robustness table, the scope mismatch that Section 5.4 diagnoses.</w:t>
+        <w:t>The Parkinson, Garman-Klass, and Rogers-Satchell daily formulas primarily describe the within-session path. If the research objective is total daily risk, overnight gaps must also be included. Yang and Zhang (2000) combine an overnight variance term, an open-to-close variance term, and a Rogers-Satchell component. With an n-session window, its weight is k = 0.34/[1.34 + (n+1)/(n-1)]. The construction treats the overnight and open-to-close returns as independent; Section 6.7 shows that in NEPSE they are strongly negatively correlated, because the opening price overreacts, and that this covariance accounts for most of Yang-Zhang's distance from close-to-close variance. The estimator is attractive when overnight price discovery is economically important, but it requires a correct session calendar, because the previous close must mean the close of the previous genuine trading session. That requirement binds here rather than being a formality. A security that does not trade on a session leaves a gap in its own rows, and taking the previous observed row instead would treat the gap as a single overnight move: in the ordinary-equity panel 230 row transitions skip more than one detected session and the largest skips 91. Our implementation therefore returns a missing value across any such gap, so Yang-Zhang is defined on 135,899 stock-days rather than on the full sample. A second correction concerns the previous close on rows that do not span a gap. NEPSE's supplied prev_close column disagrees with the prior observed row's close on 315 ordinary-equity stock-days; 214 of those disagreements sit on the Nepali bonus-share ladder — implied adjustment factors clustering near 1.05, 1.10, 1.15, 1.20, 1.25 and 1.30 — and are NEPSE's own ex-date reference-price adjustment, published so that the day's return reflects the price change rather than the mechanical entitlement drop; an unadjusted overnight return on such a day manufactures a price move that never happened. These are classified rather than merely counted (Table 12), and the adopted previous close uses the exchange's published value on exactly those rows and the prior session's own close everywhere else. A third correction matches the estimator's own horizon: Yang-Zhang integrates variance over a 21-session window, and comparing it against the squared return of the current session alone repeats Section 5.4's own diagnosis on the time axis instead of the session axis. The horizon-matched benchmark is the close-to-close sample variance over the same 21-session window and the same rows. This is also why Section 6.5 evaluates every ratio on the rows where both its numerator and its proxy are defined and, for Yang-Zhang, over the same horizon as well; a comparison that averaged Yang-Zhang over its own smaller sample and close-to-close over a larger one, or over one session instead of twenty-one, would reproduce, inside the robustness table, the scope mismatch that Section 5.4 diagnoses.</w:t>
       </w:r>
     </w:p>
     <w:p>
@@ -1443,7 +1449,7 @@
     </w:p>
     <w:p>
       <w:r>
-        <w:t>NEPSE's opening mechanism is economically important. In ordinary equity, the ratio of opening-return variance to close-to-close variance is elevated in the lower-liquidity daily trade-count deciles, reaches its sample maximum in the decile with a median of 78 trades per day, and then generally declines as trading intensity rises. In the thinnest decile (median 24 trades per day), this ratio is 57.6% and 12.8% of opens equal the previous close. Across the full sample, 18.3% of observations in that decile have an absolute opening return between 1.9% and 2.1%. Because the pre-open band widened from approximately ±2% to ±5% on April 20, 2026, this 18.3% is a pooled descriptive fingerprint, not an estimate of the fraction mechanically bound by the former ±2% rule. These patterns are observable features of the auction data, not proof of a latent censored-return model. The project's attempted censored-normal recovery failed its post-April-2026 regime-change check and is therefore not used in this paper.</w:t>
+        <w:t>NEPSE's opening mechanism is economically important. In ordinary equity, the ratio of opening-return variance to close-to-close variance is elevated in the lower-liquidity daily trade-count deciles, reaches its sample maximum in the decile with a median of 78 trades per day, and then generally declines as trading intensity rises. In the thinnest decile (median 24 trades per day), this ratio is 57.6% and 12.8% of opens equal the previous close. Across the full sample, 18.3% of observations in that decile have an absolute opening return between 1.9% and 2.1%. Because the pre-open band widened from approximately ±2% to ±5% on April 20, 2026, this 18.3% is a pooled descriptive fingerprint, not an estimate of the fraction mechanically bound by the former ±2% rule. These patterns are observable features of the auction data, not proof of a latent censored-return model. The project's attempted censored-normal recovery failed its post-April-2026 regime-change check and is therefore not used in this paper. Section 6.7 returns to the open with a question the data can answer: not what the latent opening return would have been, but how much of the observed opening move survives to the close.</w:t>
       </w:r>
     </w:p>
     <w:p>
@@ -3031,7 +3037,7 @@
     <w:p>
       <w:pPr/>
       <w:r>
-        <w:t>All six estimators, on matched rows. Table 7 evaluates every estimator the paper names against a proxy matched to its scope — open-to-close for the within-session estimators, close-to-close for close-to-close and Yang-Zhang — and, equally importantly, on the rows where the estimator and its proxy are both defined. Scope matching alone is not sufficient in two distinct ways. First, Yang-Zhang requires a 21-session window and close-to-close requires a previous session, so the estimators do not share a sample; averaging Yang-Zhang over its own 135,899 matched stock-days while averaging the proxy over a larger, unmatched sample gives 1.245, which is the scope error of Section 5.4 in a different guise, and matching the rows alone raises the figure to 1.288. Second, a matched sample is not a matched horizon: Yang-Zhang integrates variance over 21 sessions, and 1.288 still scores it against the squared return of the current session alone. Benchmarking it instead against close-to-close sample variance over the same 21-session window (Section 4.5) moves the figure to 1.273, and adjusting the previous close for the corporate actions identified in Section 4.5 moves it to the adopted figure of 1.280 [1.258, 1.303] on 135,899 matched stock-days (Table 12), which is what Table 7 and Section 7.2 report. The previous close enters Yang-Zhang's own overnight term as well as the benchmark's close-to-close return, so each figure quoted here is computed with the same definition on both sides; an earlier revision applied the adjustment to the benchmark only and reported the resulting mixed-definition ratio of 1.309, which no single specification produces. Scoring Yang-Zhang against an open-to-close proxy would repeat the sample-scope error again, by penalising it for the overnight variance it exists to include. Close-to-close against itself is one by construction and anchors the scale.</w:t>
+        <w:t>All six estimators, on matched rows. Table 7 evaluates every estimator the paper names against a proxy matched to its scope — open-to-close for the within-session estimators, close-to-close for close-to-close and Yang-Zhang — and, equally importantly, on the rows where the estimator and its proxy are both defined. Scope matching alone is not sufficient in two distinct ways. First, Yang-Zhang requires a 21-session window and close-to-close requires a previous session, so the estimators do not share a sample; averaging Yang-Zhang over its own 135,899 matched stock-days while averaging the proxy over a larger, unmatched sample gives 1.245, which is the scope error of Section 5.4 in a different guise, and matching the rows alone raises the figure to 1.288. Second, a matched sample is not a matched horizon: Yang-Zhang integrates variance over 21 sessions, and 1.288 still scores it against the squared return of the current session alone. Benchmarking it instead against close-to-close sample variance over the same 21-session window (Section 4.5) moves the figure to 1.273, and adjusting the previous close for the corporate actions identified in Section 4.5 moves it to the adopted figure of 1.280 [1.258, 1.303] on 135,899 matched stock-days (Table 12), which is what Table 7 and Section 7.2 report. The previous close enters Yang-Zhang's own overnight term as well as the benchmark's close-to-close return, so each figure quoted here is computed with the same definition on both sides; an earlier revision applied the adjustment to the benchmark only and reported the resulting mixed-definition ratio of 1.309, which no single specification produces. Scoring Yang-Zhang against an open-to-close proxy would repeat the sample-scope error again, by penalising it for the overnight variance it exists to include. Close-to-close against itself is one by construction and anchors the scale. Section 6.7 accounts for the Yang-Zhang figure: most of its excess is the overnight-intraday covariance the estimator assumes away.</w:t>
       </w:r>
     </w:p>
     <w:p>
@@ -3071,6 +3077,166 @@
       </w:r>
     </w:p>
     <w:p>
+      <w:pPr>
+        <w:pStyle w:val="Heading2"/>
+      </w:pPr>
+      <w:r>
+        <w:t>6.6 Calibration slopes: what a ratio cannot see</w:t>
+      </w:r>
+    </w:p>
+    <w:p>
+      <w:pPr/>
+      <w:r>
+        <w:t>Every comparison so far is a ratio of means, and a ratio cannot tell an estimator that tracks variance from one whose distortions cancel. A thin market produces two distortions that pull in opposite directions. With few trades the observed extremes come from a short sample, so a range estimator responds less than one-for-one to latent variance, a multiplicative distortion. Bid-ask bounce and transient auction errors add a component that does not scale with it, an additive one. Writing each estimator as X = α + β·IV + U, its mean ratio to the proxy is exactly β + δ, a calibration slope plus an additive share, so a ratio of one is consistent with a slope of 0.7 offset by an additive share of 0.3. The slope can be identified without a high-frequency benchmark from volatility persistence. Lagged realised measures predict a session's variance but are uncorrelated with its measurement error, so they are valid instruments however strongly the estimators' same-day errors are correlated. The device is the errors-in-variables remedy of Christensen and Prabhala (1998) and the lagged-instrument logic of Hansen and Lunde (2014); only its application to daily-bar estimators is new here. Security effects are removed by forward orthogonal deviations (Arellano &amp; Bover, 1995), so that no instrument sees the session it instruments. The specification, the decision rules and a Monte Carlo validation on simulated NEPSE-like panels were fixed before any slope was computed on the data.</w:t>
+      </w:r>
+    </w:p>
+    <w:p>
+      <w:pPr/>
+      <w:r>
+        <w:t>The near-unit ratios survive the test (Table 29, Figure 7). Parkinson's calibration slope is 0.919 [0.760, 1.056], Garman-Klass's 0.887 [0.668, 1.078] and Rogers-Satchell's 0.912 [0.650, 1.135]. Every interval contains one, so the frozen verdict for all three is no detectable attenuation, and Parkinson's slope stays between 0.910 and 1.042 across the sensitivity specifications. The additive correction behaves differently. AddRS's ratio of 1.501 on the variance scale decomposes into a slope of 1.344 [1.092, 1.534] and an additive share of 0.157, so its overshoot is mostly a slope problem: it rises about a third more than the proxy when predictable variance rises. An average-price estimator built from the session VWAP is amplified further (1.655 [1.276, 1.959]). The naive statistics a reader might have used instead say nothing about calibration: the OLS slopes of the range estimators on the proxy run from 0.16 to 0.47 and their correlations from 0.19 to 0.72. Three pre-specified predictions failed and are reported as such: no liquidity gradient in the slope (0.082 [-0.163, 0.342]; not detected), no closing-rule effect, and no slope change at the band reform. On NIFTY 50, India VIX, an options-implied forecast unrelated to the daily bar's sampling error, identifies the same slopes as the lagged realised measures (Parkinson 1.005 against 0.996), which corroborates the identification where it can be cross-checked.</w:t>
+      </w:r>
+    </w:p>
+    <w:p>
+      <w:pPr/>
+      <w:r>
+        <w:t>What the test establishes is calibration relative to the open-to-close proxy. It cannot say whether the proxy itself measures efficient within-session variance, because every estimator in the comparison, and the proxy, reads the same opening price. That is the question of Section 6.7.</w:t>
+      </w:r>
+    </w:p>
+    <w:p>
+      <w:pPr/>
+      <w:r>
+        <w:drawing>
+          <wp:inline xmlns:a="http://schemas.openxmlformats.org/drawingml/2006/main" xmlns:pic="http://schemas.openxmlformats.org/drawingml/2006/picture">
+            <wp:extent cx="5486400" cy="2194107"/>
+            <wp:docPr id="7" name="Picture 7"/>
+            <wp:cNvGraphicFramePr>
+              <a:graphicFrameLocks noChangeAspect="1"/>
+            </wp:cNvGraphicFramePr>
+            <a:graphic>
+              <a:graphicData uri="http://schemas.openxmlformats.org/drawingml/2006/picture">
+                <pic:pic>
+                  <pic:nvPicPr>
+                    <pic:cNvPr id="0" name="fig22_calibration_masking.png"/>
+                    <pic:cNvPicPr/>
+                  </pic:nvPicPr>
+                  <pic:blipFill>
+                    <a:blip r:embed="rId17"/>
+                    <a:stretch>
+                      <a:fillRect/>
+                    </a:stretch>
+                  </pic:blipFill>
+                  <pic:spPr>
+                    <a:xfrm>
+                      <a:off x="0" y="0"/>
+                      <a:ext cx="5486400" cy="2194107"/>
+                    </a:xfrm>
+                    <a:prstGeom prst="rect"/>
+                  </pic:spPr>
+                </pic:pic>
+              </a:graphicData>
+            </a:graphic>
+          </wp:inline>
+        </w:drawing>
+      </w:r>
+    </w:p>
+    <w:p>
+      <w:pPr>
+        <w:pStyle w:val="FigureCaption"/>
+      </w:pPr>
+      <w:r>
+        <w:t>Figure 7. Mean ratio to the open-to-close proxy against the instrumented calibration slope, by security-level liquidity quintile, for Parkinson, Garman-Klass and Rogers-Satchell; 95% stationary block-bootstrap intervals. A ratio and a slope are different quantities: the slope is identified from volatility persistence with instruments dated t-1 (Section 6.6). Generated by scripts/34_instrumented_calibration.py.</w:t>
+      </w:r>
+    </w:p>
+    <w:p>
+      <w:pPr>
+        <w:pStyle w:val="Heading2"/>
+      </w:pPr>
+      <w:r>
+        <w:t>6.7 What the opening price measures: a pre-open band reform</w:t>
+      </w:r>
+    </w:p>
+    <w:p>
+      <w:pPr/>
+      <w:r>
+        <w:t>Every within-session estimator reads the opening price: the open-to-close proxy, Garman-Klass and Rogers-Satchell directly, and Parkinson whenever the open is the session's high or low. If the open carries a transient error, the estimators and their benchmark can agree because they share it, while the close-to-close return, which never reads the open, does not. That opening prices set by call auctions can be noisier than closing prices is long established (Amihud &amp; Mendelson, 1987; Stoll &amp; Whaley, 1990); how much of an opening price survives is measured in the price-discovery literature by the unbiasedness regression of the close-to-close return on the opening return (Biais, Hillion &amp; Spatt, 1999; Barclay &amp; Hendershott, 2003). Its slope, b = E[o r]/E[o²] with o = ln(O/C_prev) and r = ln(C/C_prev), equals one when the open anticipates the close. It falls below one when the session undoes part of the opening move, and rises above one when the session completes a move the open only began, as it should when a band truncates the open. Opens equal to the previous close contribute nothing to b, so it is unaffected by auctions that fail to match. The hypotheses and decision rules were frozen before any of these statistics was computed on the data, and the statistics were first checked on simulated panels where the truth is known.</w:t>
+      </w:r>
+    </w:p>
+    <w:p>
+      <w:pPr/>
+      <w:r>
+        <w:t>NEPSE's opening price is mostly transient (Table 30). Under the ±2% pre-open band, b is 0.307 [0.247, 0.376] with a last-trade close, 0.216 [0.128, 0.281] while the close was a fifteen-minute VWAP, and 0.356 [0.252, 0.512] once the last-trade close returned: the session undoes between 64% and 78% of the overnight move. On NIFTY 50, whose open comes from a call auction among liquid constituents, b is 0.929 [0.854, 0.995]. The reversal is not confined to thin securities: b is below one in every security-level liquidity quintile in every regime, between 0.12 and 0.45 under the ±2% band. It is also fast: of the 69 percentage points of the opening move undone in the first regime, 57 are undone before the session's volume-weighted centre and 12 after it.</w:t>
+      </w:r>
+    </w:p>
+    <w:p>
+      <w:pPr/>
+      <w:r>
+        <w:t>On 20 April 2026 NEPSE widened the pre-open band from ±2% to ±5% and the daily limit from ±10% to ±15%, two weeks after moving to a Monday-Friday week. Over the 40 sessions before the week reform b was 0.436; over the 40 after the band reform it was 0.102, a change of -0.333 [-0.627, -0.067]. The nine sessions between the two reforms sit at 0.454, with the earlier window, so the break belongs to the band reform. None of 77 placebo splits of the two pre-reform years, including those straddling both closing-rule changes and the September 2025 market halt, produces a change as large: the most negative is -0.176. The frozen verdict is a sharp break (Table 31, Figure 8), and the jump is unchanged when the post-reform window starts at its sixth session (-0.336). The overnight-intraday reversal E[o c]/E[P] lies between -0.08 and -0.28 in every full month before the reform and between -0.48 and -0.63 in every full month after it.</w:t>
+      </w:r>
+    </w:p>
+    <w:p>
+      <w:pPr/>
+      <w:r>
+        <w:t>The price-limit literature asks whether a binding limit delays the incorporation of information, in which case pinned opens are followed by continuation (Kim &amp; Rhee, 1997), or prevents an overreaction, in which case they are followed by reversal. The frozen test predicted delayed price discovery, and the data reject it: opens pinned at the ±2% band were reversed like every other open (b = 0.447 [0.274, 0.668] in the last pre-reform regime). After the widening, the opens the old band would have pinned retain 0.174 [0.112, 0.249] of their move and those pinned at the new band 0.057 [0.008, 0.121], while opens inside ±1.9% are unchanged (0.249 against 0.261). In a post hoc tabulation, an open pinned at the new upper band (mean +4.86%) is followed by an intraday return of -4.85%, and the close retains 0.4% [-8.0%, 12.0%] of the opening move: on average, the stock ends where it closed the previous session. The narrow band was capping transient opening moves, not holding back information, and widening it let the open travel further from where the session would close. Two qualifications bound this reading. The predicted dose-response, a larger effect for securities the old band bound more often, was not detected (difference-in-differences -0.019 [-0.173, 0.104]; from lowest to highest exposure, b fell from 0.318, 0.323, 0.323 to 0.119, 0.083, 0.105), so the identification rests on timing alone. And the reform changed the band, the daily limit and the circuit breaker together, in a post-reform window of 90 sessions, so the evidence concerns that rule package rather than the band alone.</w:t>
+      </w:r>
+    </w:p>
+    <w:p>
+      <w:pPr/>
+      <w:r>
+        <w:t>Three consequences follow for measurement. First, the exact identity YZ - Var(r) = (1 - k)[mean RS - Var(c)] - 2Cov(o, c) shows what Yang and Zhang's independence assumption costs. Over all 135,899 21-session windows, Yang-Zhang is 1.637 [1.481, 1.847] times the matched close-to-close variance, the 1.280 of Section 6.5 on the standard-deviation scale, and 75.6% [66.2%, 86.9%] of the excess is the overnight-intraday covariance. The ratio rises from 1.551 to 2.682 across the reform (frozen verdict: confirmed), while on NIFTY 50 Yang-Zhang matches close-to-close (0.960 [0.922, 1.006]). Second, Parkinson inherits the open's error whenever the open is the session's high or low, which a non-stale NEPSE open is on 36% of sessions in the first regime and 51% after the reform (post hoc). Third, a ratio to the open-to-close proxy cannot see this. Across the reform Parkinson's ratio to the proxy moves from 0.977 to 0.880, a change of -0.097 [-0.224, 0.024] whose interval contains zero, while its ratio to the noise-robust kernel K = c² + oc + co′, the daily analogue of Zhou's (1996) first-order correction, rises from 1.191 to 2.009, a change of 0.818 [0.362, 1.413] (Table 32). The frozen rule therefore returns 'no inversion established', but the asymmetry is the point. The kernel is unbiased only if the opening error is independent of overnight news, so its shares are estimates under that assumption. A post hoc bound that assumes nothing about that correlation still puts the open's error at no less than 5.0% of the open-to-close proxy in the first regime and 17.2% [13.9%, 19.8%] after the reform, against 48.0% if it is independent of news.</w:t>
+      </w:r>
+    </w:p>
+    <w:p>
+      <w:pPr/>
+      <w:r>
+        <w:t>The close-to-close return is the one measure here that never reads the open, which is why it, rather than a range estimator, is the robust benchmark in a market whose opening auction overreacts. That is consistent with Section 6.3, where close-to-close is nominally ahead of Parkinson on every forward metric. It also accounts for the Yang-Zhang result of Section 6.5, which the earlier sections could only report: the distance from close-to-close is a property of NEPSE's opening price, not of the estimator's arithmetic.</w:t>
+      </w:r>
+    </w:p>
+    <w:p>
+      <w:pPr/>
+      <w:r>
+        <w:drawing>
+          <wp:inline xmlns:a="http://schemas.openxmlformats.org/drawingml/2006/main" xmlns:pic="http://schemas.openxmlformats.org/drawingml/2006/picture">
+            <wp:extent cx="5486400" cy="5728762"/>
+            <wp:docPr id="8" name="Picture 8"/>
+            <wp:cNvGraphicFramePr>
+              <a:graphicFrameLocks noChangeAspect="1"/>
+            </wp:cNvGraphicFramePr>
+            <a:graphic>
+              <a:graphicData uri="http://schemas.openxmlformats.org/drawingml/2006/picture">
+                <pic:pic>
+                  <pic:nvPicPr>
+                    <pic:cNvPr id="0" name="fig23_opening_price.png"/>
+                    <pic:cNvPicPr/>
+                  </pic:nvPicPr>
+                  <pic:blipFill>
+                    <a:blip r:embed="rId18"/>
+                    <a:stretch>
+                      <a:fillRect/>
+                    </a:stretch>
+                  </pic:blipFill>
+                  <pic:spPr>
+                    <a:xfrm>
+                      <a:off x="0" y="0"/>
+                      <a:ext cx="5486400" cy="5728762"/>
+                    </a:xfrm>
+                    <a:prstGeom prst="rect"/>
+                  </pic:spPr>
+                </pic:pic>
+              </a:graphicData>
+            </a:graphic>
+          </wp:inline>
+        </w:drawing>
+      </w:r>
+    </w:p>
+    <w:p>
+      <w:pPr>
+        <w:pStyle w:val="FigureCaption"/>
+      </w:pPr>
+      <w:r>
+        <w:t>Figure 8. What the opening price anticipates. Panel A: the unbiasedness coefficient b = E[o r]/E[o²] by calendar month; Panel B: the overnight-intraday reversal E[o c]/E[P] by month; Panel C: b by tercile of pre-reform exposure to the band, before (A2) and after (C) the band reform; Panel D: the reform's jump in b against the 77 placebo dates. Numbered lines mark the two closing-rule changes, the trading-week reform and, solid, the band reform; 95% stationary block-bootstrap intervals. Generated by scripts/37_opening_price.py.</w:t>
+      </w:r>
+    </w:p>
+    <w:p>
       <w:pPr/>
       <w:r>
         <w:t>Table 6. Liquidity sorting: the published same-day sort against two predetermined sorts, with two-way cluster-bootstrap intervals.</w:t>
@@ -14330,6 +14496,2320 @@
         </w:tc>
       </w:tr>
     </w:tbl>
+    <w:p/>
+    <w:p>
+      <w:pPr/>
+      <w:r>
+        <w:t>Table 29. Calibration slopes against mean ratios: each estimator relative to the matched open-to-close proxy, instrumented by lagged realised measures (Section 6.6; plan M14, frozen before testing).</w:t>
+      </w:r>
+    </w:p>
+    <w:tbl>
+      <w:tblPr>
+        <w:tblStyle w:val="TableGrid"/>
+        <w:tblW w:type="auto" w:w="0"/>
+        <w:tblLook w:firstColumn="1" w:firstRow="1" w:lastColumn="0" w:lastRow="0" w:noHBand="0" w:noVBand="1" w:val="04A0"/>
+      </w:tblPr>
+      <w:tblGrid>
+        <w:gridCol w:w="1072"/>
+        <w:gridCol w:w="1072"/>
+        <w:gridCol w:w="1072"/>
+        <w:gridCol w:w="1072"/>
+        <w:gridCol w:w="1072"/>
+        <w:gridCol w:w="1072"/>
+        <w:gridCol w:w="1072"/>
+        <w:gridCol w:w="1072"/>
+        <w:gridCol w:w="1072"/>
+      </w:tblGrid>
+      <w:tr>
+        <w:trPr>
+          <w:tblHeader/>
+        </w:trPr>
+        <w:tc>
+          <w:tcPr>
+            <w:tcW w:type="dxa" w:w="1072"/>
+          </w:tcPr>
+          <w:p>
+            <w:r>
+              <w:t>Estimator</w:t>
+            </w:r>
+          </w:p>
+        </w:tc>
+        <w:tc>
+          <w:tcPr>
+            <w:tcW w:type="dxa" w:w="1072"/>
+          </w:tcPr>
+          <w:p>
+            <w:r>
+              <w:t>Mean ratio to proxy (variance scale)</w:t>
+            </w:r>
+          </w:p>
+        </w:tc>
+        <w:tc>
+          <w:tcPr>
+            <w:tcW w:type="dxa" w:w="1072"/>
+          </w:tcPr>
+          <w:p>
+            <w:r>
+              <w:t>Calibration slope</w:t>
+            </w:r>
+          </w:p>
+        </w:tc>
+        <w:tc>
+          <w:tcPr>
+            <w:tcW w:type="dxa" w:w="1072"/>
+          </w:tcPr>
+          <w:p>
+            <w:r>
+              <w:t>95% CI</w:t>
+            </w:r>
+          </w:p>
+        </w:tc>
+        <w:tc>
+          <w:tcPr>
+            <w:tcW w:type="dxa" w:w="1072"/>
+          </w:tcPr>
+          <w:p>
+            <w:r>
+              <w:t>Additive share</w:t>
+            </w:r>
+          </w:p>
+        </w:tc>
+        <w:tc>
+          <w:tcPr>
+            <w:tcW w:type="dxa" w:w="1072"/>
+          </w:tcPr>
+          <w:p>
+            <w:r>
+              <w:t>95% CI (additive)</w:t>
+            </w:r>
+          </w:p>
+        </w:tc>
+        <w:tc>
+          <w:tcPr>
+            <w:tcW w:type="dxa" w:w="1072"/>
+          </w:tcPr>
+          <w:p>
+            <w:r>
+              <w:t>OLS slope on proxy</w:t>
+            </w:r>
+          </w:p>
+        </w:tc>
+        <w:tc>
+          <w:tcPr>
+            <w:tcW w:type="dxa" w:w="1072"/>
+          </w:tcPr>
+          <w:p>
+            <w:r>
+              <w:t>Correlation with proxy</w:t>
+            </w:r>
+          </w:p>
+        </w:tc>
+        <w:tc>
+          <w:tcPr>
+            <w:tcW w:type="dxa" w:w="1072"/>
+          </w:tcPr>
+          <w:p>
+            <w:r>
+              <w:t>Reading</w:t>
+            </w:r>
+          </w:p>
+        </w:tc>
+      </w:tr>
+      <w:tr>
+        <w:tc>
+          <w:tcPr>
+            <w:tcW w:type="dxa" w:w="1072"/>
+          </w:tcPr>
+          <w:p>
+            <w:r>
+              <w:t>Parkinson</w:t>
+            </w:r>
+          </w:p>
+        </w:tc>
+        <w:tc>
+          <w:tcPr>
+            <w:tcW w:type="dxa" w:w="1072"/>
+          </w:tcPr>
+          <w:p>
+            <w:r>
+              <w:t>0.988</w:t>
+            </w:r>
+          </w:p>
+        </w:tc>
+        <w:tc>
+          <w:tcPr>
+            <w:tcW w:type="dxa" w:w="1072"/>
+          </w:tcPr>
+          <w:p>
+            <w:r>
+              <w:t>0.919</w:t>
+            </w:r>
+          </w:p>
+        </w:tc>
+        <w:tc>
+          <w:tcPr>
+            <w:tcW w:type="dxa" w:w="1072"/>
+          </w:tcPr>
+          <w:p>
+            <w:r>
+              <w:t>[0.760, 1.056]</w:t>
+            </w:r>
+          </w:p>
+        </w:tc>
+        <w:tc>
+          <w:tcPr>
+            <w:tcW w:type="dxa" w:w="1072"/>
+          </w:tcPr>
+          <w:p>
+            <w:r>
+              <w:t>0.069</w:t>
+            </w:r>
+          </w:p>
+        </w:tc>
+        <w:tc>
+          <w:tcPr>
+            <w:tcW w:type="dxa" w:w="1072"/>
+          </w:tcPr>
+          <w:p>
+            <w:r>
+              <w:t>[-0.052, 0.203]</w:t>
+            </w:r>
+          </w:p>
+        </w:tc>
+        <w:tc>
+          <w:tcPr>
+            <w:tcW w:type="dxa" w:w="1072"/>
+          </w:tcPr>
+          <w:p>
+            <w:r>
+              <w:t>0.469</w:t>
+            </w:r>
+          </w:p>
+        </w:tc>
+        <w:tc>
+          <w:tcPr>
+            <w:tcW w:type="dxa" w:w="1072"/>
+          </w:tcPr>
+          <w:p>
+            <w:r>
+              <w:t>0.722</w:t>
+            </w:r>
+          </w:p>
+        </w:tc>
+        <w:tc>
+          <w:tcPr>
+            <w:tcW w:type="dxa" w:w="1072"/>
+          </w:tcPr>
+          <w:p>
+            <w:r>
+              <w:t>frozen H1 verdict: no detectable attenuation</w:t>
+            </w:r>
+          </w:p>
+        </w:tc>
+      </w:tr>
+      <w:tr>
+        <w:tc>
+          <w:tcPr>
+            <w:tcW w:type="dxa" w:w="1072"/>
+          </w:tcPr>
+          <w:p>
+            <w:r>
+              <w:t>Garman-Klass</w:t>
+            </w:r>
+          </w:p>
+        </w:tc>
+        <w:tc>
+          <w:tcPr>
+            <w:tcW w:type="dxa" w:w="1072"/>
+          </w:tcPr>
+          <w:p>
+            <w:r>
+              <w:t>0.983</w:t>
+            </w:r>
+          </w:p>
+        </w:tc>
+        <w:tc>
+          <w:tcPr>
+            <w:tcW w:type="dxa" w:w="1072"/>
+          </w:tcPr>
+          <w:p>
+            <w:r>
+              <w:t>0.887</w:t>
+            </w:r>
+          </w:p>
+        </w:tc>
+        <w:tc>
+          <w:tcPr>
+            <w:tcW w:type="dxa" w:w="1072"/>
+          </w:tcPr>
+          <w:p>
+            <w:r>
+              <w:t>[0.668, 1.078]</w:t>
+            </w:r>
+          </w:p>
+        </w:tc>
+        <w:tc>
+          <w:tcPr>
+            <w:tcW w:type="dxa" w:w="1072"/>
+          </w:tcPr>
+          <w:p>
+            <w:r>
+              <w:t>0.096</w:t>
+            </w:r>
+          </w:p>
+        </w:tc>
+        <w:tc>
+          <w:tcPr>
+            <w:tcW w:type="dxa" w:w="1072"/>
+          </w:tcPr>
+          <w:p>
+            <w:r>
+              <w:t>[-0.072, 0.282]</w:t>
+            </w:r>
+          </w:p>
+        </w:tc>
+        <w:tc>
+          <w:tcPr>
+            <w:tcW w:type="dxa" w:w="1072"/>
+          </w:tcPr>
+          <w:p>
+            <w:r>
+              <w:t>0.264</w:t>
+            </w:r>
+          </w:p>
+        </w:tc>
+        <w:tc>
+          <w:tcPr>
+            <w:tcW w:type="dxa" w:w="1072"/>
+          </w:tcPr>
+          <w:p>
+            <w:r>
+              <w:t>0.390</w:t>
+            </w:r>
+          </w:p>
+        </w:tc>
+        <w:tc>
+          <w:tcPr>
+            <w:tcW w:type="dxa" w:w="1072"/>
+          </w:tcPr>
+          <w:p>
+            <w:r>
+              <w:t>frozen H1 verdict: no detectable attenuation</w:t>
+            </w:r>
+          </w:p>
+        </w:tc>
+      </w:tr>
+      <w:tr>
+        <w:tc>
+          <w:tcPr>
+            <w:tcW w:type="dxa" w:w="1072"/>
+          </w:tcPr>
+          <w:p>
+            <w:r>
+              <w:t>Rogers-Satchell</w:t>
+            </w:r>
+          </w:p>
+        </w:tc>
+        <w:tc>
+          <w:tcPr>
+            <w:tcW w:type="dxa" w:w="1072"/>
+          </w:tcPr>
+          <w:p>
+            <w:r>
+              <w:t>1.073</w:t>
+            </w:r>
+          </w:p>
+        </w:tc>
+        <w:tc>
+          <w:tcPr>
+            <w:tcW w:type="dxa" w:w="1072"/>
+          </w:tcPr>
+          <w:p>
+            <w:r>
+              <w:t>0.912</w:t>
+            </w:r>
+          </w:p>
+        </w:tc>
+        <w:tc>
+          <w:tcPr>
+            <w:tcW w:type="dxa" w:w="1072"/>
+          </w:tcPr>
+          <w:p>
+            <w:r>
+              <w:t>[0.650, 1.135]</w:t>
+            </w:r>
+          </w:p>
+        </w:tc>
+        <w:tc>
+          <w:tcPr>
+            <w:tcW w:type="dxa" w:w="1072"/>
+          </w:tcPr>
+          <w:p>
+            <w:r>
+              <w:t>0.161</w:t>
+            </w:r>
+          </w:p>
+        </w:tc>
+        <w:tc>
+          <w:tcPr>
+            <w:tcW w:type="dxa" w:w="1072"/>
+          </w:tcPr>
+          <w:p>
+            <w:r>
+              <w:t>[-0.040, 0.386]</w:t>
+            </w:r>
+          </w:p>
+        </w:tc>
+        <w:tc>
+          <w:tcPr>
+            <w:tcW w:type="dxa" w:w="1072"/>
+          </w:tcPr>
+          <w:p>
+            <w:r>
+              <w:t>0.159</w:t>
+            </w:r>
+          </w:p>
+        </w:tc>
+        <w:tc>
+          <w:tcPr>
+            <w:tcW w:type="dxa" w:w="1072"/>
+          </w:tcPr>
+          <w:p>
+            <w:r>
+              <w:t>0.192</w:t>
+            </w:r>
+          </w:p>
+        </w:tc>
+        <w:tc>
+          <w:tcPr>
+            <w:tcW w:type="dxa" w:w="1072"/>
+          </w:tcPr>
+          <w:p>
+            <w:r>
+              <w:t>frozen H1 verdict: no detectable attenuation</w:t>
+            </w:r>
+          </w:p>
+        </w:tc>
+      </w:tr>
+      <w:tr>
+        <w:tc>
+          <w:tcPr>
+            <w:tcW w:type="dxa" w:w="1072"/>
+          </w:tcPr>
+          <w:p>
+            <w:r>
+              <w:t>AddRS</w:t>
+            </w:r>
+          </w:p>
+        </w:tc>
+        <w:tc>
+          <w:tcPr>
+            <w:tcW w:type="dxa" w:w="1072"/>
+          </w:tcPr>
+          <w:p>
+            <w:r>
+              <w:t>1.501</w:t>
+            </w:r>
+          </w:p>
+        </w:tc>
+        <w:tc>
+          <w:tcPr>
+            <w:tcW w:type="dxa" w:w="1072"/>
+          </w:tcPr>
+          <w:p>
+            <w:r>
+              <w:t>1.344</w:t>
+            </w:r>
+          </w:p>
+        </w:tc>
+        <w:tc>
+          <w:tcPr>
+            <w:tcW w:type="dxa" w:w="1072"/>
+          </w:tcPr>
+          <w:p>
+            <w:r>
+              <w:t>[1.092, 1.534]</w:t>
+            </w:r>
+          </w:p>
+        </w:tc>
+        <w:tc>
+          <w:tcPr>
+            <w:tcW w:type="dxa" w:w="1072"/>
+          </w:tcPr>
+          <w:p>
+            <w:r>
+              <w:t>0.157</w:t>
+            </w:r>
+          </w:p>
+        </w:tc>
+        <w:tc>
+          <w:tcPr>
+            <w:tcW w:type="dxa" w:w="1072"/>
+          </w:tcPr>
+          <w:p>
+            <w:r>
+              <w:t>[-0.020, 0.369]</w:t>
+            </w:r>
+          </w:p>
+        </w:tc>
+        <w:tc>
+          <w:tcPr>
+            <w:tcW w:type="dxa" w:w="1072"/>
+          </w:tcPr>
+          <w:p>
+            <w:r>
+              <w:t>0.691</w:t>
+            </w:r>
+          </w:p>
+        </w:tc>
+        <w:tc>
+          <w:tcPr>
+            <w:tcW w:type="dxa" w:w="1072"/>
+          </w:tcPr>
+          <w:p>
+            <w:r>
+              <w:t>0.652</w:t>
+            </w:r>
+          </w:p>
+        </w:tc>
+        <w:tc>
+          <w:tcPr>
+            <w:tcW w:type="dxa" w:w="1072"/>
+          </w:tcPr>
+          <w:p>
+            <w:r>
+              <w:t>slope interval above one (reported; not a decision hypothesis)</w:t>
+            </w:r>
+          </w:p>
+        </w:tc>
+      </w:tr>
+      <w:tr>
+        <w:tc>
+          <w:tcPr>
+            <w:tcW w:type="dxa" w:w="1072"/>
+          </w:tcPr>
+          <w:p>
+            <w:r>
+              <w:t>Average-price (VWAP) estimator</w:t>
+            </w:r>
+          </w:p>
+        </w:tc>
+        <w:tc>
+          <w:tcPr>
+            <w:tcW w:type="dxa" w:w="1072"/>
+          </w:tcPr>
+          <w:p>
+            <w:r>
+              <w:t>1.585</w:t>
+            </w:r>
+          </w:p>
+        </w:tc>
+        <w:tc>
+          <w:tcPr>
+            <w:tcW w:type="dxa" w:w="1072"/>
+          </w:tcPr>
+          <w:p>
+            <w:r>
+              <w:t>1.655</w:t>
+            </w:r>
+          </w:p>
+        </w:tc>
+        <w:tc>
+          <w:tcPr>
+            <w:tcW w:type="dxa" w:w="1072"/>
+          </w:tcPr>
+          <w:p>
+            <w:r>
+              <w:t>[1.276, 1.959]</w:t>
+            </w:r>
+          </w:p>
+        </w:tc>
+        <w:tc>
+          <w:tcPr>
+            <w:tcW w:type="dxa" w:w="1072"/>
+          </w:tcPr>
+          <w:p>
+            <w:r>
+              <w:t>-0.070</w:t>
+            </w:r>
+          </w:p>
+        </w:tc>
+        <w:tc>
+          <w:tcPr>
+            <w:tcW w:type="dxa" w:w="1072"/>
+          </w:tcPr>
+          <w:p>
+            <w:r>
+              <w:t>[-0.346, 0.256]</w:t>
+            </w:r>
+          </w:p>
+        </w:tc>
+        <w:tc>
+          <w:tcPr>
+            <w:tcW w:type="dxa" w:w="1072"/>
+          </w:tcPr>
+          <w:p>
+            <w:r>
+              <w:t>1.082</w:t>
+            </w:r>
+          </w:p>
+        </w:tc>
+        <w:tc>
+          <w:tcPr>
+            <w:tcW w:type="dxa" w:w="1072"/>
+          </w:tcPr>
+          <w:p>
+            <w:r>
+              <w:t>0.667</w:t>
+            </w:r>
+          </w:p>
+        </w:tc>
+        <w:tc>
+          <w:tcPr>
+            <w:tcW w:type="dxa" w:w="1072"/>
+          </w:tcPr>
+          <w:p>
+            <w:r>
+              <w:t>slope interval above one (reported; not a decision hypothesis)</w:t>
+            </w:r>
+          </w:p>
+        </w:tc>
+      </w:tr>
+    </w:tbl>
+    <w:p/>
+    <w:p>
+      <w:pPr/>
+      <w:r>
+        <w:t>Table 30. What the opening price anticipates: the unbiasedness coefficient of the open for the close by market-design regime and opening zone, with NIFTY 50 (Section 6.7; plan M15, frozen before testing).</w:t>
+      </w:r>
+    </w:p>
+    <w:tbl>
+      <w:tblPr>
+        <w:tblStyle w:val="TableGrid"/>
+        <w:tblW w:type="auto" w:w="0"/>
+        <w:tblLook w:firstColumn="1" w:firstRow="1" w:lastColumn="0" w:lastRow="0" w:noHBand="0" w:noVBand="1" w:val="04A0"/>
+      </w:tblPr>
+      <w:tblGrid>
+        <w:gridCol w:w="804"/>
+        <w:gridCol w:w="804"/>
+        <w:gridCol w:w="804"/>
+        <w:gridCol w:w="804"/>
+        <w:gridCol w:w="804"/>
+        <w:gridCol w:w="804"/>
+        <w:gridCol w:w="804"/>
+        <w:gridCol w:w="804"/>
+        <w:gridCol w:w="804"/>
+        <w:gridCol w:w="804"/>
+        <w:gridCol w:w="804"/>
+        <w:gridCol w:w="804"/>
+      </w:tblGrid>
+      <w:tr>
+        <w:trPr>
+          <w:tblHeader/>
+        </w:trPr>
+        <w:tc>
+          <w:tcPr>
+            <w:tcW w:type="dxa" w:w="804"/>
+          </w:tcPr>
+          <w:p>
+            <w:r>
+              <w:t>Market and regime</w:t>
+            </w:r>
+          </w:p>
+        </w:tc>
+        <w:tc>
+          <w:tcPr>
+            <w:tcW w:type="dxa" w:w="804"/>
+          </w:tcPr>
+          <w:p>
+            <w:r>
+              <w:t>Dates</w:t>
+            </w:r>
+          </w:p>
+        </w:tc>
+        <w:tc>
+          <w:tcPr>
+            <w:tcW w:type="dxa" w:w="804"/>
+          </w:tcPr>
+          <w:p>
+            <w:r>
+              <w:t>Rules</w:t>
+            </w:r>
+          </w:p>
+        </w:tc>
+        <w:tc>
+          <w:tcPr>
+            <w:tcW w:type="dxa" w:w="804"/>
+          </w:tcPr>
+          <w:p>
+            <w:r>
+              <w:t>Stock-days</w:t>
+            </w:r>
+          </w:p>
+        </w:tc>
+        <w:tc>
+          <w:tcPr>
+            <w:tcW w:type="dxa" w:w="804"/>
+          </w:tcPr>
+          <w:p>
+            <w:r>
+              <w:t>b, all opens</w:t>
+            </w:r>
+          </w:p>
+        </w:tc>
+        <w:tc>
+          <w:tcPr>
+            <w:tcW w:type="dxa" w:w="804"/>
+          </w:tcPr>
+          <w:p>
+            <w:r>
+              <w:t>95% CI</w:t>
+            </w:r>
+          </w:p>
+        </w:tc>
+        <w:tc>
+          <w:tcPr>
+            <w:tcW w:type="dxa" w:w="804"/>
+          </w:tcPr>
+          <w:p>
+            <w:r>
+              <w:t>b, band-pinned opens [95% CI]</w:t>
+            </w:r>
+          </w:p>
+        </w:tc>
+        <w:tc>
+          <w:tcPr>
+            <w:tcW w:type="dxa" w:w="804"/>
+          </w:tcPr>
+          <w:p>
+            <w:r>
+              <w:t>b, opens inside ±1.9% [95% CI]</w:t>
+            </w:r>
+          </w:p>
+        </w:tc>
+        <w:tc>
+          <w:tcPr>
+            <w:tcW w:type="dxa" w:w="804"/>
+          </w:tcPr>
+          <w:p>
+            <w:r>
+              <w:t>b, opens between ±1.9% and ±4.9% [95% CI]</w:t>
+            </w:r>
+          </w:p>
+        </w:tc>
+        <w:tc>
+          <w:tcPr>
+            <w:tcW w:type="dxa" w:w="804"/>
+          </w:tcPr>
+          <w:p>
+            <w:r>
+              <w:t>E[o c]/E[P] [95% CI]</w:t>
+            </w:r>
+          </w:p>
+        </w:tc>
+        <w:tc>
+          <w:tcPr>
+            <w:tcW w:type="dxa" w:w="804"/>
+          </w:tcPr>
+          <w:p>
+            <w:r>
+              <w:t>Opens pinned at the band</w:t>
+            </w:r>
+          </w:p>
+        </w:tc>
+        <w:tc>
+          <w:tcPr>
+            <w:tcW w:type="dxa" w:w="804"/>
+          </w:tcPr>
+          <w:p>
+            <w:r>
+              <w:t>Opens equal to the previous close</w:t>
+            </w:r>
+          </w:p>
+        </w:tc>
+      </w:tr>
+      <w:tr>
+        <w:tc>
+          <w:tcPr>
+            <w:tcW w:type="dxa" w:w="804"/>
+          </w:tcPr>
+          <w:p>
+            <w:r>
+              <w:t>NEPSE A1</w:t>
+            </w:r>
+          </w:p>
+        </w:tc>
+        <w:tc>
+          <w:tcPr>
+            <w:tcW w:type="dxa" w:w="804"/>
+          </w:tcPr>
+          <w:p>
+            <w:r>
+              <w:t>2024-03-04 to 2025-03-19</w:t>
+            </w:r>
+          </w:p>
+        </w:tc>
+        <w:tc>
+          <w:tcPr>
+            <w:tcW w:type="dxa" w:w="804"/>
+          </w:tcPr>
+          <w:p>
+            <w:r>
+              <w:t>last-trade close; ±2% band; ±10% limit</w:t>
+            </w:r>
+          </w:p>
+        </w:tc>
+        <w:tc>
+          <w:tcPr>
+            <w:tcW w:type="dxa" w:w="804"/>
+          </w:tcPr>
+          <w:p>
+            <w:r>
+              <w:t>58,015</w:t>
+            </w:r>
+          </w:p>
+        </w:tc>
+        <w:tc>
+          <w:tcPr>
+            <w:tcW w:type="dxa" w:w="804"/>
+          </w:tcPr>
+          <w:p>
+            <w:r>
+              <w:t>0.307</w:t>
+            </w:r>
+          </w:p>
+        </w:tc>
+        <w:tc>
+          <w:tcPr>
+            <w:tcW w:type="dxa" w:w="804"/>
+          </w:tcPr>
+          <w:p>
+            <w:r>
+              <w:t>[0.247, 0.376]</w:t>
+            </w:r>
+          </w:p>
+        </w:tc>
+        <w:tc>
+          <w:tcPr>
+            <w:tcW w:type="dxa" w:w="804"/>
+          </w:tcPr>
+          <w:p>
+            <w:r>
+              <w:t>0.349 [0.277, 0.434]</w:t>
+            </w:r>
+          </w:p>
+        </w:tc>
+        <w:tc>
+          <w:tcPr>
+            <w:tcW w:type="dxa" w:w="804"/>
+          </w:tcPr>
+          <w:p>
+            <w:r>
+              <w:t>0.253 [0.194, 0.314]</w:t>
+            </w:r>
+          </w:p>
+        </w:tc>
+        <w:tc>
+          <w:tcPr>
+            <w:tcW w:type="dxa" w:w="804"/>
+          </w:tcPr>
+          <w:p>
+            <w:r/>
+          </w:p>
+        </w:tc>
+        <w:tc>
+          <w:tcPr>
+            <w:tcW w:type="dxa" w:w="804"/>
+          </w:tcPr>
+          <w:p>
+            <w:r>
+              <w:t>-0.149 [-0.183, -0.120]</w:t>
+            </w:r>
+          </w:p>
+        </w:tc>
+        <w:tc>
+          <w:tcPr>
+            <w:tcW w:type="dxa" w:w="804"/>
+          </w:tcPr>
+          <w:p>
+            <w:r>
+              <w:t>27.0%</w:t>
+            </w:r>
+          </w:p>
+        </w:tc>
+        <w:tc>
+          <w:tcPr>
+            <w:tcW w:type="dxa" w:w="804"/>
+          </w:tcPr>
+          <w:p>
+            <w:r>
+              <w:t>10.7%</w:t>
+            </w:r>
+          </w:p>
+        </w:tc>
+      </w:tr>
+      <w:tr>
+        <w:tc>
+          <w:tcPr>
+            <w:tcW w:type="dxa" w:w="804"/>
+          </w:tcPr>
+          <w:p>
+            <w:r>
+              <w:t>NEPSE B</w:t>
+            </w:r>
+          </w:p>
+        </w:tc>
+        <w:tc>
+          <w:tcPr>
+            <w:tcW w:type="dxa" w:w="804"/>
+          </w:tcPr>
+          <w:p>
+            <w:r>
+              <w:t>2025-03-20 to 2025-09-21</w:t>
+            </w:r>
+          </w:p>
+        </w:tc>
+        <w:tc>
+          <w:tcPr>
+            <w:tcW w:type="dxa" w:w="804"/>
+          </w:tcPr>
+          <w:p>
+            <w:r>
+              <w:t>15-minute VWAP close; ±2% band; ±10% limit</w:t>
+            </w:r>
+          </w:p>
+        </w:tc>
+        <w:tc>
+          <w:tcPr>
+            <w:tcW w:type="dxa" w:w="804"/>
+          </w:tcPr>
+          <w:p>
+            <w:r>
+              <w:t>28,660</w:t>
+            </w:r>
+          </w:p>
+        </w:tc>
+        <w:tc>
+          <w:tcPr>
+            <w:tcW w:type="dxa" w:w="804"/>
+          </w:tcPr>
+          <w:p>
+            <w:r>
+              <w:t>0.216</w:t>
+            </w:r>
+          </w:p>
+        </w:tc>
+        <w:tc>
+          <w:tcPr>
+            <w:tcW w:type="dxa" w:w="804"/>
+          </w:tcPr>
+          <w:p>
+            <w:r>
+              <w:t>[0.128, 0.281]</w:t>
+            </w:r>
+          </w:p>
+        </w:tc>
+        <w:tc>
+          <w:tcPr>
+            <w:tcW w:type="dxa" w:w="804"/>
+          </w:tcPr>
+          <w:p>
+            <w:r>
+              <w:t>0.242 [0.116, 0.331]</w:t>
+            </w:r>
+          </w:p>
+        </w:tc>
+        <w:tc>
+          <w:tcPr>
+            <w:tcW w:type="dxa" w:w="804"/>
+          </w:tcPr>
+          <w:p>
+            <w:r>
+              <w:t>0.188 [0.098, 0.262]</w:t>
+            </w:r>
+          </w:p>
+        </w:tc>
+        <w:tc>
+          <w:tcPr>
+            <w:tcW w:type="dxa" w:w="804"/>
+          </w:tcPr>
+          <w:p>
+            <w:r/>
+          </w:p>
+        </w:tc>
+        <w:tc>
+          <w:tcPr>
+            <w:tcW w:type="dxa" w:w="804"/>
+          </w:tcPr>
+          <w:p>
+            <w:r>
+              <w:t>-0.213 [-0.247, -0.187]</w:t>
+            </w:r>
+          </w:p>
+        </w:tc>
+        <w:tc>
+          <w:tcPr>
+            <w:tcW w:type="dxa" w:w="804"/>
+          </w:tcPr>
+          <w:p>
+            <w:r>
+              <w:t>21.9%</w:t>
+            </w:r>
+          </w:p>
+        </w:tc>
+        <w:tc>
+          <w:tcPr>
+            <w:tcW w:type="dxa" w:w="804"/>
+          </w:tcPr>
+          <w:p>
+            <w:r>
+              <w:t>3.0%</w:t>
+            </w:r>
+          </w:p>
+        </w:tc>
+      </w:tr>
+      <w:tr>
+        <w:tc>
+          <w:tcPr>
+            <w:tcW w:type="dxa" w:w="804"/>
+          </w:tcPr>
+          <w:p>
+            <w:r>
+              <w:t>NEPSE A2</w:t>
+            </w:r>
+          </w:p>
+        </w:tc>
+        <w:tc>
+          <w:tcPr>
+            <w:tcW w:type="dxa" w:w="804"/>
+          </w:tcPr>
+          <w:p>
+            <w:r>
+              <w:t>2025-09-23 to 2026-04-19</w:t>
+            </w:r>
+          </w:p>
+        </w:tc>
+        <w:tc>
+          <w:tcPr>
+            <w:tcW w:type="dxa" w:w="804"/>
+          </w:tcPr>
+          <w:p>
+            <w:r>
+              <w:t>last-trade close; ±2% band; ±10% limit</w:t>
+            </w:r>
+          </w:p>
+        </w:tc>
+        <w:tc>
+          <w:tcPr>
+            <w:tcW w:type="dxa" w:w="804"/>
+          </w:tcPr>
+          <w:p>
+            <w:r>
+              <w:t>31,777</w:t>
+            </w:r>
+          </w:p>
+        </w:tc>
+        <w:tc>
+          <w:tcPr>
+            <w:tcW w:type="dxa" w:w="804"/>
+          </w:tcPr>
+          <w:p>
+            <w:r>
+              <w:t>0.356</w:t>
+            </w:r>
+          </w:p>
+        </w:tc>
+        <w:tc>
+          <w:tcPr>
+            <w:tcW w:type="dxa" w:w="804"/>
+          </w:tcPr>
+          <w:p>
+            <w:r>
+              <w:t>[0.252, 0.512]</w:t>
+            </w:r>
+          </w:p>
+        </w:tc>
+        <w:tc>
+          <w:tcPr>
+            <w:tcW w:type="dxa" w:w="804"/>
+          </w:tcPr>
+          <w:p>
+            <w:r>
+              <w:t>0.447 [0.274, 0.668]</w:t>
+            </w:r>
+          </w:p>
+        </w:tc>
+        <w:tc>
+          <w:tcPr>
+            <w:tcW w:type="dxa" w:w="804"/>
+          </w:tcPr>
+          <w:p>
+            <w:r>
+              <w:t>0.261 [0.182, 0.386]</w:t>
+            </w:r>
+          </w:p>
+        </w:tc>
+        <w:tc>
+          <w:tcPr>
+            <w:tcW w:type="dxa" w:w="804"/>
+          </w:tcPr>
+          <w:p>
+            <w:r/>
+          </w:p>
+        </w:tc>
+        <w:tc>
+          <w:tcPr>
+            <w:tcW w:type="dxa" w:w="804"/>
+          </w:tcPr>
+          <w:p>
+            <w:r>
+              <w:t>-0.180 [-0.226, -0.127]</w:t>
+            </w:r>
+          </w:p>
+        </w:tc>
+        <w:tc>
+          <w:tcPr>
+            <w:tcW w:type="dxa" w:w="804"/>
+          </w:tcPr>
+          <w:p>
+            <w:r>
+              <w:t>21.3%</w:t>
+            </w:r>
+          </w:p>
+        </w:tc>
+        <w:tc>
+          <w:tcPr>
+            <w:tcW w:type="dxa" w:w="804"/>
+          </w:tcPr>
+          <w:p>
+            <w:r>
+              <w:t>11.8%</w:t>
+            </w:r>
+          </w:p>
+        </w:tc>
+      </w:tr>
+      <w:tr>
+        <w:tc>
+          <w:tcPr>
+            <w:tcW w:type="dxa" w:w="804"/>
+          </w:tcPr>
+          <w:p>
+            <w:r>
+              <w:t>NEPSE C</w:t>
+            </w:r>
+          </w:p>
+        </w:tc>
+        <w:tc>
+          <w:tcPr>
+            <w:tcW w:type="dxa" w:w="804"/>
+          </w:tcPr>
+          <w:p>
+            <w:r>
+              <w:t>2026-04-20 to 2026-08-26</w:t>
+            </w:r>
+          </w:p>
+        </w:tc>
+        <w:tc>
+          <w:tcPr>
+            <w:tcW w:type="dxa" w:w="804"/>
+          </w:tcPr>
+          <w:p>
+            <w:r>
+              <w:t>last-trade close; ±5% band; ±15% limit</w:t>
+            </w:r>
+          </w:p>
+        </w:tc>
+        <w:tc>
+          <w:tcPr>
+            <w:tcW w:type="dxa" w:w="804"/>
+          </w:tcPr>
+          <w:p>
+            <w:r>
+              <w:t>24,518</w:t>
+            </w:r>
+          </w:p>
+        </w:tc>
+        <w:tc>
+          <w:tcPr>
+            <w:tcW w:type="dxa" w:w="804"/>
+          </w:tcPr>
+          <w:p>
+            <w:r>
+              <w:t>0.130</w:t>
+            </w:r>
+          </w:p>
+        </w:tc>
+        <w:tc>
+          <w:tcPr>
+            <w:tcW w:type="dxa" w:w="804"/>
+          </w:tcPr>
+          <w:p>
+            <w:r>
+              <w:t>[0.082, 0.196]</w:t>
+            </w:r>
+          </w:p>
+        </w:tc>
+        <w:tc>
+          <w:tcPr>
+            <w:tcW w:type="dxa" w:w="804"/>
+          </w:tcPr>
+          <w:p>
+            <w:r>
+              <w:t>0.057 [0.008, 0.121]</w:t>
+            </w:r>
+          </w:p>
+        </w:tc>
+        <w:tc>
+          <w:tcPr>
+            <w:tcW w:type="dxa" w:w="804"/>
+          </w:tcPr>
+          <w:p>
+            <w:r>
+              <w:t>0.249 [0.100, 0.385]</w:t>
+            </w:r>
+          </w:p>
+        </w:tc>
+        <w:tc>
+          <w:tcPr>
+            <w:tcW w:type="dxa" w:w="804"/>
+          </w:tcPr>
+          <w:p>
+            <w:r>
+              <w:t>0.174 [0.112, 0.249]</w:t>
+            </w:r>
+          </w:p>
+        </w:tc>
+        <w:tc>
+          <w:tcPr>
+            <w:tcW w:type="dxa" w:w="804"/>
+          </w:tcPr>
+          <w:p>
+            <w:r>
+              <w:t>-0.545 [-0.621, -0.456]</w:t>
+            </w:r>
+          </w:p>
+        </w:tc>
+        <w:tc>
+          <w:tcPr>
+            <w:tcW w:type="dxa" w:w="804"/>
+          </w:tcPr>
+          <w:p>
+            <w:r>
+              <w:t>7.2%</w:t>
+            </w:r>
+          </w:p>
+        </w:tc>
+        <w:tc>
+          <w:tcPr>
+            <w:tcW w:type="dxa" w:w="804"/>
+          </w:tcPr>
+          <w:p>
+            <w:r>
+              <w:t>17.4%</w:t>
+            </w:r>
+          </w:p>
+        </w:tc>
+      </w:tr>
+      <w:tr>
+        <w:tc>
+          <w:tcPr>
+            <w:tcW w:type="dxa" w:w="804"/>
+          </w:tcPr>
+          <w:p>
+            <w:r>
+              <w:t>NIFTY 50 (excl. 2012-10-05)</w:t>
+            </w:r>
+          </w:p>
+        </w:tc>
+        <w:tc>
+          <w:tcPr>
+            <w:tcW w:type="dxa" w:w="804"/>
+          </w:tcPr>
+          <w:p>
+            <w:r>
+              <w:t>2010-01-04 to 2026-06-12</w:t>
+            </w:r>
+          </w:p>
+        </w:tc>
+        <w:tc>
+          <w:tcPr>
+            <w:tcW w:type="dxa" w:w="804"/>
+          </w:tcPr>
+          <w:p>
+            <w:r>
+              <w:t>index; call-auction open</w:t>
+            </w:r>
+          </w:p>
+        </w:tc>
+        <w:tc>
+          <w:tcPr>
+            <w:tcW w:type="dxa" w:w="804"/>
+          </w:tcPr>
+          <w:p>
+            <w:r>
+              <w:t>4,035</w:t>
+            </w:r>
+          </w:p>
+        </w:tc>
+        <w:tc>
+          <w:tcPr>
+            <w:tcW w:type="dxa" w:w="804"/>
+          </w:tcPr>
+          <w:p>
+            <w:r>
+              <w:t>0.929</w:t>
+            </w:r>
+          </w:p>
+        </w:tc>
+        <w:tc>
+          <w:tcPr>
+            <w:tcW w:type="dxa" w:w="804"/>
+          </w:tcPr>
+          <w:p>
+            <w:r>
+              <w:t>[0.854, 0.995]</w:t>
+            </w:r>
+          </w:p>
+        </w:tc>
+        <w:tc>
+          <w:tcPr>
+            <w:tcW w:type="dxa" w:w="804"/>
+          </w:tcPr>
+          <w:p>
+            <w:r/>
+          </w:p>
+        </w:tc>
+        <w:tc>
+          <w:tcPr>
+            <w:tcW w:type="dxa" w:w="804"/>
+          </w:tcPr>
+          <w:p>
+            <w:r/>
+          </w:p>
+        </w:tc>
+        <w:tc>
+          <w:tcPr>
+            <w:tcW w:type="dxa" w:w="804"/>
+          </w:tcPr>
+          <w:p>
+            <w:r/>
+          </w:p>
+        </w:tc>
+        <w:tc>
+          <w:tcPr>
+            <w:tcW w:type="dxa" w:w="804"/>
+          </w:tcPr>
+          <w:p>
+            <w:r>
+              <w:t>-0.039 [-0.078, -0.003]</w:t>
+            </w:r>
+          </w:p>
+        </w:tc>
+        <w:tc>
+          <w:tcPr>
+            <w:tcW w:type="dxa" w:w="804"/>
+          </w:tcPr>
+          <w:p>
+            <w:r/>
+          </w:p>
+        </w:tc>
+        <w:tc>
+          <w:tcPr>
+            <w:tcW w:type="dxa" w:w="804"/>
+          </w:tcPr>
+          <w:p>
+            <w:r/>
+          </w:p>
+        </w:tc>
+      </w:tr>
+    </w:tbl>
+    <w:p/>
+    <w:p>
+      <w:pPr/>
+      <w:r>
+        <w:t>Table 31. The pre-open band reform as a natural experiment: the frozen M15 tests and their verdicts, applied mechanically.</w:t>
+      </w:r>
+    </w:p>
+    <w:tbl>
+      <w:tblPr>
+        <w:tblStyle w:val="TableGrid"/>
+        <w:tblW w:type="auto" w:w="0"/>
+        <w:tblLook w:firstColumn="1" w:firstRow="1" w:lastColumn="0" w:lastRow="0" w:noHBand="0" w:noVBand="1" w:val="04A0"/>
+      </w:tblPr>
+      <w:tblGrid>
+        <w:gridCol w:w="2412"/>
+        <w:gridCol w:w="2412"/>
+        <w:gridCol w:w="2412"/>
+        <w:gridCol w:w="2412"/>
+      </w:tblGrid>
+      <w:tr>
+        <w:trPr>
+          <w:tblHeader/>
+        </w:trPr>
+        <w:tc>
+          <w:tcPr>
+            <w:tcW w:type="dxa" w:w="2412"/>
+          </w:tcPr>
+          <w:p>
+            <w:r>
+              <w:t>Hypothesis</w:t>
+            </w:r>
+          </w:p>
+        </w:tc>
+        <w:tc>
+          <w:tcPr>
+            <w:tcW w:type="dxa" w:w="2412"/>
+          </w:tcPr>
+          <w:p>
+            <w:r>
+              <w:t>Statistic</w:t>
+            </w:r>
+          </w:p>
+        </w:tc>
+        <w:tc>
+          <w:tcPr>
+            <w:tcW w:type="dxa" w:w="2412"/>
+          </w:tcPr>
+          <w:p>
+            <w:r>
+              <w:t>Estimate [95% CI]</w:t>
+            </w:r>
+          </w:p>
+        </w:tc>
+        <w:tc>
+          <w:tcPr>
+            <w:tcW w:type="dxa" w:w="2412"/>
+          </w:tcPr>
+          <w:p>
+            <w:r>
+              <w:t>Verdict (frozen rule, applied mechanically)</w:t>
+            </w:r>
+          </w:p>
+        </w:tc>
+      </w:tr>
+      <w:tr>
+        <w:tc>
+          <w:tcPr>
+            <w:tcW w:type="dxa" w:w="2412"/>
+          </w:tcPr>
+          <w:p>
+            <w:r>
+              <w:t>H7</w:t>
+            </w:r>
+          </w:p>
+        </w:tc>
+        <w:tc>
+          <w:tcPr>
+            <w:tcW w:type="dxa" w:w="2412"/>
+          </w:tcPr>
+          <w:p>
+            <w:r>
+              <w:t>jump in b, 40 sessions from 2026-04-20 minus the 40 ending 2026-04-05 (predicted &lt; 0)</w:t>
+            </w:r>
+          </w:p>
+        </w:tc>
+        <w:tc>
+          <w:tcPr>
+            <w:tcW w:type="dxa" w:w="2412"/>
+          </w:tcPr>
+          <w:p>
+            <w:r>
+              <w:t>-0.333 [-0.627, -0.067]; placebo jumps 77, min -0.176, max 0.289; placebos at or below the actual jump: 0</w:t>
+            </w:r>
+          </w:p>
+        </w:tc>
+        <w:tc>
+          <w:tcPr>
+            <w:tcW w:type="dxa" w:w="2412"/>
+          </w:tcPr>
+          <w:p>
+            <w:r>
+              <w:t>sharp break</w:t>
+            </w:r>
+          </w:p>
+        </w:tc>
+      </w:tr>
+      <w:tr>
+        <w:tc>
+          <w:tcPr>
+            <w:tcW w:type="dxa" w:w="2412"/>
+          </w:tcPr>
+          <w:p>
+            <w:r>
+              <w:t>H8</w:t>
+            </w:r>
+          </w:p>
+        </w:tc>
+        <w:tc>
+          <w:tcPr>
+            <w:tcW w:type="dxa" w:w="2412"/>
+          </w:tcPr>
+          <w:p>
+            <w:r>
+              <w:t>DiD in b, top minus bottom tercile of pre-reform pinned share, C minus A2 (predicted &lt; 0)</w:t>
+            </w:r>
+          </w:p>
+        </w:tc>
+        <w:tc>
+          <w:tcPr>
+            <w:tcW w:type="dxa" w:w="2412"/>
+          </w:tcPr>
+          <w:p>
+            <w:r>
+              <w:t>DiD -0.019 [-0.173, 0.104]; placebo DiD -0.011 [-0.242, 0.179]</w:t>
+            </w:r>
+          </w:p>
+        </w:tc>
+        <w:tc>
+          <w:tcPr>
+            <w:tcW w:type="dxa" w:w="2412"/>
+          </w:tcPr>
+          <w:p>
+            <w:r>
+              <w:t>not detected</w:t>
+            </w:r>
+          </w:p>
+        </w:tc>
+      </w:tr>
+      <w:tr>
+        <w:tc>
+          <w:tcPr>
+            <w:tcW w:type="dxa" w:w="2412"/>
+          </w:tcPr>
+          <w:p>
+            <w:r>
+              <w:t>H9(a)</w:t>
+            </w:r>
+          </w:p>
+        </w:tc>
+        <w:tc>
+          <w:tcPr>
+            <w:tcW w:type="dxa" w:w="2412"/>
+          </w:tcPr>
+          <w:p>
+            <w:r>
+              <w:t>b, pinned opens in A2 (predicted &gt; 1)</w:t>
+            </w:r>
+          </w:p>
+        </w:tc>
+        <w:tc>
+          <w:tcPr>
+            <w:tcW w:type="dxa" w:w="2412"/>
+          </w:tcPr>
+          <w:p>
+            <w:r>
+              <w:t>0.447 [0.274, 0.668]</w:t>
+            </w:r>
+          </w:p>
+        </w:tc>
+        <w:tc>
+          <w:tcPr>
+            <w:tcW w:type="dxa" w:w="2412"/>
+          </w:tcPr>
+          <w:p>
+            <w:r>
+              <w:t>not detected</w:t>
+            </w:r>
+          </w:p>
+        </w:tc>
+      </w:tr>
+      <w:tr>
+        <w:tc>
+          <w:tcPr>
+            <w:tcW w:type="dxa" w:w="2412"/>
+          </w:tcPr>
+          <w:p>
+            <w:r>
+              <w:t>H9(b)</w:t>
+            </w:r>
+          </w:p>
+        </w:tc>
+        <w:tc>
+          <w:tcPr>
+            <w:tcW w:type="dxa" w:w="2412"/>
+          </w:tcPr>
+          <w:p>
+            <w:r>
+              <w:t>b, opens in the old-band zone in C (predicted &lt; 1)</w:t>
+            </w:r>
+          </w:p>
+        </w:tc>
+        <w:tc>
+          <w:tcPr>
+            <w:tcW w:type="dxa" w:w="2412"/>
+          </w:tcPr>
+          <w:p>
+            <w:r>
+              <w:t>0.174 [0.112, 0.249]</w:t>
+            </w:r>
+          </w:p>
+        </w:tc>
+        <w:tc>
+          <w:tcPr>
+            <w:tcW w:type="dxa" w:w="2412"/>
+          </w:tcPr>
+          <w:p>
+            <w:r>
+              <w:t>overshoot where the band used to bind</w:t>
+            </w:r>
+          </w:p>
+        </w:tc>
+      </w:tr>
+      <w:tr>
+        <w:tc>
+          <w:tcPr>
+            <w:tcW w:type="dxa" w:w="2412"/>
+          </w:tcPr>
+          <w:p>
+            <w:r>
+              <w:t>H9</w:t>
+            </w:r>
+          </w:p>
+        </w:tc>
+        <w:tc>
+          <w:tcPr>
+            <w:tcW w:type="dxa" w:w="2412"/>
+          </w:tcPr>
+          <w:p>
+            <w:r>
+              <w:t>joint verdict</w:t>
+            </w:r>
+          </w:p>
+        </w:tc>
+        <w:tc>
+          <w:tcPr>
+            <w:tcW w:type="dxa" w:w="2412"/>
+          </w:tcPr>
+          <w:p>
+            <w:r/>
+          </w:p>
+        </w:tc>
+        <w:tc>
+          <w:tcPr>
+            <w:tcW w:type="dxa" w:w="2412"/>
+          </w:tcPr>
+          <w:p>
+            <w:r>
+              <w:t>overshoot only</w:t>
+            </w:r>
+          </w:p>
+        </w:tc>
+      </w:tr>
+      <w:tr>
+        <w:tc>
+          <w:tcPr>
+            <w:tcW w:type="dxa" w:w="2412"/>
+          </w:tcPr>
+          <w:p>
+            <w:r>
+              <w:t>H9(c) (reported)</w:t>
+            </w:r>
+          </w:p>
+        </w:tc>
+        <w:tc>
+          <w:tcPr>
+            <w:tcW w:type="dxa" w:w="2412"/>
+          </w:tcPr>
+          <w:p>
+            <w:r>
+              <w:t>b, interior opens, C minus A2</w:t>
+            </w:r>
+          </w:p>
+        </w:tc>
+        <w:tc>
+          <w:tcPr>
+            <w:tcW w:type="dxa" w:w="2412"/>
+          </w:tcPr>
+          <w:p>
+            <w:r>
+              <w:t>-0.011 [-0.192, 0.156]</w:t>
+            </w:r>
+          </w:p>
+        </w:tc>
+        <w:tc>
+          <w:tcPr>
+            <w:tcW w:type="dxa" w:w="2412"/>
+          </w:tcPr>
+          <w:p>
+            <w:r>
+              <w:t>concentrated where the band bound</w:t>
+            </w:r>
+          </w:p>
+        </w:tc>
+      </w:tr>
+      <w:tr>
+        <w:tc>
+          <w:tcPr>
+            <w:tcW w:type="dxa" w:w="2412"/>
+          </w:tcPr>
+          <w:p>
+            <w:r>
+              <w:t>H10 (consequence)</w:t>
+            </w:r>
+          </w:p>
+        </w:tc>
+        <w:tc>
+          <w:tcPr>
+            <w:tcW w:type="dxa" w:w="2412"/>
+          </w:tcPr>
+          <w:p>
+            <w:r>
+              <w:t>change A2 to C in E[P]/E[OC] and in E[P]/E[K] (point estimates known before freezing)</w:t>
+            </w:r>
+          </w:p>
+        </w:tc>
+        <w:tc>
+          <w:tcPr>
+            <w:tcW w:type="dxa" w:w="2412"/>
+          </w:tcPr>
+          <w:p>
+            <w:r>
+              <w:t>E[P]/E[OC] -0.097 [-0.224, 0.024]; E[P]/E[K] 0.818 [0.362, 1.413]</w:t>
+            </w:r>
+          </w:p>
+        </w:tc>
+        <w:tc>
+          <w:tcPr>
+            <w:tcW w:type="dxa" w:w="2412"/>
+          </w:tcPr>
+          <w:p>
+            <w:r>
+              <w:t>no inversion established</w:t>
+            </w:r>
+          </w:p>
+        </w:tc>
+      </w:tr>
+      <w:tr>
+        <w:tc>
+          <w:tcPr>
+            <w:tcW w:type="dxa" w:w="2412"/>
+          </w:tcPr>
+          <w:p>
+            <w:r>
+              <w:t>H11</w:t>
+            </w:r>
+          </w:p>
+        </w:tc>
+        <w:tc>
+          <w:tcPr>
+            <w:tcW w:type="dxa" w:w="2412"/>
+          </w:tcPr>
+          <w:p>
+            <w:r>
+              <w:t>sum YZ / sum Var21(r), C minus A2 (predicted &gt; 0)</w:t>
+            </w:r>
+          </w:p>
+        </w:tc>
+        <w:tc>
+          <w:tcPr>
+            <w:tcW w:type="dxa" w:w="2412"/>
+          </w:tcPr>
+          <w:p>
+            <w:r>
+              <w:t>1.132 [0.689, 1.727]</w:t>
+            </w:r>
+          </w:p>
+        </w:tc>
+        <w:tc>
+          <w:tcPr>
+            <w:tcW w:type="dxa" w:w="2412"/>
+          </w:tcPr>
+          <w:p>
+            <w:r>
+              <w:t>confirmed</w:t>
+            </w:r>
+          </w:p>
+        </w:tc>
+      </w:tr>
+    </w:tbl>
+    <w:p/>
+    <w:p>
+      <w:pPr/>
+      <w:r>
+        <w:t>Table 32. What the open does to the estimators: Yang-Zhang's excess over matched close-to-close variance and the share of it that is the opening covariance, and Parkinson against the open-to-close proxy and against the noise-robust kernel. The post hoc columns are labelled.</w:t>
+      </w:r>
+    </w:p>
+    <w:tbl>
+      <w:tblPr>
+        <w:tblStyle w:val="TableGrid"/>
+        <w:tblW w:type="auto" w:w="0"/>
+        <w:tblLook w:firstColumn="1" w:firstRow="1" w:lastColumn="0" w:lastRow="0" w:noHBand="0" w:noVBand="1" w:val="04A0"/>
+      </w:tblPr>
+      <w:tblGrid>
+        <w:gridCol w:w="1206"/>
+        <w:gridCol w:w="1206"/>
+        <w:gridCol w:w="1206"/>
+        <w:gridCol w:w="1206"/>
+        <w:gridCol w:w="1206"/>
+        <w:gridCol w:w="1206"/>
+        <w:gridCol w:w="1206"/>
+        <w:gridCol w:w="1206"/>
+      </w:tblGrid>
+      <w:tr>
+        <w:trPr>
+          <w:tblHeader/>
+        </w:trPr>
+        <w:tc>
+          <w:tcPr>
+            <w:tcW w:type="dxa" w:w="1206"/>
+          </w:tcPr>
+          <w:p>
+            <w:r>
+              <w:t>Market and regime</w:t>
+            </w:r>
+          </w:p>
+        </w:tc>
+        <w:tc>
+          <w:tcPr>
+            <w:tcW w:type="dxa" w:w="1206"/>
+          </w:tcPr>
+          <w:p>
+            <w:r>
+              <w:t>Yang-Zhang / Var21(r) (variance scale) [95% CI]</w:t>
+            </w:r>
+          </w:p>
+        </w:tc>
+        <w:tc>
+          <w:tcPr>
+            <w:tcW w:type="dxa" w:w="1206"/>
+          </w:tcPr>
+          <w:p>
+            <w:r>
+              <w:t>Share of the excess that is -2 Cov(o, c) [95% CI]</w:t>
+            </w:r>
+          </w:p>
+        </w:tc>
+        <w:tc>
+          <w:tcPr>
+            <w:tcW w:type="dxa" w:w="1206"/>
+          </w:tcPr>
+          <w:p>
+            <w:r>
+              <w:t>E[P]/E[OC] [95% CI]</w:t>
+            </w:r>
+          </w:p>
+        </w:tc>
+        <w:tc>
+          <w:tcPr>
+            <w:tcW w:type="dxa" w:w="1206"/>
+          </w:tcPr>
+          <w:p>
+            <w:r>
+              <w:t>E[P]/E[K], noise-robust kernel [95% CI]</w:t>
+            </w:r>
+          </w:p>
+        </w:tc>
+        <w:tc>
+          <w:tcPr>
+            <w:tcW w:type="dxa" w:w="1206"/>
+          </w:tcPr>
+          <w:p>
+            <w:r>
+              <w:t>Kernel transient share of the proxy [95% CI]</w:t>
+            </w:r>
+          </w:p>
+        </w:tc>
+        <w:tc>
+          <w:tcPr>
+            <w:tcW w:type="dxa" w:w="1206"/>
+          </w:tcPr>
+          <w:p>
+            <w:r>
+              <w:t>Open's error, lower bound on its share of the proxy (post hoc) [95% CI]</w:t>
+            </w:r>
+          </w:p>
+        </w:tc>
+        <w:tc>
+          <w:tcPr>
+            <w:tcW w:type="dxa" w:w="1206"/>
+          </w:tcPr>
+          <w:p>
+            <w:r>
+              <w:t>Open is the session high or low (post hoc)</w:t>
+            </w:r>
+          </w:p>
+        </w:tc>
+      </w:tr>
+      <w:tr>
+        <w:tc>
+          <w:tcPr>
+            <w:tcW w:type="dxa" w:w="1206"/>
+          </w:tcPr>
+          <w:p>
+            <w:r>
+              <w:t>NEPSE A1</w:t>
+            </w:r>
+          </w:p>
+        </w:tc>
+        <w:tc>
+          <w:tcPr>
+            <w:tcW w:type="dxa" w:w="1206"/>
+          </w:tcPr>
+          <w:p>
+            <w:r>
+              <w:t>1.446 [1.334, 1.586]</w:t>
+            </w:r>
+          </w:p>
+        </w:tc>
+        <w:tc>
+          <w:tcPr>
+            <w:tcW w:type="dxa" w:w="1206"/>
+          </w:tcPr>
+          <w:p>
+            <w:r>
+              <w:t>0.643 [0.585, 0.725]</w:t>
+            </w:r>
+          </w:p>
+        </w:tc>
+        <w:tc>
+          <w:tcPr>
+            <w:tcW w:type="dxa" w:w="1206"/>
+          </w:tcPr>
+          <w:p>
+            <w:r>
+              <w:t>1.047 [1.010, 1.088]</w:t>
+            </w:r>
+          </w:p>
+        </w:tc>
+        <w:tc>
+          <w:tcPr>
+            <w:tcW w:type="dxa" w:w="1206"/>
+          </w:tcPr>
+          <w:p>
+            <w:r>
+              <w:t>1.224 [1.142, 1.350]</w:t>
+            </w:r>
+          </w:p>
+        </w:tc>
+        <w:tc>
+          <w:tcPr>
+            <w:tcW w:type="dxa" w:w="1206"/>
+          </w:tcPr>
+          <w:p>
+            <w:r>
+              <w:t>0.144 [0.101, 0.201]</w:t>
+            </w:r>
+          </w:p>
+        </w:tc>
+        <w:tc>
+          <w:tcPr>
+            <w:tcW w:type="dxa" w:w="1206"/>
+          </w:tcPr>
+          <w:p>
+            <w:r>
+              <w:t>0.050 [0.038, 0.065]</w:t>
+            </w:r>
+          </w:p>
+        </w:tc>
+        <w:tc>
+          <w:tcPr>
+            <w:tcW w:type="dxa" w:w="1206"/>
+          </w:tcPr>
+          <w:p>
+            <w:r>
+              <w:t>0.363</w:t>
+            </w:r>
+          </w:p>
+        </w:tc>
+      </w:tr>
+      <w:tr>
+        <w:tc>
+          <w:tcPr>
+            <w:tcW w:type="dxa" w:w="1206"/>
+          </w:tcPr>
+          <w:p>
+            <w:r>
+              <w:t>NEPSE B</w:t>
+            </w:r>
+          </w:p>
+        </w:tc>
+        <w:tc>
+          <w:tcPr>
+            <w:tcW w:type="dxa" w:w="1206"/>
+          </w:tcPr>
+          <w:p>
+            <w:r>
+              <w:t>1.858 [1.718, 2.088]</w:t>
+            </w:r>
+          </w:p>
+        </w:tc>
+        <w:tc>
+          <w:tcPr>
+            <w:tcW w:type="dxa" w:w="1206"/>
+          </w:tcPr>
+          <w:p>
+            <w:r>
+              <w:t>0.611 [0.561, 0.659]</w:t>
+            </w:r>
+          </w:p>
+        </w:tc>
+        <w:tc>
+          <w:tcPr>
+            <w:tcW w:type="dxa" w:w="1206"/>
+          </w:tcPr>
+          <w:p>
+            <w:r>
+              <w:t>1.105 [1.046, 1.161]</w:t>
+            </w:r>
+          </w:p>
+        </w:tc>
+        <w:tc>
+          <w:tcPr>
+            <w:tcW w:type="dxa" w:w="1206"/>
+          </w:tcPr>
+          <w:p>
+            <w:r>
+              <w:t>1.443 [1.301, 1.616]</w:t>
+            </w:r>
+          </w:p>
+        </w:tc>
+        <w:tc>
+          <w:tcPr>
+            <w:tcW w:type="dxa" w:w="1206"/>
+          </w:tcPr>
+          <w:p>
+            <w:r>
+              <w:t>0.234 [0.185, 0.295]</w:t>
+            </w:r>
+          </w:p>
+        </w:tc>
+        <w:tc>
+          <w:tcPr>
+            <w:tcW w:type="dxa" w:w="1206"/>
+          </w:tcPr>
+          <w:p>
+            <w:r>
+              <w:t>0.078 [0.064, 0.094]</w:t>
+            </w:r>
+          </w:p>
+        </w:tc>
+        <w:tc>
+          <w:tcPr>
+            <w:tcW w:type="dxa" w:w="1206"/>
+          </w:tcPr>
+          <w:p>
+            <w:r>
+              <w:t>0.389</w:t>
+            </w:r>
+          </w:p>
+        </w:tc>
+      </w:tr>
+      <w:tr>
+        <w:tc>
+          <w:tcPr>
+            <w:tcW w:type="dxa" w:w="1206"/>
+          </w:tcPr>
+          <w:p>
+            <w:r>
+              <w:t>NEPSE A2</w:t>
+            </w:r>
+          </w:p>
+        </w:tc>
+        <w:tc>
+          <w:tcPr>
+            <w:tcW w:type="dxa" w:w="1206"/>
+          </w:tcPr>
+          <w:p>
+            <w:r>
+              <w:t>1.551 [1.318, 1.793]</w:t>
+            </w:r>
+          </w:p>
+        </w:tc>
+        <w:tc>
+          <w:tcPr>
+            <w:tcW w:type="dxa" w:w="1206"/>
+          </w:tcPr>
+          <w:p>
+            <w:r>
+              <w:t>0.721 [0.611, 0.893]</w:t>
+            </w:r>
+          </w:p>
+        </w:tc>
+        <w:tc>
+          <w:tcPr>
+            <w:tcW w:type="dxa" w:w="1206"/>
+          </w:tcPr>
+          <w:p>
+            <w:r>
+              <w:t>0.977 [0.886, 1.078]</w:t>
+            </w:r>
+          </w:p>
+        </w:tc>
+        <w:tc>
+          <w:tcPr>
+            <w:tcW w:type="dxa" w:w="1206"/>
+          </w:tcPr>
+          <w:p>
+            <w:r>
+              <w:t>1.191 [0.987, 1.417]</w:t>
+            </w:r>
+          </w:p>
+        </w:tc>
+        <w:tc>
+          <w:tcPr>
+            <w:tcW w:type="dxa" w:w="1206"/>
+          </w:tcPr>
+          <w:p>
+            <w:r>
+              <w:t>0.179 [0.084, 0.258]</w:t>
+            </w:r>
+          </w:p>
+        </w:tc>
+        <w:tc>
+          <w:tcPr>
+            <w:tcW w:type="dxa" w:w="1206"/>
+          </w:tcPr>
+          <w:p>
+            <w:r>
+              <w:t>0.054 [0.032, 0.074]</w:t>
+            </w:r>
+          </w:p>
+        </w:tc>
+        <w:tc>
+          <w:tcPr>
+            <w:tcW w:type="dxa" w:w="1206"/>
+          </w:tcPr>
+          <w:p>
+            <w:r>
+              <w:t>0.422</w:t>
+            </w:r>
+          </w:p>
+        </w:tc>
+      </w:tr>
+      <w:tr>
+        <w:tc>
+          <w:tcPr>
+            <w:tcW w:type="dxa" w:w="1206"/>
+          </w:tcPr>
+          <w:p>
+            <w:r>
+              <w:t>NEPSE C</w:t>
+            </w:r>
+          </w:p>
+        </w:tc>
+        <w:tc>
+          <w:tcPr>
+            <w:tcW w:type="dxa" w:w="1206"/>
+          </w:tcPr>
+          <w:p>
+            <w:r>
+              <w:t>2.682 [2.313, 3.267]</w:t>
+            </w:r>
+          </w:p>
+        </w:tc>
+        <w:tc>
+          <w:tcPr>
+            <w:tcW w:type="dxa" w:w="1206"/>
+          </w:tcPr>
+          <w:p>
+            <w:r>
+              <w:t>1.013 [0.940, 1.091]</w:t>
+            </w:r>
+          </w:p>
+        </w:tc>
+        <w:tc>
+          <w:tcPr>
+            <w:tcW w:type="dxa" w:w="1206"/>
+          </w:tcPr>
+          <w:p>
+            <w:r>
+              <w:t>0.880 [0.818, 0.949]</w:t>
+            </w:r>
+          </w:p>
+        </w:tc>
+        <w:tc>
+          <w:tcPr>
+            <w:tcW w:type="dxa" w:w="1206"/>
+          </w:tcPr>
+          <w:p>
+            <w:r>
+              <w:t>2.009 [1.565, 2.605]</w:t>
+            </w:r>
+          </w:p>
+        </w:tc>
+        <w:tc>
+          <w:tcPr>
+            <w:tcW w:type="dxa" w:w="1206"/>
+          </w:tcPr>
+          <w:p>
+            <w:r>
+              <w:t>0.562 [0.451, 0.655]</w:t>
+            </w:r>
+          </w:p>
+        </w:tc>
+        <w:tc>
+          <w:tcPr>
+            <w:tcW w:type="dxa" w:w="1206"/>
+          </w:tcPr>
+          <w:p>
+            <w:r>
+              <w:t>0.172 [0.139, 0.198]</w:t>
+            </w:r>
+          </w:p>
+        </w:tc>
+        <w:tc>
+          <w:tcPr>
+            <w:tcW w:type="dxa" w:w="1206"/>
+          </w:tcPr>
+          <w:p>
+            <w:r>
+              <w:t>0.515</w:t>
+            </w:r>
+          </w:p>
+        </w:tc>
+      </w:tr>
+      <w:tr>
+        <w:tc>
+          <w:tcPr>
+            <w:tcW w:type="dxa" w:w="1206"/>
+          </w:tcPr>
+          <w:p>
+            <w:r>
+              <w:t>NEPSE, all 21-session windows</w:t>
+            </w:r>
+          </w:p>
+        </w:tc>
+        <w:tc>
+          <w:tcPr>
+            <w:tcW w:type="dxa" w:w="1206"/>
+          </w:tcPr>
+          <w:p>
+            <w:r>
+              <w:t>1.637 [1.481, 1.847]</w:t>
+            </w:r>
+          </w:p>
+        </w:tc>
+        <w:tc>
+          <w:tcPr>
+            <w:tcW w:type="dxa" w:w="1206"/>
+          </w:tcPr>
+          <w:p>
+            <w:r>
+              <w:t>0.756 [0.662, 0.869]</w:t>
+            </w:r>
+          </w:p>
+        </w:tc>
+        <w:tc>
+          <w:tcPr>
+            <w:tcW w:type="dxa" w:w="1206"/>
+          </w:tcPr>
+          <w:p>
+            <w:r/>
+          </w:p>
+        </w:tc>
+        <w:tc>
+          <w:tcPr>
+            <w:tcW w:type="dxa" w:w="1206"/>
+          </w:tcPr>
+          <w:p>
+            <w:r/>
+          </w:p>
+        </w:tc>
+        <w:tc>
+          <w:tcPr>
+            <w:tcW w:type="dxa" w:w="1206"/>
+          </w:tcPr>
+          <w:p>
+            <w:r/>
+          </w:p>
+        </w:tc>
+        <w:tc>
+          <w:tcPr>
+            <w:tcW w:type="dxa" w:w="1206"/>
+          </w:tcPr>
+          <w:p>
+            <w:r/>
+          </w:p>
+        </w:tc>
+        <w:tc>
+          <w:tcPr>
+            <w:tcW w:type="dxa" w:w="1206"/>
+          </w:tcPr>
+          <w:p>
+            <w:r/>
+          </w:p>
+        </w:tc>
+      </w:tr>
+      <w:tr>
+        <w:tc>
+          <w:tcPr>
+            <w:tcW w:type="dxa" w:w="1206"/>
+          </w:tcPr>
+          <w:p>
+            <w:r>
+              <w:t>NIFTY 50 (excl. 2012-10-05)</w:t>
+            </w:r>
+          </w:p>
+        </w:tc>
+        <w:tc>
+          <w:tcPr>
+            <w:tcW w:type="dxa" w:w="1206"/>
+          </w:tcPr>
+          <w:p>
+            <w:r>
+              <w:t>0.960 [0.922, 1.006]</w:t>
+            </w:r>
+          </w:p>
+        </w:tc>
+        <w:tc>
+          <w:tcPr>
+            <w:tcW w:type="dxa" w:w="1206"/>
+          </w:tcPr>
+          <w:p>
+            <w:r>
+              <w:t>n/a (gap ≈ 0)</w:t>
+            </w:r>
+          </w:p>
+        </w:tc>
+        <w:tc>
+          <w:tcPr>
+            <w:tcW w:type="dxa" w:w="1206"/>
+          </w:tcPr>
+          <w:p>
+            <w:r>
+              <w:t>0.920 [0.891, 0.950]</w:t>
+            </w:r>
+          </w:p>
+        </w:tc>
+        <w:tc>
+          <w:tcPr>
+            <w:tcW w:type="dxa" w:w="1206"/>
+          </w:tcPr>
+          <w:p>
+            <w:r>
+              <w:t>0.921 [0.873, 0.971]</w:t>
+            </w:r>
+          </w:p>
+        </w:tc>
+        <w:tc>
+          <w:tcPr>
+            <w:tcW w:type="dxa" w:w="1206"/>
+          </w:tcPr>
+          <w:p>
+            <w:r>
+              <w:t>0.001 [-0.040, 0.040]</w:t>
+            </w:r>
+          </w:p>
+        </w:tc>
+        <w:tc>
+          <w:tcPr>
+            <w:tcW w:type="dxa" w:w="1206"/>
+          </w:tcPr>
+          <w:p>
+            <w:r/>
+          </w:p>
+        </w:tc>
+        <w:tc>
+          <w:tcPr>
+            <w:tcW w:type="dxa" w:w="1206"/>
+          </w:tcPr>
+          <w:p>
+            <w:r/>
+          </w:p>
+        </w:tc>
+      </w:tr>
+    </w:tbl>
+    <w:p/>
     <w:p/>
     <w:p/>
     <w:p/>
@@ -14405,6 +16885,26 @@
         <w:ind w:left="360" w:hanging="216"/>
       </w:pPr>
       <w:r>
+        <w:t>Diagnose the open before trusting any estimator that reads it. Report the unbiasedness coefficient b = E[o r]/E[o²] of the open for the close, by market-rule regime. In NEPSE it lies between 0.130 and 0.356; on NIFTY 50 it is 0.929. Where b is well below one, the open-to-close proxy, Garman-Klass, Rogers-Satchell and Yang-Zhang all carry the open's transient error, and close-to-close variance is the benchmark.</w:t>
+      </w:r>
+    </w:p>
+    <w:p>
+      <w:pPr>
+        <w:pStyle w:val="ListBullet"/>
+        <w:spacing w:after="60"/>
+        <w:ind w:left="360" w:hanging="216"/>
+      </w:pPr>
+      <w:r>
+        <w:t>Treat a change in opening rules as a break. NEPSE's band widening moved every open-based quantity in this paper (Section 6.7); a volatility series that spans such a change should be split at it or built from close-to-close returns.</w:t>
+      </w:r>
+    </w:p>
+    <w:p>
+      <w:pPr>
+        <w:pStyle w:val="ListBullet"/>
+        <w:spacing w:after="60"/>
+        <w:ind w:left="360" w:hanging="216"/>
+      </w:pPr>
+      <w:r>
         <w:t>Flag H = L, zero returns, and low trade counts. These rates should be reported by liquidity group because they reveal where the data cease to describe the latent price path well.</w:t>
       </w:r>
     </w:p>
@@ -14469,7 +16969,7 @@
     </w:p>
     <w:p>
       <w:r>
-        <w:t>The evidence in this project does not support a single ranking, and the choice should follow the risk object rather than a general ordering. Against the matched open-to-close proxy on the full ordinary-equity sample (Table 7), Parkinson (1.001) and Garman-Klass (1.001) sit closest to the proxy, with Rogers-Satchell slightly above it (1.037); the differences are small, and under a bootstrap that clusters on both security and calendar date the intervals for Parkinson [0.986, 1.016] and Garman-Klass [0.981, 1.022] fall inside the paper's stated (post hoc) +/-5% equivalence margin while Rogers-Satchell's [1.013, 1.062] is inconclusive at that margin, and becomes inconclusive rather than distinguishable once calendar-date dependence is modelled with a stationary block bootstrap instead of an i.i.d. one (Table 15). Proximity to a proxy is one criterion; it is not the only one, and the paper states no formal loss function, so it cannot produce a universal ordering, in the same spirit as the criterion-dependent forecast comparisons of Hansen, Lunde and Nason (2011). Rogers-Satchell remains attractive where drift robustness is valuable and is the natural primary when the maintained model is a drifting price process. Parkinson is the simplest cross-check and the most efficient use of the range where the high and low are reliable. Garman-Klass is now evaluated empirically rather than used only as a data-validity diagnostic. Where the overnight component belongs in the risk object, close-to-close is the transparent baseline; Yang-Zhang should be used with the caveat that, evaluated on a proxy matched to its own rows AND its own 21-session horizon, and on the previous close adjusted for the corporate actions identified in Section 4.5, it stands at 1.280 [1.258, 1.303] of that proxy on 135,899 matched stock-days (Table 12) — clearly outside the equivalence margin, and higher than the 1.288 obtained by matching rows alone. It should not be treated as interchangeable with close-to-close on that evidence. AddRS (1.225) should be treated as a model-dependent alternative, not a default correction. We state no criterion-free ordering because these are deviations from an imperfect proxy, classified against a stated (post hoc) margin, not accuracy against latent variance.</w:t>
+        <w:t>The evidence in this project does not support a single ranking, and the choice should follow the risk object rather than a general ordering. Against the matched open-to-close proxy on the full ordinary-equity sample (Table 7), Parkinson (1.001) and Garman-Klass (1.001) sit closest to the proxy, with Rogers-Satchell slightly above it (1.037); the differences are small, and under a bootstrap that clusters on both security and calendar date the intervals for Parkinson [0.986, 1.016] and Garman-Klass [0.981, 1.022] fall inside the paper's stated (post hoc) +/-5% equivalence margin while Rogers-Satchell's [1.013, 1.062] is inconclusive at that margin, and becomes inconclusive rather than distinguishable once calendar-date dependence is modelled with a stationary block bootstrap instead of an i.i.d. one (Table 15). Proximity to a proxy is one criterion; it is not the only one, and the paper states no formal loss function, so it cannot produce a universal ordering, in the same spirit as the criterion-dependent forecast comparisons of Hansen, Lunde and Nason (2011). Rogers-Satchell remains attractive where drift robustness is valuable and is the natural primary when the maintained model is a drifting price process. Parkinson is the simplest cross-check and the most efficient use of the range where the high and low are reliable. Garman-Klass is now evaluated empirically rather than used only as a data-validity diagnostic. Where the overnight component belongs in the risk object, close-to-close is the transparent baseline; Yang-Zhang should be used with the caveat that, evaluated on a proxy matched to its own rows AND its own 21-session horizon, and on the previous close adjusted for the corporate actions identified in Section 4.5, it stands at 1.280 [1.258, 1.303] of that proxy on 135,899 matched stock-days (Table 12) — clearly outside the equivalence margin, and higher than the 1.288 obtained by matching rows alone. It should not be treated as interchangeable with close-to-close on that evidence, and Section 6.7 shows why: three-quarters of the excess is the overnight-intraday covariance Yang and Zhang assume away. AddRS (1.225) should be treated as a model-dependent alternative, not a default correction. We state no criterion-free ordering because these are deviations from an imperfect proxy, classified against a stated (post hoc) margin, not accuracy against latent variance. Section 6.7 adds a condition to every recommendation above: each estimator that reads the open inherits its error, and NEPSE's opening price is mostly transient. The comparisons in this section are therefore comparisons among estimators that share that error; close-to-close does not share it, which is why it anchors the scale.</w:t>
       </w:r>
     </w:p>
     <w:p>
@@ -14482,12 +16982,24 @@
     </w:p>
     <w:p>
       <w:r>
-        <w:t>The main result is more optimistic than the usual intuition about frontier markets. The lack of derivatives does not imply that risk cannot be measured, and thin trading does not automatically make daily ranges useless. In the NEPSE ordinary-equity sample, the price path observed through OHLC data contains enough information for range-based volatility to remain near a matched benchmark even at modest trading intensity. This is economically meaningful because it gives a low-data-cost approach to risk measurement in a market where intraday databases and derivative prices are not readily available.</w:t>
+        <w:t>The main result is more optimistic than the usual intuition about frontier markets. The lack of derivatives does not imply that risk cannot be measured, and thin trading does not automatically make daily ranges useless. In the NEPSE ordinary-equity sample, the price path observed through OHLC data contains enough information for range-based volatility to remain near a matched benchmark even at modest trading intensity. This is economically meaningful because it gives a low-data-cost approach to risk measurement in a market where intraday databases and derivative prices are not readily available. That benchmark, however, reads the opening price, and the open is where NEPSE's daily bar is least reliable.</w:t>
       </w:r>
     </w:p>
     <w:p>
       <w:r>
         <w:t>At the same time, the study shows that frontier-market volatility is as much a data-engineering problem as an econometric one. A perfectly coded Parkinson formula can produce a misleading research conclusion if the low-liquidity sample is mostly bonds and restricted shares. A theoretically appropriate Rogers-Satchell comparison can appear strongly biased if it is benchmarked against close-to-close variance it was never built to match. Because that composition argument carries more weight here than any single estimator result, it is not left resting on our own classification rule: reconciling the rule against an external listing of NEPSE securities gives 99.61% agreement on 511 securities, and the two disagreements are corrected rather than argued away. An independent source reproduces the classification, so the composition finding is a property of the market's instrument mix and not of our heuristic. The general lesson is that in frontier-market research sample construction can masquerade as a microstructure effect, and the classification step deserves the same auditing as the estimator.</w:t>
+      </w:r>
+    </w:p>
+    <w:p>
+      <w:pPr/>
+      <w:r>
+        <w:t>The opening price is the second main result, and it is less comfortable for the range-estimator literature than the first. Range-based estimators were derived for a continuously observed price path whose open is an efficient price (Garman &amp; Klass, 1980; Rogers &amp; Satchell, 1991; Yang &amp; Zhang, 2000). In NEPSE the open is mostly transient: the session undoes 64% or more of the overnight move under every rule regime, against 7% on NIFTY 50. The estimators' agreement with the open-to-close proxy, which Section 6.6 shows to be calibration rather than cancellation, is therefore agreement among measures that share one error. Ratio comparisons cannot see it, including the ones in earlier versions of this paper. The diagnostic that exposes it, the unbiasedness coefficient of the open, needs nothing beyond the daily bar, so it can be computed wherever these estimators are used.</w:t>
+      </w:r>
+    </w:p>
+    <w:p>
+      <w:pPr/>
+      <w:r>
+        <w:t>The band reform adds a market-design reading. Price limits are defended as a check on overreaction and criticised for delaying price discovery (Kim &amp; Rhee, 1997). At NEPSE's opening auction the ±2% band showed no sign of the second cost: the opens it pinned were reversed, not continued. Widening it let transient opening moves grow, and a stock opening at the new upper band closed, on average, where it had closed the day before. That is evidence about one rule package in one market over 90 sessions, with the daily limit and the circuit breaker changed on the same date, and it says nothing about welfare. But it is the kind of evidence a regulator weighing the width of a pre-open band would want, and it can be updated as the post-reform sample grows.</w:t>
       </w:r>
     </w:p>
     <w:p>
@@ -14528,6 +17040,12 @@
       </w:r>
     </w:p>
     <w:p>
+      <w:pPr/>
+      <w:r>
+        <w:t>Two further analyses were run under plans frozen and committed before their results existed, in the same manner as the forward India VIX test: the instrumented calibration of Section 6.6 (plan M14; scripts 34 and 36, with the Monte Carlo validation in script 35) and the opening-price analysis of Section 6.7 (plan M15; script 37, with its statistics validated on simulated panels in the test suite). Their decision rules are applied mechanically and written to decision ledgers. Their post hoc follow-ups are confined to separately labelled scripts (36 and 38). Every change made after their first results were seen is recorded in the audit register, including two readings of the calibration results that the opening-price analysis later overturned.</w:t>
+      </w:r>
+    </w:p>
+    <w:p>
       <w:pPr>
         <w:pStyle w:val="Heading1"/>
       </w:pPr>
@@ -14537,18 +17055,18 @@
     </w:p>
     <w:p>
       <w:r>
-        <w:t>Several limitations should keep the conclusions appropriately narrow. First, the NEPSE benchmark is not true integrated variance. Without high-frequency transaction data or an options market, latent daily variance is unobserved. The matched open-to-close squared return is a practical proxy, and Patton (2011) shows that imperfect volatility proxies can affect comparisons. The paper therefore reports whether downward bias is detectable against the available benchmark rather than claiming that the true latent variance is known.</w:t>
+        <w:t>Several limitations should keep the conclusions appropriately narrow. First, the NEPSE benchmark is not true integrated variance. Without high-frequency transaction data or an options market, latent daily variance is unobserved. The matched open-to-close squared return is a practical proxy, and Patton (2011) shows that imperfect volatility proxies can affect comparisons. The paper therefore reports whether downward bias is detectable against the available benchmark rather than claiming that the true latent variance is known. Section 6.7 shows that the proxy is imperfect in one specific, measurable way: it reads an opening price that the session mostly reverses.</w:t>
       </w:r>
     </w:p>
     <w:p>
       <w:r>
-        <w:t>Second, market institutions constrain how prices are formed and recorded. Pre-open bands, daily price limits, circuit-breaker rules, and no-match auction outcomes can change where observed variation appears in the daily bar. The project documents these institutional fingerprints but does not identify the latent opening return that would have occurred without the rules. An attempted censored-normal recovery did not survive the available regime-change check and is excluded from the reported results.</w:t>
+        <w:t>Second, market institutions constrain how prices are formed and recorded. Pre-open bands, daily price limits, circuit-breaker rules, and no-match auction outcomes can change where observed variation appears in the daily bar. The project documents these institutional fingerprints but does not identify the latent opening return that would have occurred without the rules. An attempted censored-normal recovery did not survive the available regime-change check and is excluded from the reported results. Section 6.7 measures what the opening price anticipates rather than what it would have been, but without pre-open order-book or auction-volume data it cannot say whether the transient error reflects retail overreaction, a thin pre-open match setting the print, or orders placed at the band by design.</w:t>
       </w:r>
     </w:p>
     <w:p>
       <w:pPr/>
       <w:r>
-        <w:t>Third, the market changed during the sample, including a 2026 trading-week reform and associated rule changes, so future work should model regime shifts more explicitly.</w:t>
+        <w:t>Third, the market changed during the sample. Sections 6.6 and 6.7 model the closing-rule and band regimes explicitly, but the post-reform regime contains only 90 sessions, and the band reform changed the pre-open band, the daily limit and the circuit breaker on one date, two weeks after a trading-week reform. The evidence concerns that rule package, and its dose-response leg was not detected.</w:t>
       </w:r>
     </w:p>
     <w:p>
@@ -14577,7 +17095,7 @@
     <w:p>
       <w:pPr/>
       <w:r>
-        <w:t>Eighth, the open-to-close second moment is an imperfect proxy for latent within-session variance, not the variance itself. Every ratio in this paper is a deviation from that proxy. A ratio of 1.00 does not establish unbiasedness and a ratio of 1.04 does not establish true upward bias; both are statements about agreement with an observable benchmark whose own measurement error is not modelled here. Patton (2011) shows that ranking estimators on an imperfect proxy can invert the true ranking unless the proxy satisfies conditions we do not verify.</w:t>
+        <w:t>Eighth, the open-to-close second moment is an imperfect proxy for latent within-session variance, not the variance itself. Every ratio in this paper is a deviation from that proxy. A ratio of 1.00 does not establish unbiasedness and a ratio of 1.04 does not establish true upward bias; both are statements about agreement with an observable benchmark whose own measurement error Section 6.7 bounds but cannot fully identify. Patton (2011) shows that ranking estimators on an imperfect proxy can invert the true ranking unless the proxy satisfies conditions we do not verify.</w:t>
       </w:r>
     </w:p>
     <w:p>
@@ -14605,6 +17123,18 @@
       </w:r>
     </w:p>
     <w:p>
+      <w:pPr/>
+      <w:r>
+        <w:t>Thirteenth, the calibration slopes of Section 6.6 are linear-projection slopes on predictable variance, relative to the open-to-close proxy. The single-index restriction behind them is rejected by an overidentification test in the pooled sample, though not once the additive component may differ by market regime (a post hoc check). They establish calibration relative to the proxy, not accuracy relative to latent variance.</w:t>
+      </w:r>
+    </w:p>
+    <w:p>
+      <w:pPr/>
+      <w:r>
+        <w:t>Fourteenth, the noise-robust kernel of Section 6.7 is unbiased only if the opening error is independent of overnight news: censoring biases it upward and news-proportional overreaction biases it downward. The kernel-based shares are therefore estimates under that assumption, and the bound reported beside them, which does not need it, is post hoc.</w:t>
+      </w:r>
+    </w:p>
+    <w:p>
       <w:pPr>
         <w:pStyle w:val="Heading1"/>
       </w:pPr>
@@ -14623,8 +17153,14 @@
       </w:r>
     </w:p>
     <w:p>
+      <w:pPr/>
       <w:r>
-        <w:t>The claims should stop there, including the claim to novelty. A targeted search of the Nepali literature located both index-level volatility modelling and a security-level study built from closing prices, so nothing here introduces security-level volatility analysis to Nepal; what it contributes is a reproducible comparison of daily OHLC estimators under this market's own calendar, staleness, thin-trading and closing-rule constraints. The open-to-close second moment is an imperfect proxy rather than latent variance, so proximity to it is evidence about agreement with an observable benchmark and not about accuracy; the deviations we report are small and, where they are statistically distinguishable from one, economically modest. No estimator is shown to dominate generally, and the paper deliberately states no criterion-free ordering, because the appropriate choice depends on the risk object and the maintained assumptions rather than on a single number. What does generalize is the negative result about sample construction: pooling instrument classes manufactures an illiquidity finding that is really a composition finding, and in frontier-market research that failure mode is easy to reproduce and hard to see. That result is reported here on a classification reconciled against an external listing of NEPSE securities rather than on a ticker heuristic alone, which is what allows it to be read as a fact about the market rather than about our own rule. The recommendation is therefore procedural: classify the securities correctly and check the classification against an independent source, clean and validate OHLC data against the market's own rules, use the genuine session calendar and the market's own annualization factor, match every benchmark to the estimator's scope and to its rows, report uncertainty that respects both cross-sectional and calendar dependence, and justify any bias correction in the target sample before applying it.</w:t>
+        <w:t>The paper's second finding qualifies its first. The opening price, which every within-session estimator and the open-to-close proxy read, is mostly transient in NEPSE: the trading session undoes between 64% and 87% of the overnight move, against 7% on NIFTY 50. A natural experiment analysed under a frozen plan ties part of this to market design. Widening the pre-open band from ±2% to ±5% produced a sharp break in how much of the open survives to the close, larger than at any placebo date, and the opens pinned at the old band had been reversed rather than continued. The open's error accounts for three-quarters of Yang-Zhang's excess over close-to-close variance. It leaves the range estimators' calibration to their benchmark intact but uninformative about efficient variance.</w:t>
+      </w:r>
+    </w:p>
+    <w:p>
+      <w:r>
+        <w:t>The claims should stop there, including the claim to novelty. A targeted search of the Nepali literature located both index-level volatility modelling and a security-level study built from closing prices, so no claim is made to introduce security-level volatility analysis to Nepal. What the paper contributes is a reproducible comparison of daily OHLC estimators under this market's own calendar, staleness, thin-trading and closing-rule constraints, a test that separates calibration from offsetting distortions, and evidence that the market's opening rules shape what its daily bars measure. The open-to-close second moment is an imperfect proxy rather than latent variance, so proximity to it is evidence about agreement with an observable benchmark and not about accuracy; the deviations we report are small and, where they are statistically distinguishable from one, economically modest. No estimator is shown to dominate generally, and the paper deliberately states no criterion-free ordering, because the appropriate choice depends on the risk object and the maintained assumptions rather than on a single number. What does generalize is the negative result about sample construction: pooling instrument classes manufactures an illiquidity finding that is really a composition finding, and in frontier-market research that failure mode is easy to reproduce and hard to see. That result is reported here on a classification reconciled against an external listing of NEPSE securities rather than on a ticker heuristic alone, which is what allows it to be read as a fact about the market rather than about our own rule. The recommendation is therefore procedural: classify the securities correctly and check the classification against an independent source, clean and validate OHLC data against the market's own rules, use the genuine session calendar and the market's own annualization factor, match every benchmark to the estimator's scope and to its rows, report uncertainty that respects both cross-sectional and calendar dependence, and justify any bias correction in the target sample before applying it; and, before trusting any estimator that reads the opening price, measure how much of that price survives to the close.</w:t>
       </w:r>
     </w:p>
     <w:p>
@@ -14704,6 +17240,20 @@
           <w:rFonts w:ascii="Times New Roman" w:hAnsi="Times New Roman"/>
           <w:sz w:val="21"/>
         </w:rPr>
+        <w:t>Amihud, Y., &amp; Mendelson, H. (1987). Trading mechanisms and stock returns: An empirical investigation. Journal of Finance, 42(3), 533-553. https://doi.org/10.1111/j.1540-6261.1987.tb02582.x</w:t>
+      </w:r>
+    </w:p>
+    <w:p>
+      <w:pPr>
+        <w:spacing w:after="80" w:line="240" w:lineRule="auto"/>
+        <w:ind w:left="403" w:hanging="403"/>
+        <w:jc w:val="left"/>
+      </w:pPr>
+      <w:r>
+        <w:rPr>
+          <w:rFonts w:ascii="Times New Roman" w:hAnsi="Times New Roman"/>
+          <w:sz w:val="21"/>
+        </w:rPr>
         <w:t>Andersen, T. G., &amp; Bollerslev, T. (1998). Answering the skeptics: Yes, standard volatility models do provide accurate forecasts. International Economic Review, 39(4), 885-905.</w:t>
       </w:r>
     </w:p>
@@ -14733,6 +17283,34 @@
           <w:sz w:val="21"/>
         </w:rPr>
         <w:t>Ardia, D., Guidotti, E., &amp; Kroencke, T. A. (2024). Efficient estimation of bid-ask spreads from open, high, low, and close prices. Journal of Financial Economics, 161, 103916. https://doi.org/10.1016/j.jfineco.2024.103916</w:t>
+      </w:r>
+    </w:p>
+    <w:p>
+      <w:pPr>
+        <w:spacing w:after="80" w:line="240" w:lineRule="auto"/>
+        <w:ind w:left="403" w:hanging="403"/>
+        <w:jc w:val="left"/>
+      </w:pPr>
+      <w:r>
+        <w:rPr>
+          <w:rFonts w:ascii="Times New Roman" w:hAnsi="Times New Roman"/>
+          <w:sz w:val="21"/>
+        </w:rPr>
+        <w:t>Arellano, M., &amp; Bover, O. (1995). Another look at the instrumental variable estimation of error-components models. Journal of Econometrics, 68(1), 29-51. https://doi.org/10.1016/0304-4076(94)01642-D</w:t>
+      </w:r>
+    </w:p>
+    <w:p>
+      <w:pPr>
+        <w:spacing w:after="80" w:line="240" w:lineRule="auto"/>
+        <w:ind w:left="403" w:hanging="403"/>
+        <w:jc w:val="left"/>
+      </w:pPr>
+      <w:r>
+        <w:rPr>
+          <w:rFonts w:ascii="Times New Roman" w:hAnsi="Times New Roman"/>
+          <w:sz w:val="21"/>
+        </w:rPr>
+        <w:t>Barclay, M. J., &amp; Hendershott, T. (2003). Price discovery and trading after hours. Review of Financial Studies, 16(4), 1041-1073. https://doi.org/10.1093/rfs/hhg030</w:t>
       </w:r>
     </w:p>
     <w:p>
@@ -14788,7 +17366,35 @@
           <w:rFonts w:ascii="Times New Roman" w:hAnsi="Times New Roman"/>
           <w:sz w:val="21"/>
         </w:rPr>
+        <w:t>Biais, B., Hillion, P., &amp; Spatt, C. (1999). Price discovery and learning during the preopening period in the Paris Bourse. Journal of Political Economy, 107(6), 1218-1248. https://doi.org/10.1086/250095</w:t>
+      </w:r>
+    </w:p>
+    <w:p>
+      <w:pPr>
+        <w:spacing w:after="80" w:line="240" w:lineRule="auto"/>
+        <w:ind w:left="403" w:hanging="403"/>
+        <w:jc w:val="left"/>
+      </w:pPr>
+      <w:r>
+        <w:rPr>
+          <w:rFonts w:ascii="Times New Roman" w:hAnsi="Times New Roman"/>
+          <w:sz w:val="21"/>
+        </w:rPr>
         <w:t>Cameron, A. C., Gelbach, J. B., &amp; Miller, D. L. (2011). Robust inference with multiway clustering. Journal of Business &amp; Economic Statistics, 29(2), 238-249.</w:t>
+      </w:r>
+    </w:p>
+    <w:p>
+      <w:pPr>
+        <w:spacing w:after="80" w:line="240" w:lineRule="auto"/>
+        <w:ind w:left="403" w:hanging="403"/>
+        <w:jc w:val="left"/>
+      </w:pPr>
+      <w:r>
+        <w:rPr>
+          <w:rFonts w:ascii="Times New Roman" w:hAnsi="Times New Roman"/>
+          <w:sz w:val="21"/>
+        </w:rPr>
+        <w:t>Christensen, B. J., &amp; Prabhala, N. R. (1998). The relation between implied and realized volatility. Journal of Financial Economics, 50(2), 125-150. https://doi.org/10.1016/S0304-405X(98)00034-8</w:t>
       </w:r>
     </w:p>
     <w:p>
@@ -14886,6 +17492,20 @@
           <w:rFonts w:ascii="Times New Roman" w:hAnsi="Times New Roman"/>
           <w:sz w:val="21"/>
         </w:rPr>
+        <w:t>Hansen, P. R., &amp; Lunde, A. (2014). Estimating the persistence and the autocorrelation function of a time series that is measured with error. Econometric Theory, 30(1), 60-93. https://doi.org/10.1017/S0266466613000121</w:t>
+      </w:r>
+    </w:p>
+    <w:p>
+      <w:pPr>
+        <w:spacing w:after="80" w:line="240" w:lineRule="auto"/>
+        <w:ind w:left="403" w:hanging="403"/>
+        <w:jc w:val="left"/>
+      </w:pPr>
+      <w:r>
+        <w:rPr>
+          <w:rFonts w:ascii="Times New Roman" w:hAnsi="Times New Roman"/>
+          <w:sz w:val="21"/>
+        </w:rPr>
         <w:t>Hansen, P. R., Lunde, A., &amp; Nason, J. M. (2011). The model confidence set. Econometrica, 79(2), 453-497.</w:t>
       </w:r>
     </w:p>
@@ -14915,6 +17535,20 @@
           <w:sz w:val="21"/>
         </w:rPr>
         <w:t>The Kathmandu Post. (2026, July 27). 8 million Demat accounts later, Nepal's stock market is still missing the tools of a modern market.</w:t>
+      </w:r>
+    </w:p>
+    <w:p>
+      <w:pPr>
+        <w:spacing w:after="80" w:line="240" w:lineRule="auto"/>
+        <w:ind w:left="403" w:hanging="403"/>
+        <w:jc w:val="left"/>
+      </w:pPr>
+      <w:r>
+        <w:rPr>
+          <w:rFonts w:ascii="Times New Roman" w:hAnsi="Times New Roman"/>
+          <w:sz w:val="21"/>
+        </w:rPr>
+        <w:t>Kim, K. A., &amp; Rhee, S. G. (1997). Price limit performance: Evidence from the Tokyo Stock Exchange. Journal of Finance, 52(2), 885-901. https://doi.org/10.1111/j.1540-6261.1997.tb04827.x</w:t>
       </w:r>
     </w:p>
     <w:p>
@@ -15124,6 +17758,20 @@
           <w:rFonts w:ascii="Times New Roman" w:hAnsi="Times New Roman"/>
           <w:sz w:val="21"/>
         </w:rPr>
+        <w:t>Stoll, H. R., &amp; Whaley, R. E. (1990). Stock market structure and volatility. Review of Financial Studies, 3(1), 37-71. https://doi.org/10.1093/rfs/3.1.37</w:t>
+      </w:r>
+    </w:p>
+    <w:p>
+      <w:pPr>
+        <w:spacing w:after="80" w:line="240" w:lineRule="auto"/>
+        <w:ind w:left="403" w:hanging="403"/>
+        <w:jc w:val="left"/>
+      </w:pPr>
+      <w:r>
+        <w:rPr>
+          <w:rFonts w:ascii="Times New Roman" w:hAnsi="Times New Roman"/>
+          <w:sz w:val="21"/>
+        </w:rPr>
         <w:t>Yang, D., &amp; Zhang, Q. (2000). Drift-independent volatility estimation based on high, low, open, and close prices. Journal of Business, 73(3), 477-492.</w:t>
       </w:r>
     </w:p>
@@ -15143,6 +17791,20 @@
     </w:p>
     <w:p>
       <w:pPr>
+        <w:spacing w:after="80" w:line="240" w:lineRule="auto"/>
+        <w:ind w:left="403" w:hanging="403"/>
+        <w:jc w:val="left"/>
+      </w:pPr>
+      <w:r>
+        <w:rPr>
+          <w:rFonts w:ascii="Times New Roman" w:hAnsi="Times New Roman"/>
+          <w:sz w:val="21"/>
+        </w:rPr>
+        <w:t>Zhou, B. (1996). High-frequency data and volatility in foreign-exchange rates. Journal of Business &amp; Economic Statistics, 14(1), 45-52. https://doi.org/10.1080/07350015.1996.10524628</w:t>
+      </w:r>
+    </w:p>
+    <w:p>
+      <w:pPr>
         <w:spacing w:before="120" w:after="120"/>
         <w:jc w:val="left"/>
       </w:pPr>
@@ -15150,7 +17812,7 @@
         <w:rPr>
           <w:b/>
         </w:rPr>
-        <w:t>Data and reproducibility note. Empirical quantities in this manuscript are drawn from the accompanying paper-specific NEPSE volatility package, and every number in the text is interpolated from that package's frozen output tables by paper/apply_referee_revisions.py rather than transcribed. Retained claims are backed by producer scripts, frozen tables or figures, or directly auditable source artifacts. The package includes processed paper-facing data, external validation series, the external NEPSE security master used to validate the instrument classification, a compact duplicate audit, and a reproducibility map; original stock-level source downloads are not publicly redistributed because their redistribution terms remain unresolved. The empirical analyses are descriptive and exploratory unless explicitly stated otherwise.</w:t>
+        <w:t>Data and reproducibility note. Empirical quantities in this manuscript are drawn from the accompanying paper-specific NEPSE volatility package, and every number in the text is interpolated from that package's frozen output tables by the revision scripts in paper/ (apply_referee_revisions.py through apply_round14_revisions.py) rather than transcribed. Retained claims are backed by producer scripts, frozen tables or figures, or directly auditable source artifacts. The package includes processed paper-facing data, external validation series, the external NEPSE security master used to validate the instrument classification, a compact duplicate audit, and a reproducibility map; original stock-level source downloads are not publicly redistributed because their redistribution terms remain unresolved. The empirical analyses are descriptive and exploratory unless explicitly stated otherwise; the forward India VIX test of Section 6.3 and the analyses of Sections 6.6 and 6.7 follow analysis plans frozen before their results existed, and their post hoc follow-ups are labelled as such.</w:t>
       </w:r>
       <w:r/>
       <w:r>

--- a/paper/NEPSE_Volatility_Manuscript_Revised_2026-09.docx
+++ b/paper/NEPSE_Volatility_Manuscript_Revised_2026-09.docx
@@ -3176,7 +3176,7 @@
     <w:p>
       <w:pPr/>
       <w:r>
-        <w:t>The price-limit literature asks whether a binding limit delays the incorporation of information, in which case pinned opens are followed by continuation (Kim &amp; Rhee, 1997), or prevents an overreaction, in which case they are followed by reversal. The frozen test predicted delayed price discovery, and the data reject it: opens pinned at the ±2% band were reversed like every other open (b = 0.447 [0.274, 0.668] in the last pre-reform regime). After the widening, the opens the old band would have pinned retain 0.174 [0.112, 0.249] of their move and those pinned at the new band 0.057 [0.008, 0.121], while opens inside ±1.9% are unchanged (0.249 against 0.261). In a post hoc tabulation, an open pinned at the new upper band (mean +4.86%) is followed by an intraday return of -4.85%, and the close retains 0.4% [-8.0%, 12.0%] of the opening move: on average, the stock ends where it closed the previous session. The narrow band was capping transient opening moves, not holding back information, and widening it let the open travel further from where the session would close. Two qualifications bound this reading. The predicted dose-response, a larger effect for securities the old band bound more often, was not detected (difference-in-differences -0.019 [-0.173, 0.104]; from lowest to highest exposure, b fell from 0.318, 0.323, 0.323 to 0.119, 0.083, 0.105), so the identification rests on timing alone. And the reform changed the band, the daily limit and the circuit breaker together, in a post-reform window of 90 sessions, so the evidence concerns that rule package rather than the band alone.</w:t>
+        <w:t>The price-limit literature asks whether a binding limit delays the incorporation of information, in which case pinned opens are followed by continuation (Kim &amp; Rhee, 1997), or prevents an overreaction, in which case they are followed by reversal. The frozen test predicted delayed price discovery, and the data reject it: opens pinned at the ±2% band were reversed like every other open (b = 0.447 [0.274, 0.668] in the last pre-reform regime). After the widening, the opens the old band would have pinned retain 0.174 [0.112, 0.249] of their move and those pinned at the new band 0.057 [0.008, 0.121], while opens inside ±1.9% are unchanged (0.249 against 0.261). In a post hoc tabulation, an open pinned at the new upper band (mean +4.86%) is followed by an intraday return of -4.85%, and the close retains 0.4% [-8.0%, 12.0%] of the opening move: on average, the stock ends where it closed the previous session. A second post hoc split locates the error inside each security's auction rather than in a market-wide gap: the idiosyncratic part of the opening move, which carries 88-96% of its variance, has b between 0.097 and 0.206 across regimes, while the market-wide part is not reversed (b = 1.060 [0.755, 1.396] in the first regime). The narrow band was capping transient opening moves, not holding back information, and widening it let the open travel further from where the session would close. Two qualifications bound this reading. The predicted dose-response, a larger effect for securities the old band bound more often, was not detected (difference-in-differences -0.019 [-0.173, 0.104]; from lowest to highest exposure, b fell from 0.318, 0.323, 0.323 to 0.119, 0.083, 0.105), so the identification rests on timing alone. And the reform changed the band, the daily limit and the circuit breaker together, in a post-reform window of 90 sessions, so the evidence concerns that rule package rather than the band alone.</w:t>
       </w:r>
     </w:p>
     <w:p>

--- a/paper/NEPSE_Volatility_Manuscript_Revised_2026-09.docx
+++ b/paper/NEPSE_Volatility_Manuscript_Revised_2026-09.docx
@@ -3182,7 +3182,7 @@
     <w:p>
       <w:pPr/>
       <w:r>
-        <w:t>Three consequences follow for measurement. First, the exact identity YZ - Var(r) = (1 - k)[mean RS - Var(c)] - 2Cov(o, c) shows what Yang and Zhang's independence assumption costs. Over all 135,899 21-session windows, Yang-Zhang is 1.637 [1.481, 1.847] times the matched close-to-close variance, the 1.280 of Section 6.5 on the standard-deviation scale, and 75.6% [66.2%, 86.9%] of the excess is the overnight-intraday covariance. The ratio rises from 1.551 to 2.682 across the reform (frozen verdict: confirmed), while on NIFTY 50 Yang-Zhang matches close-to-close (0.960 [0.922, 1.006]). Second, Parkinson inherits the open's error whenever the open is the session's high or low, which a non-stale NEPSE open is on 36% of sessions in the first regime and 51% after the reform (post hoc). Third, a ratio to the open-to-close proxy cannot see this. Across the reform Parkinson's ratio to the proxy moves from 0.977 to 0.880, a change of -0.097 [-0.224, 0.024] whose interval contains zero, while its ratio to the noise-robust kernel K = c² + oc + co′, the daily analogue of Zhou's (1996) first-order correction, rises from 1.191 to 2.009, a change of 0.818 [0.362, 1.413] (Table 32). The frozen rule therefore returns 'no inversion established', but the asymmetry is the point. The kernel is unbiased only if the opening error is independent of overnight news, so its shares are estimates under that assumption. A post hoc bound that assumes nothing about that correlation still puts the open's error at no less than 5.0% of the open-to-close proxy in the first regime and 17.2% [13.9%, 19.8%] after the reform, against 48.0% if it is independent of news.</w:t>
+        <w:t>Three consequences follow for measurement. First, the exact identity YZ - Var(r) = (1 - k)[mean RS - Var(c)] - 2Cov(o, c) shows what Yang and Zhang's independence assumption costs. Over all 135,899 21-session windows, Yang-Zhang is 1.637 [1.481, 1.847] times the matched close-to-close variance, the 1.280 of Section 6.5 on the standard-deviation scale, and 75.6% [66.2%, 86.9%] of the excess is the overnight-intraday covariance. The ratio rises from 1.551 to 2.682 across the reform (frozen verdict: confirmed), while on NIFTY 50 Yang-Zhang matches close-to-close (0.960 [0.922, 1.006]). Second, Parkinson inherits the open's error whenever the open is the session's high or low, which a non-stale NEPSE open is on 36% of sessions in the first regime and 51% after the reform (post hoc). Third, a ratio to the open-to-close proxy cannot see this. Across the reform Parkinson's ratio to the proxy moves from 0.977 to 0.880, a change of -0.097 [-0.224, 0.024] whose interval contains zero, while its ratio to the noise-robust kernel K = c² + oc + co′, the daily analogue of Zhou's (1996) first-order correction, rises from 1.191 to 2.009, a change of 0.818 [0.362, 1.413] (Table 32). The frozen rule therefore returns 'no inversion established', but the asymmetry is the point. The kernel is unbiased only if the opening error is independent of overnight news, so its shares are estimates under that assumption. A post hoc bound that assumes nothing about that correlation (Appendix A) still puts the open's error at no less than 5.0% of the open-to-close proxy in the first regime and 17.2% [13.9%, 19.8%] after the reform, against 48.0% if it is independent of news.</w:t>
       </w:r>
     </w:p>
     <w:p>
@@ -17819,6 +17819,31 @@
         <w:rPr>
           <w:b w:val="0"/>
         </w:rPr>
+      </w:r>
+    </w:p>
+    <w:p>
+      <w:pPr>
+        <w:pStyle w:val="Heading1"/>
+        <w:spacing w:before="120" w:after="120"/>
+        <w:jc w:val="left"/>
+      </w:pPr>
+      <w:r>
+        <w:rPr>
+          <w:b/>
+        </w:rPr>
+        <w:t>Appendix A. A bound on the opening error that does not assume independence from news</w:t>
+      </w:r>
+    </w:p>
+    <w:p>
+      <w:pPr>
+        <w:spacing w:before="120" w:after="120"/>
+        <w:jc w:val="left"/>
+      </w:pPr>
+      <w:r>
+        <w:rPr>
+          <w:b/>
+        </w:rPr>
+        <w:t>Write the overnight and intraday returns as o = e_o + η - ε_prev and c = e_c - η + ε, where e_o and e_c are efficient returns, η is the open's transient error and ε the close's. Assume only what the unbiasedness regression needs: e_o and e_c are uncorrelated, and η and ε are uncorrelated with e_c, with each other and with earlier closing errors. η may be correlated with e_o in either direction. Then -E[o c] = E[e_o η] + E[η²], and E[o²] = E[e_o²] + 2E[e_o η] + E[η²] + E[ε²], all raw second moments, as in b. If E[e_o η] ≥ 0, then E[e_o²] ≤ E[o²] and, by Cauchy-Schwarz, -E[o c] ≤ (E[o²]E[η²])^½ + E[η²]; solving for E[η²] with -E[o c] = (1 - b)E[o²] gives E[η²] ≥ E[o²]·((√(5 - 4b) - 1)/2)². If E[e_o η] &lt; 0, then E[η²] &gt; -E[o c] = (1 - b)E[o²], which exceeds the same bound because ((√(1 + 4x) - 1)/2)² ≤ x for x ≥ 0. The bound therefore holds whatever the sign or size of the error's correlation with news. It is attained when η is perfectly correlated with e_o; under independence E[η²] = (1 - b)E[o²]. Both are reported as shares of the open-to-close proxy, E[c²], in Table 32 and in table97_m15_posthoc.csv, where the bound was computed after the frozen results were seen.</w:t>
       </w:r>
     </w:p>
     <w:sectPr>

--- a/paper/NEPSE_Volatility_Manuscript_Revised_2026-09.docx
+++ b/paper/NEPSE_Volatility_Manuscript_Revised_2026-09.docx
@@ -16938,7 +16938,7 @@
     </w:p>
     <w:p>
       <w:r>
-        <w:t>For a 21-session risk measure, a transparent primary specification for an ordinary NEPSE equity is the annualized rolling Parkinson or Rogers-Satchell volatility:</w:t>
+        <w:t>For a 21-session risk measure the annualized rolling form below applies to any daily variance estimator. In NEPSE, where the opening price is mostly transient (Section 6.7), the primary specification should be close-to-close variance, which never reads the open, with Parkinson or Rogers-Satchell reported beside it as a cross-check; where the open is close to unbiased, the range estimators' efficiency makes them the natural primary:</w:t>
       </w:r>
     </w:p>
     <w:p>
@@ -16956,7 +16956,7 @@
     </w:p>
     <w:p>
       <w:r>
-        <w:t>where v̂ is the chosen daily variance estimator and A is the market's own annual session count rather than an imported convention. For NEPSE over the study window the detected trading calendar yields A ≈ 229.6 genuine sessions per year (569 sessions over 2.48 years), against the 252 a developed-market default would impose; annualising with 252 instead would inflate variance by 9.7% and volatility by 4.8%. This is a SAMPLE-PERIOD OBSERVED RATE, not a NEPSE convention, and it spans the April 2026 trading-week reform. We do not quote a regime-specific factor. The post-reform Monday-Friday window contains only 99 sessions over 0.39 of a year, so annualising it (255/year, against 225/year pre-reform) extrapolates from a partial year; and because both regimes schedule five sessions per week, the reform cannot by itself change the annual session count — the difference reflects the holiday composition of that short window rather than the trading week. A usable regime-specific factor requires a complete observed year or an official weekday-plus-holiday projection. The report should show close-to-close volatility beside the range measure and disclose the security's median trade count and zero-range rate, so a reader can see the conditions under which the number was produced.</w:t>
+        <w:t>where v̂ is the chosen daily variance estimator and A is the market's own annual session count rather than an imported convention. For NEPSE over the study window the detected trading calendar yields A ≈ 229.6 genuine sessions per year (569 sessions over 2.48 years), against the 252 a developed-market default would impose; annualising with 252 instead would inflate variance by 9.7% and volatility by 4.8%. This is a SAMPLE-PERIOD OBSERVED RATE, not a NEPSE convention, and it spans the April 2026 trading-week reform. We do not quote a regime-specific factor. The post-reform Monday-Friday window contains only 99 sessions over 0.39 of a year, so annualising it (255/year, against 225/year pre-reform) extrapolates from a partial year; and because both regimes schedule five sessions per week, the reform cannot by itself change the annual session count — the difference reflects the holiday composition of that short window rather than the trading week. A usable regime-specific factor requires a complete observed year or an official weekday-plus-holiday projection. The report should show close-to-close volatility beside the range measure, disclose the security's median trade count and zero-range rate, and report the unbiasedness coefficient of the open, so a reader can see the conditions under which the number was produced.</w:t>
       </w:r>
     </w:p>
     <w:p>

--- a/paper/NEPSE_Volatility_Manuscript_Revised_2026-09.docx
+++ b/paper/NEPSE_Volatility_Manuscript_Revised_2026-09.docx
@@ -91,7 +91,7 @@
         <w:t xml:space="preserve">Findings: </w:t>
       </w:r>
       <w:r>
-        <w:t>Range estimators are calibrated to the open-to-close proxy (Parkinson slope 0.919 [0.760, 1.056]), but the proxy shares the opening price, and the open is mostly transient: the session undoes 64-87% of the overnight move (unbiasedness coefficient 0.130-0.356; NIFTY 50: 0.929). The band widening produced a sharp break: the coefficient fell by 0.333, more than at any of 77 placebo dates. Opens pinned at the old band had already been reversed, so the narrow band capped overreaction without detectably delaying price discovery. Three-quarters of Yang-Zhang's excess over close-to-close variance is the overnight-intraday covariance it assumes away.</w:t>
+        <w:t>Range estimators are calibrated to the open-to-close proxy (Parkinson slope 0.919 [0.760, 1.056]), but the proxy shares the opening price, and the open is mostly transient: the session undoes 64-87% of the overnight move (unbiasedness coefficient 0.130-0.356). The band widening produced a sharp break: the coefficient fell by 0.333, more than at any of 77 placebo dates. Opens pinned at the old band had already been reversed, so the narrow band capped overreaction without detectably delaying price discovery. Three-quarters of Yang-Zhang's excess over close-to-close variance is the overnight-intraday covariance it assumes away.</w:t>
       </w:r>
     </w:p>
     <w:p>
@@ -165,7 +165,7 @@
     <w:p>
       <w:pPr/>
       <w:r>
-        <w:t>The fourth answer turns out to matter most. NEPSE's opening price is mostly transient: the trading session undoes between 64% and 87% of the overnight move under every rule regime in the sample, against 7% on NIFTY 50. When the exchange widened its pre-open price band on 20 April 2026, the share of the opening move that survives to the close fell sharply, by more than at any of 77 placebo dates; and opens pinned at the old band had been reversed rather than continued, so the narrow band had been capping overreaction rather than delaying price discovery. For measurement, this means that every estimator reading the open inherits its error. The range estimators' agreement with the open-to-close proxy is genuine calibration, but calibration to a benchmark that shares the same error. Three-quarters of Yang-Zhang's excess over close-to-close variance is the overnight-intraday covariance it assumes away. And the close-to-close return, which never reads the open, is the benchmark that survives. Both analyses were run under plans frozen before their results existed, and the predictions that failed are reported with the ones that held.</w:t>
+        <w:t>The fourth answer turns out to matter most. NEPSE's opening price is mostly transient: the trading session undoes between 64% and 87% of the overnight move under every rule regime in the sample. The error belongs to each security's own auction: in a post hoc split, the market-wide part of the opening move shows no detectable reversal, and on the NIFTY 50 index, which also averages over its constituents, the session undoes 7%. When the exchange widened its pre-open price band on 20 April 2026, the share of the opening move that survives to the close fell sharply, by more than at any of 77 placebo dates; and opens pinned at the old band had been reversed rather than continued, so the narrow band had been capping overreaction rather than delaying price discovery. For measurement, this means that every estimator reading the open inherits its error. The range estimators' agreement with the open-to-close proxy is genuine calibration, but calibration to a benchmark that shares the same error. Three-quarters of Yang-Zhang's excess over close-to-close variance is the overnight-intraday covariance it assumes away. And the close-to-close return, which never reads the open, is the benchmark that survives. Both analyses were run under plans frozen before their results existed, and the predictions that failed are reported with the ones that held.</w:t>
       </w:r>
     </w:p>
     <w:p>
@@ -217,7 +217,7 @@
     </w:p>
     <w:p>
       <w:r>
-        <w:t>The calendar also matters, and April 2026 contains two distinct reforms that must not be dated as one. NEPSE historically traded Sunday through Thursday and moved to a Monday-through-Friday week effective April 6, 2026, following the Cabinet decision of April 5 that made Saturday and Sunday the weekly public holidays. Separately, on April 20, 2026 the daily price limit widened from ±10% to ±15%, the pre-open band from ±2% to ±5%, and the market-wide circuit breaker became two-tier. The first reform changes which weekdays are sessions; the second changes how far a price may move within one. An earlier version of this project used April 20 for both, which placed the fortnight of April 6-19 under the wrong weekday regime. The project detects genuine sessions from the data and cross-checks them against the documented weekday regime rather than hard-coding a calendar, so the detected sample is unaffected by that error; what the correction changes is the cross-check, under which the Friday sessions of April 10 and 17 are no longer recorded as off-schedule and the Sundays of April 12 and 19 are no longer recorded as inferred holidays rather than weekend days. The distinction matters for overnight returns and for annualization. A fixed 252-day convention, standard in many developed-market applications, should not be imposed automatically on a market with a different holiday and session structure; Section 7.1 reports the value implied by NEPSE's own calendar. A third rule change concerns the close. From 20 March to 21 September 2025 the official closing price was the volume-weighted average of the session's final fifteen minutes rather than the last trade; the regime is dated from the data, where 85.4% of closes inside it lie off the exchange's 0.1-rupee price grid, against at most 0.01% in any other period (a post hoc descriptive check). Sections 6.6 and 6.7 use the four regimes these dates define. They exclude one early-closing session, 18 September 2025, on which trading resumed after the September 2025 market halt and, in the same post hoc check, 74% of opens sat at the band.</w:t>
+        <w:t>The calendar also matters, and April 2026 contains two distinct reforms that must not be dated as one. NEPSE historically traded Sunday through Thursday and moved to a Monday-through-Friday week effective April 6, 2026, following the Cabinet decision of April 5 that made Saturday and Sunday the weekly public holidays. Separately, on April 20, 2026 the daily price limit widened from ±10% to ±15%, the pre-open band from ±2% to ±5%, and the market-wide circuit breaker became two-tier, with higher thresholds; the same amendment widened the band within which continuous-session orders may be priced from ±2% to ±3% of the prevailing price, and let orders entered before the session be queued for the open (The Himalayan Times, 2026). The first reform changes which weekdays are sessions; the second changes how far a price may move within one. An earlier version of this project used April 20 for both, which placed the fortnight of April 6-19 under the wrong weekday regime. The project detects genuine sessions from the data and cross-checks them against the documented weekday regime rather than hard-coding a calendar, so the detected sample is unaffected by that error; what the correction changes is the cross-check, under which the Friday sessions of April 10 and 17 are no longer recorded as off-schedule and the Sundays of April 12 and 19 are no longer recorded as inferred holidays rather than weekend days. The distinction matters for overnight returns and for annualization. A fixed 252-day convention, standard in many developed-market applications, should not be imposed automatically on a market with a different holiday and session structure; Section 7.1 reports the value implied by NEPSE's own calendar. A third rule change concerns the close. From 20 March to 21 September 2025 the official closing price was the volume-weighted average of the session's final fifteen minutes rather than the last trade; the regime is dated from the data, where 85.4% of closes inside it lie off the exchange's 0.1-rupee price grid, against at most 0.01% in any other period (a post hoc descriptive check). Sections 6.6 and 6.7 use the four regimes these dates define. They exclude one early-closing session, 18 September 2025, on which trading resumed after the September 2025 market halt and, in the same post hoc check, 74% of opens sat at the band.</w:t>
       </w:r>
     </w:p>
     <w:p>
@@ -3158,13 +3158,13 @@
     <w:p>
       <w:pPr/>
       <w:r>
-        <w:t>Every within-session estimator reads the opening price: the open-to-close proxy, Garman-Klass and Rogers-Satchell directly, and Parkinson whenever the open is the session's high or low. If the open carries a transient error, the estimators and their benchmark can agree because they share it, while the close-to-close return, which never reads the open, does not. That opening prices set by call auctions can be noisier than closing prices is long established (Amihud &amp; Mendelson, 1987; Stoll &amp; Whaley, 1990); how much of an opening price survives is measured in the price-discovery literature by the unbiasedness regression of the close-to-close return on the opening return (Biais, Hillion &amp; Spatt, 1999; Barclay &amp; Hendershott, 2003). Its slope, b = E[o r]/E[o²] with o = ln(O/C_prev) and r = ln(C/C_prev), equals one when the open anticipates the close. It falls below one when the session undoes part of the opening move, and rises above one when the session completes a move the open only began, as it should when a band truncates the open. Opens equal to the previous close contribute nothing to b, so it is unaffected by auctions that fail to match. The hypotheses and decision rules were frozen before any of these statistics was computed on the data, and the statistics were first checked on simulated panels where the truth is known.</w:t>
+        <w:t>Every within-session estimator reads the opening price: the open-to-close proxy, Garman-Klass and Rogers-Satchell directly, and Parkinson whenever the open is the session's high or low. If the open carries a transient error, the estimators and their benchmark can agree because they share it, while the close-to-close return, which never reads the open, does not. That opening prices set by call auctions can be noisier than closing prices is long established (Amihud &amp; Mendelson, 1987; Stoll &amp; Whaley, 1990), and in India the return set by the opening call auction is negatively correlated with the intraday returns that follow it, which Agarwalla, Jacob and Pandey (2015) read as excessive price movement in the auction. How much of an opening price survives is measured in the price-discovery literature by the unbiasedness regression of the close-to-close return on the opening return (Biais, Hillion &amp; Spatt, 1999; Barclay &amp; Hendershott, 2003). Its slope, b = E[o r]/E[o²] with o = ln(O/C_prev) and r = ln(C/C_prev), equals one when the open anticipates the close. It falls below one when the session undoes part of the opening move, and rises above one when the session completes a move the open only began, as it should when a band truncates the open. Opens equal to the previous close contribute nothing to b, so it is unaffected by auctions that fail to match. The hypotheses and decision rules were frozen before any of these statistics was computed on the data, and the statistics were first checked on simulated panels where the truth is known.</w:t>
       </w:r>
     </w:p>
     <w:p>
       <w:pPr/>
       <w:r>
-        <w:t>NEPSE's opening price is mostly transient (Table 30). Under the ±2% pre-open band, b is 0.307 [0.247, 0.376] with a last-trade close, 0.216 [0.128, 0.281] while the close was a fifteen-minute VWAP, and 0.356 [0.252, 0.512] once the last-trade close returned: the session undoes between 64% and 78% of the overnight move. On NIFTY 50, whose open comes from a call auction among liquid constituents, b is 0.929 [0.854, 0.995]. The reversal is not confined to thin securities: b is below one in every security-level liquidity quintile in every regime, between 0.12 and 0.45 under the ±2% band. It is also fast: of the 69 percentage points of the opening move undone in the first regime, 57 are undone before the session's volume-weighted centre and 12 after it.</w:t>
+        <w:t>NEPSE's opening price is mostly transient (Table 30). Under the ±2% pre-open band, b is 0.307 [0.247, 0.376] with a last-trade close, 0.216 [0.128, 0.281] while the close was a fifteen-minute VWAP, and 0.356 [0.252, 0.512] once the last-trade close returned: the session undoes between 64% and 78% of the overnight move. On the NIFTY 50 index, b is 0.929 [0.854, 0.995], a small reversal, but an index averages its constituents' opening errors, and the post hoc split reported below finds no detectable reversal of NEPSE's own market-wide opening move; the NIFTY figure therefore describes a market-wide open, not any one security's auction. The reversal is not confined to thin securities: b is below one in every security-level liquidity quintile in every regime, between 0.12 and 0.45 under the ±2% band. It is also fast: of the 69 percentage points of the opening move undone in the first regime, 57 are undone before the session's volume-weighted centre and 12 after it.</w:t>
       </w:r>
     </w:p>
     <w:p>
@@ -3176,13 +3176,13 @@
     <w:p>
       <w:pPr/>
       <w:r>
-        <w:t>The price-limit literature asks whether a binding limit delays the incorporation of information, in which case pinned opens are followed by continuation (Kim &amp; Rhee, 1997), or prevents an overreaction, in which case they are followed by reversal. The frozen test predicted delayed price discovery, and the data reject it: opens pinned at the ±2% band were reversed like every other open (b = 0.447 [0.274, 0.668] in the last pre-reform regime). After the widening, the opens the old band would have pinned retain 0.174 [0.112, 0.249] of their move and those pinned at the new band 0.057 [0.008, 0.121], while opens inside ±1.9% are unchanged (0.249 against 0.261). In a post hoc tabulation, an open pinned at the new upper band (mean +4.86%) is followed by an intraday return of -4.85%, and the close retains 0.4% [-8.0%, 12.0%] of the opening move: on average, the stock ends where it closed the previous session. A second post hoc split locates the error inside each security's auction rather than in a market-wide gap: the idiosyncratic part of the opening move, which carries 88-96% of its variance, has b between 0.097 and 0.206 across regimes, while the market-wide part is not reversed (b = 1.060 [0.755, 1.396] in the first regime). The narrow band was capping transient opening moves, not holding back information, and widening it let the open travel further from where the session would close. Two qualifications bound this reading. The predicted dose-response, a larger effect for securities the old band bound more often, was not detected (difference-in-differences -0.019 [-0.173, 0.104]; from lowest to highest exposure, b fell from 0.318, 0.323, 0.323 to 0.119, 0.083, 0.105), so the identification rests on timing alone. And the reform changed the band, the daily limit and the circuit breaker together, in a post-reform window of 90 sessions, so the evidence concerns that rule package rather than the band alone.</w:t>
+        <w:t>The price-limit literature asks whether a binding limit delays the incorporation of information, in which case pinned opens are followed by continuation (Kim &amp; Rhee, 1997), or prevents an overreaction, in which case they are followed by reversal. The frozen test predicted delayed price discovery, and the data reject it: opens pinned at the ±2% band were reversed like every other open (b = 0.447 [0.274, 0.668] in the last pre-reform regime). After the widening, the opens the old band would have pinned retain 0.174 [0.112, 0.249] of their move and those pinned at the new band 0.057 [0.008, 0.121], while opens inside ±1.9% are unchanged (0.249 against 0.261). In a post hoc tabulation, an open pinned at the new upper band (mean +4.86%) is followed by an intraday return of -4.85%, and the close retains 0.4% [-8.0%, 12.0%] of the opening move: on average, the stock ends where it closed the previous session. A second post hoc split locates the error inside each security's auction rather than in a market-wide gap: the idiosyncratic part of the opening move, which carries 88-96% of its variance, has b between 0.097 and 0.206 across regimes, while no regime shows a detectable reversal of the market-wide part (b = 1.060 [0.755, 1.396] in the first regime; every interval contains one or lies above it). The narrow band was capping transient opening moves, not holding back information, and widening it let the open travel further from where the session would close. Two qualifications bound this reading. The predicted dose-response, a larger effect for securities the old band bound more often, was not detected (difference-in-differences -0.019 [-0.173, 0.104]; from lowest to highest exposure, b fell from 0.318, 0.323, 0.323 to 0.119, 0.083, 0.105), so the identification rests on timing alone. And the band was one part of a rule package that also widened the daily limit and the band for continuous-session orders, raised the circuit-breaker thresholds and let orders be queued before the session (Section 3), with a post-reform window of 90 sessions. The fall in b is concentrated in opens beyond the old band, where the pre-open band acts, but timing cannot separate the band from the rest of the package, so the evidence concerns that package rather than the band alone.</w:t>
       </w:r>
     </w:p>
     <w:p>
       <w:pPr/>
       <w:r>
-        <w:t>Three consequences follow for measurement. First, the exact identity YZ - Var(r) = (1 - k)[mean RS - Var(c)] - 2Cov(o, c) shows what Yang and Zhang's independence assumption costs. Over all 135,899 21-session windows, Yang-Zhang is 1.637 [1.481, 1.847] times the matched close-to-close variance, the 1.280 of Section 6.5 on the standard-deviation scale, and 75.6% [66.2%, 86.9%] of the excess is the overnight-intraday covariance. The ratio rises from 1.551 to 2.682 across the reform (frozen verdict: confirmed), while on NIFTY 50 Yang-Zhang matches close-to-close (0.960 [0.922, 1.006]). Second, Parkinson inherits the open's error whenever the open is the session's high or low, which a non-stale NEPSE open is on 36% of sessions in the first regime and 51% after the reform (post hoc). Third, a ratio to the open-to-close proxy cannot see this. Across the reform Parkinson's ratio to the proxy moves from 0.977 to 0.880, a change of -0.097 [-0.224, 0.024] whose interval contains zero, while its ratio to the noise-robust kernel K = c² + oc + co′, the daily analogue of Zhou's (1996) first-order correction, rises from 1.191 to 2.009, a change of 0.818 [0.362, 1.413] (Table 32). The frozen rule therefore returns 'no inversion established', but the asymmetry is the point. The kernel is unbiased only if the opening error is independent of overnight news, so its shares are estimates under that assumption. A post hoc bound that assumes nothing about that correlation (Appendix A) still puts the open's error at no less than 5.0% of the open-to-close proxy in the first regime and 17.2% [13.9%, 19.8%] after the reform, against 48.0% if it is independent of news.</w:t>
+        <w:t>Three consequences follow for measurement. First, the exact identity YZ - Var(r) = (1 - k)[mean RS - Var(c)] - 2Cov(o, c) shows what Yang and Zhang's independence assumption costs. Over all 135,899 21-session windows, Yang-Zhang is 1.637 [1.481, 1.847] times the matched close-to-close variance, the 1.280 of Section 6.5 on the standard-deviation scale, and 75.6% [66.2%, 86.9%] of the excess is the overnight-intraday covariance. The ratio rises from 1.551 to 2.682 across the reform (frozen verdict: confirmed), while on the NIFTY 50 index Yang-Zhang matches close-to-close (0.960 [0.922, 1.006]). Second, Parkinson inherits the open's error whenever the open is the session's high or low, which a non-stale NEPSE open is on 36% of sessions in the first regime and 51% after the reform (post hoc). Third, a ratio to the open-to-close proxy cannot see this. Across the reform Parkinson's ratio to the proxy moves from 0.977 to 0.880, a change of -0.097 [-0.224, 0.024] whose interval contains zero, while its ratio to the noise-robust kernel K = c² + oc + co′, the daily analogue of Zhou's (1996) first-order correction, rises from 1.191 to 2.009, a change of 0.818 [0.362, 1.413] (Table 32). The frozen rule therefore returns 'no inversion established', but the asymmetry is the point. The kernel is unbiased only if the opening error is independent of overnight news, so its shares are estimates under that assumption. A post hoc bound that assumes nothing about that correlation (Appendix A) still puts the open's error at no less than 5.0% of the open-to-close proxy in the first regime and 17.2% [13.9%, 19.8%] after the reform, against 48.0% if it is independent of news.</w:t>
       </w:r>
     </w:p>
     <w:p>
@@ -15080,7 +15080,7 @@
     <w:p>
       <w:pPr/>
       <w:r>
-        <w:t>Table 30. What the opening price anticipates: the unbiasedness coefficient of the open for the close by market-design regime and opening zone, with NIFTY 50 (Section 6.7; plan M15, frozen before testing).</w:t>
+        <w:t>Table 30. What the opening price anticipates: the unbiasedness coefficient of the open for the close by market-design regime and opening zone, with the NIFTY 50 index (Section 6.7; plan M15, frozen before testing).</w:t>
       </w:r>
     </w:p>
     <w:tbl>
@@ -16885,7 +16885,7 @@
         <w:ind w:left="360" w:hanging="216"/>
       </w:pPr>
       <w:r>
-        <w:t>Diagnose the open before trusting any estimator that reads it. Report the unbiasedness coefficient b = E[o r]/E[o²] of the open for the close, by market-rule regime. In NEPSE it lies between 0.130 and 0.356; on NIFTY 50 it is 0.929. Where b is well below one, the open-to-close proxy, Garman-Klass, Rogers-Satchell and Yang-Zhang all carry the open's transient error, and close-to-close variance is the benchmark.</w:t>
+        <w:t>Diagnose the open before trusting any estimator that reads it. Report the unbiasedness coefficient b = E[o r]/E[o²] of the open for the close, by market-rule regime and from security-level returns, since a market average can hide the error. In NEPSE it lies between 0.130 and 0.356; on the NIFTY 50 index it is 0.929. Where b is well below one, the open-to-close proxy, Garman-Klass, Rogers-Satchell and Yang-Zhang all carry the open's transient error, and close-to-close variance is the benchmark.</w:t>
       </w:r>
     </w:p>
     <w:p>
@@ -16993,13 +16993,13 @@
     <w:p>
       <w:pPr/>
       <w:r>
-        <w:t>The opening price is the second main result, and it is less comfortable for the range-estimator literature than the first. Range-based estimators were derived for a continuously observed price path whose open is an efficient price (Garman &amp; Klass, 1980; Rogers &amp; Satchell, 1991; Yang &amp; Zhang, 2000). In NEPSE the open is mostly transient: the session undoes 64% or more of the overnight move under every rule regime, against 7% on NIFTY 50. The estimators' agreement with the open-to-close proxy, which Section 6.6 shows to be calibration rather than cancellation, is therefore agreement among measures that share one error. Ratio comparisons cannot see it, including the ones in earlier versions of this paper. The diagnostic that exposes it, the unbiasedness coefficient of the open, needs nothing beyond the daily bar, so it can be computed wherever these estimators are used.</w:t>
+        <w:t>The opening price is the second main result, and it is less comfortable for the range-estimator literature than the first. Range-based estimators were derived for a continuously observed price path whose open is an efficient price (Garman &amp; Klass, 1980; Rogers &amp; Satchell, 1991; Yang &amp; Zhang, 2000). In NEPSE the open is mostly transient: the session undoes 64% or more of the overnight move under every rule regime, and, on a post hoc split, the error sits in each security's own auction, which a market average largely washes out (Section 6.7). The estimators' agreement with the open-to-close proxy, which Section 6.6 shows to be calibration rather than cancellation, is therefore agreement among measures that share one error. Ratio comparisons cannot see it, including the ones in earlier versions of this paper. The diagnostic that exposes it, the unbiasedness coefficient of the open, needs nothing beyond the daily bar, so it can be computed wherever these estimators are used.</w:t>
       </w:r>
     </w:p>
     <w:p>
       <w:pPr/>
       <w:r>
-        <w:t>The band reform adds a market-design reading. Price limits are defended as a check on overreaction and criticised for delaying price discovery (Kim &amp; Rhee, 1997). At NEPSE's opening auction the ±2% band showed no sign of the second cost: the opens it pinned were reversed, not continued. Widening it let transient opening moves grow, and a stock opening at the new upper band closed, on average, where it had closed the day before. That is evidence about one rule package in one market over 90 sessions, with the daily limit and the circuit breaker changed on the same date, and it says nothing about welfare. But it is the kind of evidence a regulator weighing the width of a pre-open band would want, and it can be updated as the post-reform sample grows.</w:t>
+        <w:t>The band reform adds a market-design reading. Price limits are defended as a check on overreaction and criticised for delaying price discovery (Kim &amp; Rhee, 1997). At NEPSE's opening auction the ±2% band showed no sign of the delay: the opens it pinned were reversed, not continued. Widening it let transient opening moves grow, and a stock opening at the new upper band closed, on average, where it had closed the day before. That is evidence about one rule package in one market over 90 sessions, with the daily limit, the continuous-session order band, the circuit breaker and the queuing of orders entered before the session changed on the same date. It says nothing about welfare, nor about the liquidity costs a band can carry: when tight intraday bands were imposed on newly listed Indian shares, volatility fell but the price impact of trades rose (Gatchev, Seth, Singh &amp; Vishwanatha, 2023). But it is the kind of evidence a regulator weighing the width of a pre-open band would want, and it can be updated as the post-reform sample grows.</w:t>
       </w:r>
     </w:p>
     <w:p>
@@ -17066,7 +17066,7 @@
     <w:p>
       <w:pPr/>
       <w:r>
-        <w:t>Third, the market changed during the sample. Sections 6.6 and 6.7 model the closing-rule and band regimes explicitly, but the post-reform regime contains only 90 sessions, and the band reform changed the pre-open band, the daily limit and the circuit breaker on one date, two weeks after a trading-week reform. The evidence concerns that rule package, and its dose-response leg was not detected.</w:t>
+        <w:t>Third, the market changed during the sample. Sections 6.6 and 6.7 model the closing-rule and band regimes explicitly, but the post-reform regime contains only 90 sessions, and the band reform was one part of a package, effective on one date two weeks after a trading-week reform, that also widened the daily limit and the continuous-session order band, raised the circuit-breaker thresholds and let orders be queued before the session. The evidence concerns that rule package, and its dose-response leg was not detected.</w:t>
       </w:r>
     </w:p>
     <w:p>
@@ -17155,7 +17155,7 @@
     <w:p>
       <w:pPr/>
       <w:r>
-        <w:t>The paper's second finding qualifies its first. The opening price, which every within-session estimator and the open-to-close proxy read, is mostly transient in NEPSE: the trading session undoes between 64% and 87% of the overnight move, against 7% on NIFTY 50. A natural experiment analysed under a frozen plan ties part of this to market design. Widening the pre-open band from ±2% to ±5% produced a sharp break in how much of the open survives to the close, larger than at any placebo date, and the opens pinned at the old band had been reversed rather than continued. The open's error accounts for three-quarters of Yang-Zhang's excess over close-to-close variance. It leaves the range estimators' calibration to their benchmark intact but uninformative about efficient variance.</w:t>
+        <w:t>The paper's second finding qualifies its first. The opening price, which every within-session estimator and the open-to-close proxy read, is mostly transient in NEPSE: the trading session undoes between 64% and 87% of the overnight move, an error that, on a post hoc split, sits in each security's own auction rather than in the market-wide move. A natural experiment analysed under a frozen plan ties part of this to market design. Widening the pre-open band from ±2% to ±5% produced a sharp break in how much of the open survives to the close, larger than at any placebo date, and the opens pinned at the old band had been reversed rather than continued. The open's error accounts for three-quarters of Yang-Zhang's excess over close-to-close variance. It leaves the range estimators' calibration to their benchmark intact but uninformative about efficient variance.</w:t>
       </w:r>
     </w:p>
     <w:p>
@@ -17226,6 +17226,20 @@
           <w:rFonts w:ascii="Times New Roman" w:hAnsi="Times New Roman"/>
           <w:sz w:val="21"/>
         </w:rPr>
+        <w:t>Agarwalla, S. K., Jacob, J., &amp; Pandey, A. (2015). Impact of the introduction of call auction on price discovery: Evidence from the Indian stock market using high-frequency data. International Review of Financial Analysis, 39, 167-178. https://doi.org/10.1016/j.irfa.2015.01.012</w:t>
+      </w:r>
+    </w:p>
+    <w:p>
+      <w:pPr>
+        <w:spacing w:after="80" w:line="240" w:lineRule="auto"/>
+        <w:ind w:left="403" w:hanging="403"/>
+        <w:jc w:val="left"/>
+      </w:pPr>
+      <w:r>
+        <w:rPr>
+          <w:rFonts w:ascii="Times New Roman" w:hAnsi="Times New Roman"/>
+          <w:sz w:val="21"/>
+        </w:rPr>
         <w:t>Alizadeh, S., Brandt, M. W., &amp; Diebold, F. X. (2002). Range-based estimation of stochastic volatility models. Journal of Finance, 57(3), 1047-1091.</w:t>
       </w:r>
     </w:p>
@@ -17240,7 +17254,7 @@
           <w:rFonts w:ascii="Times New Roman" w:hAnsi="Times New Roman"/>
           <w:sz w:val="21"/>
         </w:rPr>
-        <w:t>Amihud, Y., &amp; Mendelson, H. (1987). Trading mechanisms and stock returns: An empirical investigation. Journal of Finance, 42(3), 533-553. https://doi.org/10.1111/j.1540-6261.1987.tb02582.x</w:t>
+        <w:t>Amihud, Y., &amp; Mendelson, H. (1987). Trading mechanisms and stock returns: An empirical investigation. Journal of Finance, 42(3), 533-553. https://doi.org/10.1111/j.1540-6261.1987.tb04567.x</w:t>
       </w:r>
     </w:p>
     <w:p>
@@ -17478,6 +17492,20 @@
           <w:rFonts w:ascii="Times New Roman" w:hAnsi="Times New Roman"/>
           <w:sz w:val="21"/>
         </w:rPr>
+        <w:t>Gatchev, V. A., Seth, R., Singh, A., &amp; Vishwanatha, S. R. (2023). Price bands and their effects on equity markets: Evidence from a natural experiment. Journal of Financial Markets, 66, 100840. https://doi.org/10.1016/j.finmar.2023.100840</w:t>
+      </w:r>
+    </w:p>
+    <w:p>
+      <w:pPr>
+        <w:spacing w:after="80" w:line="240" w:lineRule="auto"/>
+        <w:ind w:left="403" w:hanging="403"/>
+        <w:jc w:val="left"/>
+      </w:pPr>
+      <w:r>
+        <w:rPr>
+          <w:rFonts w:ascii="Times New Roman" w:hAnsi="Times New Roman"/>
+          <w:sz w:val="21"/>
+        </w:rPr>
         <w:t>Hansen, P. R., &amp; Lunde, A. (2006). Realized variance and market microstructure noise. Journal of Business &amp; Economic Statistics, 24(2), 127-161.</w:t>
       </w:r>
     </w:p>
@@ -17507,6 +17535,20 @@
           <w:sz w:val="21"/>
         </w:rPr>
         <w:t>Hansen, P. R., Lunde, A., &amp; Nason, J. M. (2011). The model confidence set. Econometrica, 79(2), 453-497.</w:t>
+      </w:r>
+    </w:p>
+    <w:p>
+      <w:pPr>
+        <w:spacing w:after="80" w:line="240" w:lineRule="auto"/>
+        <w:ind w:left="403" w:hanging="403"/>
+        <w:jc w:val="left"/>
+      </w:pPr>
+      <w:r>
+        <w:rPr>
+          <w:rFonts w:ascii="Times New Roman" w:hAnsi="Times New Roman"/>
+          <w:sz w:val="21"/>
+        </w:rPr>
+        <w:t>The Himalayan Times. (2026, April 18). NEPSE amends trading regulations, introduces pre-market order queuing and tighter circuit breaker rules.</w:t>
       </w:r>
     </w:p>
     <w:p>
@@ -17800,7 +17842,7 @@
           <w:rFonts w:ascii="Times New Roman" w:hAnsi="Times New Roman"/>
           <w:sz w:val="21"/>
         </w:rPr>
-        <w:t>Zhou, B. (1996). High-frequency data and volatility in foreign-exchange rates. Journal of Business &amp; Economic Statistics, 14(1), 45-52. https://doi.org/10.1080/07350015.1996.10524628</w:t>
+        <w:t>Zhou, B. (1996). High-frequency data and volatility in foreign-exchange rates. Journal of Business &amp; Economic Statistics, 14(1), 45-52.</w:t>
       </w:r>
     </w:p>
     <w:p>

--- a/paper/NEPSE_Volatility_Manuscript_Revised_2026-09.docx
+++ b/paper/NEPSE_Volatility_Manuscript_Revised_2026-09.docx
@@ -7,7 +7,7 @@
         <w:pStyle w:val="Title"/>
       </w:pPr>
       <w:r>
-        <w:t>When the Open Overreacts: Measuring Daily Volatility in a Frontier Market without Options</w:t>
+        <w:t>When the Open Overreacts: Measuring Daily Volatility in Frontier Markets without Options</w:t>
       </w:r>
     </w:p>
     <w:p>
@@ -21,7 +21,7 @@
           <w:b/>
           <w:sz w:val="26"/>
         </w:rPr>
-        <w:t>Evidence from a Pre-Open Band Reform on the Nepal Stock Exchange</w:t>
+        <w:t>Evidence from Nepal's Pre-Open Band Reform and an Estimator Tested in Four Frontier Markets</w:t>
       </w:r>
     </w:p>
     <w:p>
@@ -67,7 +67,7 @@
         <w:t xml:space="preserve">Purpose: </w:t>
       </w:r>
       <w:r>
-        <w:t>Nepal has no exchange-traded options and no public intraday data, so volatility must be measured from the daily open-high-low-close bar. This paper asks how reliable that measurement is, and what the bar's opening price contributes to it.</w:t>
+        <w:t>Nepal has no exchange-traded options and no public intraday data, so volatility must be measured from the daily open-high-low-close bar. This paper asks how reliable that measurement is, what the bar's opening price contributes to it, and how an estimator should treat an overreacting open.</w:t>
       </w:r>
     </w:p>
     <w:p>
@@ -79,7 +79,7 @@
         <w:t xml:space="preserve">Design/methodology/approach: </w:t>
       </w:r>
       <w:r>
-        <w:t>Six estimators are evaluated on 143,718 ordinary-equity stock-days (292 securities, March 2024-August 2026) against proxies matched in scope, sample and horizon. Instrumented calibration slopes, identified from volatility persistence without a high-frequency benchmark, separate calibration from offsetting distortions. NEPSE's 20 April 2026 widening of the pre-open band from ±2% to ±5% serves as a natural experiment. Both analyses follow plans frozen before testing.</w:t>
+        <w:t>Six estimators are evaluated on 143,718 ordinary-equity stock-days (292 securities, March 2024-August 2026) against matched proxies. Instrumented calibration slopes separate calibration from offsetting distortions, and NEPSE's 2026 widening of its pre-open band from ±2% to ±5% serves as a natural experiment. A new estimator, designed on NEPSE's first two rule regimes, is tested on its later regimes, two indices and stocks from Bangladesh, Vietnam and Morocco. Every analysis follows a plan frozen before testing.</w:t>
       </w:r>
     </w:p>
     <w:p>
@@ -91,7 +91,7 @@
         <w:t xml:space="preserve">Findings: </w:t>
       </w:r>
       <w:r>
-        <w:t>Range estimators are calibrated to the open-to-close proxy (Parkinson slope 0.919 [0.760, 1.056]), but the proxy shares the opening price, and the open is mostly transient: the session undoes 64-87% of the overnight move (unbiasedness coefficient 0.130-0.356). The band widening produced a sharp break: the coefficient fell by 0.333, more than at any of 77 placebo dates. Opens pinned at the old band had already been reversed, so the narrow band capped overreaction without detectably delaying price discovery. Three-quarters of Yang-Zhang's excess over close-to-close variance is the overnight-intraday covariance it assumes away.</w:t>
+        <w:t>Range estimators are calibrated to the open-to-close proxy (Parkinson slope 0.919 [0.760, 1.056]), but the open is mostly transient: the session undoes 64-87% of the overnight move, and after the band widening the share surviving fell by 0.333, more than at any of 77 placebo dates. Anam's estimator weights the overnight move by the open's measured reliability and calibrates to close-to-close variance. No classical range estimator beats it in any test sample, and its level is within 1.1% of close-to-close outside NEPSE's post-reform regime, but it does not beat close-to-close at short horizons in Nepal, Bangladesh or Vietnam. Its open-free form passed a pre-registered test in Morocco.</w:t>
       </w:r>
     </w:p>
     <w:p>
@@ -103,7 +103,7 @@
         <w:t xml:space="preserve">Originality/value: </w:t>
       </w:r>
       <w:r>
-        <w:t>The contribution is evidence rather than a new estimator: a market-design rule determines what daily bars measure, ratio comparisons cannot see it, and close-to-close returns, which never read the open, are the robust benchmark where the open overreacts.</w:t>
+        <w:t>A market-design rule determines what daily bars measure, and an estimator built on that evidence is validated out of sample in four frontier markets.</w:t>
       </w:r>
     </w:p>
     <w:p>
@@ -114,7 +114,7 @@
         <w:rPr>
           <w:b/>
         </w:rPr>
-        <w:t>Keywords: frontier markets; volatility measurement; opening auction; price limits; unbiasedness regression; natural experiment; instrumented calibration; range-based estimators; Yang-Zhang; Nepal Stock Exchange; imperfect volatility proxies; market microstructure</w:t>
+        <w:t>Keywords: frontier markets; volatility measurement; opening auction; price limits; unbiasedness regression; natural experiment; instrumented calibration; range-based estimators; Yang-Zhang; Nepal Stock Exchange; imperfect volatility proxies; market microstructure; volatility estimator; out-of-sample evaluation</w:t>
       </w:r>
       <w:r/>
     </w:p>
@@ -159,13 +159,19 @@
     </w:p>
     <w:p>
       <w:r>
-        <w:t>This paper asks four questions, and the empirical sections answer them in order. First, do range estimators remain informative for ordinary NEPSE equities as liquidity declines? Second, how much of the apparent estimator failure in a frontier market arises from instrument composition and from benchmark mismatch rather than from illiquidity? Third, when an estimator agrees with its matched proxy, is that agreement calibration, or two distortions cancelling? Fourth, what does the opening price, which every within-session estimator and the proxy itself read, actually measure? Answering them yields a contribution that should be stated narrowly, because a targeted search of the Nepali literature — logged, screened and reconciled in the accompanying package — shows what is and is not new here. That search located 3 usable studies and could not retrieve 8 further records, so it supports statements about what it found and not about the literature as a whole. Among what it found, NEPSE volatility has been studied at the index level with GARCH-family and regime-switching models (Dangal &amp; Gajurel, 2021; Karki, 2026), and at the security level: Neupane, Neupane and Baral (2022) examine daily stock return volatility for a single listed bank over 2010-2021, relating it to trading volume, price and frequency. This paper therefore makes no claim to introduce security-level volatility analysis to Nepal. What it contributes instead is a measurement contribution: a reproducible comparison of daily OHLC volatility estimators — close-to-close, Parkinson, Garman-Klass, Rogers-Satchell, Yang-Zhang and an additive correction — each against a proxy matched to its own scope, sample and horizon, under NEPSE's own calendar, staleness, thin-trading and closing-rule constraints. The security-level work the search located uses closing prices alone and asks an association question about volume and volatility; the question here is how to measure volatility from the daily high, low and open as well as the close, and which of those estimators survives contact with a frontier market's data. That addresses a measurement question not identified in the targeted search, which is a weaker and more honest statement than a claim of novelty. The third and fourth questions add two things the comparison alone could not supply: a calibration test that identifies how each estimator responds to latent variance without a high-frequency benchmark, and evidence, from a natural experiment in the exchange's own opening rules, on what the daily bar's opening price measures. The correct question is not simply 'Which volatility formula should Nepal use?' but 'Which volatility object is being measured, from which securities, over which part of the day, and under what market microstructure?' Throughout, we describe results as deviations from a matched proxy rather than as accuracy, because the latent variance is unobserved and the proxy is imperfect.</w:t>
+        <w:t>This paper asks five questions, and the empirical sections answer them in order. First, do range estimators remain informative for ordinary NEPSE equities as liquidity declines? Second, how much of the apparent estimator failure in a frontier market arises from instrument composition and from benchmark mismatch rather than from illiquidity? Third, when an estimator agrees with its matched proxy, is that agreement calibration, or two distortions cancelling? Fourth, what does the opening price, which every within-session estimator and the proxy itself read, actually measure? Fifth, can an estimator built for an unreliable open measure volatility better than the classical ones, in Nepal and in other frontier markets? Answering them yields a contribution that should be stated narrowly, because a targeted search of the Nepali literature — logged, screened and reconciled in the accompanying package — shows what is and is not new here. That search located 3 usable studies and could not retrieve 8 further records, so it supports statements about what it found and not about the literature as a whole. Among what it found, NEPSE volatility has been studied at the index level with GARCH-family and regime-switching models (Dangal &amp; Gajurel, 2021; Karki, 2026), and at the security level: Neupane, Neupane and Baral (2022) examine daily stock return volatility for a single listed bank over 2010-2021, relating it to trading volume, price and frequency. This paper therefore makes no claim to introduce security-level volatility analysis to Nepal. What it contributes instead is a measurement contribution: a reproducible comparison of daily OHLC volatility estimators — close-to-close, Parkinson, Garman-Klass, Rogers-Satchell, Yang-Zhang and an additive correction — each against a proxy matched to its own scope, sample and horizon, under NEPSE's own calendar, staleness, thin-trading and closing-rule constraints. The security-level work the search located uses closing prices alone and asks an association question about volume and volatility; the question here is how to measure volatility from the daily high, low and open as well as the close, and which of those estimators survives contact with a frontier market's data. That addresses a measurement question not identified in the targeted search, which is a weaker and more honest statement than a claim of novelty. The third and fourth questions add two things the comparison alone could not supply: a calibration test that identifies how each estimator responds to latent variance without a high-frequency benchmark, and evidence, from a natural experiment in the exchange's own opening rules, on what the daily bar's opening price measures. The fifth adds a constructive answer: an estimator designed on part of the NEPSE sample and tested out of sample, under frozen plans, in Nepal, two benchmark indices and three other frontier markets. The correct question is not simply 'Which volatility formula should Nepal use?' but 'Which volatility object is being measured, from which securities, over which part of the day, and under what market microstructure?' Throughout, we describe results as deviations from a matched proxy rather than as accuracy, because the latent variance is unobserved and the proxy is imperfect.</w:t>
       </w:r>
     </w:p>
     <w:p>
       <w:pPr/>
       <w:r>
         <w:t>The fourth answer turns out to matter most. NEPSE's opening price is mostly transient: the trading session undoes between 64% and 87% of the overnight move under every rule regime in the sample. The error belongs to each security's own auction: in a post hoc split, the market-wide part of the opening move shows no detectable reversal, and on the NIFTY 50 index, which also averages over its constituents, the session undoes 7%. When the exchange widened its pre-open price band on 20 April 2026, the share of the opening move that survives to the close fell sharply, by more than at any of 77 placebo dates; and opens pinned at the old band had been reversed rather than continued, so the narrow band had been capping overreaction rather than delaying price discovery. For measurement, this means that every estimator reading the open inherits its error. The range estimators' agreement with the open-to-close proxy is genuine calibration, but calibration to a benchmark that shares the same error. Three-quarters of Yang-Zhang's excess over close-to-close variance is the overnight-intraday covariance it assumes away. And the close-to-close return, which never reads the open, is the benchmark that survives. Both analyses were run under plans frozen before their results existed, and the predictions that failed are reported with the ones that held.</w:t>
+      </w:r>
+    </w:p>
+    <w:p>
+      <w:pPr/>
+      <w:r>
+        <w:t>The fifth answer builds on the fourth. If the open is mostly transient, an estimator should read it only as far as it is reliable, and should measure how far that is. The estimator of Section 6.8, which we call Anam's estimator, estimates the open's unbiasedness coefficient from the cross-section's recent history, weights the overnight move by it, extends the day's range to the effective open that the coefficient implies, blends in close-to-close variance as the open degrades, and calibrates the result to close-to-close variance across the cross-section. It was designed on NEPSE's first two rule regimes alone and then evaluated under three plans frozen before their results existed: on NEPSE's later regimes, the NIFTY 50 and S&amp;P 500 indices, and stock panels from Bangladesh, Vietnam and Morocco. No classical range estimator beats it in any of the seven test samples, and its calibrated level stays within 1.1% of close-to-close variance everywhere except NEPSE's post-reform regime, while the classical estimators overstate it by up to 71% and understate it by up to 55% on the same samples. It does not beat close-to-close itself at short horizons in Nepal, Bangladesh or Vietnam, as the plans had predicted it would, and close-to-close beats it after NEPSE's band reform; the failed predictions are reported as failures. Its open-free form, which reads only the previous close, the high, the low and the close, had the lowest five-session forecast loss in every frontier-market panel of the second plan, a post hoc reading, and then passed a test fixed in advance in Morocco.</w:t>
       </w:r>
     </w:p>
     <w:p>
@@ -3237,6 +3243,44 @@
       </w:r>
     </w:p>
     <w:p>
+      <w:pPr>
+        <w:pStyle w:val="Heading2"/>
+      </w:pPr>
+      <w:r>
+        <w:t>6.8 An estimator for an overreacting open: Anam's estimator</w:t>
+      </w:r>
+    </w:p>
+    <w:p>
+      <w:pPr/>
+      <w:r>
+        <w:t>Sections 6.6 and 6.7 say what an estimator for this market needs. The open carries a transient error that the session mostly reverses, so its overnight move should count only in proportion to how much of it survives. The range still carries the information that makes range estimators efficient, but it should be measured from where the efficient open lies rather than from the printed one. Close-to-close variance, the one measure the open cannot contaminate, should carry more weight as the open degrades. And the level should be set on the close-to-close scale rather than inherited from a formula derived for a continuously observed price path. Table 33 states the estimator that follows. The open's quality is the unbiasedness coefficient b = Σ o r / Σ o² of Section 6.7, pooled over the cross-section and the last 60 dates and clipped to [0, 1]; b·o is then the part of the overnight move that the session keeps, and PC·exp(b o) the effective open. The range is extended to reach it, R* = R + max(0, b o - h) + max(0, l - b o), and the daily kernel A = (1 - w)[(b o)² + R*²/(4 ln 2)] + w r² blends in close-to-close variance with weight w = 0.2(1 - b). Its level is set by κ = Σ r² / Σ A over the same trailing set, so that κ times the window mean of A is on the close-to-close scale. We refer to it as Anam's estimator. Each ingredient has an antecedent: the range is Parkinson's (1980), the sum of an overnight and a range term follows Yang and Zhang (2000), the range extended to the previous close is Wilder's (1978) true range, and scaling a partial measure to the close-to-close scale follows the whole-day scaling of Hansen and Lunde (2005). What is added is that the open's weight is measured from the data rather than assumed to be one. With b = 1 the kernel is the overnight-plus-Parkinson estimator; with b = 0, its open-free form, it is 0.8 times true-range Parkinson plus 0.2 r², which reads only the previous close, the high, the low and the close.</w:t>
+      </w:r>
+    </w:p>
+    <w:p>
+      <w:pPr/>
+      <w:r>
+        <w:t>The estimator was designed on NEPSE's first two rule regimes (A1 and B) and on simulated panels where the truth is known, each design choice scored by tuning on one regime and forecasting the other, and its constants were fixed in a plan frozen before any later observation was read. The evaluation is a forecast comparison that does not need latent variance: every estimator forecasts the mean squared close-to-close return over the next 5 or 21 sessions, a conditionally unbiased target, so ranking by QLIKE loss matches the ranking that the true variance would give (Patton, 2011). Every estimator is put on the close-to-close scale by the same pooled calibration, is given its own shrinkage toward its long-run level, chosen on a training span, and is scored on a common set of forecast origins; loss differences are tested with Newey-West statistics on the per-date difference (Diebold &amp; Mariano, 1995; Newey &amp; West, 1987). Three frozen plans supplied the test samples (Tables 34-36): NEPSE's later regimes A2 and C, the NIFTY 50 and the S&amp;P 500; stock panels from Dhaka for 2023-2026 and Vietnam for 2007-2020, with a secondary Dhaka panel for 2009-2021 whose dates had to be repaired; and the Casablanca Stock Exchange for 2012-2026. The three new markets were chosen because their daily stock data could be obtained, not for any property of their prices.</w:t>
+      </w:r>
+    </w:p>
+    <w:p>
+      <w:pPr/>
+      <w:r>
+        <w:t>Against the classical estimators the result is uniform. No classical range estimator beats Anam's estimator in any of the seven test samples at either horizon (Table 34), and in every frontier-market sample it beats all six at five sessions. Its calibrated level is within 1.1% of close-to-close variance in every sample except NEPSE's post-reform regime, where it is 1.195 (Table 35), while the classical estimators err in both directions: the Yang-Zhang daily form is 1.709 times close-to-close variance in Dhaka 2023-2026, and Parkinson and Garman-Klass are 0.544 and 0.453 times it in Morocco, a thin market in which many bars have no range at all. No classical formula is right in every market, which is the case for setting the level on each market's own close-to-close scale.</w:t>
+      </w:r>
+    </w:p>
+    <w:p>
+      <w:pPr/>
+      <w:r>
+        <w:t>Against close-to-close the record is mixed, and frozen predictions failed. At five sessions Anam's estimator beats close-to-close on the NIFTY 50 and S&amp;P 500 indices (t = −3.07 and −6.39), in Morocco (t = −2.06) and in the repaired Dhaka history (t = −6.17), but not on NEPSE's holdout (t = +1.19), in Dhaka 2023-2026 (t = −0.90) or in Vietnam (t = +0.20), where the plans had predicted that it would. Close-to-close is significantly better in two places: in NEPSE's sessions after the band reform (t = +3.51 at five sessions and +2.47 at 21) and in Vietnam at 21 sessions (t = +7.27). The first of these has a mechanical part. The calibration pools the last 60 dates, so after a sudden rule change it lags: in a post hoc check, a ten-date calibration lowers the estimator's five-session loss in that regime from 0.7532 to 0.7063, against 0.6909 for close-to-close, and the difference is no longer significant (t = +1.16).</w:t>
+      </w:r>
+    </w:p>
+    <w:p>
+      <w:pPr/>
+      <w:r>
+        <w:t>The open-free form was reported, but not decided on, in the first two plans. Read after their verdicts, in a post hoc comparison, its loss was below the full estimator's in every NEPSE and every second-plan comparison, and it had the lowest five-session loss of all nine estimators in each panel of the second plan. Because that reading came after the results, the third plan tested it as a hypothesis fixed before the Moroccan data were read, and every frozen rule held: at five sessions it beat close-to-close (0.6633 against 0.6784, t = −4.53) and the full estimator (t = −4.75), it had the lowest loss of all nine estimators at both horizons, and no estimator beat it. On the two indices, where the open is close to efficient, the full form had the lower loss, though not significantly. The evidence therefore supports the open-free form for markets whose open overreacts, with b well below one, as it is in every frontier market examined here (pooled medians between 0.33 and 0.64 on the new test spans, against 0.130 to 0.356 across NEPSE's regimes), and the full form where the open is reliable. It does not displace the paper's benchmark: after a sudden change in market rules, close-to-close beat both forms (for the open-free form, t = +3.38 at five sessions in NEPSE's post-reform regime).</w:t>
+      </w:r>
+    </w:p>
+    <w:p>
       <w:pPr/>
       <w:r>
         <w:t>Table 6. Liquidity sorting: the published same-day sort against two predetermined sorts, with two-way cluster-bootstrap intervals.</w:t>
@@ -16809,6 +16853,4494 @@
         </w:tc>
       </w:tr>
     </w:tbl>
+    <w:p/>
+    <w:p>
+      <w:pPr/>
+      <w:r>
+        <w:t>Table 33. Anam's estimator: the definition frozen in plan M16 before any holdout observation was read (Section 6.8). The constants are read from the estimator module the package runs.</w:t>
+      </w:r>
+    </w:p>
+    <w:tbl>
+      <w:tblPr>
+        <w:tblStyle w:val="TableGrid"/>
+        <w:tblW w:type="auto" w:w="0"/>
+        <w:tblLook w:firstColumn="1" w:firstRow="1" w:lastColumn="0" w:lastRow="0" w:noHBand="0" w:noVBand="1" w:val="04A0"/>
+      </w:tblPr>
+      <w:tblGrid>
+        <w:gridCol w:w="3216"/>
+        <w:gridCol w:w="3216"/>
+        <w:gridCol w:w="3216"/>
+      </w:tblGrid>
+      <w:tr>
+        <w:trPr>
+          <w:tblHeader/>
+        </w:trPr>
+        <w:tc>
+          <w:tcPr>
+            <w:tcW w:type="dxa" w:w="3216"/>
+          </w:tcPr>
+          <w:p>
+            <w:r>
+              <w:t>Step</w:t>
+            </w:r>
+          </w:p>
+        </w:tc>
+        <w:tc>
+          <w:tcPr>
+            <w:tcW w:type="dxa" w:w="3216"/>
+          </w:tcPr>
+          <w:p>
+            <w:r>
+              <w:t>Definition</w:t>
+            </w:r>
+          </w:p>
+        </w:tc>
+        <w:tc>
+          <w:tcPr>
+            <w:tcW w:type="dxa" w:w="3216"/>
+          </w:tcPr>
+          <w:p>
+            <w:r>
+              <w:t>Constant (frozen in plan M16)</w:t>
+            </w:r>
+          </w:p>
+        </w:tc>
+      </w:tr>
+      <w:tr>
+        <w:tc>
+          <w:tcPr>
+            <w:tcW w:type="dxa" w:w="3216"/>
+          </w:tcPr>
+          <w:p>
+            <w:r>
+              <w:t>Bar coordinates</w:t>
+            </w:r>
+          </w:p>
+        </w:tc>
+        <w:tc>
+          <w:tcPr>
+            <w:tcW w:type="dxa" w:w="3216"/>
+          </w:tcPr>
+          <w:p>
+            <w:r>
+              <w:t>o = ln(O/PC), r = ln(C/PC), h = ln(H/PC), l = ln(L/PC), R = ln(H/L); PC is the previous session's close, adjusted for corporate actions and undefined across a gap</w:t>
+            </w:r>
+          </w:p>
+        </w:tc>
+        <w:tc>
+          <w:tcPr>
+            <w:tcW w:type="dxa" w:w="3216"/>
+          </w:tcPr>
+          <w:p>
+            <w:r>
+              <w:t>-</w:t>
+            </w:r>
+          </w:p>
+        </w:tc>
+      </w:tr>
+      <w:tr>
+        <w:tc>
+          <w:tcPr>
+            <w:tcW w:type="dxa" w:w="3216"/>
+          </w:tcPr>
+          <w:p>
+            <w:r>
+              <w:t>Open quality b</w:t>
+            </w:r>
+          </w:p>
+        </w:tc>
+        <w:tc>
+          <w:tcPr>
+            <w:tcW w:type="dxa" w:w="3216"/>
+          </w:tcPr>
+          <w:p>
+            <w:r>
+              <w:t>b = Σ o r / Σ o², clipped to [0, 1], and 0 where Σ o² = 0: the share of the overnight move that the session keeps</w:t>
+            </w:r>
+          </w:p>
+        </w:tc>
+        <w:tc>
+          <w:tcPr>
+            <w:tcW w:type="dxa" w:w="3216"/>
+          </w:tcPr>
+          <w:p>
+            <w:r>
+              <w:t>panel: pooled over the cross-section and the last 60 dates (at least 20); one series: its own last 250 sessions (at least 60)</w:t>
+            </w:r>
+          </w:p>
+        </w:tc>
+      </w:tr>
+      <w:tr>
+        <w:tc>
+          <w:tcPr>
+            <w:tcW w:type="dxa" w:w="3216"/>
+          </w:tcPr>
+          <w:p>
+            <w:r>
+              <w:t>Extended range</w:t>
+            </w:r>
+          </w:p>
+        </w:tc>
+        <w:tc>
+          <w:tcPr>
+            <w:tcW w:type="dxa" w:w="3216"/>
+          </w:tcPr>
+          <w:p>
+            <w:r>
+              <w:t>R* = R + max(0, b o - h) + max(0, l - b o): the range extended to reach the effective open PC·exp(b o)</w:t>
+            </w:r>
+          </w:p>
+        </w:tc>
+        <w:tc>
+          <w:tcPr>
+            <w:tcW w:type="dxa" w:w="3216"/>
+          </w:tcPr>
+          <w:p>
+            <w:r>
+              <w:t>-</w:t>
+            </w:r>
+          </w:p>
+        </w:tc>
+      </w:tr>
+      <w:tr>
+        <w:tc>
+          <w:tcPr>
+            <w:tcW w:type="dxa" w:w="3216"/>
+          </w:tcPr>
+          <w:p>
+            <w:r>
+              <w:t>Daily kernel</w:t>
+            </w:r>
+          </w:p>
+        </w:tc>
+        <w:tc>
+          <w:tcPr>
+            <w:tcW w:type="dxa" w:w="3216"/>
+          </w:tcPr>
+          <w:p>
+            <w:r>
+              <w:t>A = (1 - w)[(b o)² + R*²/(4 ln 2)] + w r², with w = λ₀(1 - b)</w:t>
+            </w:r>
+          </w:p>
+        </w:tc>
+        <w:tc>
+          <w:tcPr>
+            <w:tcW w:type="dxa" w:w="3216"/>
+          </w:tcPr>
+          <w:p>
+            <w:r>
+              <w:t>λ₀ = 0.2</w:t>
+            </w:r>
+          </w:p>
+        </w:tc>
+      </w:tr>
+      <w:tr>
+        <w:tc>
+          <w:tcPr>
+            <w:tcW w:type="dxa" w:w="3216"/>
+          </w:tcPr>
+          <w:p>
+            <w:r>
+              <w:t>Calibration</w:t>
+            </w:r>
+          </w:p>
+        </w:tc>
+        <w:tc>
+          <w:tcPr>
+            <w:tcW w:type="dxa" w:w="3216"/>
+          </w:tcPr>
+          <w:p>
+            <w:r>
+              <w:t>κ = Σ r² / Σ A over the same trailing set as b</w:t>
+            </w:r>
+          </w:p>
+        </w:tc>
+        <w:tc>
+          <w:tcPr>
+            <w:tcW w:type="dxa" w:w="3216"/>
+          </w:tcPr>
+          <w:p>
+            <w:r>
+              <w:t>as for b</w:t>
+            </w:r>
+          </w:p>
+        </w:tc>
+      </w:tr>
+      <w:tr>
+        <w:tc>
+          <w:tcPr>
+            <w:tcW w:type="dxa" w:w="3216"/>
+          </w:tcPr>
+          <w:p>
+            <w:r>
+              <w:t>Window variance</w:t>
+            </w:r>
+          </w:p>
+        </w:tc>
+        <w:tc>
+          <w:tcPr>
+            <w:tcW w:type="dxa" w:w="3216"/>
+          </w:tcPr>
+          <w:p>
+            <w:r>
+              <w:t>σ̂² = κ × the mean of A over the window</w:t>
+            </w:r>
+          </w:p>
+        </w:tc>
+        <w:tc>
+          <w:tcPr>
+            <w:tcW w:type="dxa" w:w="3216"/>
+          </w:tcPr>
+          <w:p>
+            <w:r>
+              <w:t>5 or 21 sessions in Tables 34-36</w:t>
+            </w:r>
+          </w:p>
+        </w:tc>
+      </w:tr>
+      <w:tr>
+        <w:tc>
+          <w:tcPr>
+            <w:tcW w:type="dxa" w:w="3216"/>
+          </w:tcPr>
+          <w:p>
+            <w:r>
+              <w:t>Special cases</w:t>
+            </w:r>
+          </w:p>
+        </w:tc>
+        <w:tc>
+          <w:tcPr>
+            <w:tcW w:type="dxa" w:w="3216"/>
+          </w:tcPr>
+          <w:p>
+            <w:r>
+              <w:t>b = 1 gives o² + Parkinson. b = 0, the open-free form, gives 0.8 TR²/(4 ln 2) + 0.2 r², where TR = ln(max(H, PC)/min(L, PC)) is Wilder's (1978) true range</w:t>
+            </w:r>
+          </w:p>
+        </w:tc>
+        <w:tc>
+          <w:tcPr>
+            <w:tcW w:type="dxa" w:w="3216"/>
+          </w:tcPr>
+          <w:p>
+            <w:r>
+              <w:t>-</w:t>
+            </w:r>
+          </w:p>
+        </w:tc>
+      </w:tr>
+    </w:tbl>
+    <w:p/>
+    <w:p>
+      <w:pPr/>
+      <w:r>
+        <w:t>Table 34. Out-of-sample forecasts of future close-to-close variance: QLIKE loss (lower is better) on each test sample, with every estimator calibrated by the same pooled scheme, given its own shrinkage and scored on common origins, and the Newey-West t of each loss minus close-to-close's (negative favours the estimator). Plans M16-M18, frozen before testing (Section 6.8).</w:t>
+      </w:r>
+    </w:p>
+    <w:tbl>
+      <w:tblPr>
+        <w:tblStyle w:val="TableGrid"/>
+        <w:tblW w:type="auto" w:w="0"/>
+        <w:tblLook w:firstColumn="1" w:firstRow="1" w:lastColumn="0" w:lastRow="0" w:noHBand="0" w:noVBand="1" w:val="04A0"/>
+      </w:tblPr>
+      <w:tblGrid>
+        <w:gridCol w:w="965"/>
+        <w:gridCol w:w="965"/>
+        <w:gridCol w:w="965"/>
+        <w:gridCol w:w="965"/>
+        <w:gridCol w:w="965"/>
+        <w:gridCol w:w="965"/>
+        <w:gridCol w:w="965"/>
+        <w:gridCol w:w="965"/>
+        <w:gridCol w:w="965"/>
+        <w:gridCol w:w="965"/>
+      </w:tblGrid>
+      <w:tr>
+        <w:trPr>
+          <w:tblHeader/>
+        </w:trPr>
+        <w:tc>
+          <w:tcPr>
+            <w:tcW w:type="dxa" w:w="965"/>
+          </w:tcPr>
+          <w:p>
+            <w:r>
+              <w:t>Test sample</w:t>
+            </w:r>
+          </w:p>
+        </w:tc>
+        <w:tc>
+          <w:tcPr>
+            <w:tcW w:type="dxa" w:w="965"/>
+          </w:tcPr>
+          <w:p>
+            <w:r>
+              <w:t>Plan</w:t>
+            </w:r>
+          </w:p>
+        </w:tc>
+        <w:tc>
+          <w:tcPr>
+            <w:tcW w:type="dxa" w:w="965"/>
+          </w:tcPr>
+          <w:p>
+            <w:r>
+              <w:t>Horizon (sessions)</w:t>
+            </w:r>
+          </w:p>
+        </w:tc>
+        <w:tc>
+          <w:tcPr>
+            <w:tcW w:type="dxa" w:w="965"/>
+          </w:tcPr>
+          <w:p>
+            <w:r>
+              <w:t>Close-to-close</w:t>
+            </w:r>
+          </w:p>
+        </w:tc>
+        <w:tc>
+          <w:tcPr>
+            <w:tcW w:type="dxa" w:w="965"/>
+          </w:tcPr>
+          <w:p>
+            <w:r>
+              <w:t>Parkinson</w:t>
+            </w:r>
+          </w:p>
+        </w:tc>
+        <w:tc>
+          <w:tcPr>
+            <w:tcW w:type="dxa" w:w="965"/>
+          </w:tcPr>
+          <w:p>
+            <w:r>
+              <w:t>Best other range estimator</w:t>
+            </w:r>
+          </w:p>
+        </w:tc>
+        <w:tc>
+          <w:tcPr>
+            <w:tcW w:type="dxa" w:w="965"/>
+          </w:tcPr>
+          <w:p>
+            <w:r>
+              <w:t>Anam</w:t>
+            </w:r>
+          </w:p>
+        </w:tc>
+        <w:tc>
+          <w:tcPr>
+            <w:tcW w:type="dxa" w:w="965"/>
+          </w:tcPr>
+          <w:p>
+            <w:r>
+              <w:t>Anam, open-free form</w:t>
+            </w:r>
+          </w:p>
+        </w:tc>
+        <w:tc>
+          <w:tcPr>
+            <w:tcW w:type="dxa" w:w="965"/>
+          </w:tcPr>
+          <w:p>
+            <w:r>
+              <w:t>Anam minus close-to-close: t</w:t>
+            </w:r>
+          </w:p>
+        </w:tc>
+        <w:tc>
+          <w:tcPr>
+            <w:tcW w:type="dxa" w:w="965"/>
+          </w:tcPr>
+          <w:p>
+            <w:r>
+              <w:t>Open-free form minus close-to-close: t</w:t>
+            </w:r>
+          </w:p>
+        </w:tc>
+      </w:tr>
+      <w:tr>
+        <w:tc>
+          <w:tcPr>
+            <w:tcW w:type="dxa" w:w="965"/>
+          </w:tcPr>
+          <w:p>
+            <w:r>
+              <w:t>NEPSE, regimes A2 and C</w:t>
+            </w:r>
+          </w:p>
+        </w:tc>
+        <w:tc>
+          <w:tcPr>
+            <w:tcW w:type="dxa" w:w="965"/>
+          </w:tcPr>
+          <w:p>
+            <w:r>
+              <w:t>M16</w:t>
+            </w:r>
+          </w:p>
+        </w:tc>
+        <w:tc>
+          <w:tcPr>
+            <w:tcW w:type="dxa" w:w="965"/>
+          </w:tcPr>
+          <w:p>
+            <w:r>
+              <w:t>5</w:t>
+            </w:r>
+          </w:p>
+        </w:tc>
+        <w:tc>
+          <w:tcPr>
+            <w:tcW w:type="dxa" w:w="965"/>
+          </w:tcPr>
+          <w:p>
+            <w:r>
+              <w:t>0.6478</w:t>
+            </w:r>
+          </w:p>
+        </w:tc>
+        <w:tc>
+          <w:tcPr>
+            <w:tcW w:type="dxa" w:w="965"/>
+          </w:tcPr>
+          <w:p>
+            <w:r>
+              <w:t>0.6764</w:t>
+            </w:r>
+          </w:p>
+        </w:tc>
+        <w:tc>
+          <w:tcPr>
+            <w:tcW w:type="dxa" w:w="965"/>
+          </w:tcPr>
+          <w:p>
+            <w:r>
+              <w:t>Garman-Klass 0.6904</w:t>
+            </w:r>
+          </w:p>
+        </w:tc>
+        <w:tc>
+          <w:tcPr>
+            <w:tcW w:type="dxa" w:w="965"/>
+          </w:tcPr>
+          <w:p>
+            <w:r>
+              <w:t>0.6637</w:t>
+            </w:r>
+          </w:p>
+        </w:tc>
+        <w:tc>
+          <w:tcPr>
+            <w:tcW w:type="dxa" w:w="965"/>
+          </w:tcPr>
+          <w:p>
+            <w:r>
+              <w:t>0.6585</w:t>
+            </w:r>
+          </w:p>
+        </w:tc>
+        <w:tc>
+          <w:tcPr>
+            <w:tcW w:type="dxa" w:w="965"/>
+          </w:tcPr>
+          <w:p>
+            <w:r>
+              <w:t>+1.19</w:t>
+            </w:r>
+          </w:p>
+        </w:tc>
+        <w:tc>
+          <w:tcPr>
+            <w:tcW w:type="dxa" w:w="965"/>
+          </w:tcPr>
+          <w:p>
+            <w:r>
+              <w:t>+0.93</w:t>
+            </w:r>
+          </w:p>
+        </w:tc>
+      </w:tr>
+      <w:tr>
+        <w:tc>
+          <w:tcPr>
+            <w:tcW w:type="dxa" w:w="965"/>
+          </w:tcPr>
+          <w:p>
+            <w:r>
+              <w:t>NEPSE, regimes A2 and C</w:t>
+            </w:r>
+          </w:p>
+        </w:tc>
+        <w:tc>
+          <w:tcPr>
+            <w:tcW w:type="dxa" w:w="965"/>
+          </w:tcPr>
+          <w:p>
+            <w:r>
+              <w:t>M16</w:t>
+            </w:r>
+          </w:p>
+        </w:tc>
+        <w:tc>
+          <w:tcPr>
+            <w:tcW w:type="dxa" w:w="965"/>
+          </w:tcPr>
+          <w:p>
+            <w:r>
+              <w:t>21</w:t>
+            </w:r>
+          </w:p>
+        </w:tc>
+        <w:tc>
+          <w:tcPr>
+            <w:tcW w:type="dxa" w:w="965"/>
+          </w:tcPr>
+          <w:p>
+            <w:r>
+              <w:t>0.3617</w:t>
+            </w:r>
+          </w:p>
+        </w:tc>
+        <w:tc>
+          <w:tcPr>
+            <w:tcW w:type="dxa" w:w="965"/>
+          </w:tcPr>
+          <w:p>
+            <w:r>
+              <w:t>0.3785</w:t>
+            </w:r>
+          </w:p>
+        </w:tc>
+        <w:tc>
+          <w:tcPr>
+            <w:tcW w:type="dxa" w:w="965"/>
+          </w:tcPr>
+          <w:p>
+            <w:r>
+              <w:t>Garman-Klass 0.3876</w:t>
+            </w:r>
+          </w:p>
+        </w:tc>
+        <w:tc>
+          <w:tcPr>
+            <w:tcW w:type="dxa" w:w="965"/>
+          </w:tcPr>
+          <w:p>
+            <w:r>
+              <w:t>0.3709</w:t>
+            </w:r>
+          </w:p>
+        </w:tc>
+        <w:tc>
+          <w:tcPr>
+            <w:tcW w:type="dxa" w:w="965"/>
+          </w:tcPr>
+          <w:p>
+            <w:r>
+              <w:t>0.3666</w:t>
+            </w:r>
+          </w:p>
+        </w:tc>
+        <w:tc>
+          <w:tcPr>
+            <w:tcW w:type="dxa" w:w="965"/>
+          </w:tcPr>
+          <w:p>
+            <w:r>
+              <w:t>+0.37</w:t>
+            </w:r>
+          </w:p>
+        </w:tc>
+        <w:tc>
+          <w:tcPr>
+            <w:tcW w:type="dxa" w:w="965"/>
+          </w:tcPr>
+          <w:p>
+            <w:r>
+              <w:t>+0.21</w:t>
+            </w:r>
+          </w:p>
+        </w:tc>
+      </w:tr>
+      <w:tr>
+        <w:tc>
+          <w:tcPr>
+            <w:tcW w:type="dxa" w:w="965"/>
+          </w:tcPr>
+          <w:p>
+            <w:r>
+              <w:t>NIFTY 50 (index)</w:t>
+            </w:r>
+          </w:p>
+        </w:tc>
+        <w:tc>
+          <w:tcPr>
+            <w:tcW w:type="dxa" w:w="965"/>
+          </w:tcPr>
+          <w:p>
+            <w:r>
+              <w:t>M16</w:t>
+            </w:r>
+          </w:p>
+        </w:tc>
+        <w:tc>
+          <w:tcPr>
+            <w:tcW w:type="dxa" w:w="965"/>
+          </w:tcPr>
+          <w:p>
+            <w:r>
+              <w:t>5</w:t>
+            </w:r>
+          </w:p>
+        </w:tc>
+        <w:tc>
+          <w:tcPr>
+            <w:tcW w:type="dxa" w:w="965"/>
+          </w:tcPr>
+          <w:p>
+            <w:r>
+              <w:t>0.4725</w:t>
+            </w:r>
+          </w:p>
+        </w:tc>
+        <w:tc>
+          <w:tcPr>
+            <w:tcW w:type="dxa" w:w="965"/>
+          </w:tcPr>
+          <w:p>
+            <w:r>
+              <w:t>0.4546</w:t>
+            </w:r>
+          </w:p>
+        </w:tc>
+        <w:tc>
+          <w:tcPr>
+            <w:tcW w:type="dxa" w:w="965"/>
+          </w:tcPr>
+          <w:p>
+            <w:r>
+              <w:t>overnight² + Garman-Klass 0.4373</w:t>
+            </w:r>
+          </w:p>
+        </w:tc>
+        <w:tc>
+          <w:tcPr>
+            <w:tcW w:type="dxa" w:w="965"/>
+          </w:tcPr>
+          <w:p>
+            <w:r>
+              <w:t>0.4314</w:t>
+            </w:r>
+          </w:p>
+        </w:tc>
+        <w:tc>
+          <w:tcPr>
+            <w:tcW w:type="dxa" w:w="965"/>
+          </w:tcPr>
+          <w:p>
+            <w:r>
+              <w:t>0.4374</w:t>
+            </w:r>
+          </w:p>
+        </w:tc>
+        <w:tc>
+          <w:tcPr>
+            <w:tcW w:type="dxa" w:w="965"/>
+          </w:tcPr>
+          <w:p>
+            <w:r>
+              <w:t>-3.07</w:t>
+            </w:r>
+          </w:p>
+        </w:tc>
+        <w:tc>
+          <w:tcPr>
+            <w:tcW w:type="dxa" w:w="965"/>
+          </w:tcPr>
+          <w:p>
+            <w:r>
+              <w:t>-3.31</w:t>
+            </w:r>
+          </w:p>
+        </w:tc>
+      </w:tr>
+      <w:tr>
+        <w:tc>
+          <w:tcPr>
+            <w:tcW w:type="dxa" w:w="965"/>
+          </w:tcPr>
+          <w:p>
+            <w:r>
+              <w:t>NIFTY 50 (index)</w:t>
+            </w:r>
+          </w:p>
+        </w:tc>
+        <w:tc>
+          <w:tcPr>
+            <w:tcW w:type="dxa" w:w="965"/>
+          </w:tcPr>
+          <w:p>
+            <w:r>
+              <w:t>M16</w:t>
+            </w:r>
+          </w:p>
+        </w:tc>
+        <w:tc>
+          <w:tcPr>
+            <w:tcW w:type="dxa" w:w="965"/>
+          </w:tcPr>
+          <w:p>
+            <w:r>
+              <w:t>21</w:t>
+            </w:r>
+          </w:p>
+        </w:tc>
+        <w:tc>
+          <w:tcPr>
+            <w:tcW w:type="dxa" w:w="965"/>
+          </w:tcPr>
+          <w:p>
+            <w:r>
+              <w:t>0.4136</w:t>
+            </w:r>
+          </w:p>
+        </w:tc>
+        <w:tc>
+          <w:tcPr>
+            <w:tcW w:type="dxa" w:w="965"/>
+          </w:tcPr>
+          <w:p>
+            <w:r>
+              <w:t>0.4832</w:t>
+            </w:r>
+          </w:p>
+        </w:tc>
+        <w:tc>
+          <w:tcPr>
+            <w:tcW w:type="dxa" w:w="965"/>
+          </w:tcPr>
+          <w:p>
+            <w:r>
+              <w:t>overnight² + Parkinson 0.4200</w:t>
+            </w:r>
+          </w:p>
+        </w:tc>
+        <w:tc>
+          <w:tcPr>
+            <w:tcW w:type="dxa" w:w="965"/>
+          </w:tcPr>
+          <w:p>
+            <w:r>
+              <w:t>0.4131</w:t>
+            </w:r>
+          </w:p>
+        </w:tc>
+        <w:tc>
+          <w:tcPr>
+            <w:tcW w:type="dxa" w:w="965"/>
+          </w:tcPr>
+          <w:p>
+            <w:r>
+              <w:t>0.4190</w:t>
+            </w:r>
+          </w:p>
+        </w:tc>
+        <w:tc>
+          <w:tcPr>
+            <w:tcW w:type="dxa" w:w="965"/>
+          </w:tcPr>
+          <w:p>
+            <w:r>
+              <w:t>-0.04</w:t>
+            </w:r>
+          </w:p>
+        </w:tc>
+        <w:tc>
+          <w:tcPr>
+            <w:tcW w:type="dxa" w:w="965"/>
+          </w:tcPr>
+          <w:p>
+            <w:r>
+              <w:t>+0.34</w:t>
+            </w:r>
+          </w:p>
+        </w:tc>
+      </w:tr>
+      <w:tr>
+        <w:tc>
+          <w:tcPr>
+            <w:tcW w:type="dxa" w:w="965"/>
+          </w:tcPr>
+          <w:p>
+            <w:r>
+              <w:t>S&amp;P 500 (index)</w:t>
+            </w:r>
+          </w:p>
+        </w:tc>
+        <w:tc>
+          <w:tcPr>
+            <w:tcW w:type="dxa" w:w="965"/>
+          </w:tcPr>
+          <w:p>
+            <w:r>
+              <w:t>M16</w:t>
+            </w:r>
+          </w:p>
+        </w:tc>
+        <w:tc>
+          <w:tcPr>
+            <w:tcW w:type="dxa" w:w="965"/>
+          </w:tcPr>
+          <w:p>
+            <w:r>
+              <w:t>5</w:t>
+            </w:r>
+          </w:p>
+        </w:tc>
+        <w:tc>
+          <w:tcPr>
+            <w:tcW w:type="dxa" w:w="965"/>
+          </w:tcPr>
+          <w:p>
+            <w:r>
+              <w:t>0.5219</w:t>
+            </w:r>
+          </w:p>
+        </w:tc>
+        <w:tc>
+          <w:tcPr>
+            <w:tcW w:type="dxa" w:w="965"/>
+          </w:tcPr>
+          <w:p>
+            <w:r>
+              <w:t>0.4631</w:t>
+            </w:r>
+          </w:p>
+        </w:tc>
+        <w:tc>
+          <w:tcPr>
+            <w:tcW w:type="dxa" w:w="965"/>
+          </w:tcPr>
+          <w:p>
+            <w:r>
+              <w:t>Garman-Klass 0.4575</w:t>
+            </w:r>
+          </w:p>
+        </w:tc>
+        <w:tc>
+          <w:tcPr>
+            <w:tcW w:type="dxa" w:w="965"/>
+          </w:tcPr>
+          <w:p>
+            <w:r>
+              <w:t>0.4648</w:t>
+            </w:r>
+          </w:p>
+        </w:tc>
+        <w:tc>
+          <w:tcPr>
+            <w:tcW w:type="dxa" w:w="965"/>
+          </w:tcPr>
+          <w:p>
+            <w:r>
+              <w:t>0.4681</w:t>
+            </w:r>
+          </w:p>
+        </w:tc>
+        <w:tc>
+          <w:tcPr>
+            <w:tcW w:type="dxa" w:w="965"/>
+          </w:tcPr>
+          <w:p>
+            <w:r>
+              <w:t>-6.39</w:t>
+            </w:r>
+          </w:p>
+        </w:tc>
+        <w:tc>
+          <w:tcPr>
+            <w:tcW w:type="dxa" w:w="965"/>
+          </w:tcPr>
+          <w:p>
+            <w:r>
+              <w:t>-7.10</w:t>
+            </w:r>
+          </w:p>
+        </w:tc>
+      </w:tr>
+      <w:tr>
+        <w:tc>
+          <w:tcPr>
+            <w:tcW w:type="dxa" w:w="965"/>
+          </w:tcPr>
+          <w:p>
+            <w:r>
+              <w:t>S&amp;P 500 (index)</w:t>
+            </w:r>
+          </w:p>
+        </w:tc>
+        <w:tc>
+          <w:tcPr>
+            <w:tcW w:type="dxa" w:w="965"/>
+          </w:tcPr>
+          <w:p>
+            <w:r>
+              <w:t>M16</w:t>
+            </w:r>
+          </w:p>
+        </w:tc>
+        <w:tc>
+          <w:tcPr>
+            <w:tcW w:type="dxa" w:w="965"/>
+          </w:tcPr>
+          <w:p>
+            <w:r>
+              <w:t>21</w:t>
+            </w:r>
+          </w:p>
+        </w:tc>
+        <w:tc>
+          <w:tcPr>
+            <w:tcW w:type="dxa" w:w="965"/>
+          </w:tcPr>
+          <w:p>
+            <w:r>
+              <w:t>0.3944</w:t>
+            </w:r>
+          </w:p>
+        </w:tc>
+        <w:tc>
+          <w:tcPr>
+            <w:tcW w:type="dxa" w:w="965"/>
+          </w:tcPr>
+          <w:p>
+            <w:r>
+              <w:t>0.3858</w:t>
+            </w:r>
+          </w:p>
+        </w:tc>
+        <w:tc>
+          <w:tcPr>
+            <w:tcW w:type="dxa" w:w="965"/>
+          </w:tcPr>
+          <w:p>
+            <w:r>
+              <w:t>Garman-Klass 0.3916</w:t>
+            </w:r>
+          </w:p>
+        </w:tc>
+        <w:tc>
+          <w:tcPr>
+            <w:tcW w:type="dxa" w:w="965"/>
+          </w:tcPr>
+          <w:p>
+            <w:r>
+              <w:t>0.3919</w:t>
+            </w:r>
+          </w:p>
+        </w:tc>
+        <w:tc>
+          <w:tcPr>
+            <w:tcW w:type="dxa" w:w="965"/>
+          </w:tcPr>
+          <w:p>
+            <w:r>
+              <w:t>0.3936</w:t>
+            </w:r>
+          </w:p>
+        </w:tc>
+        <w:tc>
+          <w:tcPr>
+            <w:tcW w:type="dxa" w:w="965"/>
+          </w:tcPr>
+          <w:p>
+            <w:r>
+              <w:t>-0.20</w:t>
+            </w:r>
+          </w:p>
+        </w:tc>
+        <w:tc>
+          <w:tcPr>
+            <w:tcW w:type="dxa" w:w="965"/>
+          </w:tcPr>
+          <w:p>
+            <w:r>
+              <w:t>-0.09</w:t>
+            </w:r>
+          </w:p>
+        </w:tc>
+      </w:tr>
+      <w:tr>
+        <w:tc>
+          <w:tcPr>
+            <w:tcW w:type="dxa" w:w="965"/>
+          </w:tcPr>
+          <w:p>
+            <w:r>
+              <w:t>Dhaka 2023-2026</w:t>
+            </w:r>
+          </w:p>
+        </w:tc>
+        <w:tc>
+          <w:tcPr>
+            <w:tcW w:type="dxa" w:w="965"/>
+          </w:tcPr>
+          <w:p>
+            <w:r>
+              <w:t>M17</w:t>
+            </w:r>
+          </w:p>
+        </w:tc>
+        <w:tc>
+          <w:tcPr>
+            <w:tcW w:type="dxa" w:w="965"/>
+          </w:tcPr>
+          <w:p>
+            <w:r>
+              <w:t>5</w:t>
+            </w:r>
+          </w:p>
+        </w:tc>
+        <w:tc>
+          <w:tcPr>
+            <w:tcW w:type="dxa" w:w="965"/>
+          </w:tcPr>
+          <w:p>
+            <w:r>
+              <w:t>0.6341</w:t>
+            </w:r>
+          </w:p>
+        </w:tc>
+        <w:tc>
+          <w:tcPr>
+            <w:tcW w:type="dxa" w:w="965"/>
+          </w:tcPr>
+          <w:p>
+            <w:r>
+              <w:t>0.6520</w:t>
+            </w:r>
+          </w:p>
+        </w:tc>
+        <w:tc>
+          <w:tcPr>
+            <w:tcW w:type="dxa" w:w="965"/>
+          </w:tcPr>
+          <w:p>
+            <w:r>
+              <w:t>Garman-Klass 0.6513</w:t>
+            </w:r>
+          </w:p>
+        </w:tc>
+        <w:tc>
+          <w:tcPr>
+            <w:tcW w:type="dxa" w:w="965"/>
+          </w:tcPr>
+          <w:p>
+            <w:r>
+              <w:t>0.6316</w:t>
+            </w:r>
+          </w:p>
+        </w:tc>
+        <w:tc>
+          <w:tcPr>
+            <w:tcW w:type="dxa" w:w="965"/>
+          </w:tcPr>
+          <w:p>
+            <w:r>
+              <w:t>0.6273</w:t>
+            </w:r>
+          </w:p>
+        </w:tc>
+        <w:tc>
+          <w:tcPr>
+            <w:tcW w:type="dxa" w:w="965"/>
+          </w:tcPr>
+          <w:p>
+            <w:r>
+              <w:t>-0.90</w:t>
+            </w:r>
+          </w:p>
+        </w:tc>
+        <w:tc>
+          <w:tcPr>
+            <w:tcW w:type="dxa" w:w="965"/>
+          </w:tcPr>
+          <w:p>
+            <w:r>
+              <w:t>-2.55</w:t>
+            </w:r>
+          </w:p>
+        </w:tc>
+      </w:tr>
+      <w:tr>
+        <w:tc>
+          <w:tcPr>
+            <w:tcW w:type="dxa" w:w="965"/>
+          </w:tcPr>
+          <w:p>
+            <w:r>
+              <w:t>Dhaka 2023-2026</w:t>
+            </w:r>
+          </w:p>
+        </w:tc>
+        <w:tc>
+          <w:tcPr>
+            <w:tcW w:type="dxa" w:w="965"/>
+          </w:tcPr>
+          <w:p>
+            <w:r>
+              <w:t>M17</w:t>
+            </w:r>
+          </w:p>
+        </w:tc>
+        <w:tc>
+          <w:tcPr>
+            <w:tcW w:type="dxa" w:w="965"/>
+          </w:tcPr>
+          <w:p>
+            <w:r>
+              <w:t>21</w:t>
+            </w:r>
+          </w:p>
+        </w:tc>
+        <w:tc>
+          <w:tcPr>
+            <w:tcW w:type="dxa" w:w="965"/>
+          </w:tcPr>
+          <w:p>
+            <w:r>
+              <w:t>0.2749</w:t>
+            </w:r>
+          </w:p>
+        </w:tc>
+        <w:tc>
+          <w:tcPr>
+            <w:tcW w:type="dxa" w:w="965"/>
+          </w:tcPr>
+          <w:p>
+            <w:r>
+              <w:t>0.2859</w:t>
+            </w:r>
+          </w:p>
+        </w:tc>
+        <w:tc>
+          <w:tcPr>
+            <w:tcW w:type="dxa" w:w="965"/>
+          </w:tcPr>
+          <w:p>
+            <w:r>
+              <w:t>Garman-Klass 0.2824</w:t>
+            </w:r>
+          </w:p>
+        </w:tc>
+        <w:tc>
+          <w:tcPr>
+            <w:tcW w:type="dxa" w:w="965"/>
+          </w:tcPr>
+          <w:p>
+            <w:r>
+              <w:t>0.2669</w:t>
+            </w:r>
+          </w:p>
+        </w:tc>
+        <w:tc>
+          <w:tcPr>
+            <w:tcW w:type="dxa" w:w="965"/>
+          </w:tcPr>
+          <w:p>
+            <w:r>
+              <w:t>0.2667</w:t>
+            </w:r>
+          </w:p>
+        </w:tc>
+        <w:tc>
+          <w:tcPr>
+            <w:tcW w:type="dxa" w:w="965"/>
+          </w:tcPr>
+          <w:p>
+            <w:r>
+              <w:t>-2.22</w:t>
+            </w:r>
+          </w:p>
+        </w:tc>
+        <w:tc>
+          <w:tcPr>
+            <w:tcW w:type="dxa" w:w="965"/>
+          </w:tcPr>
+          <w:p>
+            <w:r>
+              <w:t>-2.30</w:t>
+            </w:r>
+          </w:p>
+        </w:tc>
+      </w:tr>
+      <w:tr>
+        <w:tc>
+          <w:tcPr>
+            <w:tcW w:type="dxa" w:w="965"/>
+          </w:tcPr>
+          <w:p>
+            <w:r>
+              <w:t>Vietnam 2007-2020</w:t>
+            </w:r>
+          </w:p>
+        </w:tc>
+        <w:tc>
+          <w:tcPr>
+            <w:tcW w:type="dxa" w:w="965"/>
+          </w:tcPr>
+          <w:p>
+            <w:r>
+              <w:t>M17</w:t>
+            </w:r>
+          </w:p>
+        </w:tc>
+        <w:tc>
+          <w:tcPr>
+            <w:tcW w:type="dxa" w:w="965"/>
+          </w:tcPr>
+          <w:p>
+            <w:r>
+              <w:t>5</w:t>
+            </w:r>
+          </w:p>
+        </w:tc>
+        <w:tc>
+          <w:tcPr>
+            <w:tcW w:type="dxa" w:w="965"/>
+          </w:tcPr>
+          <w:p>
+            <w:r>
+              <w:t>0.7699</w:t>
+            </w:r>
+          </w:p>
+        </w:tc>
+        <w:tc>
+          <w:tcPr>
+            <w:tcW w:type="dxa" w:w="965"/>
+          </w:tcPr>
+          <w:p>
+            <w:r>
+              <w:t>0.8225</w:t>
+            </w:r>
+          </w:p>
+        </w:tc>
+        <w:tc>
+          <w:tcPr>
+            <w:tcW w:type="dxa" w:w="965"/>
+          </w:tcPr>
+          <w:p>
+            <w:r>
+              <w:t>overnight² + Parkinson 0.7937</w:t>
+            </w:r>
+          </w:p>
+        </w:tc>
+        <w:tc>
+          <w:tcPr>
+            <w:tcW w:type="dxa" w:w="965"/>
+          </w:tcPr>
+          <w:p>
+            <w:r>
+              <w:t>0.7705</w:t>
+            </w:r>
+          </w:p>
+        </w:tc>
+        <w:tc>
+          <w:tcPr>
+            <w:tcW w:type="dxa" w:w="965"/>
+          </w:tcPr>
+          <w:p>
+            <w:r>
+              <w:t>0.7629</w:t>
+            </w:r>
+          </w:p>
+        </w:tc>
+        <w:tc>
+          <w:tcPr>
+            <w:tcW w:type="dxa" w:w="965"/>
+          </w:tcPr>
+          <w:p>
+            <w:r>
+              <w:t>+0.20</w:t>
+            </w:r>
+          </w:p>
+        </w:tc>
+        <w:tc>
+          <w:tcPr>
+            <w:tcW w:type="dxa" w:w="965"/>
+          </w:tcPr>
+          <w:p>
+            <w:r>
+              <w:t>-3.58</w:t>
+            </w:r>
+          </w:p>
+        </w:tc>
+      </w:tr>
+      <w:tr>
+        <w:tc>
+          <w:tcPr>
+            <w:tcW w:type="dxa" w:w="965"/>
+          </w:tcPr>
+          <w:p>
+            <w:r>
+              <w:t>Vietnam 2007-2020</w:t>
+            </w:r>
+          </w:p>
+        </w:tc>
+        <w:tc>
+          <w:tcPr>
+            <w:tcW w:type="dxa" w:w="965"/>
+          </w:tcPr>
+          <w:p>
+            <w:r>
+              <w:t>M17</w:t>
+            </w:r>
+          </w:p>
+        </w:tc>
+        <w:tc>
+          <w:tcPr>
+            <w:tcW w:type="dxa" w:w="965"/>
+          </w:tcPr>
+          <w:p>
+            <w:r>
+              <w:t>21</w:t>
+            </w:r>
+          </w:p>
+        </w:tc>
+        <w:tc>
+          <w:tcPr>
+            <w:tcW w:type="dxa" w:w="965"/>
+          </w:tcPr>
+          <w:p>
+            <w:r>
+              <w:t>0.2737</w:t>
+            </w:r>
+          </w:p>
+        </w:tc>
+        <w:tc>
+          <w:tcPr>
+            <w:tcW w:type="dxa" w:w="965"/>
+          </w:tcPr>
+          <w:p>
+            <w:r>
+              <w:t>0.3510</w:t>
+            </w:r>
+          </w:p>
+        </w:tc>
+        <w:tc>
+          <w:tcPr>
+            <w:tcW w:type="dxa" w:w="965"/>
+          </w:tcPr>
+          <w:p>
+            <w:r>
+              <w:t>overnight² + Parkinson 0.3001</w:t>
+            </w:r>
+          </w:p>
+        </w:tc>
+        <w:tc>
+          <w:tcPr>
+            <w:tcW w:type="dxa" w:w="965"/>
+          </w:tcPr>
+          <w:p>
+            <w:r>
+              <w:t>0.2850</w:t>
+            </w:r>
+          </w:p>
+        </w:tc>
+        <w:tc>
+          <w:tcPr>
+            <w:tcW w:type="dxa" w:w="965"/>
+          </w:tcPr>
+          <w:p>
+            <w:r>
+              <w:t>0.2770</w:t>
+            </w:r>
+          </w:p>
+        </w:tc>
+        <w:tc>
+          <w:tcPr>
+            <w:tcW w:type="dxa" w:w="965"/>
+          </w:tcPr>
+          <w:p>
+            <w:r>
+              <w:t>+7.27</w:t>
+            </w:r>
+          </w:p>
+        </w:tc>
+        <w:tc>
+          <w:tcPr>
+            <w:tcW w:type="dxa" w:w="965"/>
+          </w:tcPr>
+          <w:p>
+            <w:r>
+              <w:t>+1.60</w:t>
+            </w:r>
+          </w:p>
+        </w:tc>
+      </w:tr>
+      <w:tr>
+        <w:tc>
+          <w:tcPr>
+            <w:tcW w:type="dxa" w:w="965"/>
+          </w:tcPr>
+          <w:p>
+            <w:r>
+              <w:t>Dhaka 2009-2021 (dates repaired)</w:t>
+            </w:r>
+          </w:p>
+        </w:tc>
+        <w:tc>
+          <w:tcPr>
+            <w:tcW w:type="dxa" w:w="965"/>
+          </w:tcPr>
+          <w:p>
+            <w:r>
+              <w:t>M17</w:t>
+            </w:r>
+          </w:p>
+        </w:tc>
+        <w:tc>
+          <w:tcPr>
+            <w:tcW w:type="dxa" w:w="965"/>
+          </w:tcPr>
+          <w:p>
+            <w:r>
+              <w:t>5</w:t>
+            </w:r>
+          </w:p>
+        </w:tc>
+        <w:tc>
+          <w:tcPr>
+            <w:tcW w:type="dxa" w:w="965"/>
+          </w:tcPr>
+          <w:p>
+            <w:r>
+              <w:t>0.6214</w:t>
+            </w:r>
+          </w:p>
+        </w:tc>
+        <w:tc>
+          <w:tcPr>
+            <w:tcW w:type="dxa" w:w="965"/>
+          </w:tcPr>
+          <w:p>
+            <w:r>
+              <w:t>0.6162</w:t>
+            </w:r>
+          </w:p>
+        </w:tc>
+        <w:tc>
+          <w:tcPr>
+            <w:tcW w:type="dxa" w:w="965"/>
+          </w:tcPr>
+          <w:p>
+            <w:r>
+              <w:t>overnight² + Parkinson 0.6228</w:t>
+            </w:r>
+          </w:p>
+        </w:tc>
+        <w:tc>
+          <w:tcPr>
+            <w:tcW w:type="dxa" w:w="965"/>
+          </w:tcPr>
+          <w:p>
+            <w:r>
+              <w:t>0.6044</w:t>
+            </w:r>
+          </w:p>
+        </w:tc>
+        <w:tc>
+          <w:tcPr>
+            <w:tcW w:type="dxa" w:w="965"/>
+          </w:tcPr>
+          <w:p>
+            <w:r>
+              <w:t>0.6008</w:t>
+            </w:r>
+          </w:p>
+        </w:tc>
+        <w:tc>
+          <w:tcPr>
+            <w:tcW w:type="dxa" w:w="965"/>
+          </w:tcPr>
+          <w:p>
+            <w:r>
+              <w:t>-6.17</w:t>
+            </w:r>
+          </w:p>
+        </w:tc>
+        <w:tc>
+          <w:tcPr>
+            <w:tcW w:type="dxa" w:w="965"/>
+          </w:tcPr>
+          <w:p>
+            <w:r>
+              <w:t>-8.30</w:t>
+            </w:r>
+          </w:p>
+        </w:tc>
+      </w:tr>
+      <w:tr>
+        <w:tc>
+          <w:tcPr>
+            <w:tcW w:type="dxa" w:w="965"/>
+          </w:tcPr>
+          <w:p>
+            <w:r>
+              <w:t>Dhaka 2009-2021 (dates repaired)</w:t>
+            </w:r>
+          </w:p>
+        </w:tc>
+        <w:tc>
+          <w:tcPr>
+            <w:tcW w:type="dxa" w:w="965"/>
+          </w:tcPr>
+          <w:p>
+            <w:r>
+              <w:t>M17</w:t>
+            </w:r>
+          </w:p>
+        </w:tc>
+        <w:tc>
+          <w:tcPr>
+            <w:tcW w:type="dxa" w:w="965"/>
+          </w:tcPr>
+          <w:p>
+            <w:r>
+              <w:t>21</w:t>
+            </w:r>
+          </w:p>
+        </w:tc>
+        <w:tc>
+          <w:tcPr>
+            <w:tcW w:type="dxa" w:w="965"/>
+          </w:tcPr>
+          <w:p>
+            <w:r>
+              <w:t>0.3631</w:t>
+            </w:r>
+          </w:p>
+        </w:tc>
+        <w:tc>
+          <w:tcPr>
+            <w:tcW w:type="dxa" w:w="965"/>
+          </w:tcPr>
+          <w:p>
+            <w:r>
+              <w:t>0.3595</w:t>
+            </w:r>
+          </w:p>
+        </w:tc>
+        <w:tc>
+          <w:tcPr>
+            <w:tcW w:type="dxa" w:w="965"/>
+          </w:tcPr>
+          <w:p>
+            <w:r>
+              <w:t>Garman-Klass 0.3629</w:t>
+            </w:r>
+          </w:p>
+        </w:tc>
+        <w:tc>
+          <w:tcPr>
+            <w:tcW w:type="dxa" w:w="965"/>
+          </w:tcPr>
+          <w:p>
+            <w:r>
+              <w:t>0.3524</w:t>
+            </w:r>
+          </w:p>
+        </w:tc>
+        <w:tc>
+          <w:tcPr>
+            <w:tcW w:type="dxa" w:w="965"/>
+          </w:tcPr>
+          <w:p>
+            <w:r>
+              <w:t>0.3508</w:t>
+            </w:r>
+          </w:p>
+        </w:tc>
+        <w:tc>
+          <w:tcPr>
+            <w:tcW w:type="dxa" w:w="965"/>
+          </w:tcPr>
+          <w:p>
+            <w:r>
+              <w:t>-3.02</w:t>
+            </w:r>
+          </w:p>
+        </w:tc>
+        <w:tc>
+          <w:tcPr>
+            <w:tcW w:type="dxa" w:w="965"/>
+          </w:tcPr>
+          <w:p>
+            <w:r>
+              <w:t>-3.91</w:t>
+            </w:r>
+          </w:p>
+        </w:tc>
+      </w:tr>
+      <w:tr>
+        <w:tc>
+          <w:tcPr>
+            <w:tcW w:type="dxa" w:w="965"/>
+          </w:tcPr>
+          <w:p>
+            <w:r>
+              <w:t>Morocco 2012-2026</w:t>
+            </w:r>
+          </w:p>
+        </w:tc>
+        <w:tc>
+          <w:tcPr>
+            <w:tcW w:type="dxa" w:w="965"/>
+          </w:tcPr>
+          <w:p>
+            <w:r>
+              <w:t>M18</w:t>
+            </w:r>
+          </w:p>
+        </w:tc>
+        <w:tc>
+          <w:tcPr>
+            <w:tcW w:type="dxa" w:w="965"/>
+          </w:tcPr>
+          <w:p>
+            <w:r>
+              <w:t>5</w:t>
+            </w:r>
+          </w:p>
+        </w:tc>
+        <w:tc>
+          <w:tcPr>
+            <w:tcW w:type="dxa" w:w="965"/>
+          </w:tcPr>
+          <w:p>
+            <w:r>
+              <w:t>0.6784</w:t>
+            </w:r>
+          </w:p>
+        </w:tc>
+        <w:tc>
+          <w:tcPr>
+            <w:tcW w:type="dxa" w:w="965"/>
+          </w:tcPr>
+          <w:p>
+            <w:r>
+              <w:t>0.7352</w:t>
+            </w:r>
+          </w:p>
+        </w:tc>
+        <w:tc>
+          <w:tcPr>
+            <w:tcW w:type="dxa" w:w="965"/>
+          </w:tcPr>
+          <w:p>
+            <w:r>
+              <w:t>overnight² + Parkinson 0.6794</w:t>
+            </w:r>
+          </w:p>
+        </w:tc>
+        <w:tc>
+          <w:tcPr>
+            <w:tcW w:type="dxa" w:w="965"/>
+          </w:tcPr>
+          <w:p>
+            <w:r>
+              <w:t>0.6706</w:t>
+            </w:r>
+          </w:p>
+        </w:tc>
+        <w:tc>
+          <w:tcPr>
+            <w:tcW w:type="dxa" w:w="965"/>
+          </w:tcPr>
+          <w:p>
+            <w:r>
+              <w:t>0.6633</w:t>
+            </w:r>
+          </w:p>
+        </w:tc>
+        <w:tc>
+          <w:tcPr>
+            <w:tcW w:type="dxa" w:w="965"/>
+          </w:tcPr>
+          <w:p>
+            <w:r>
+              <w:t>-2.06</w:t>
+            </w:r>
+          </w:p>
+        </w:tc>
+        <w:tc>
+          <w:tcPr>
+            <w:tcW w:type="dxa" w:w="965"/>
+          </w:tcPr>
+          <w:p>
+            <w:r>
+              <w:t>-4.53</w:t>
+            </w:r>
+          </w:p>
+        </w:tc>
+      </w:tr>
+      <w:tr>
+        <w:tc>
+          <w:tcPr>
+            <w:tcW w:type="dxa" w:w="965"/>
+          </w:tcPr>
+          <w:p>
+            <w:r>
+              <w:t>Morocco 2012-2026</w:t>
+            </w:r>
+          </w:p>
+        </w:tc>
+        <w:tc>
+          <w:tcPr>
+            <w:tcW w:type="dxa" w:w="965"/>
+          </w:tcPr>
+          <w:p>
+            <w:r>
+              <w:t>M18</w:t>
+            </w:r>
+          </w:p>
+        </w:tc>
+        <w:tc>
+          <w:tcPr>
+            <w:tcW w:type="dxa" w:w="965"/>
+          </w:tcPr>
+          <w:p>
+            <w:r>
+              <w:t>21</w:t>
+            </w:r>
+          </w:p>
+        </w:tc>
+        <w:tc>
+          <w:tcPr>
+            <w:tcW w:type="dxa" w:w="965"/>
+          </w:tcPr>
+          <w:p>
+            <w:r>
+              <w:t>0.3363</w:t>
+            </w:r>
+          </w:p>
+        </w:tc>
+        <w:tc>
+          <w:tcPr>
+            <w:tcW w:type="dxa" w:w="965"/>
+          </w:tcPr>
+          <w:p>
+            <w:r>
+              <w:t>0.4207</w:t>
+            </w:r>
+          </w:p>
+        </w:tc>
+        <w:tc>
+          <w:tcPr>
+            <w:tcW w:type="dxa" w:w="965"/>
+          </w:tcPr>
+          <w:p>
+            <w:r>
+              <w:t>overnight² + Parkinson 0.3315</w:t>
+            </w:r>
+          </w:p>
+        </w:tc>
+        <w:tc>
+          <w:tcPr>
+            <w:tcW w:type="dxa" w:w="965"/>
+          </w:tcPr>
+          <w:p>
+            <w:r>
+              <w:t>0.3314</w:t>
+            </w:r>
+          </w:p>
+        </w:tc>
+        <w:tc>
+          <w:tcPr>
+            <w:tcW w:type="dxa" w:w="965"/>
+          </w:tcPr>
+          <w:p>
+            <w:r>
+              <w:t>0.3272</w:t>
+            </w:r>
+          </w:p>
+        </w:tc>
+        <w:tc>
+          <w:tcPr>
+            <w:tcW w:type="dxa" w:w="965"/>
+          </w:tcPr>
+          <w:p>
+            <w:r>
+              <w:t>-1.00</w:t>
+            </w:r>
+          </w:p>
+        </w:tc>
+        <w:tc>
+          <w:tcPr>
+            <w:tcW w:type="dxa" w:w="965"/>
+          </w:tcPr>
+          <w:p>
+            <w:r>
+              <w:t>-1.94</w:t>
+            </w:r>
+          </w:p>
+        </w:tc>
+      </w:tr>
+    </w:tbl>
+    <w:p/>
+    <w:p>
+      <w:pPr/>
+      <w:r>
+        <w:t>Table 35. Level: each estimator's 21-session window mean divided by the 21-session mean of r² on each test span; Anam's estimator enters calibrated and the classical estimators raw (Section 6.8).</w:t>
+      </w:r>
+    </w:p>
+    <w:tbl>
+      <w:tblPr>
+        <w:tblStyle w:val="TableGrid"/>
+        <w:tblW w:type="auto" w:w="0"/>
+        <w:tblLook w:firstColumn="1" w:firstRow="1" w:lastColumn="0" w:lastRow="0" w:noHBand="0" w:noVBand="1" w:val="04A0"/>
+      </w:tblPr>
+      <w:tblGrid>
+        <w:gridCol w:w="1206"/>
+        <w:gridCol w:w="1206"/>
+        <w:gridCol w:w="1206"/>
+        <w:gridCol w:w="1206"/>
+        <w:gridCol w:w="1206"/>
+        <w:gridCol w:w="1206"/>
+        <w:gridCol w:w="1206"/>
+        <w:gridCol w:w="1206"/>
+      </w:tblGrid>
+      <w:tr>
+        <w:trPr>
+          <w:tblHeader/>
+        </w:trPr>
+        <w:tc>
+          <w:tcPr>
+            <w:tcW w:type="dxa" w:w="1206"/>
+          </w:tcPr>
+          <w:p>
+            <w:r>
+              <w:t>Test sample</w:t>
+            </w:r>
+          </w:p>
+        </w:tc>
+        <w:tc>
+          <w:tcPr>
+            <w:tcW w:type="dxa" w:w="1206"/>
+          </w:tcPr>
+          <w:p>
+            <w:r>
+              <w:t>Plan</w:t>
+            </w:r>
+          </w:p>
+        </w:tc>
+        <w:tc>
+          <w:tcPr>
+            <w:tcW w:type="dxa" w:w="1206"/>
+          </w:tcPr>
+          <w:p>
+            <w:r>
+              <w:t>Anam (calibrated)</w:t>
+            </w:r>
+          </w:p>
+        </w:tc>
+        <w:tc>
+          <w:tcPr>
+            <w:tcW w:type="dxa" w:w="1206"/>
+          </w:tcPr>
+          <w:p>
+            <w:r>
+              <w:t>Parkinson</w:t>
+            </w:r>
+          </w:p>
+        </w:tc>
+        <w:tc>
+          <w:tcPr>
+            <w:tcW w:type="dxa" w:w="1206"/>
+          </w:tcPr>
+          <w:p>
+            <w:r>
+              <w:t>Garman-Klass</w:t>
+            </w:r>
+          </w:p>
+        </w:tc>
+        <w:tc>
+          <w:tcPr>
+            <w:tcW w:type="dxa" w:w="1206"/>
+          </w:tcPr>
+          <w:p>
+            <w:r>
+              <w:t>overnight² + Parkinson</w:t>
+            </w:r>
+          </w:p>
+        </w:tc>
+        <w:tc>
+          <w:tcPr>
+            <w:tcW w:type="dxa" w:w="1206"/>
+          </w:tcPr>
+          <w:p>
+            <w:r>
+              <w:t>Yang-Zhang (daily form)</w:t>
+            </w:r>
+          </w:p>
+        </w:tc>
+        <w:tc>
+          <w:tcPr>
+            <w:tcW w:type="dxa" w:w="1206"/>
+          </w:tcPr>
+          <w:p>
+            <w:r>
+              <w:t>Yang-Zhang (window form)</w:t>
+            </w:r>
+          </w:p>
+        </w:tc>
+      </w:tr>
+      <w:tr>
+        <w:tc>
+          <w:tcPr>
+            <w:tcW w:type="dxa" w:w="1206"/>
+          </w:tcPr>
+          <w:p>
+            <w:r>
+              <w:t>NEPSE, regime A2</w:t>
+            </w:r>
+          </w:p>
+        </w:tc>
+        <w:tc>
+          <w:tcPr>
+            <w:tcW w:type="dxa" w:w="1206"/>
+          </w:tcPr>
+          <w:p>
+            <w:r>
+              <w:t>M16</w:t>
+            </w:r>
+          </w:p>
+        </w:tc>
+        <w:tc>
+          <w:tcPr>
+            <w:tcW w:type="dxa" w:w="1206"/>
+          </w:tcPr>
+          <w:p>
+            <w:r>
+              <w:t>1.011</w:t>
+            </w:r>
+          </w:p>
+        </w:tc>
+        <w:tc>
+          <w:tcPr>
+            <w:tcW w:type="dxa" w:w="1206"/>
+          </w:tcPr>
+          <w:p>
+            <w:r>
+              <w:t>1.155</w:t>
+            </w:r>
+          </w:p>
+        </w:tc>
+        <w:tc>
+          <w:tcPr>
+            <w:tcW w:type="dxa" w:w="1206"/>
+          </w:tcPr>
+          <w:p>
+            <w:r>
+              <w:t>1.161</w:t>
+            </w:r>
+          </w:p>
+        </w:tc>
+        <w:tc>
+          <w:tcPr>
+            <w:tcW w:type="dxa" w:w="1206"/>
+          </w:tcPr>
+          <w:p>
+            <w:r>
+              <w:t>1.493</w:t>
+            </w:r>
+          </w:p>
+        </w:tc>
+        <w:tc>
+          <w:tcPr>
+            <w:tcW w:type="dxa" w:w="1206"/>
+          </w:tcPr>
+          <w:p>
+            <w:r>
+              <w:t>1.583</w:t>
+            </w:r>
+          </w:p>
+        </w:tc>
+        <w:tc>
+          <w:tcPr>
+            <w:tcW w:type="dxa" w:w="1206"/>
+          </w:tcPr>
+          <w:p>
+            <w:r>
+              <w:t>1.534</w:t>
+            </w:r>
+          </w:p>
+        </w:tc>
+      </w:tr>
+      <w:tr>
+        <w:tc>
+          <w:tcPr>
+            <w:tcW w:type="dxa" w:w="1206"/>
+          </w:tcPr>
+          <w:p>
+            <w:r>
+              <w:t>NEPSE, regime C (after the reform)</w:t>
+            </w:r>
+          </w:p>
+        </w:tc>
+        <w:tc>
+          <w:tcPr>
+            <w:tcW w:type="dxa" w:w="1206"/>
+          </w:tcPr>
+          <w:p>
+            <w:r>
+              <w:t>M16</w:t>
+            </w:r>
+          </w:p>
+        </w:tc>
+        <w:tc>
+          <w:tcPr>
+            <w:tcW w:type="dxa" w:w="1206"/>
+          </w:tcPr>
+          <w:p>
+            <w:r>
+              <w:t>1.195</w:t>
+            </w:r>
+          </w:p>
+        </w:tc>
+        <w:tc>
+          <w:tcPr>
+            <w:tcW w:type="dxa" w:w="1206"/>
+          </w:tcPr>
+          <w:p>
+            <w:r>
+              <w:t>1.669</w:t>
+            </w:r>
+          </w:p>
+        </w:tc>
+        <w:tc>
+          <w:tcPr>
+            <w:tcW w:type="dxa" w:w="1206"/>
+          </w:tcPr>
+          <w:p>
+            <w:r>
+              <w:t>1.594</w:t>
+            </w:r>
+          </w:p>
+        </w:tc>
+        <w:tc>
+          <w:tcPr>
+            <w:tcW w:type="dxa" w:w="1206"/>
+          </w:tcPr>
+          <w:p>
+            <w:r>
+              <w:t>2.761</w:t>
+            </w:r>
+          </w:p>
+        </w:tc>
+        <w:tc>
+          <w:tcPr>
+            <w:tcW w:type="dxa" w:w="1206"/>
+          </w:tcPr>
+          <w:p>
+            <w:r>
+              <w:t>2.848</w:t>
+            </w:r>
+          </w:p>
+        </w:tc>
+        <w:tc>
+          <w:tcPr>
+            <w:tcW w:type="dxa" w:w="1206"/>
+          </w:tcPr>
+          <w:p>
+            <w:r>
+              <w:t>2.704</w:t>
+            </w:r>
+          </w:p>
+        </w:tc>
+      </w:tr>
+      <w:tr>
+        <w:tc>
+          <w:tcPr>
+            <w:tcW w:type="dxa" w:w="1206"/>
+          </w:tcPr>
+          <w:p>
+            <w:r>
+              <w:t>NIFTY 50 (index)</w:t>
+            </w:r>
+          </w:p>
+        </w:tc>
+        <w:tc>
+          <w:tcPr>
+            <w:tcW w:type="dxa" w:w="1206"/>
+          </w:tcPr>
+          <w:p>
+            <w:r>
+              <w:t>M16</w:t>
+            </w:r>
+          </w:p>
+        </w:tc>
+        <w:tc>
+          <w:tcPr>
+            <w:tcW w:type="dxa" w:w="1206"/>
+          </w:tcPr>
+          <w:p>
+            <w:r>
+              <w:t>1.011</w:t>
+            </w:r>
+          </w:p>
+        </w:tc>
+        <w:tc>
+          <w:tcPr>
+            <w:tcW w:type="dxa" w:w="1206"/>
+          </w:tcPr>
+          <w:p>
+            <w:r>
+              <w:t>0.606</w:t>
+            </w:r>
+          </w:p>
+        </w:tc>
+        <w:tc>
+          <w:tcPr>
+            <w:tcW w:type="dxa" w:w="1206"/>
+          </w:tcPr>
+          <w:p>
+            <w:r>
+              <w:t>0.594</w:t>
+            </w:r>
+          </w:p>
+        </w:tc>
+        <w:tc>
+          <w:tcPr>
+            <w:tcW w:type="dxa" w:w="1206"/>
+          </w:tcPr>
+          <w:p>
+            <w:r>
+              <w:t>1.014</w:t>
+            </w:r>
+          </w:p>
+        </w:tc>
+        <w:tc>
+          <w:tcPr>
+            <w:tcW w:type="dxa" w:w="1206"/>
+          </w:tcPr>
+          <w:p>
+            <w:r>
+              <w:t>0.998</w:t>
+            </w:r>
+          </w:p>
+        </w:tc>
+        <w:tc>
+          <w:tcPr>
+            <w:tcW w:type="dxa" w:w="1206"/>
+          </w:tcPr>
+          <w:p>
+            <w:r>
+              <w:t>0.981</w:t>
+            </w:r>
+          </w:p>
+        </w:tc>
+      </w:tr>
+      <w:tr>
+        <w:tc>
+          <w:tcPr>
+            <w:tcW w:type="dxa" w:w="1206"/>
+          </w:tcPr>
+          <w:p>
+            <w:r>
+              <w:t>S&amp;P 500 (index)</w:t>
+            </w:r>
+          </w:p>
+        </w:tc>
+        <w:tc>
+          <w:tcPr>
+            <w:tcW w:type="dxa" w:w="1206"/>
+          </w:tcPr>
+          <w:p>
+            <w:r>
+              <w:t>M16</w:t>
+            </w:r>
+          </w:p>
+        </w:tc>
+        <w:tc>
+          <w:tcPr>
+            <w:tcW w:type="dxa" w:w="1206"/>
+          </w:tcPr>
+          <w:p>
+            <w:r>
+              <w:t>1.009</w:t>
+            </w:r>
+          </w:p>
+        </w:tc>
+        <w:tc>
+          <w:tcPr>
+            <w:tcW w:type="dxa" w:w="1206"/>
+          </w:tcPr>
+          <w:p>
+            <w:r>
+              <w:t>0.660</w:t>
+            </w:r>
+          </w:p>
+        </w:tc>
+        <w:tc>
+          <w:tcPr>
+            <w:tcW w:type="dxa" w:w="1206"/>
+          </w:tcPr>
+          <w:p>
+            <w:r>
+              <w:t>0.579</w:t>
+            </w:r>
+          </w:p>
+        </w:tc>
+        <w:tc>
+          <w:tcPr>
+            <w:tcW w:type="dxa" w:w="1206"/>
+          </w:tcPr>
+          <w:p>
+            <w:r>
+              <w:t>0.698</w:t>
+            </w:r>
+          </w:p>
+        </w:tc>
+        <w:tc>
+          <w:tcPr>
+            <w:tcW w:type="dxa" w:w="1206"/>
+          </w:tcPr>
+          <w:p>
+            <w:r>
+              <w:t>0.645</w:t>
+            </w:r>
+          </w:p>
+        </w:tc>
+        <w:tc>
+          <w:tcPr>
+            <w:tcW w:type="dxa" w:w="1206"/>
+          </w:tcPr>
+          <w:p>
+            <w:r>
+              <w:t>0.646</w:t>
+            </w:r>
+          </w:p>
+        </w:tc>
+      </w:tr>
+      <w:tr>
+        <w:tc>
+          <w:tcPr>
+            <w:tcW w:type="dxa" w:w="1206"/>
+          </w:tcPr>
+          <w:p>
+            <w:r>
+              <w:t>Dhaka 2023-2026</w:t>
+            </w:r>
+          </w:p>
+        </w:tc>
+        <w:tc>
+          <w:tcPr>
+            <w:tcW w:type="dxa" w:w="1206"/>
+          </w:tcPr>
+          <w:p>
+            <w:r>
+              <w:t>M17</w:t>
+            </w:r>
+          </w:p>
+        </w:tc>
+        <w:tc>
+          <w:tcPr>
+            <w:tcW w:type="dxa" w:w="1206"/>
+          </w:tcPr>
+          <w:p>
+            <w:r>
+              <w:t>1.002</w:t>
+            </w:r>
+          </w:p>
+        </w:tc>
+        <w:tc>
+          <w:tcPr>
+            <w:tcW w:type="dxa" w:w="1206"/>
+          </w:tcPr>
+          <w:p>
+            <w:r>
+              <w:t>1.128</w:t>
+            </w:r>
+          </w:p>
+        </w:tc>
+        <w:tc>
+          <w:tcPr>
+            <w:tcW w:type="dxa" w:w="1206"/>
+          </w:tcPr>
+          <w:p>
+            <w:r>
+              <w:t>1.116</w:t>
+            </w:r>
+          </w:p>
+        </w:tc>
+        <w:tc>
+          <w:tcPr>
+            <w:tcW w:type="dxa" w:w="1206"/>
+          </w:tcPr>
+          <w:p>
+            <w:r>
+              <w:t>1.662</w:t>
+            </w:r>
+          </w:p>
+        </w:tc>
+        <w:tc>
+          <w:tcPr>
+            <w:tcW w:type="dxa" w:w="1206"/>
+          </w:tcPr>
+          <w:p>
+            <w:r>
+              <w:t>1.709</w:t>
+            </w:r>
+          </w:p>
+        </w:tc>
+        <w:tc>
+          <w:tcPr>
+            <w:tcW w:type="dxa" w:w="1206"/>
+          </w:tcPr>
+          <w:p>
+            <w:r>
+              <w:t>1.604</w:t>
+            </w:r>
+          </w:p>
+        </w:tc>
+      </w:tr>
+      <w:tr>
+        <w:tc>
+          <w:tcPr>
+            <w:tcW w:type="dxa" w:w="1206"/>
+          </w:tcPr>
+          <w:p>
+            <w:r>
+              <w:t>Vietnam 2007-2020</w:t>
+            </w:r>
+          </w:p>
+        </w:tc>
+        <w:tc>
+          <w:tcPr>
+            <w:tcW w:type="dxa" w:w="1206"/>
+          </w:tcPr>
+          <w:p>
+            <w:r>
+              <w:t>M17</w:t>
+            </w:r>
+          </w:p>
+        </w:tc>
+        <w:tc>
+          <w:tcPr>
+            <w:tcW w:type="dxa" w:w="1206"/>
+          </w:tcPr>
+          <w:p>
+            <w:r>
+              <w:t>1.009</w:t>
+            </w:r>
+          </w:p>
+        </w:tc>
+        <w:tc>
+          <w:tcPr>
+            <w:tcW w:type="dxa" w:w="1206"/>
+          </w:tcPr>
+          <w:p>
+            <w:r>
+              <w:t>0.721</w:t>
+            </w:r>
+          </w:p>
+        </w:tc>
+        <w:tc>
+          <w:tcPr>
+            <w:tcW w:type="dxa" w:w="1206"/>
+          </w:tcPr>
+          <w:p>
+            <w:r>
+              <w:t>0.633</w:t>
+            </w:r>
+          </w:p>
+        </w:tc>
+        <w:tc>
+          <w:tcPr>
+            <w:tcW w:type="dxa" w:w="1206"/>
+          </w:tcPr>
+          <w:p>
+            <w:r>
+              <w:t>1.556</w:t>
+            </w:r>
+          </w:p>
+        </w:tc>
+        <w:tc>
+          <w:tcPr>
+            <w:tcW w:type="dxa" w:w="1206"/>
+          </w:tcPr>
+          <w:p>
+            <w:r>
+              <w:t>1.594</w:t>
+            </w:r>
+          </w:p>
+        </w:tc>
+        <w:tc>
+          <w:tcPr>
+            <w:tcW w:type="dxa" w:w="1206"/>
+          </w:tcPr>
+          <w:p>
+            <w:r>
+              <w:t>1.531</w:t>
+            </w:r>
+          </w:p>
+        </w:tc>
+      </w:tr>
+      <w:tr>
+        <w:tc>
+          <w:tcPr>
+            <w:tcW w:type="dxa" w:w="1206"/>
+          </w:tcPr>
+          <w:p>
+            <w:r>
+              <w:t>Dhaka 2009-2021 (dates repaired)</w:t>
+            </w:r>
+          </w:p>
+        </w:tc>
+        <w:tc>
+          <w:tcPr>
+            <w:tcW w:type="dxa" w:w="1206"/>
+          </w:tcPr>
+          <w:p>
+            <w:r>
+              <w:t>M17</w:t>
+            </w:r>
+          </w:p>
+        </w:tc>
+        <w:tc>
+          <w:tcPr>
+            <w:tcW w:type="dxa" w:w="1206"/>
+          </w:tcPr>
+          <w:p>
+            <w:r>
+              <w:t>1.004</w:t>
+            </w:r>
+          </w:p>
+        </w:tc>
+        <w:tc>
+          <w:tcPr>
+            <w:tcW w:type="dxa" w:w="1206"/>
+          </w:tcPr>
+          <w:p>
+            <w:r>
+              <w:t>0.995</w:t>
+            </w:r>
+          </w:p>
+        </w:tc>
+        <w:tc>
+          <w:tcPr>
+            <w:tcW w:type="dxa" w:w="1206"/>
+          </w:tcPr>
+          <w:p>
+            <w:r>
+              <w:t>0.988</w:t>
+            </w:r>
+          </w:p>
+        </w:tc>
+        <w:tc>
+          <w:tcPr>
+            <w:tcW w:type="dxa" w:w="1206"/>
+          </w:tcPr>
+          <w:p>
+            <w:r>
+              <w:t>1.392</w:t>
+            </w:r>
+          </w:p>
+        </w:tc>
+        <w:tc>
+          <w:tcPr>
+            <w:tcW w:type="dxa" w:w="1206"/>
+          </w:tcPr>
+          <w:p>
+            <w:r>
+              <w:t>1.418</w:t>
+            </w:r>
+          </w:p>
+        </w:tc>
+        <w:tc>
+          <w:tcPr>
+            <w:tcW w:type="dxa" w:w="1206"/>
+          </w:tcPr>
+          <w:p>
+            <w:r>
+              <w:t>1.352</w:t>
+            </w:r>
+          </w:p>
+        </w:tc>
+      </w:tr>
+      <w:tr>
+        <w:tc>
+          <w:tcPr>
+            <w:tcW w:type="dxa" w:w="1206"/>
+          </w:tcPr>
+          <w:p>
+            <w:r>
+              <w:t>Morocco 2012-2026</w:t>
+            </w:r>
+          </w:p>
+        </w:tc>
+        <w:tc>
+          <w:tcPr>
+            <w:tcW w:type="dxa" w:w="1206"/>
+          </w:tcPr>
+          <w:p>
+            <w:r>
+              <w:t>M18</w:t>
+            </w:r>
+          </w:p>
+        </w:tc>
+        <w:tc>
+          <w:tcPr>
+            <w:tcW w:type="dxa" w:w="1206"/>
+          </w:tcPr>
+          <w:p>
+            <w:r>
+              <w:t>1.005</w:t>
+            </w:r>
+          </w:p>
+        </w:tc>
+        <w:tc>
+          <w:tcPr>
+            <w:tcW w:type="dxa" w:w="1206"/>
+          </w:tcPr>
+          <w:p>
+            <w:r>
+              <w:t>0.544</w:t>
+            </w:r>
+          </w:p>
+        </w:tc>
+        <w:tc>
+          <w:tcPr>
+            <w:tcW w:type="dxa" w:w="1206"/>
+          </w:tcPr>
+          <w:p>
+            <w:r>
+              <w:t>0.453</w:t>
+            </w:r>
+          </w:p>
+        </w:tc>
+        <w:tc>
+          <w:tcPr>
+            <w:tcW w:type="dxa" w:w="1206"/>
+          </w:tcPr>
+          <w:p>
+            <w:r>
+              <w:t>1.283</w:t>
+            </w:r>
+          </w:p>
+        </w:tc>
+        <w:tc>
+          <w:tcPr>
+            <w:tcW w:type="dxa" w:w="1206"/>
+          </w:tcPr>
+          <w:p>
+            <w:r>
+              <w:t>1.273</w:t>
+            </w:r>
+          </w:p>
+        </w:tc>
+        <w:tc>
+          <w:tcPr>
+            <w:tcW w:type="dxa" w:w="1206"/>
+          </w:tcPr>
+          <w:p>
+            <w:r>
+              <w:t>1.235</w:t>
+            </w:r>
+          </w:p>
+        </w:tc>
+      </w:tr>
+    </w:tbl>
+    <w:p/>
+    <w:p>
+      <w:pPr/>
+      <w:r>
+        <w:t>Table 36. Every frozen verdict for Anam's estimator and its open-free form, applied mechanically from the decision ledgers of plans M16-M18. Failed predictions are listed with the ones that held.</w:t>
+      </w:r>
+    </w:p>
+    <w:tbl>
+      <w:tblPr>
+        <w:tblStyle w:val="TableGrid"/>
+        <w:tblW w:type="auto" w:w="0"/>
+        <w:tblLook w:firstColumn="1" w:firstRow="1" w:lastColumn="0" w:lastRow="0" w:noHBand="0" w:noVBand="1" w:val="04A0"/>
+      </w:tblPr>
+      <w:tblGrid>
+        <w:gridCol w:w="1608"/>
+        <w:gridCol w:w="1608"/>
+        <w:gridCol w:w="1608"/>
+        <w:gridCol w:w="1608"/>
+        <w:gridCol w:w="1608"/>
+        <w:gridCol w:w="1608"/>
+      </w:tblGrid>
+      <w:tr>
+        <w:trPr>
+          <w:tblHeader/>
+        </w:trPr>
+        <w:tc>
+          <w:tcPr>
+            <w:tcW w:type="dxa" w:w="1608"/>
+          </w:tcPr>
+          <w:p>
+            <w:r>
+              <w:t>Plan</w:t>
+            </w:r>
+          </w:p>
+        </w:tc>
+        <w:tc>
+          <w:tcPr>
+            <w:tcW w:type="dxa" w:w="1608"/>
+          </w:tcPr>
+          <w:p>
+            <w:r>
+              <w:t>Rule</w:t>
+            </w:r>
+          </w:p>
+        </w:tc>
+        <w:tc>
+          <w:tcPr>
+            <w:tcW w:type="dxa" w:w="1608"/>
+          </w:tcPr>
+          <w:p>
+            <w:r>
+              <w:t>Test sample</w:t>
+            </w:r>
+          </w:p>
+        </w:tc>
+        <w:tc>
+          <w:tcPr>
+            <w:tcW w:type="dxa" w:w="1608"/>
+          </w:tcPr>
+          <w:p>
+            <w:r>
+              <w:t>Estimator tested</w:t>
+            </w:r>
+          </w:p>
+        </w:tc>
+        <w:tc>
+          <w:tcPr>
+            <w:tcW w:type="dxa" w:w="1608"/>
+          </w:tcPr>
+          <w:p>
+            <w:r>
+              <w:t>Verdict (frozen rule, applied mechanically)</w:t>
+            </w:r>
+          </w:p>
+        </w:tc>
+        <w:tc>
+          <w:tcPr>
+            <w:tcW w:type="dxa" w:w="1608"/>
+          </w:tcPr>
+          <w:p>
+            <w:r>
+              <w:t>Evidence</w:t>
+            </w:r>
+          </w:p>
+        </w:tc>
+      </w:tr>
+      <w:tr>
+        <w:tc>
+          <w:tcPr>
+            <w:tcW w:type="dxa" w:w="1608"/>
+          </w:tcPr>
+          <w:p>
+            <w:r>
+              <w:t>M16</w:t>
+            </w:r>
+          </w:p>
+        </w:tc>
+        <w:tc>
+          <w:tcPr>
+            <w:tcW w:type="dxa" w:w="1608"/>
+          </w:tcPr>
+          <w:p>
+            <w:r>
+              <w:t>H1</w:t>
+            </w:r>
+          </w:p>
+        </w:tc>
+        <w:tc>
+          <w:tcPr>
+            <w:tcW w:type="dxa" w:w="1608"/>
+          </w:tcPr>
+          <w:p>
+            <w:r>
+              <w:t>NEPSE</w:t>
+            </w:r>
+          </w:p>
+        </w:tc>
+        <w:tc>
+          <w:tcPr>
+            <w:tcW w:type="dxa" w:w="1608"/>
+          </w:tcPr>
+          <w:p>
+            <w:r>
+              <w:t>Anam</w:t>
+            </w:r>
+          </w:p>
+        </w:tc>
+        <w:tc>
+          <w:tcPr>
+            <w:tcW w:type="dxa" w:w="1608"/>
+          </w:tcPr>
+          <w:p>
+            <w:r>
+              <w:t>does not hold</w:t>
+            </w:r>
+          </w:p>
+        </w:tc>
+        <w:tc>
+          <w:tcPr>
+            <w:tcW w:type="dxa" w:w="1608"/>
+          </w:tcPr>
+          <w:p>
+            <w:r>
+              <w:t>5 sessions on A2+C: Anam no difference CC; Anam beats P</w:t>
+            </w:r>
+          </w:p>
+        </w:tc>
+      </w:tr>
+      <w:tr>
+        <w:tc>
+          <w:tcPr>
+            <w:tcW w:type="dxa" w:w="1608"/>
+          </w:tcPr>
+          <w:p>
+            <w:r>
+              <w:t>M16</w:t>
+            </w:r>
+          </w:p>
+        </w:tc>
+        <w:tc>
+          <w:tcPr>
+            <w:tcW w:type="dxa" w:w="1608"/>
+          </w:tcPr>
+          <w:p>
+            <w:r>
+              <w:t>H2</w:t>
+            </w:r>
+          </w:p>
+        </w:tc>
+        <w:tc>
+          <w:tcPr>
+            <w:tcW w:type="dxa" w:w="1608"/>
+          </w:tcPr>
+          <w:p>
+            <w:r>
+              <w:t>NEPSE</w:t>
+            </w:r>
+          </w:p>
+        </w:tc>
+        <w:tc>
+          <w:tcPr>
+            <w:tcW w:type="dxa" w:w="1608"/>
+          </w:tcPr>
+          <w:p>
+            <w:r>
+              <w:t>Anam</w:t>
+            </w:r>
+          </w:p>
+        </w:tc>
+        <w:tc>
+          <w:tcPr>
+            <w:tcW w:type="dxa" w:w="1608"/>
+          </w:tcPr>
+          <w:p>
+            <w:r>
+              <w:t>does not hold</w:t>
+            </w:r>
+          </w:p>
+        </w:tc>
+        <w:tc>
+          <w:tcPr>
+            <w:tcW w:type="dxa" w:w="1608"/>
+          </w:tcPr>
+          <w:p>
+            <w:r>
+              <w:t>Anam 1.011 (A2), 1.195 (C); overnight² + Parkinson 1.493, 2.761; YZ daily 1.583, 2.848</w:t>
+            </w:r>
+          </w:p>
+        </w:tc>
+      </w:tr>
+      <w:tr>
+        <w:tc>
+          <w:tcPr>
+            <w:tcW w:type="dxa" w:w="1608"/>
+          </w:tcPr>
+          <w:p>
+            <w:r>
+              <w:t>M16</w:t>
+            </w:r>
+          </w:p>
+        </w:tc>
+        <w:tc>
+          <w:tcPr>
+            <w:tcW w:type="dxa" w:w="1608"/>
+          </w:tcPr>
+          <w:p>
+            <w:r>
+              <w:t>H3</w:t>
+            </w:r>
+          </w:p>
+        </w:tc>
+        <w:tc>
+          <w:tcPr>
+            <w:tcW w:type="dxa" w:w="1608"/>
+          </w:tcPr>
+          <w:p>
+            <w:r>
+              <w:t>NEPSE</w:t>
+            </w:r>
+          </w:p>
+        </w:tc>
+        <w:tc>
+          <w:tcPr>
+            <w:tcW w:type="dxa" w:w="1608"/>
+          </w:tcPr>
+          <w:p>
+            <w:r>
+              <w:t>Anam</w:t>
+            </w:r>
+          </w:p>
+        </w:tc>
+        <w:tc>
+          <w:tcPr>
+            <w:tcW w:type="dxa" w:w="1608"/>
+          </w:tcPr>
+          <w:p>
+            <w:r>
+              <w:t>does not hold</w:t>
+            </w:r>
+          </w:p>
+        </w:tc>
+        <w:tc>
+          <w:tcPr>
+            <w:tcW w:type="dxa" w:w="1608"/>
+          </w:tcPr>
+          <w:p>
+            <w:r>
+              <w:t>change A2 -&gt; C: Anam +0.184; Yang-Zhang window form +1.170</w:t>
+            </w:r>
+          </w:p>
+        </w:tc>
+      </w:tr>
+      <w:tr>
+        <w:tc>
+          <w:tcPr>
+            <w:tcW w:type="dxa" w:w="1608"/>
+          </w:tcPr>
+          <w:p>
+            <w:r>
+              <w:t>M16</w:t>
+            </w:r>
+          </w:p>
+        </w:tc>
+        <w:tc>
+          <w:tcPr>
+            <w:tcW w:type="dxa" w:w="1608"/>
+          </w:tcPr>
+          <w:p>
+            <w:r>
+              <w:t>H4</w:t>
+            </w:r>
+          </w:p>
+        </w:tc>
+        <w:tc>
+          <w:tcPr>
+            <w:tcW w:type="dxa" w:w="1608"/>
+          </w:tcPr>
+          <w:p>
+            <w:r>
+              <w:t>NIFTY 50</w:t>
+            </w:r>
+          </w:p>
+        </w:tc>
+        <w:tc>
+          <w:tcPr>
+            <w:tcW w:type="dxa" w:w="1608"/>
+          </w:tcPr>
+          <w:p>
+            <w:r>
+              <w:t>Anam</w:t>
+            </w:r>
+          </w:p>
+        </w:tc>
+        <w:tc>
+          <w:tcPr>
+            <w:tcW w:type="dxa" w:w="1608"/>
+          </w:tcPr>
+          <w:p>
+            <w:r>
+              <w:t>holds</w:t>
+            </w:r>
+          </w:p>
+        </w:tc>
+        <w:tc>
+          <w:tcPr>
+            <w:tcW w:type="dxa" w:w="1608"/>
+          </w:tcPr>
+          <w:p>
+            <w:r>
+              <w:t>5 sessions on the test half: Anam beats CC</w:t>
+            </w:r>
+          </w:p>
+        </w:tc>
+      </w:tr>
+      <w:tr>
+        <w:tc>
+          <w:tcPr>
+            <w:tcW w:type="dxa" w:w="1608"/>
+          </w:tcPr>
+          <w:p>
+            <w:r>
+              <w:t>M16</w:t>
+            </w:r>
+          </w:p>
+        </w:tc>
+        <w:tc>
+          <w:tcPr>
+            <w:tcW w:type="dxa" w:w="1608"/>
+          </w:tcPr>
+          <w:p>
+            <w:r>
+              <w:t>H5</w:t>
+            </w:r>
+          </w:p>
+        </w:tc>
+        <w:tc>
+          <w:tcPr>
+            <w:tcW w:type="dxa" w:w="1608"/>
+          </w:tcPr>
+          <w:p>
+            <w:r>
+              <w:t>S&amp;P 500</w:t>
+            </w:r>
+          </w:p>
+        </w:tc>
+        <w:tc>
+          <w:tcPr>
+            <w:tcW w:type="dxa" w:w="1608"/>
+          </w:tcPr>
+          <w:p>
+            <w:r>
+              <w:t>Anam</w:t>
+            </w:r>
+          </w:p>
+        </w:tc>
+        <w:tc>
+          <w:tcPr>
+            <w:tcW w:type="dxa" w:w="1608"/>
+          </w:tcPr>
+          <w:p>
+            <w:r>
+              <w:t>holds</w:t>
+            </w:r>
+          </w:p>
+        </w:tc>
+        <w:tc>
+          <w:tcPr>
+            <w:tcW w:type="dxa" w:w="1608"/>
+          </w:tcPr>
+          <w:p>
+            <w:r>
+              <w:t>5 sessions on the test half: Anam beats CC</w:t>
+            </w:r>
+          </w:p>
+        </w:tc>
+      </w:tr>
+      <w:tr>
+        <w:tc>
+          <w:tcPr>
+            <w:tcW w:type="dxa" w:w="1608"/>
+          </w:tcPr>
+          <w:p>
+            <w:r>
+              <w:t>M16</w:t>
+            </w:r>
+          </w:p>
+        </w:tc>
+        <w:tc>
+          <w:tcPr>
+            <w:tcW w:type="dxa" w:w="1608"/>
+          </w:tcPr>
+          <w:p>
+            <w:r>
+              <w:t>best in market</w:t>
+            </w:r>
+          </w:p>
+        </w:tc>
+        <w:tc>
+          <w:tcPr>
+            <w:tcW w:type="dxa" w:w="1608"/>
+          </w:tcPr>
+          <w:p>
+            <w:r>
+              <w:t>NEPSE</w:t>
+            </w:r>
+          </w:p>
+        </w:tc>
+        <w:tc>
+          <w:tcPr>
+            <w:tcW w:type="dxa" w:w="1608"/>
+          </w:tcPr>
+          <w:p>
+            <w:r>
+              <w:t>Anam</w:t>
+            </w:r>
+          </w:p>
+        </w:tc>
+        <w:tc>
+          <w:tcPr>
+            <w:tcW w:type="dxa" w:w="1608"/>
+          </w:tcPr>
+          <w:p>
+            <w:r>
+              <w:t>yes</w:t>
+            </w:r>
+          </w:p>
+        </w:tc>
+        <w:tc>
+          <w:tcPr>
+            <w:tcW w:type="dxa" w:w="1608"/>
+          </w:tcPr>
+          <w:p>
+            <w:r>
+              <w:t>no rival beats Anam at 5 or 21 sessions</w:t>
+            </w:r>
+          </w:p>
+        </w:tc>
+      </w:tr>
+      <w:tr>
+        <w:tc>
+          <w:tcPr>
+            <w:tcW w:type="dxa" w:w="1608"/>
+          </w:tcPr>
+          <w:p>
+            <w:r>
+              <w:t>M16</w:t>
+            </w:r>
+          </w:p>
+        </w:tc>
+        <w:tc>
+          <w:tcPr>
+            <w:tcW w:type="dxa" w:w="1608"/>
+          </w:tcPr>
+          <w:p>
+            <w:r>
+              <w:t>best in market</w:t>
+            </w:r>
+          </w:p>
+        </w:tc>
+        <w:tc>
+          <w:tcPr>
+            <w:tcW w:type="dxa" w:w="1608"/>
+          </w:tcPr>
+          <w:p>
+            <w:r>
+              <w:t>NIFTY 50</w:t>
+            </w:r>
+          </w:p>
+        </w:tc>
+        <w:tc>
+          <w:tcPr>
+            <w:tcW w:type="dxa" w:w="1608"/>
+          </w:tcPr>
+          <w:p>
+            <w:r>
+              <w:t>Anam</w:t>
+            </w:r>
+          </w:p>
+        </w:tc>
+        <w:tc>
+          <w:tcPr>
+            <w:tcW w:type="dxa" w:w="1608"/>
+          </w:tcPr>
+          <w:p>
+            <w:r>
+              <w:t>yes</w:t>
+            </w:r>
+          </w:p>
+        </w:tc>
+        <w:tc>
+          <w:tcPr>
+            <w:tcW w:type="dxa" w:w="1608"/>
+          </w:tcPr>
+          <w:p>
+            <w:r>
+              <w:t>no rival beats Anam at 5 or 21 sessions</w:t>
+            </w:r>
+          </w:p>
+        </w:tc>
+      </w:tr>
+      <w:tr>
+        <w:tc>
+          <w:tcPr>
+            <w:tcW w:type="dxa" w:w="1608"/>
+          </w:tcPr>
+          <w:p>
+            <w:r>
+              <w:t>M16</w:t>
+            </w:r>
+          </w:p>
+        </w:tc>
+        <w:tc>
+          <w:tcPr>
+            <w:tcW w:type="dxa" w:w="1608"/>
+          </w:tcPr>
+          <w:p>
+            <w:r>
+              <w:t>best in market</w:t>
+            </w:r>
+          </w:p>
+        </w:tc>
+        <w:tc>
+          <w:tcPr>
+            <w:tcW w:type="dxa" w:w="1608"/>
+          </w:tcPr>
+          <w:p>
+            <w:r>
+              <w:t>S&amp;P 500</w:t>
+            </w:r>
+          </w:p>
+        </w:tc>
+        <w:tc>
+          <w:tcPr>
+            <w:tcW w:type="dxa" w:w="1608"/>
+          </w:tcPr>
+          <w:p>
+            <w:r>
+              <w:t>Anam</w:t>
+            </w:r>
+          </w:p>
+        </w:tc>
+        <w:tc>
+          <w:tcPr>
+            <w:tcW w:type="dxa" w:w="1608"/>
+          </w:tcPr>
+          <w:p>
+            <w:r>
+              <w:t>yes</w:t>
+            </w:r>
+          </w:p>
+        </w:tc>
+        <w:tc>
+          <w:tcPr>
+            <w:tcW w:type="dxa" w:w="1608"/>
+          </w:tcPr>
+          <w:p>
+            <w:r>
+              <w:t>no rival beats Anam at 5 or 21 sessions</w:t>
+            </w:r>
+          </w:p>
+        </w:tc>
+      </w:tr>
+      <w:tr>
+        <w:tc>
+          <w:tcPr>
+            <w:tcW w:type="dxa" w:w="1608"/>
+          </w:tcPr>
+          <w:p>
+            <w:r>
+              <w:t>M17</w:t>
+            </w:r>
+          </w:p>
+        </w:tc>
+        <w:tc>
+          <w:tcPr>
+            <w:tcW w:type="dxa" w:w="1608"/>
+          </w:tcPr>
+          <w:p>
+            <w:r>
+              <w:t>F1</w:t>
+            </w:r>
+          </w:p>
+        </w:tc>
+        <w:tc>
+          <w:tcPr>
+            <w:tcW w:type="dxa" w:w="1608"/>
+          </w:tcPr>
+          <w:p>
+            <w:r>
+              <w:t>Dhaka 2023-2026</w:t>
+            </w:r>
+          </w:p>
+        </w:tc>
+        <w:tc>
+          <w:tcPr>
+            <w:tcW w:type="dxa" w:w="1608"/>
+          </w:tcPr>
+          <w:p>
+            <w:r>
+              <w:t>Anam</w:t>
+            </w:r>
+          </w:p>
+        </w:tc>
+        <w:tc>
+          <w:tcPr>
+            <w:tcW w:type="dxa" w:w="1608"/>
+          </w:tcPr>
+          <w:p>
+            <w:r>
+              <w:t>does not hold</w:t>
+            </w:r>
+          </w:p>
+        </w:tc>
+        <w:tc>
+          <w:tcPr>
+            <w:tcW w:type="dxa" w:w="1608"/>
+          </w:tcPr>
+          <w:p>
+            <w:r>
+              <w:t>5 sessions: Anam no difference CC</w:t>
+            </w:r>
+          </w:p>
+        </w:tc>
+      </w:tr>
+      <w:tr>
+        <w:tc>
+          <w:tcPr>
+            <w:tcW w:type="dxa" w:w="1608"/>
+          </w:tcPr>
+          <w:p>
+            <w:r>
+              <w:t>M17</w:t>
+            </w:r>
+          </w:p>
+        </w:tc>
+        <w:tc>
+          <w:tcPr>
+            <w:tcW w:type="dxa" w:w="1608"/>
+          </w:tcPr>
+          <w:p>
+            <w:r>
+              <w:t>F2</w:t>
+            </w:r>
+          </w:p>
+        </w:tc>
+        <w:tc>
+          <w:tcPr>
+            <w:tcW w:type="dxa" w:w="1608"/>
+          </w:tcPr>
+          <w:p>
+            <w:r>
+              <w:t>Dhaka 2023-2026</w:t>
+            </w:r>
+          </w:p>
+        </w:tc>
+        <w:tc>
+          <w:tcPr>
+            <w:tcW w:type="dxa" w:w="1608"/>
+          </w:tcPr>
+          <w:p>
+            <w:r>
+              <w:t>Anam</w:t>
+            </w:r>
+          </w:p>
+        </w:tc>
+        <w:tc>
+          <w:tcPr>
+            <w:tcW w:type="dxa" w:w="1608"/>
+          </w:tcPr>
+          <w:p>
+            <w:r>
+              <w:t>holds</w:t>
+            </w:r>
+          </w:p>
+        </w:tc>
+        <w:tc>
+          <w:tcPr>
+            <w:tcW w:type="dxa" w:w="1608"/>
+          </w:tcPr>
+          <w:p>
+            <w:r>
+              <w:t>5 sessions: Anam beats P</w:t>
+            </w:r>
+          </w:p>
+        </w:tc>
+      </w:tr>
+      <w:tr>
+        <w:tc>
+          <w:tcPr>
+            <w:tcW w:type="dxa" w:w="1608"/>
+          </w:tcPr>
+          <w:p>
+            <w:r>
+              <w:t>M17</w:t>
+            </w:r>
+          </w:p>
+        </w:tc>
+        <w:tc>
+          <w:tcPr>
+            <w:tcW w:type="dxa" w:w="1608"/>
+          </w:tcPr>
+          <w:p>
+            <w:r>
+              <w:t>F3</w:t>
+            </w:r>
+          </w:p>
+        </w:tc>
+        <w:tc>
+          <w:tcPr>
+            <w:tcW w:type="dxa" w:w="1608"/>
+          </w:tcPr>
+          <w:p>
+            <w:r>
+              <w:t>Dhaka 2023-2026</w:t>
+            </w:r>
+          </w:p>
+        </w:tc>
+        <w:tc>
+          <w:tcPr>
+            <w:tcW w:type="dxa" w:w="1608"/>
+          </w:tcPr>
+          <w:p>
+            <w:r>
+              <w:t>Anam</w:t>
+            </w:r>
+          </w:p>
+        </w:tc>
+        <w:tc>
+          <w:tcPr>
+            <w:tcW w:type="dxa" w:w="1608"/>
+          </w:tcPr>
+          <w:p>
+            <w:r>
+              <w:t>holds</w:t>
+            </w:r>
+          </w:p>
+        </w:tc>
+        <w:tc>
+          <w:tcPr>
+            <w:tcW w:type="dxa" w:w="1608"/>
+          </w:tcPr>
+          <w:p>
+            <w:r>
+              <w:t>Anam (calibrated) 1.002; overnight² + Parkinson 1.662; YZ daily form 1.709</w:t>
+            </w:r>
+          </w:p>
+        </w:tc>
+      </w:tr>
+      <w:tr>
+        <w:tc>
+          <w:tcPr>
+            <w:tcW w:type="dxa" w:w="1608"/>
+          </w:tcPr>
+          <w:p>
+            <w:r>
+              <w:t>M17</w:t>
+            </w:r>
+          </w:p>
+        </w:tc>
+        <w:tc>
+          <w:tcPr>
+            <w:tcW w:type="dxa" w:w="1608"/>
+          </w:tcPr>
+          <w:p>
+            <w:r>
+              <w:t>best in panel</w:t>
+            </w:r>
+          </w:p>
+        </w:tc>
+        <w:tc>
+          <w:tcPr>
+            <w:tcW w:type="dxa" w:w="1608"/>
+          </w:tcPr>
+          <w:p>
+            <w:r>
+              <w:t>Dhaka 2023-2026</w:t>
+            </w:r>
+          </w:p>
+        </w:tc>
+        <w:tc>
+          <w:tcPr>
+            <w:tcW w:type="dxa" w:w="1608"/>
+          </w:tcPr>
+          <w:p>
+            <w:r>
+              <w:t>Anam</w:t>
+            </w:r>
+          </w:p>
+        </w:tc>
+        <w:tc>
+          <w:tcPr>
+            <w:tcW w:type="dxa" w:w="1608"/>
+          </w:tcPr>
+          <w:p>
+            <w:r>
+              <w:t>yes</w:t>
+            </w:r>
+          </w:p>
+        </w:tc>
+        <w:tc>
+          <w:tcPr>
+            <w:tcW w:type="dxa" w:w="1608"/>
+          </w:tcPr>
+          <w:p>
+            <w:r>
+              <w:t>no rival beats Anam at 5 or 21 sessions</w:t>
+            </w:r>
+          </w:p>
+        </w:tc>
+      </w:tr>
+      <w:tr>
+        <w:tc>
+          <w:tcPr>
+            <w:tcW w:type="dxa" w:w="1608"/>
+          </w:tcPr>
+          <w:p>
+            <w:r>
+              <w:t>M17</w:t>
+            </w:r>
+          </w:p>
+        </w:tc>
+        <w:tc>
+          <w:tcPr>
+            <w:tcW w:type="dxa" w:w="1608"/>
+          </w:tcPr>
+          <w:p>
+            <w:r>
+              <w:t>F1</w:t>
+            </w:r>
+          </w:p>
+        </w:tc>
+        <w:tc>
+          <w:tcPr>
+            <w:tcW w:type="dxa" w:w="1608"/>
+          </w:tcPr>
+          <w:p>
+            <w:r>
+              <w:t>Vietnam 2007-2020</w:t>
+            </w:r>
+          </w:p>
+        </w:tc>
+        <w:tc>
+          <w:tcPr>
+            <w:tcW w:type="dxa" w:w="1608"/>
+          </w:tcPr>
+          <w:p>
+            <w:r>
+              <w:t>Anam</w:t>
+            </w:r>
+          </w:p>
+        </w:tc>
+        <w:tc>
+          <w:tcPr>
+            <w:tcW w:type="dxa" w:w="1608"/>
+          </w:tcPr>
+          <w:p>
+            <w:r>
+              <w:t>does not hold</w:t>
+            </w:r>
+          </w:p>
+        </w:tc>
+        <w:tc>
+          <w:tcPr>
+            <w:tcW w:type="dxa" w:w="1608"/>
+          </w:tcPr>
+          <w:p>
+            <w:r>
+              <w:t>5 sessions: Anam no difference CC</w:t>
+            </w:r>
+          </w:p>
+        </w:tc>
+      </w:tr>
+      <w:tr>
+        <w:tc>
+          <w:tcPr>
+            <w:tcW w:type="dxa" w:w="1608"/>
+          </w:tcPr>
+          <w:p>
+            <w:r>
+              <w:t>M17</w:t>
+            </w:r>
+          </w:p>
+        </w:tc>
+        <w:tc>
+          <w:tcPr>
+            <w:tcW w:type="dxa" w:w="1608"/>
+          </w:tcPr>
+          <w:p>
+            <w:r>
+              <w:t>F2</w:t>
+            </w:r>
+          </w:p>
+        </w:tc>
+        <w:tc>
+          <w:tcPr>
+            <w:tcW w:type="dxa" w:w="1608"/>
+          </w:tcPr>
+          <w:p>
+            <w:r>
+              <w:t>Vietnam 2007-2020</w:t>
+            </w:r>
+          </w:p>
+        </w:tc>
+        <w:tc>
+          <w:tcPr>
+            <w:tcW w:type="dxa" w:w="1608"/>
+          </w:tcPr>
+          <w:p>
+            <w:r>
+              <w:t>Anam</w:t>
+            </w:r>
+          </w:p>
+        </w:tc>
+        <w:tc>
+          <w:tcPr>
+            <w:tcW w:type="dxa" w:w="1608"/>
+          </w:tcPr>
+          <w:p>
+            <w:r>
+              <w:t>holds</w:t>
+            </w:r>
+          </w:p>
+        </w:tc>
+        <w:tc>
+          <w:tcPr>
+            <w:tcW w:type="dxa" w:w="1608"/>
+          </w:tcPr>
+          <w:p>
+            <w:r>
+              <w:t>5 sessions: Anam beats P</w:t>
+            </w:r>
+          </w:p>
+        </w:tc>
+      </w:tr>
+      <w:tr>
+        <w:tc>
+          <w:tcPr>
+            <w:tcW w:type="dxa" w:w="1608"/>
+          </w:tcPr>
+          <w:p>
+            <w:r>
+              <w:t>M17</w:t>
+            </w:r>
+          </w:p>
+        </w:tc>
+        <w:tc>
+          <w:tcPr>
+            <w:tcW w:type="dxa" w:w="1608"/>
+          </w:tcPr>
+          <w:p>
+            <w:r>
+              <w:t>F3</w:t>
+            </w:r>
+          </w:p>
+        </w:tc>
+        <w:tc>
+          <w:tcPr>
+            <w:tcW w:type="dxa" w:w="1608"/>
+          </w:tcPr>
+          <w:p>
+            <w:r>
+              <w:t>Vietnam 2007-2020</w:t>
+            </w:r>
+          </w:p>
+        </w:tc>
+        <w:tc>
+          <w:tcPr>
+            <w:tcW w:type="dxa" w:w="1608"/>
+          </w:tcPr>
+          <w:p>
+            <w:r>
+              <w:t>Anam</w:t>
+            </w:r>
+          </w:p>
+        </w:tc>
+        <w:tc>
+          <w:tcPr>
+            <w:tcW w:type="dxa" w:w="1608"/>
+          </w:tcPr>
+          <w:p>
+            <w:r>
+              <w:t>holds</w:t>
+            </w:r>
+          </w:p>
+        </w:tc>
+        <w:tc>
+          <w:tcPr>
+            <w:tcW w:type="dxa" w:w="1608"/>
+          </w:tcPr>
+          <w:p>
+            <w:r>
+              <w:t>Anam (calibrated) 1.009; overnight² + Parkinson 1.556; YZ daily form 1.594</w:t>
+            </w:r>
+          </w:p>
+        </w:tc>
+      </w:tr>
+      <w:tr>
+        <w:tc>
+          <w:tcPr>
+            <w:tcW w:type="dxa" w:w="1608"/>
+          </w:tcPr>
+          <w:p>
+            <w:r>
+              <w:t>M17</w:t>
+            </w:r>
+          </w:p>
+        </w:tc>
+        <w:tc>
+          <w:tcPr>
+            <w:tcW w:type="dxa" w:w="1608"/>
+          </w:tcPr>
+          <w:p>
+            <w:r>
+              <w:t>best in panel</w:t>
+            </w:r>
+          </w:p>
+        </w:tc>
+        <w:tc>
+          <w:tcPr>
+            <w:tcW w:type="dxa" w:w="1608"/>
+          </w:tcPr>
+          <w:p>
+            <w:r>
+              <w:t>Vietnam 2007-2020</w:t>
+            </w:r>
+          </w:p>
+        </w:tc>
+        <w:tc>
+          <w:tcPr>
+            <w:tcW w:type="dxa" w:w="1608"/>
+          </w:tcPr>
+          <w:p>
+            <w:r>
+              <w:t>Anam</w:t>
+            </w:r>
+          </w:p>
+        </w:tc>
+        <w:tc>
+          <w:tcPr>
+            <w:tcW w:type="dxa" w:w="1608"/>
+          </w:tcPr>
+          <w:p>
+            <w:r>
+              <w:t>no</w:t>
+            </w:r>
+          </w:p>
+        </w:tc>
+        <w:tc>
+          <w:tcPr>
+            <w:tcW w:type="dxa" w:w="1608"/>
+          </w:tcPr>
+          <w:p>
+            <w:r>
+              <w:t>Anam loses to CC at 21</w:t>
+            </w:r>
+          </w:p>
+        </w:tc>
+      </w:tr>
+      <w:tr>
+        <w:tc>
+          <w:tcPr>
+            <w:tcW w:type="dxa" w:w="1608"/>
+          </w:tcPr>
+          <w:p>
+            <w:r>
+              <w:t>M17</w:t>
+            </w:r>
+          </w:p>
+        </w:tc>
+        <w:tc>
+          <w:tcPr>
+            <w:tcW w:type="dxa" w:w="1608"/>
+          </w:tcPr>
+          <w:p>
+            <w:r>
+              <w:t>F1</w:t>
+            </w:r>
+          </w:p>
+        </w:tc>
+        <w:tc>
+          <w:tcPr>
+            <w:tcW w:type="dxa" w:w="1608"/>
+          </w:tcPr>
+          <w:p>
+            <w:r>
+              <w:t>Dhaka 2009-2021 (dates repaired)</w:t>
+            </w:r>
+          </w:p>
+        </w:tc>
+        <w:tc>
+          <w:tcPr>
+            <w:tcW w:type="dxa" w:w="1608"/>
+          </w:tcPr>
+          <w:p>
+            <w:r>
+              <w:t>Anam</w:t>
+            </w:r>
+          </w:p>
+        </w:tc>
+        <w:tc>
+          <w:tcPr>
+            <w:tcW w:type="dxa" w:w="1608"/>
+          </w:tcPr>
+          <w:p>
+            <w:r>
+              <w:t>holds</w:t>
+            </w:r>
+          </w:p>
+        </w:tc>
+        <w:tc>
+          <w:tcPr>
+            <w:tcW w:type="dxa" w:w="1608"/>
+          </w:tcPr>
+          <w:p>
+            <w:r>
+              <w:t>5 sessions: Anam beats CC</w:t>
+            </w:r>
+          </w:p>
+        </w:tc>
+      </w:tr>
+      <w:tr>
+        <w:tc>
+          <w:tcPr>
+            <w:tcW w:type="dxa" w:w="1608"/>
+          </w:tcPr>
+          <w:p>
+            <w:r>
+              <w:t>M17</w:t>
+            </w:r>
+          </w:p>
+        </w:tc>
+        <w:tc>
+          <w:tcPr>
+            <w:tcW w:type="dxa" w:w="1608"/>
+          </w:tcPr>
+          <w:p>
+            <w:r>
+              <w:t>F2</w:t>
+            </w:r>
+          </w:p>
+        </w:tc>
+        <w:tc>
+          <w:tcPr>
+            <w:tcW w:type="dxa" w:w="1608"/>
+          </w:tcPr>
+          <w:p>
+            <w:r>
+              <w:t>Dhaka 2009-2021 (dates repaired)</w:t>
+            </w:r>
+          </w:p>
+        </w:tc>
+        <w:tc>
+          <w:tcPr>
+            <w:tcW w:type="dxa" w:w="1608"/>
+          </w:tcPr>
+          <w:p>
+            <w:r>
+              <w:t>Anam</w:t>
+            </w:r>
+          </w:p>
+        </w:tc>
+        <w:tc>
+          <w:tcPr>
+            <w:tcW w:type="dxa" w:w="1608"/>
+          </w:tcPr>
+          <w:p>
+            <w:r>
+              <w:t>holds</w:t>
+            </w:r>
+          </w:p>
+        </w:tc>
+        <w:tc>
+          <w:tcPr>
+            <w:tcW w:type="dxa" w:w="1608"/>
+          </w:tcPr>
+          <w:p>
+            <w:r>
+              <w:t>5 sessions: Anam beats P</w:t>
+            </w:r>
+          </w:p>
+        </w:tc>
+      </w:tr>
+      <w:tr>
+        <w:tc>
+          <w:tcPr>
+            <w:tcW w:type="dxa" w:w="1608"/>
+          </w:tcPr>
+          <w:p>
+            <w:r>
+              <w:t>M17</w:t>
+            </w:r>
+          </w:p>
+        </w:tc>
+        <w:tc>
+          <w:tcPr>
+            <w:tcW w:type="dxa" w:w="1608"/>
+          </w:tcPr>
+          <w:p>
+            <w:r>
+              <w:t>F3</w:t>
+            </w:r>
+          </w:p>
+        </w:tc>
+        <w:tc>
+          <w:tcPr>
+            <w:tcW w:type="dxa" w:w="1608"/>
+          </w:tcPr>
+          <w:p>
+            <w:r>
+              <w:t>Dhaka 2009-2021 (dates repaired)</w:t>
+            </w:r>
+          </w:p>
+        </w:tc>
+        <w:tc>
+          <w:tcPr>
+            <w:tcW w:type="dxa" w:w="1608"/>
+          </w:tcPr>
+          <w:p>
+            <w:r>
+              <w:t>Anam</w:t>
+            </w:r>
+          </w:p>
+        </w:tc>
+        <w:tc>
+          <w:tcPr>
+            <w:tcW w:type="dxa" w:w="1608"/>
+          </w:tcPr>
+          <w:p>
+            <w:r>
+              <w:t>holds</w:t>
+            </w:r>
+          </w:p>
+        </w:tc>
+        <w:tc>
+          <w:tcPr>
+            <w:tcW w:type="dxa" w:w="1608"/>
+          </w:tcPr>
+          <w:p>
+            <w:r>
+              <w:t>Anam (calibrated) 1.004; overnight² + Parkinson 1.392; YZ daily form 1.418</w:t>
+            </w:r>
+          </w:p>
+        </w:tc>
+      </w:tr>
+      <w:tr>
+        <w:tc>
+          <w:tcPr>
+            <w:tcW w:type="dxa" w:w="1608"/>
+          </w:tcPr>
+          <w:p>
+            <w:r>
+              <w:t>M17</w:t>
+            </w:r>
+          </w:p>
+        </w:tc>
+        <w:tc>
+          <w:tcPr>
+            <w:tcW w:type="dxa" w:w="1608"/>
+          </w:tcPr>
+          <w:p>
+            <w:r>
+              <w:t>best in panel</w:t>
+            </w:r>
+          </w:p>
+        </w:tc>
+        <w:tc>
+          <w:tcPr>
+            <w:tcW w:type="dxa" w:w="1608"/>
+          </w:tcPr>
+          <w:p>
+            <w:r>
+              <w:t>Dhaka 2009-2021 (dates repaired)</w:t>
+            </w:r>
+          </w:p>
+        </w:tc>
+        <w:tc>
+          <w:tcPr>
+            <w:tcW w:type="dxa" w:w="1608"/>
+          </w:tcPr>
+          <w:p>
+            <w:r>
+              <w:t>Anam</w:t>
+            </w:r>
+          </w:p>
+        </w:tc>
+        <w:tc>
+          <w:tcPr>
+            <w:tcW w:type="dxa" w:w="1608"/>
+          </w:tcPr>
+          <w:p>
+            <w:r>
+              <w:t>yes</w:t>
+            </w:r>
+          </w:p>
+        </w:tc>
+        <w:tc>
+          <w:tcPr>
+            <w:tcW w:type="dxa" w:w="1608"/>
+          </w:tcPr>
+          <w:p>
+            <w:r>
+              <w:t>no rival beats Anam at 5 or 21 sessions</w:t>
+            </w:r>
+          </w:p>
+        </w:tc>
+      </w:tr>
+      <w:tr>
+        <w:tc>
+          <w:tcPr>
+            <w:tcW w:type="dxa" w:w="1608"/>
+          </w:tcPr>
+          <w:p>
+            <w:r>
+              <w:t>M17</w:t>
+            </w:r>
+          </w:p>
+        </w:tc>
+        <w:tc>
+          <w:tcPr>
+            <w:tcW w:type="dxa" w:w="1608"/>
+          </w:tcPr>
+          <w:p>
+            <w:r>
+              <w:t>G</w:t>
+            </w:r>
+          </w:p>
+        </w:tc>
+        <w:tc>
+          <w:tcPr>
+            <w:tcW w:type="dxa" w:w="1608"/>
+          </w:tcPr>
+          <w:p>
+            <w:r>
+              <w:t>Dhaka 2023-2026 and Vietnam 2007-2020</w:t>
+            </w:r>
+          </w:p>
+        </w:tc>
+        <w:tc>
+          <w:tcPr>
+            <w:tcW w:type="dxa" w:w="1608"/>
+          </w:tcPr>
+          <w:p>
+            <w:r>
+              <w:t>Anam</w:t>
+            </w:r>
+          </w:p>
+        </w:tc>
+        <w:tc>
+          <w:tcPr>
+            <w:tcW w:type="dxa" w:w="1608"/>
+          </w:tcPr>
+          <w:p>
+            <w:r>
+              <w:t>does not hold</w:t>
+            </w:r>
+          </w:p>
+        </w:tc>
+        <w:tc>
+          <w:tcPr>
+            <w:tcW w:type="dxa" w:w="1608"/>
+          </w:tcPr>
+          <w:p>
+            <w:r>
+              <w:t>DSE 2023-2026: F1, F2 and best in panel not all hold; Vietnam 2007-2020: F1, F2 and best in panel not all hold</w:t>
+            </w:r>
+          </w:p>
+        </w:tc>
+      </w:tr>
+      <w:tr>
+        <w:tc>
+          <w:tcPr>
+            <w:tcW w:type="dxa" w:w="1608"/>
+          </w:tcPr>
+          <w:p>
+            <w:r>
+              <w:t>M18</w:t>
+            </w:r>
+          </w:p>
+        </w:tc>
+        <w:tc>
+          <w:tcPr>
+            <w:tcW w:type="dxa" w:w="1608"/>
+          </w:tcPr>
+          <w:p>
+            <w:r>
+              <w:t>F1</w:t>
+            </w:r>
+          </w:p>
+        </w:tc>
+        <w:tc>
+          <w:tcPr>
+            <w:tcW w:type="dxa" w:w="1608"/>
+          </w:tcPr>
+          <w:p>
+            <w:r>
+              <w:t>Morocco 2012-2026</w:t>
+            </w:r>
+          </w:p>
+        </w:tc>
+        <w:tc>
+          <w:tcPr>
+            <w:tcW w:type="dxa" w:w="1608"/>
+          </w:tcPr>
+          <w:p>
+            <w:r>
+              <w:t>Anam</w:t>
+            </w:r>
+          </w:p>
+        </w:tc>
+        <w:tc>
+          <w:tcPr>
+            <w:tcW w:type="dxa" w:w="1608"/>
+          </w:tcPr>
+          <w:p>
+            <w:r>
+              <w:t>holds</w:t>
+            </w:r>
+          </w:p>
+        </w:tc>
+        <w:tc>
+          <w:tcPr>
+            <w:tcW w:type="dxa" w:w="1608"/>
+          </w:tcPr>
+          <w:p>
+            <w:r>
+              <w:t>5 sessions: Anam beats CC</w:t>
+            </w:r>
+          </w:p>
+        </w:tc>
+      </w:tr>
+      <w:tr>
+        <w:tc>
+          <w:tcPr>
+            <w:tcW w:type="dxa" w:w="1608"/>
+          </w:tcPr>
+          <w:p>
+            <w:r>
+              <w:t>M18</w:t>
+            </w:r>
+          </w:p>
+        </w:tc>
+        <w:tc>
+          <w:tcPr>
+            <w:tcW w:type="dxa" w:w="1608"/>
+          </w:tcPr>
+          <w:p>
+            <w:r>
+              <w:t>F2</w:t>
+            </w:r>
+          </w:p>
+        </w:tc>
+        <w:tc>
+          <w:tcPr>
+            <w:tcW w:type="dxa" w:w="1608"/>
+          </w:tcPr>
+          <w:p>
+            <w:r>
+              <w:t>Morocco 2012-2026</w:t>
+            </w:r>
+          </w:p>
+        </w:tc>
+        <w:tc>
+          <w:tcPr>
+            <w:tcW w:type="dxa" w:w="1608"/>
+          </w:tcPr>
+          <w:p>
+            <w:r>
+              <w:t>Anam</w:t>
+            </w:r>
+          </w:p>
+        </w:tc>
+        <w:tc>
+          <w:tcPr>
+            <w:tcW w:type="dxa" w:w="1608"/>
+          </w:tcPr>
+          <w:p>
+            <w:r>
+              <w:t>holds</w:t>
+            </w:r>
+          </w:p>
+        </w:tc>
+        <w:tc>
+          <w:tcPr>
+            <w:tcW w:type="dxa" w:w="1608"/>
+          </w:tcPr>
+          <w:p>
+            <w:r>
+              <w:t>5 sessions: Anam beats P</w:t>
+            </w:r>
+          </w:p>
+        </w:tc>
+      </w:tr>
+      <w:tr>
+        <w:tc>
+          <w:tcPr>
+            <w:tcW w:type="dxa" w:w="1608"/>
+          </w:tcPr>
+          <w:p>
+            <w:r>
+              <w:t>M18</w:t>
+            </w:r>
+          </w:p>
+        </w:tc>
+        <w:tc>
+          <w:tcPr>
+            <w:tcW w:type="dxa" w:w="1608"/>
+          </w:tcPr>
+          <w:p>
+            <w:r>
+              <w:t>F3</w:t>
+            </w:r>
+          </w:p>
+        </w:tc>
+        <w:tc>
+          <w:tcPr>
+            <w:tcW w:type="dxa" w:w="1608"/>
+          </w:tcPr>
+          <w:p>
+            <w:r>
+              <w:t>Morocco 2012-2026</w:t>
+            </w:r>
+          </w:p>
+        </w:tc>
+        <w:tc>
+          <w:tcPr>
+            <w:tcW w:type="dxa" w:w="1608"/>
+          </w:tcPr>
+          <w:p>
+            <w:r>
+              <w:t>Anam</w:t>
+            </w:r>
+          </w:p>
+        </w:tc>
+        <w:tc>
+          <w:tcPr>
+            <w:tcW w:type="dxa" w:w="1608"/>
+          </w:tcPr>
+          <w:p>
+            <w:r>
+              <w:t>holds</w:t>
+            </w:r>
+          </w:p>
+        </w:tc>
+        <w:tc>
+          <w:tcPr>
+            <w:tcW w:type="dxa" w:w="1608"/>
+          </w:tcPr>
+          <w:p>
+            <w:r>
+              <w:t>Anam (calibrated) 1.005; overnight² + Parkinson 1.283; YZ daily form 1.273</w:t>
+            </w:r>
+          </w:p>
+        </w:tc>
+      </w:tr>
+      <w:tr>
+        <w:tc>
+          <w:tcPr>
+            <w:tcW w:type="dxa" w:w="1608"/>
+          </w:tcPr>
+          <w:p>
+            <w:r>
+              <w:t>M18</w:t>
+            </w:r>
+          </w:p>
+        </w:tc>
+        <w:tc>
+          <w:tcPr>
+            <w:tcW w:type="dxa" w:w="1608"/>
+          </w:tcPr>
+          <w:p>
+            <w:r>
+              <w:t>best in panel</w:t>
+            </w:r>
+          </w:p>
+        </w:tc>
+        <w:tc>
+          <w:tcPr>
+            <w:tcW w:type="dxa" w:w="1608"/>
+          </w:tcPr>
+          <w:p>
+            <w:r>
+              <w:t>Morocco 2012-2026</w:t>
+            </w:r>
+          </w:p>
+        </w:tc>
+        <w:tc>
+          <w:tcPr>
+            <w:tcW w:type="dxa" w:w="1608"/>
+          </w:tcPr>
+          <w:p>
+            <w:r>
+              <w:t>Anam</w:t>
+            </w:r>
+          </w:p>
+        </w:tc>
+        <w:tc>
+          <w:tcPr>
+            <w:tcW w:type="dxa" w:w="1608"/>
+          </w:tcPr>
+          <w:p>
+            <w:r>
+              <w:t>yes</w:t>
+            </w:r>
+          </w:p>
+        </w:tc>
+        <w:tc>
+          <w:tcPr>
+            <w:tcW w:type="dxa" w:w="1608"/>
+          </w:tcPr>
+          <w:p>
+            <w:r>
+              <w:t>no rival beats Anam at 5 or 21 sessions</w:t>
+            </w:r>
+          </w:p>
+        </w:tc>
+      </w:tr>
+      <w:tr>
+        <w:tc>
+          <w:tcPr>
+            <w:tcW w:type="dxa" w:w="1608"/>
+          </w:tcPr>
+          <w:p>
+            <w:r>
+              <w:t>M18</w:t>
+            </w:r>
+          </w:p>
+        </w:tc>
+        <w:tc>
+          <w:tcPr>
+            <w:tcW w:type="dxa" w:w="1608"/>
+          </w:tcPr>
+          <w:p>
+            <w:r>
+              <w:t>V1</w:t>
+            </w:r>
+          </w:p>
+        </w:tc>
+        <w:tc>
+          <w:tcPr>
+            <w:tcW w:type="dxa" w:w="1608"/>
+          </w:tcPr>
+          <w:p>
+            <w:r>
+              <w:t>Morocco 2012-2026</w:t>
+            </w:r>
+          </w:p>
+        </w:tc>
+        <w:tc>
+          <w:tcPr>
+            <w:tcW w:type="dxa" w:w="1608"/>
+          </w:tcPr>
+          <w:p>
+            <w:r>
+              <w:t>open-free form</w:t>
+            </w:r>
+          </w:p>
+        </w:tc>
+        <w:tc>
+          <w:tcPr>
+            <w:tcW w:type="dxa" w:w="1608"/>
+          </w:tcPr>
+          <w:p>
+            <w:r>
+              <w:t>holds</w:t>
+            </w:r>
+          </w:p>
+        </w:tc>
+        <w:tc>
+          <w:tcPr>
+            <w:tcW w:type="dxa" w:w="1608"/>
+          </w:tcPr>
+          <w:p>
+            <w:r>
+              <w:t>5 sessions: open-free form beats CC</w:t>
+            </w:r>
+          </w:p>
+        </w:tc>
+      </w:tr>
+      <w:tr>
+        <w:tc>
+          <w:tcPr>
+            <w:tcW w:type="dxa" w:w="1608"/>
+          </w:tcPr>
+          <w:p>
+            <w:r>
+              <w:t>M18</w:t>
+            </w:r>
+          </w:p>
+        </w:tc>
+        <w:tc>
+          <w:tcPr>
+            <w:tcW w:type="dxa" w:w="1608"/>
+          </w:tcPr>
+          <w:p>
+            <w:r>
+              <w:t>V2</w:t>
+            </w:r>
+          </w:p>
+        </w:tc>
+        <w:tc>
+          <w:tcPr>
+            <w:tcW w:type="dxa" w:w="1608"/>
+          </w:tcPr>
+          <w:p>
+            <w:r>
+              <w:t>Morocco 2012-2026</w:t>
+            </w:r>
+          </w:p>
+        </w:tc>
+        <w:tc>
+          <w:tcPr>
+            <w:tcW w:type="dxa" w:w="1608"/>
+          </w:tcPr>
+          <w:p>
+            <w:r>
+              <w:t>open-free form</w:t>
+            </w:r>
+          </w:p>
+        </w:tc>
+        <w:tc>
+          <w:tcPr>
+            <w:tcW w:type="dxa" w:w="1608"/>
+          </w:tcPr>
+          <w:p>
+            <w:r>
+              <w:t>holds</w:t>
+            </w:r>
+          </w:p>
+        </w:tc>
+        <w:tc>
+          <w:tcPr>
+            <w:tcW w:type="dxa" w:w="1608"/>
+          </w:tcPr>
+          <w:p>
+            <w:r>
+              <w:t>5 sessions: open-free form beats Anam</w:t>
+            </w:r>
+          </w:p>
+        </w:tc>
+      </w:tr>
+      <w:tr>
+        <w:tc>
+          <w:tcPr>
+            <w:tcW w:type="dxa" w:w="1608"/>
+          </w:tcPr>
+          <w:p>
+            <w:r>
+              <w:t>M18</w:t>
+            </w:r>
+          </w:p>
+        </w:tc>
+        <w:tc>
+          <w:tcPr>
+            <w:tcW w:type="dxa" w:w="1608"/>
+          </w:tcPr>
+          <w:p>
+            <w:r>
+              <w:t>V3</w:t>
+            </w:r>
+          </w:p>
+        </w:tc>
+        <w:tc>
+          <w:tcPr>
+            <w:tcW w:type="dxa" w:w="1608"/>
+          </w:tcPr>
+          <w:p>
+            <w:r>
+              <w:t>Morocco 2012-2026</w:t>
+            </w:r>
+          </w:p>
+        </w:tc>
+        <w:tc>
+          <w:tcPr>
+            <w:tcW w:type="dxa" w:w="1608"/>
+          </w:tcPr>
+          <w:p>
+            <w:r>
+              <w:t>open-free form</w:t>
+            </w:r>
+          </w:p>
+        </w:tc>
+        <w:tc>
+          <w:tcPr>
+            <w:tcW w:type="dxa" w:w="1608"/>
+          </w:tcPr>
+          <w:p>
+            <w:r>
+              <w:t>holds</w:t>
+            </w:r>
+          </w:p>
+        </w:tc>
+        <w:tc>
+          <w:tcPr>
+            <w:tcW w:type="dxa" w:w="1608"/>
+          </w:tcPr>
+          <w:p>
+            <w:r>
+              <w:t>no estimator beats the open-free form at 5 or 21 sessions</w:t>
+            </w:r>
+          </w:p>
+        </w:tc>
+      </w:tr>
+      <w:tr>
+        <w:tc>
+          <w:tcPr>
+            <w:tcW w:type="dxa" w:w="1608"/>
+          </w:tcPr>
+          <w:p>
+            <w:r>
+              <w:t>M18</w:t>
+            </w:r>
+          </w:p>
+        </w:tc>
+        <w:tc>
+          <w:tcPr>
+            <w:tcW w:type="dxa" w:w="1608"/>
+          </w:tcPr>
+          <w:p>
+            <w:r>
+              <w:t>O</w:t>
+            </w:r>
+          </w:p>
+        </w:tc>
+        <w:tc>
+          <w:tcPr>
+            <w:tcW w:type="dxa" w:w="1608"/>
+          </w:tcPr>
+          <w:p>
+            <w:r>
+              <w:t>Morocco 2012-2026</w:t>
+            </w:r>
+          </w:p>
+        </w:tc>
+        <w:tc>
+          <w:tcPr>
+            <w:tcW w:type="dxa" w:w="1608"/>
+          </w:tcPr>
+          <w:p>
+            <w:r>
+              <w:t>open-free form</w:t>
+            </w:r>
+          </w:p>
+        </w:tc>
+        <w:tc>
+          <w:tcPr>
+            <w:tcW w:type="dxa" w:w="1608"/>
+          </w:tcPr>
+          <w:p>
+            <w:r>
+              <w:t>holds</w:t>
+            </w:r>
+          </w:p>
+        </w:tc>
+        <w:tc>
+          <w:tcPr>
+            <w:tcW w:type="dxa" w:w="1608"/>
+          </w:tcPr>
+          <w:p>
+            <w:r>
+              <w:t>V1 holds; V3 holds</w:t>
+            </w:r>
+          </w:p>
+        </w:tc>
+      </w:tr>
+    </w:tbl>
+    <w:p/>
     <w:p/>
     <w:p/>
     <w:p/>
@@ -16905,6 +21437,16 @@
         <w:ind w:left="360" w:hanging="216"/>
       </w:pPr>
       <w:r>
+        <w:t>Where one daily estimator must serve, use Anam's estimator (Section 6.8): its open-free form where the open's unbiasedness coefficient is well below one, as in every frontier market examined here, and its full form where the open is close to unbiased. Its calibrated level is on the close-to-close scale by construction. Report close-to-close beside it, and after a change in market rules rely on close-to-close until the estimator's calibration window has passed the change.</w:t>
+      </w:r>
+    </w:p>
+    <w:p>
+      <w:pPr>
+        <w:pStyle w:val="ListBullet"/>
+        <w:spacing w:after="60"/>
+        <w:ind w:left="360" w:hanging="216"/>
+      </w:pPr>
+      <w:r>
         <w:t>Flag H = L, zero returns, and low trade counts. These rates should be reported by liquidity group because they reveal where the data cease to describe the latent price path well.</w:t>
       </w:r>
     </w:p>
@@ -16956,7 +21498,7 @@
     </w:p>
     <w:p>
       <w:r>
-        <w:t>where v̂ is the chosen daily variance estimator and A is the market's own annual session count rather than an imported convention. For NEPSE over the study window the detected trading calendar yields A ≈ 229.6 genuine sessions per year (569 sessions over 2.48 years), against the 252 a developed-market default would impose; annualising with 252 instead would inflate variance by 9.7% and volatility by 4.8%. This is a SAMPLE-PERIOD OBSERVED RATE, not a NEPSE convention, and it spans the April 2026 trading-week reform. We do not quote a regime-specific factor. The post-reform Monday-Friday window contains only 99 sessions over 0.39 of a year, so annualising it (255/year, against 225/year pre-reform) extrapolates from a partial year; and because both regimes schedule five sessions per week, the reform cannot by itself change the annual session count — the difference reflects the holiday composition of that short window rather than the trading week. A usable regime-specific factor requires a complete observed year or an official weekday-plus-holiday projection. The report should show close-to-close volatility beside the range measure, disclose the security's median trade count and zero-range rate, and report the unbiasedness coefficient of the open, so a reader can see the conditions under which the number was produced.</w:t>
+        <w:t>where v̂ is the chosen daily variance estimator and A is the market's own annual session count rather than an imported convention. For NEPSE over the study window the detected trading calendar yields A ≈ 229.6 genuine sessions per year (569 sessions over 2.48 years), against the 252 a developed-market default would impose; annualising with 252 instead would inflate variance by 9.7% and volatility by 4.8%. This is a SAMPLE-PERIOD OBSERVED RATE, not a NEPSE convention, and it spans the April 2026 trading-week reform. We do not quote a regime-specific factor. The post-reform Monday-Friday window contains only 99 sessions over 0.39 of a year, so annualising it (255/year, against 225/year pre-reform) extrapolates from a partial year; and because both regimes schedule five sessions per week, the reform cannot by itself change the annual session count — the difference reflects the holiday composition of that short window rather than the trading week. A usable regime-specific factor requires a complete observed year or an official weekday-plus-holiday projection. The report should show close-to-close volatility beside the range measure, disclose the security's median trade count and zero-range rate, and report the unbiasedness coefficient of the open, so a reader can see the conditions under which the number was produced. Anam's estimator fits the same form, with v̂ = κA, and needs no further adjustment of level, because κ already sets it on the close-to-close scale.</w:t>
       </w:r>
     </w:p>
     <w:p>
@@ -16969,7 +21511,7 @@
     </w:p>
     <w:p>
       <w:r>
-        <w:t>The evidence in this project does not support a single ranking, and the choice should follow the risk object rather than a general ordering. Against the matched open-to-close proxy on the full ordinary-equity sample (Table 7), Parkinson (1.001) and Garman-Klass (1.001) sit closest to the proxy, with Rogers-Satchell slightly above it (1.037); the differences are small, and under a bootstrap that clusters on both security and calendar date the intervals for Parkinson [0.986, 1.016] and Garman-Klass [0.981, 1.022] fall inside the paper's stated (post hoc) +/-5% equivalence margin while Rogers-Satchell's [1.013, 1.062] is inconclusive at that margin, and becomes inconclusive rather than distinguishable once calendar-date dependence is modelled with a stationary block bootstrap instead of an i.i.d. one (Table 15). Proximity to a proxy is one criterion; it is not the only one, and the paper states no formal loss function, so it cannot produce a universal ordering, in the same spirit as the criterion-dependent forecast comparisons of Hansen, Lunde and Nason (2011). Rogers-Satchell remains attractive where drift robustness is valuable and is the natural primary when the maintained model is a drifting price process. Parkinson is the simplest cross-check and the most efficient use of the range where the high and low are reliable. Garman-Klass is now evaluated empirically rather than used only as a data-validity diagnostic. Where the overnight component belongs in the risk object, close-to-close is the transparent baseline; Yang-Zhang should be used with the caveat that, evaluated on a proxy matched to its own rows AND its own 21-session horizon, and on the previous close adjusted for the corporate actions identified in Section 4.5, it stands at 1.280 [1.258, 1.303] of that proxy on 135,899 matched stock-days (Table 12) — clearly outside the equivalence margin, and higher than the 1.288 obtained by matching rows alone. It should not be treated as interchangeable with close-to-close on that evidence, and Section 6.7 shows why: three-quarters of the excess is the overnight-intraday covariance Yang and Zhang assume away. AddRS (1.225) should be treated as a model-dependent alternative, not a default correction. We state no criterion-free ordering because these are deviations from an imperfect proxy, classified against a stated (post hoc) margin, not accuracy against latent variance. Section 6.7 adds a condition to every recommendation above: each estimator that reads the open inherits its error, and NEPSE's opening price is mostly transient. The comparisons in this section are therefore comparisons among estimators that share that error; close-to-close does not share it, which is why it anchors the scale.</w:t>
+        <w:t>The evidence in this project does not support a single ranking, and the choice should follow the risk object rather than a general ordering. Against the matched open-to-close proxy on the full ordinary-equity sample (Table 7), Parkinson (1.001) and Garman-Klass (1.001) sit closest to the proxy, with Rogers-Satchell slightly above it (1.037); the differences are small, and under a bootstrap that clusters on both security and calendar date the intervals for Parkinson [0.986, 1.016] and Garman-Klass [0.981, 1.022] fall inside the paper's stated (post hoc) +/-5% equivalence margin while Rogers-Satchell's [1.013, 1.062] is inconclusive at that margin, and becomes inconclusive rather than distinguishable once calendar-date dependence is modelled with a stationary block bootstrap instead of an i.i.d. one (Table 15). Proximity to a proxy is one criterion; it is not the only one, and Sections 6.1-6.7 state no formal loss function, so they cannot produce a universal ordering, in the same spirit as the criterion-dependent forecast comparisons of Hansen, Lunde and Nason (2011). Rogers-Satchell remains attractive where drift robustness is valuable and is the natural primary when the maintained model is a drifting price process. Parkinson is the simplest cross-check and the most efficient use of the range where the high and low are reliable. Garman-Klass is now evaluated empirically rather than used only as a data-validity diagnostic. Where the overnight component belongs in the risk object, close-to-close is the transparent baseline; Yang-Zhang should be used with the caveat that, evaluated on a proxy matched to its own rows AND its own 21-session horizon, and on the previous close adjusted for the corporate actions identified in Section 4.5, it stands at 1.280 [1.258, 1.303] of that proxy on 135,899 matched stock-days (Table 12) — clearly outside the equivalence margin, and higher than the 1.288 obtained by matching rows alone. It should not be treated as interchangeable with close-to-close on that evidence, and Section 6.7 shows why: three-quarters of the excess is the overnight-intraday covariance Yang and Zhang assume away. AddRS (1.225) should be treated as a model-dependent alternative, not a default correction. We state no criterion-free ordering because these are deviations from an imperfect proxy, classified against a stated (post hoc) margin, not accuracy against latent variance. Section 6.7 adds a condition to every recommendation above: each estimator that reads the open inherits its error, and NEPSE's opening price is mostly transient. The comparisons in this section are therefore comparisons among estimators that share that error; close-to-close does not share it, which is why it anchors the scale. Section 6.8 does state a formal loss function, the QLIKE loss of forecasts of future close-to-close variance, and under it no classical range estimator beats Anam's estimator in any market tested; even so it yields no universal ordering, because close-to-close is not beaten everywhere.</w:t>
       </w:r>
     </w:p>
     <w:p>
@@ -17000,6 +21542,12 @@
       <w:pPr/>
       <w:r>
         <w:t>The band reform adds a market-design reading. Price limits are defended as a check on overreaction and criticised for delaying price discovery (Kim &amp; Rhee, 1997). At NEPSE's opening auction the ±2% band showed no sign of the delay: the opens it pinned were reversed, not continued. Widening it let transient opening moves grow, and a stock opening at the new upper band closed, on average, where it had closed the day before. That is evidence about one rule package in one market over 90 sessions, with the daily limit, the continuous-session order band, the circuit breaker and the queuing of orders entered before the session changed on the same date. It says nothing about welfare, nor about the liquidity costs a band can carry: when tight intraday bands were imposed on newly listed Indian shares, volatility fell but the price impact of trades rose (Gatchev, Seth, Singh &amp; Vishwanatha, 2023). But it is the kind of evidence a regulator weighing the width of a pre-open band would want, and it can be updated as the post-reform sample grows.</w:t>
+      </w:r>
+    </w:p>
+    <w:p>
+      <w:pPr/>
+      <w:r>
+        <w:t>The estimator of Section 6.8 is the constructive side of these findings, and its record says something about the classical estimators as well as about itself. Every classical formula fixes how far the open is trusted; the data say that trust should be measured, because it varies across NEPSE's own rule regimes (0.130 to 0.356) and across the frontier markets examined (pooled medians between 0.33 and 0.64). Once the open is discounted by its measured reliability and the level is set on the close-to-close scale, the range can add information that close-to-close alone does not have: no classical range estimator beat the estimator anywhere, and on the indices, in Morocco and in the long Dhaka history it beat close-to-close too. That the open-free form had the lowest loss of all nine estimators in Bangladesh, Vietnam and Morocco suggests something simpler: where the open overreacts, the most useful thing an estimator can do with it is to leave it out and measure the range from the previous close. The limits are the benchmark's. Close-to-close was not beaten at short horizons in three of the four frontier markets, and it beat both forms immediately after NEPSE's rule change, which is when a regulator or a risk manager most needs a reliable number.</w:t>
       </w:r>
     </w:p>
     <w:p>
@@ -17043,6 +21591,12 @@
       <w:pPr/>
       <w:r>
         <w:t>Two further analyses were run under plans frozen and committed before their results existed, in the same manner as the forward India VIX test: the instrumented calibration of Section 6.6 (plan M14; scripts 34 and 36, with the Monte Carlo validation in script 35) and the opening-price analysis of Section 6.7 (plan M15; script 37, with its statistics validated on simulated panels in the test suite). Their decision rules are applied mechanically and written to decision ledgers. Their post hoc follow-ups are confined to separately labelled scripts (36 and 38). Every change made after their first results were seen is recorded in the audit register, including two readings of the calibration results that the opening-price analysis later overturned.</w:t>
+      </w:r>
+    </w:p>
+    <w:p>
+      <w:pPr/>
+      <w:r>
+        <w:t>The estimator of Section 6.8 was developed and validated under three further frozen plans: M16 for its design on NEPSE's first two regimes and its holdout on NEPSE's later regimes, the NIFTY 50 and the S&amp;P 500 (scripts 39 and 40, with post hoc follow-ups confined to script 41); M17 for Bangladesh and Vietnam (script 42); and M18 for Morocco (script 43). Each plan was committed to the package's history before the script that executes it existed, and its decision rules are applied mechanically to decision ledgers. The S&amp;P 500 series is read from a public software package at a pinned version; the Dhaka, Vietnamese and Casablanca stock files are third-party files that the package does not redistribute but documents and pins by checksum, including the repair of the Dhaka file's dates. Corrections made after these results were seen are recorded in the audit register.</w:t>
       </w:r>
     </w:p>
     <w:p>
@@ -17135,6 +21689,12 @@
       </w:r>
     </w:p>
     <w:p>
+      <w:pPr/>
+      <w:r>
+        <w:t>Fifteenth, the estimator of Section 6.8 was designed on NEPSE data and has been tested in a finite set of samples. Its 60-date calibration lags a sudden change in rules, and in NEPSE's post-reform regime close-to-close beat it; a faster calibration closes most of that gap, but only in a post hoc check. Its open-free form was singled out after the second plan's results and has passed one frozen test since, in Morocco. The three new markets rest on third-party files whose provenance is weaker than NEPSE's: the Dhaka file's dates had to be repaired, the Vietnamese and Moroccan files do not document their original source, and the Moroccan prices are not adjusted for dividends.</w:t>
+      </w:r>
+    </w:p>
+    <w:p>
       <w:pPr>
         <w:pStyle w:val="Heading1"/>
       </w:pPr>
@@ -17159,8 +21719,14 @@
       </w:r>
     </w:p>
     <w:p>
+      <w:pPr/>
       <w:r>
-        <w:t>The claims should stop there, including the claim to novelty. A targeted search of the Nepali literature located both index-level volatility modelling and a security-level study built from closing prices, so no claim is made to introduce security-level volatility analysis to Nepal. What the paper contributes is a reproducible comparison of daily OHLC estimators under this market's own calendar, staleness, thin-trading and closing-rule constraints, a test that separates calibration from offsetting distortions, and evidence that the market's opening rules shape what its daily bars measure. The open-to-close second moment is an imperfect proxy rather than latent variance, so proximity to it is evidence about agreement with an observable benchmark and not about accuracy; the deviations we report are small and, where they are statistically distinguishable from one, economically modest. No estimator is shown to dominate generally, and the paper deliberately states no criterion-free ordering, because the appropriate choice depends on the risk object and the maintained assumptions rather than on a single number. What does generalize is the negative result about sample construction: pooling instrument classes manufactures an illiquidity finding that is really a composition finding, and in frontier-market research that failure mode is easy to reproduce and hard to see. That result is reported here on a classification reconciled against an external listing of NEPSE securities rather than on a ticker heuristic alone, which is what allows it to be read as a fact about the market rather than about our own rule. The recommendation is therefore procedural: classify the securities correctly and check the classification against an independent source, clean and validate OHLC data against the market's own rules, use the genuine session calendar and the market's own annualization factor, match every benchmark to the estimator's scope and to its rows, report uncertainty that respects both cross-sectional and calendar dependence, and justify any bias correction in the target sample before applying it; and, before trusting any estimator that reads the opening price, measure how much of that price survives to the close.</w:t>
+        <w:t>The third finding is constructive. An estimator that measures how far the open can be trusted, reads it only that far and calibrates to close-to-close variance (Anam's estimator, Section 6.8) was beaten by no classical range estimator in any of seven out-of-sample tests across Nepal, Bangladesh, Vietnam, Morocco and two benchmark indices, and outside NEPSE's post-reform regime its level stayed within 1.1% of close-to-close variance, where the classical formulas missed it by tens of percent in both directions. It did not beat close-to-close at short horizons in three of the four frontier markets, and its open-free form, which leaves the open out altogether, is the version the frontier-market evidence supports.</w:t>
+      </w:r>
+    </w:p>
+    <w:p>
+      <w:r>
+        <w:t>The claims should stop there, including the claim to novelty. A targeted search of the Nepali literature located both index-level volatility modelling and a security-level study built from closing prices, so no claim is made to introduce security-level volatility analysis to Nepal. What the paper contributes is a reproducible comparison of daily OHLC estimators under this market's own calendar, staleness, thin-trading and closing-rule constraints, a test that separates calibration from offsetting distortions, evidence that the market's opening rules shape what its daily bars measure, and an estimator built on that evidence and tested out of sample under frozen plans. The open-to-close second moment is an imperfect proxy rather than latent variance, so proximity to it is evidence about agreement with an observable benchmark and not about accuracy; the deviations we report are small and, where they are statistically distinguishable from one, economically modest. No estimator is shown to dominate generally, and the paper deliberately states no criterion-free ordering, because the appropriate choice depends on the risk object and the maintained assumptions rather than on a single number. What does generalize is the negative result about sample construction: pooling instrument classes manufactures an illiquidity finding that is really a composition finding, and in frontier-market research that failure mode is easy to reproduce and hard to see. That result is reported here on a classification reconciled against an external listing of NEPSE securities rather than on a ticker heuristic alone, which is what allows it to be read as a fact about the market rather than about our own rule. The recommendation is therefore procedural: classify the securities correctly and check the classification against an independent source, clean and validate OHLC data against the market's own rules, use the genuine session calendar and the market's own annualization factor, match every benchmark to the estimator's scope and to its rows, report uncertainty that respects both cross-sectional and calendar dependence, and justify any bias correction in the target sample before applying it; and, before trusting any estimator that reads the opening price, measure how much of that price survives to the close.</w:t>
       </w:r>
     </w:p>
     <w:p>
@@ -17180,7 +21746,7 @@
         <w:t xml:space="preserve">Data availability statement: </w:t>
       </w:r>
       <w:r>
-        <w:t>The processed data supporting this study's findings, together with the code used to produce every reported result, are provided in the accompanying reproducibility package. Original stock-level source downloads from NEPSE are not redistributed because their redistribution terms are unresolved; a reader with independent access to them can rebuild the processed panel from data/raw/ using scripts/02_build_panel.py, and the rebuild has been independently verified to reproduce the distributed panel exactly (Section 9).</w:t>
+        <w:t>The processed data supporting this study's findings, together with the code used to produce every reported result, are provided in the accompanying reproducibility package. Original stock-level source downloads from NEPSE are not redistributed because their redistribution terms are unresolved; a reader with independent access to them can rebuild the processed panel from data/raw/ using scripts/02_build_panel.py, and the rebuild has been independently verified to reproduce the distributed panel exactly (Section 9). The analysis of Section 6.8 also uses the S&amp;P 500 series distributed with the arch Python package (version 8.0.0) and stock-level files for the Dhaka, Vietnamese and Casablanca exchanges that are not redistributed; the package documents their sources and pins each by its SHA-256 digest.</w:t>
       </w:r>
     </w:p>
     <w:p>
@@ -17478,6 +22044,20 @@
           <w:rFonts w:ascii="Times New Roman" w:hAnsi="Times New Roman"/>
           <w:sz w:val="21"/>
         </w:rPr>
+        <w:t>Diebold, F. X., &amp; Mariano, R. S. (1995). Comparing predictive accuracy. Journal of Business &amp; Economic Statistics, 13(3), 253-263.</w:t>
+      </w:r>
+    </w:p>
+    <w:p>
+      <w:pPr>
+        <w:spacing w:after="80" w:line="240" w:lineRule="auto"/>
+        <w:ind w:left="403" w:hanging="403"/>
+        <w:jc w:val="left"/>
+      </w:pPr>
+      <w:r>
+        <w:rPr>
+          <w:rFonts w:ascii="Times New Roman" w:hAnsi="Times New Roman"/>
+          <w:sz w:val="21"/>
+        </w:rPr>
         <w:t>Garman, M. B., &amp; Klass, M. J. (1980). On the estimation of security price volatilities from historical data. Journal of Business, 53(1), 67-78.</w:t>
       </w:r>
     </w:p>
@@ -17493,6 +22073,20 @@
           <w:sz w:val="21"/>
         </w:rPr>
         <w:t>Gatchev, V. A., Seth, R., Singh, A., &amp; Vishwanatha, S. R. (2023). Price bands and their effects on equity markets: Evidence from a natural experiment. Journal of Financial Markets, 66, 100840. https://doi.org/10.1016/j.finmar.2023.100840</w:t>
+      </w:r>
+    </w:p>
+    <w:p>
+      <w:pPr>
+        <w:spacing w:after="80" w:line="240" w:lineRule="auto"/>
+        <w:ind w:left="403" w:hanging="403"/>
+        <w:jc w:val="left"/>
+      </w:pPr>
+      <w:r>
+        <w:rPr>
+          <w:rFonts w:ascii="Times New Roman" w:hAnsi="Times New Roman"/>
+          <w:sz w:val="21"/>
+        </w:rPr>
+        <w:t>Hansen, P. R., &amp; Lunde, A. (2005). A realized variance for the whole day based on intermittent high-frequency data. Journal of Financial Econometrics, 3(4), 525-554.</w:t>
       </w:r>
     </w:p>
     <w:p>
@@ -17716,6 +22310,20 @@
           <w:rFonts w:ascii="Times New Roman" w:hAnsi="Times New Roman"/>
           <w:sz w:val="21"/>
         </w:rPr>
+        <w:t>Newey, W. K., &amp; West, K. D. (1987). A simple, positive semi-definite, heteroskedasticity and autocorrelation consistent covariance matrix. Econometrica, 55(3), 703-708. https://doi.org/10.2307/1913610</w:t>
+      </w:r>
+    </w:p>
+    <w:p>
+      <w:pPr>
+        <w:spacing w:after="80" w:line="240" w:lineRule="auto"/>
+        <w:ind w:left="403" w:hanging="403"/>
+        <w:jc w:val="left"/>
+      </w:pPr>
+      <w:r>
+        <w:rPr>
+          <w:rFonts w:ascii="Times New Roman" w:hAnsi="Times New Roman"/>
+          <w:sz w:val="21"/>
+        </w:rPr>
         <w:t>Parkinson, M. (1980). The extreme value method for estimating the variance of the rate of return. Journal of Business, 53(1), 61-65. https://doi.org/10.1086/296071</w:t>
       </w:r>
     </w:p>
@@ -17814,6 +22422,20 @@
           <w:rFonts w:ascii="Times New Roman" w:hAnsi="Times New Roman"/>
           <w:sz w:val="21"/>
         </w:rPr>
+        <w:t>Wilder, J. W. (1978). New concepts in technical trading systems. Trend Research.</w:t>
+      </w:r>
+    </w:p>
+    <w:p>
+      <w:pPr>
+        <w:spacing w:after="80" w:line="240" w:lineRule="auto"/>
+        <w:ind w:left="403" w:hanging="403"/>
+        <w:jc w:val="left"/>
+      </w:pPr>
+      <w:r>
+        <w:rPr>
+          <w:rFonts w:ascii="Times New Roman" w:hAnsi="Times New Roman"/>
+          <w:sz w:val="21"/>
+        </w:rPr>
         <w:t>Yang, D., &amp; Zhang, Q. (2000). Drift-independent volatility estimation based on high, low, open, and close prices. Journal of Business, 73(3), 477-492.</w:t>
       </w:r>
     </w:p>
@@ -17854,7 +22476,7 @@
         <w:rPr>
           <w:b/>
         </w:rPr>
-        <w:t>Data and reproducibility note. Empirical quantities in this manuscript are drawn from the accompanying paper-specific NEPSE volatility package, and every number in the text is interpolated from that package's frozen output tables by the revision scripts in paper/ (apply_referee_revisions.py through apply_round14_revisions.py) rather than transcribed. Retained claims are backed by producer scripts, frozen tables or figures, or directly auditable source artifacts. The package includes processed paper-facing data, external validation series, the external NEPSE security master used to validate the instrument classification, a compact duplicate audit, and a reproducibility map; original stock-level source downloads are not publicly redistributed because their redistribution terms remain unresolved. The empirical analyses are descriptive and exploratory unless explicitly stated otherwise; the forward India VIX test of Section 6.3 and the analyses of Sections 6.6 and 6.7 follow analysis plans frozen before their results existed, and their post hoc follow-ups are labelled as such.</w:t>
+        <w:t>Data and reproducibility note. Empirical quantities in this manuscript are drawn from the accompanying paper-specific NEPSE volatility package, and every number in the text is interpolated from that package's frozen output tables by the revision scripts in paper/ (apply_referee_revisions.py through apply_round15_revisions.py) rather than transcribed. Retained claims are backed by producer scripts, frozen tables or figures, or directly auditable source artifacts. The package includes processed paper-facing data, external validation series, the external NEPSE security master used to validate the instrument classification, a compact duplicate audit, and a reproducibility map; original stock-level source downloads are not publicly redistributed because their redistribution terms remain unresolved. The empirical analyses are descriptive and exploratory unless explicitly stated otherwise; the forward India VIX test of Section 6.3 and the analyses of Sections 6.6 and 6.7 follow analysis plans frozen before their results existed, and their post hoc follow-ups are labelled as such.</w:t>
       </w:r>
       <w:r/>
       <w:r>

--- a/paper/NEPSE_Volatility_Manuscript_Revised_2026-09.docx
+++ b/paper/NEPSE_Volatility_Manuscript_Revised_2026-09.docx
@@ -79,7 +79,7 @@
         <w:t xml:space="preserve">Design/methodology/approach: </w:t>
       </w:r>
       <w:r>
-        <w:t>Six estimators are evaluated on 143,718 ordinary-equity stock-days (292 securities, March 2024-August 2026) against matched proxies. Instrumented calibration slopes separate calibration from offsetting distortions, and NEPSE's 2026 widening of its pre-open band from ±2% to ±5% serves as a natural experiment. A new estimator, designed on NEPSE's first two rule regimes, is tested on its later regimes, two indices and stocks from Bangladesh, Vietnam and Morocco. Every analysis follows a plan frozen before testing.</w:t>
+        <w:t>Six estimators are evaluated on 143,718 ordinary-equity stock-days (292 securities, March 2024-August 2026) against matched proxies. Instrumented calibration slopes separate calibration from offsetting distortions, and NEPSE's 2026 widening of its pre-open band from ±2% to ±5% serves as a natural experiment. A new estimator, designed on NEPSE's first two rule regimes, is tested on its later regimes, two indices and stocks from Bangladesh, Vietnam and Morocco. Later analyses follow plans frozen before testing.</w:t>
       </w:r>
     </w:p>
     <w:p>
@@ -91,7 +91,7 @@
         <w:t xml:space="preserve">Findings: </w:t>
       </w:r>
       <w:r>
-        <w:t>Range estimators are calibrated to the open-to-close proxy (Parkinson slope 0.919 [0.760, 1.056]), but the open is mostly transient: the session undoes 64-87% of the overnight move, and after the band widening the share surviving fell by 0.333, more than at any of 77 placebo dates. Anam's estimator weights the overnight move by the open's measured reliability and calibrates to close-to-close variance. No classical range estimator beats it in any test sample, and its level is within 1.1% of close-to-close outside NEPSE's post-reform regime, but it does not beat close-to-close at short horizons in Nepal, Bangladesh or Vietnam. Its open-free form passed a pre-registered test in Morocco.</w:t>
+        <w:t>Range estimators are calibrated to the open-to-close proxy (Parkinson slope 0.919 [0.760, 1.056]), but the open is mostly transient: the session undoes 64-87% of the overnight move, and after the band widening the share surviving fell by 0.333, more than at any of 77 placebo dates. Anam's estimator weights the overnight move by the open's measured reliability and calibrates to close-to-close variance. No classical range estimator forecasts significantly better than it in any test sample, but it does not beat close-to-close at short horizons in Nepal, Vietnam or recent Dhaka data, and both comparisons depend partly on the loss function. Its open-free form passed a prespecified test in Morocco.</w:t>
       </w:r>
     </w:p>
     <w:p>
@@ -103,7 +103,7 @@
         <w:t xml:space="preserve">Originality/value: </w:t>
       </w:r>
       <w:r>
-        <w:t>A market-design rule determines what daily bars measure, and an estimator built on that evidence is validated out of sample in four frontier markets.</w:t>
+        <w:t>A market-design rule change altered what daily bars measure; an estimator built on that evidence is tested out of sample in four frontier markets.</w:t>
       </w:r>
     </w:p>
     <w:p>
@@ -171,7 +171,7 @@
     <w:p>
       <w:pPr/>
       <w:r>
-        <w:t>The fifth answer builds on the fourth. If the open is mostly transient, an estimator should read it only as far as it is reliable, and should measure how far that is. The estimator of Section 6.8, which we call Anam's estimator, estimates the open's unbiasedness coefficient from the cross-section's recent history, weights the overnight move by it, extends the day's range to the effective open that the coefficient implies, blends in close-to-close variance as the open degrades, and calibrates the result to close-to-close variance across the cross-section. It was designed on NEPSE's first two rule regimes alone and then evaluated under three plans frozen before their results existed: on NEPSE's later regimes, the NIFTY 50 and S&amp;P 500 indices, and stock panels from Bangladesh, Vietnam and Morocco. No classical range estimator beats it in any of the seven test samples, and its calibrated level stays within 1.1% of close-to-close variance everywhere except NEPSE's post-reform regime, while the classical estimators overstate it by up to 71% and understate it by up to 55% on the same samples. It does not beat close-to-close itself at short horizons in Nepal, Bangladesh or Vietnam, as the plans had predicted it would, and close-to-close beats it after NEPSE's band reform; the failed predictions are reported as failures. Its open-free form, which reads only the previous close, the high, the low and the close, had the lowest five-session forecast loss in every frontier-market panel of the second plan, a post hoc reading, and then passed a test fixed in advance in Morocco.</w:t>
+        <w:t>The fifth answer builds on the fourth. If the open is mostly transient, an estimator should read it only as far as it is reliable, and should measure how far that is. The estimator of Section 6.8, which we call Anam's estimator, estimates the open's unbiasedness coefficient from the cross-section's recent history, weights the overnight move by it, extends the day's range to the effective open that the coefficient implies, blends in close-to-close variance as the open degrades, and calibrates the result to close-to-close variance across the cross-section. It was designed on NEPSE's first two rule regimes, with Section 6.7's findings for the whole NEPSE sample already known, and then evaluated under three plans frozen before their results existed: on NEPSE's later regimes, the NIFTY 50 and S&amp;P 500 indices, and stock panels from Bangladesh, Vietnam and Morocco. Under the loss function the plans fixed, no classical range estimator has significantly lower loss than it in any of the seven test samples. Its calibrated level stays within 1.1% of close-to-close variance everywhere except NEPSE's post-reform regime; uncalibrated, the classical estimators overstate that level by up to 71% and understate it by up to 55% on the same samples, but given the same calibration they come within 2.2%, so the level is the calibration's doing rather than the estimator's. It does not beat close-to-close itself at short horizons in Nepal, Vietnam or the recent Dhaka panel, as the plans had predicted it would, and close-to-close beats it after NEPSE's band reform; the failed predictions are reported as failures. Its open-free form, which reads only the previous close, the high, the low and the close, had the lowest five-session forecast loss in every frontier-market panel of the second plan, a post hoc reading, and then passed a test fixed in advance in Morocco. A post hoc recheck finds the comparisons with the classical range estimators robust to the choice of standard errors, and those with close-to-close dependent on the loss function (Table 37).</w:t>
       </w:r>
     </w:p>
     <w:p>
@@ -3253,31 +3253,31 @@
     <w:p>
       <w:pPr/>
       <w:r>
-        <w:t>Sections 6.6 and 6.7 say what an estimator for this market needs. The open carries a transient error that the session mostly reverses, so its overnight move should count only in proportion to how much of it survives. The range still carries the information that makes range estimators efficient, but it should be measured from where the efficient open lies rather than from the printed one. Close-to-close variance, the one measure the open cannot contaminate, should carry more weight as the open degrades. And the level should be set on the close-to-close scale rather than inherited from a formula derived for a continuously observed price path. Table 33 states the estimator that follows. The open's quality is the unbiasedness coefficient b = Σ o r / Σ o² of Section 6.7, pooled over the cross-section and the last 60 dates and clipped to [0, 1]; b·o is then the part of the overnight move that the session keeps, and PC·exp(b o) the effective open. The range is extended to reach it, R* = R + max(0, b o - h) + max(0, l - b o), and the daily kernel A = (1 - w)[(b o)² + R*²/(4 ln 2)] + w r² blends in close-to-close variance with weight w = 0.2(1 - b). Its level is set by κ = Σ r² / Σ A over the same trailing set, so that κ times the window mean of A is on the close-to-close scale. We refer to it as Anam's estimator. Each ingredient has an antecedent: the range is Parkinson's (1980), the sum of an overnight and a range term follows Yang and Zhang (2000), the range extended to the previous close is Wilder's (1978) true range, and scaling a partial measure to the close-to-close scale follows the whole-day scaling of Hansen and Lunde (2005). What is added is that the open's weight is measured from the data rather than assumed to be one. With b = 1 the kernel is the overnight-plus-Parkinson estimator; with b = 0, its open-free form, it is 0.8 times true-range Parkinson plus 0.2 r², which reads only the previous close, the high, the low and the close.</w:t>
+        <w:t>Sections 6.6 and 6.7 say what an estimator for this market needs. The open carries a transient error that the session mostly reverses, so its overnight move should count only in proportion to how much of it survives. The range still carries the information that makes range estimators efficient, but it should be measured from where the efficient open lies rather than from the printed one. Close-to-close variance, the one measure the open cannot contaminate, should carry more weight as the open degrades. And the level should be set on the close-to-close scale rather than inherited from a formula derived for a continuously observed price path. Table 33 states the estimator that follows. The open's quality is the unbiasedness coefficient b = Σ o r / Σ o² of Section 6.7, pooled over the cross-section and the last 60 dates and clipped to [0, 1]; b·o is then the part of the overnight move that the session keeps, and PC·exp(b o) the effective open. The range is extended to reach it, R* = R + max(0, b o - h) + max(0, l - b o), and the daily kernel A = (1 - w)[(b o)² + R*²/(4 ln 2)] + w r² blends in close-to-close variance with weight w = 0.2(1 - b). Its level is set by κ = Σ r² / Σ A over the same trailing set, so that κ times the window mean of A is on the close-to-close scale. We refer to it as Anam's estimator. Each ingredient has an antecedent: the range is Parkinson's (1980), the sum of an overnight and a range term follows Yang and Zhang (2000), the range extended to the previous close is Wilder's (1978) true range, and scaling a partial measure to the close-to-close scale follows the whole-day scaling of Hansen and Lunde (2005). Hansen and Lunde also weight the overnight return by an amount estimated from data, chosen for efficiency from intraday returns. What is added here is narrower: the weight is the open's unbiasedness coefficient for the close, measured from daily bars alone, and the same coefficient moves the range's anchor to the effective open and sets how much close-to-close variance is blended in. With b = 1 the kernel is the overnight-plus-Parkinson estimator; with b = 0, its open-free form, it is 0.8 times true-range Parkinson plus 0.2 r², which reads only the previous close, the high, the low and the close.</w:t>
       </w:r>
     </w:p>
     <w:p>
       <w:pPr/>
       <w:r>
-        <w:t>The estimator was designed on NEPSE's first two rule regimes (A1 and B) and on simulated panels where the truth is known, each design choice scored by tuning on one regime and forecasting the other, and its constants were fixed in a plan frozen before any later observation was read. The evaluation is a forecast comparison that does not need latent variance: every estimator forecasts the mean squared close-to-close return over the next 5 or 21 sessions, a conditionally unbiased target, so ranking by QLIKE loss matches the ranking that the true variance would give (Patton, 2011). Every estimator is put on the close-to-close scale by the same pooled calibration, is given its own shrinkage toward its long-run level, chosen on a training span, and is scored on a common set of forecast origins; loss differences are tested with Newey-West statistics on the per-date difference (Diebold &amp; Mariano, 1995; Newey &amp; West, 1987). Three frozen plans supplied the test samples (Tables 34-36): NEPSE's later regimes A2 and C, the NIFTY 50 and the S&amp;P 500; stock panels from Dhaka for 2023-2026 and Vietnam for 2007-2020, with a secondary Dhaka panel for 2009-2021 whose dates had to be repaired; and the Casablanca Stock Exchange for 2012-2026. The three new markets were chosen because their daily stock data could be obtained, not for any property of their prices.</w:t>
+        <w:t>The estimator was designed on NEPSE's first two rule regimes (A1 and B) and on simulated panels where the truth is known, each design choice scored by tuning on one regime and forecasting the other, and its constants were fixed in a plan frozen before the estimator was computed on any later observation. The later regimes were not unseen: Section 6.7's findings, which informed the design, use the whole NEPSE sample, and the NIFTY 50's unbiasedness coefficient was known; the plan lists what was known when it was frozen. The evaluation is a forecast comparison that does not need latent variance: every estimator forecasts the mean squared close-to-close return over the next 5 or 21 sessions, a conditionally unbiased target, so ranking by expected QLIKE loss matches the ranking that the true variance would give (Patton, 2011). Every estimator is put on the close-to-close scale by the same pooled calibration, is given its own shrinkage toward its long-run level, chosen on a training span, and is scored on a common set of forecast origins; loss differences are tested with Newey-West statistics on the per-date difference (Diebold &amp; Mariano, 1995; Newey &amp; West, 1987). Three frozen plans supplied the test samples (Tables 34-36): NEPSE's later regimes A2 and C, the NIFTY 50 and the S&amp;P 500; stock panels from Dhaka for 2023-2026 and Vietnam for 2007-2020, with a secondary Dhaka panel for 2009-2021 whose dates had to be repaired; and the Casablanca Stock Exchange for 2012-2026. The three new markets were chosen because their daily stock data could be obtained, not for any property of their prices. Bangladesh, Vietnam and Morocco are frontier markets in MSCI's classification over the test periods, and FTSE Russell announced in October 2025 that it would reclassify Vietnam as secondary emerging from September 2026, after the Vietnamese sample ends; Nepal is not covered by the major index providers' frontier-market indices and is called a frontier market here in the descriptive sense.</w:t>
       </w:r>
     </w:p>
     <w:p>
       <w:pPr/>
       <w:r>
-        <w:t>Against the classical estimators the result is uniform. No classical range estimator beats Anam's estimator in any of the seven test samples at either horizon (Table 34), and in every frontier-market sample it beats all six at five sessions. Its calibrated level is within 1.1% of close-to-close variance in every sample except NEPSE's post-reform regime, where it is 1.195 (Table 35), while the classical estimators err in both directions: the Yang-Zhang daily form is 1.709 times close-to-close variance in Dhaka 2023-2026, and Parkinson and Garman-Klass are 0.544 and 0.453 times it in Morocco, a thin market in which many bars have no range at all. No classical formula is right in every market, which is the case for setting the level on each market's own close-to-close scale.</w:t>
+        <w:t>Against the classical estimators the result is uniform under the plans' loss function. No classical range estimator has significantly lower loss than Anam's estimator in any of the seven test samples at either horizon (Table 34), and in every frontier-market sample it beats all six at five sessions; a post hoc recheck finds the same with longer Newey-West lags and with non-overlapping forecast origins. Two qualifications apply. On the S&amp;P 500 the index open lags the overnight move, with a pooled unbiasedness coefficient of 2.21, so the estimator's b sits at its cap of one in every test session and the estimator coincides with overnight² + Parkinson; four classical estimators had nominally lower loss there. And under an MSE loss, also post hoc, the three classical estimators that add the whole overnight move (overnight² + Parkinson, overnight² + Garman-Klass and the Yang-Zhang daily form) have significantly lower loss than the estimator in Vietnam at 21 sessions (t from −9.19 to −1.98). Its calibrated level is within 1.1% of close-to-close variance in every sample except NEPSE's post-reform regime, where it is 1.195 (Table 35), while the classical estimators err in both directions: the Yang-Zhang daily form is 1.709 times close-to-close variance in Dhaka 2023-2026, and Parkinson and Garman-Klass are 0.544 and 0.453 times it in Morocco, a thin market in which 21% of the test-span bars have no range at all. No classical formula is right in every market, which is the case for setting the level on each market's own close-to-close scale. It is a case for the calibration, not for this kernel: given the same calibration, a post hoc check finds every classical range estimator within 2.2% of close-to-close variance outside NEPSE's post-reform regime (Table 38). The level test is also partly in sample, because the calibration window contains the 21 sessions being measured; with a calibration that ends before them, the estimator is within 2.2% and the classical estimators within 4.8%. The plans' level hypotheses (H2 and F3), which set a calibrated estimator against raw ones, are therefore weak tests. Only after NEPSE's reform, where every calibration lags, does the kernel matter for the level: the estimator's 1.195 is closer to one than any calibrated classical estimator's (1.241 to 1.339).</w:t>
       </w:r>
     </w:p>
     <w:p>
       <w:pPr/>
       <w:r>
-        <w:t>Against close-to-close the record is mixed, and frozen predictions failed. At five sessions Anam's estimator beats close-to-close on the NIFTY 50 and S&amp;P 500 indices (t = −3.07 and −6.39), in Morocco (t = −2.06) and in the repaired Dhaka history (t = −6.17), but not on NEPSE's holdout (t = +1.19), in Dhaka 2023-2026 (t = −0.90) or in Vietnam (t = +0.20), where the plans had predicted that it would. Close-to-close is significantly better in two places: in NEPSE's sessions after the band reform (t = +3.51 at five sessions and +2.47 at 21) and in Vietnam at 21 sessions (t = +7.27). The first of these has a mechanical part. The calibration pools the last 60 dates, so after a sudden rule change it lags: in a post hoc check, a ten-date calibration lowers the estimator's five-session loss in that regime from 0.7532 to 0.7063, against 0.6909 for close-to-close, and the difference is no longer significant (t = +1.16).</w:t>
+        <w:t>Against close-to-close the record is mixed, and frozen predictions failed. At five sessions Anam's estimator beats close-to-close on the NIFTY 50 and S&amp;P 500 indices (t = −3.07 and −6.39), in Morocco (t = −2.06) and in the repaired Dhaka history (t = −6.17), but not on NEPSE's holdout (t = +1.19), in Dhaka 2023-2026 (t = −0.90) or in Vietnam (t = +0.20), where the plans had predicted that it would. On the indices it shares those wins with the classical range estimators: three of them also beat close-to-close on the NIFTY 50, and five on the S&amp;P 500. The Moroccan difference is the least secure. It comes from the 4% band regime of March 2020 to October 2021, which spans the pandemic shock (t = −5.95 there, against −0.77 to +0.83 in the other three regimes), and in a post hoc recheck it does not survive longer Newey-West lags (t = −1.85 with lags of twice the horizon), non-overlapping origins, an MSE loss or a Holm correction across the three plans (p = 0.079); the NIFTY 50 difference does not survive non-overlapping origins either (t = −1.90) (Table 37). Close-to-close is significantly better in two places: in NEPSE's sessions after the band reform (t = +3.51 at five sessions and +2.47 at 21) and in Vietnam at 21 sessions (t = +7.27). The first of these has a mechanical part. The calibration pools the last 60 dates, so after a sudden rule change it lags: in a post hoc check of four calibration windows, the frozen 60 dates among them, and a reset at the rule change, the ten-date window came closest, lowering the estimator's five-session loss in that regime from 0.7532 to 0.7063, against 0.6909 for close-to-close, so that the difference is no longer significant (t = +1.16); close-to-close kept the lower loss under every variant tried.</w:t>
       </w:r>
     </w:p>
     <w:p>
       <w:pPr/>
       <w:r>
-        <w:t>The open-free form was reported, but not decided on, in the first two plans. Read after their verdicts, in a post hoc comparison, its loss was below the full estimator's in every NEPSE and every second-plan comparison, and it had the lowest five-session loss of all nine estimators in each panel of the second plan. Because that reading came after the results, the third plan tested it as a hypothesis fixed before the Moroccan data were read, and every frozen rule held: at five sessions it beat close-to-close (0.6633 against 0.6784, t = −4.53) and the full estimator (t = −4.75), it had the lowest loss of all nine estimators at both horizons, and no estimator beat it. On the two indices, where the open is close to efficient, the full form had the lower loss, though not significantly. The evidence therefore supports the open-free form for markets whose open overreacts, with b well below one, as it is in every frontier market examined here (pooled medians between 0.33 and 0.64 on the new test spans, against 0.130 to 0.356 across NEPSE's regimes), and the full form where the open is reliable. It does not displace the paper's benchmark: after a sudden change in market rules, close-to-close beat both forms (for the open-free form, t = +3.38 at five sessions in NEPSE's post-reform regime).</w:t>
+        <w:t>The open-free form was reported, but not decided on, in the first two plans. Read after their verdicts, in a post hoc comparison, its loss was below the full estimator's in every NEPSE and every second-plan comparison, and it had the lowest five-session loss of all nine estimators in each panel of the second plan. Because that reading came after the results, the third plan tested it as a hypothesis fixed before the Moroccan data were read, and every frozen rule held: at five sessions it beat close-to-close (0.6633 against 0.6784, t = −4.53) and the full estimator (t = −4.75), it had the lowest loss of all nine estimators at both horizons, and no estimator beat it. On the two indices, whose opens do not overreact (the pooled unbiasedness coefficient is 0.95 on the NIFTY 50 and above one on the S&amp;P 500), the full form had the lower loss, though not significantly. The evidence therefore favours the open-free form over the full form where the open is unreliable, with b well below one, as it is in every frontier market examined here (0.343 to 0.653 on the new test spans and 0.130 to 0.356 across NEPSE's regimes, each pooled over the whole span), and the full form where the open is close to unbiased. A coefficient below one shows how much of the overnight move the session reverses, not why: that the reversal is overreaction is Section 6.7's evidence for NEPSE alone, and in the other markets a noisy first trade, such as a bid-ask bounce, would lower b in the same way. It does not displace the paper's benchmark: after a sudden change in market rules, close-to-close beat both forms (for the open-free form, t = +3.38 at five sessions in NEPSE's post-reform regime). And the comparison with close-to-close depends on the loss function, which the plans fixed in advance as QLIKE: under an MSE loss, a post hoc check, close-to-close beats both forms in Vietnam (t = +14.48 and +6.89 at five sessions), both forms beat close-to-close in NEPSE's holdout (t = −3.19 and −3.56) and on the S&amp;P 500, and close-to-close's advantage after the reform is no longer significant (t = −1.19 for the full form).</w:t>
       </w:r>
     </w:p>
     <w:p>
@@ -16857,7 +16857,7 @@
     <w:p>
       <w:pPr/>
       <w:r>
-        <w:t>Table 33. Anam's estimator: the definition frozen in plan M16 before any holdout observation was read (Section 6.8). The constants are read from the estimator module the package runs.</w:t>
+        <w:t>Table 33. Anam's estimator: the definition frozen in plan M16 before the estimator was computed on any holdout sample (Section 6.8; the plan lists what was already known about the holdout). The constants are read from the estimator module the package runs.</w:t>
       </w:r>
     </w:p>
     <w:tbl>
@@ -18694,7 +18694,7 @@
     <w:p>
       <w:pPr/>
       <w:r>
-        <w:t>Table 35. Level: each estimator's 21-session window mean divided by the 21-session mean of r² on each test span; Anam's estimator enters calibrated and the classical estimators raw (Section 6.8).</w:t>
+        <w:t>Table 35. Level: each estimator's 21-session window mean divided by the 21-session mean of r² on each test span; Anam's estimator enters calibrated and the classical estimators raw (Section 6.8); Table 38 gives them the same calibration.</w:t>
       </w:r>
     </w:p>
     <w:tbl>
@@ -19459,7 +19459,7 @@
     <w:p>
       <w:pPr/>
       <w:r>
-        <w:t>Table 36. Every frozen verdict for Anam's estimator and its open-free form, applied mechanically from the decision ledgers of plans M16-M18. Failed predictions are listed with the ones that held.</w:t>
+        <w:t>Table 36. Every frozen verdict for Anam's estimator and its open-free form, applied mechanically from the decision ledgers of plans M16-M18. Failed predictions are listed with the ones that held. 'Best in market' and 'best in panel' are the plans' names for 'no rival has significantly lower loss at either horizon'; they do not mean the lowest loss.</w:t>
       </w:r>
     </w:p>
     <w:tbl>
@@ -21340,6 +21340,3059 @@
         </w:tc>
       </w:tr>
     </w:tbl>
+    <w:p/>
+    <w:p>
+      <w:pPr/>
+      <w:r>
+        <w:t>Table 37. Post hoc robustness of the plans' comparisons (script 44; not pre-registered, run after every verdict was known): the frozen Newey-West t of each loss difference (negative favours the first estimator) against longer lags, non-overlapping forecast origins, an MSE loss on the same forecasts and each half of the test span, with the Holm-adjusted one-sided p of each plan rule across the three plans (a frozen 'beats' is p &lt; 0.025).</w:t>
+      </w:r>
+    </w:p>
+    <w:tbl>
+      <w:tblPr>
+        <w:tblStyle w:val="TableGrid"/>
+        <w:tblW w:type="auto" w:w="0"/>
+        <w:tblLook w:firstColumn="1" w:firstRow="1" w:lastColumn="0" w:lastRow="0" w:noHBand="0" w:noVBand="1" w:val="04A0"/>
+      </w:tblPr>
+      <w:tblGrid>
+        <w:gridCol w:w="804"/>
+        <w:gridCol w:w="804"/>
+        <w:gridCol w:w="804"/>
+        <w:gridCol w:w="804"/>
+        <w:gridCol w:w="804"/>
+        <w:gridCol w:w="804"/>
+        <w:gridCol w:w="804"/>
+        <w:gridCol w:w="804"/>
+        <w:gridCol w:w="804"/>
+        <w:gridCol w:w="804"/>
+        <w:gridCol w:w="804"/>
+        <w:gridCol w:w="804"/>
+      </w:tblGrid>
+      <w:tr>
+        <w:trPr>
+          <w:tblHeader/>
+        </w:trPr>
+        <w:tc>
+          <w:tcPr>
+            <w:tcW w:type="dxa" w:w="804"/>
+          </w:tcPr>
+          <w:p>
+            <w:r>
+              <w:t>Plan</w:t>
+            </w:r>
+          </w:p>
+        </w:tc>
+        <w:tc>
+          <w:tcPr>
+            <w:tcW w:type="dxa" w:w="804"/>
+          </w:tcPr>
+          <w:p>
+            <w:r>
+              <w:t>Rule</w:t>
+            </w:r>
+          </w:p>
+        </w:tc>
+        <w:tc>
+          <w:tcPr>
+            <w:tcW w:type="dxa" w:w="804"/>
+          </w:tcPr>
+          <w:p>
+            <w:r>
+              <w:t>Test sample</w:t>
+            </w:r>
+          </w:p>
+        </w:tc>
+        <w:tc>
+          <w:tcPr>
+            <w:tcW w:type="dxa" w:w="804"/>
+          </w:tcPr>
+          <w:p>
+            <w:r>
+              <w:t>Comparison</w:t>
+            </w:r>
+          </w:p>
+        </w:tc>
+        <w:tc>
+          <w:tcPr>
+            <w:tcW w:type="dxa" w:w="804"/>
+          </w:tcPr>
+          <w:p>
+            <w:r>
+              <w:t>Frozen t (lags = horizon)</w:t>
+            </w:r>
+          </w:p>
+        </w:tc>
+        <w:tc>
+          <w:tcPr>
+            <w:tcW w:type="dxa" w:w="804"/>
+          </w:tcPr>
+          <w:p>
+            <w:r>
+              <w:t>Lags 2 x horizon</w:t>
+            </w:r>
+          </w:p>
+        </w:tc>
+        <w:tc>
+          <w:tcPr>
+            <w:tcW w:type="dxa" w:w="804"/>
+          </w:tcPr>
+          <w:p>
+            <w:r>
+              <w:t>Lags 4 x horizon</w:t>
+            </w:r>
+          </w:p>
+        </w:tc>
+        <w:tc>
+          <w:tcPr>
+            <w:tcW w:type="dxa" w:w="804"/>
+          </w:tcPr>
+          <w:p>
+            <w:r>
+              <w:t>Non-overlapping origins</w:t>
+            </w:r>
+          </w:p>
+        </w:tc>
+        <w:tc>
+          <w:tcPr>
+            <w:tcW w:type="dxa" w:w="804"/>
+          </w:tcPr>
+          <w:p>
+            <w:r>
+              <w:t>MSE loss</w:t>
+            </w:r>
+          </w:p>
+        </w:tc>
+        <w:tc>
+          <w:tcPr>
+            <w:tcW w:type="dxa" w:w="804"/>
+          </w:tcPr>
+          <w:p>
+            <w:r>
+              <w:t>First half</w:t>
+            </w:r>
+          </w:p>
+        </w:tc>
+        <w:tc>
+          <w:tcPr>
+            <w:tcW w:type="dxa" w:w="804"/>
+          </w:tcPr>
+          <w:p>
+            <w:r>
+              <w:t>Second half</w:t>
+            </w:r>
+          </w:p>
+        </w:tc>
+        <w:tc>
+          <w:tcPr>
+            <w:tcW w:type="dxa" w:w="804"/>
+          </w:tcPr>
+          <w:p>
+            <w:r>
+              <w:t>Holm p, all plans (one-sided)</w:t>
+            </w:r>
+          </w:p>
+        </w:tc>
+      </w:tr>
+      <w:tr>
+        <w:tc>
+          <w:tcPr>
+            <w:tcW w:type="dxa" w:w="804"/>
+          </w:tcPr>
+          <w:p>
+            <w:r>
+              <w:t>M16</w:t>
+            </w:r>
+          </w:p>
+        </w:tc>
+        <w:tc>
+          <w:tcPr>
+            <w:tcW w:type="dxa" w:w="804"/>
+          </w:tcPr>
+          <w:p>
+            <w:r>
+              <w:t>H1</w:t>
+            </w:r>
+          </w:p>
+        </w:tc>
+        <w:tc>
+          <w:tcPr>
+            <w:tcW w:type="dxa" w:w="804"/>
+          </w:tcPr>
+          <w:p>
+            <w:r>
+              <w:t>NEPSE</w:t>
+            </w:r>
+          </w:p>
+        </w:tc>
+        <w:tc>
+          <w:tcPr>
+            <w:tcW w:type="dxa" w:w="804"/>
+          </w:tcPr>
+          <w:p>
+            <w:r>
+              <w:t>Anam vs close-to-close, 5 sessions</w:t>
+            </w:r>
+          </w:p>
+        </w:tc>
+        <w:tc>
+          <w:tcPr>
+            <w:tcW w:type="dxa" w:w="804"/>
+          </w:tcPr>
+          <w:p>
+            <w:r>
+              <w:t>+1.19</w:t>
+            </w:r>
+          </w:p>
+        </w:tc>
+        <w:tc>
+          <w:tcPr>
+            <w:tcW w:type="dxa" w:w="804"/>
+          </w:tcPr>
+          <w:p>
+            <w:r>
+              <w:t>+1.00</w:t>
+            </w:r>
+          </w:p>
+        </w:tc>
+        <w:tc>
+          <w:tcPr>
+            <w:tcW w:type="dxa" w:w="804"/>
+          </w:tcPr>
+          <w:p>
+            <w:r>
+              <w:t>+0.86</w:t>
+            </w:r>
+          </w:p>
+        </w:tc>
+        <w:tc>
+          <w:tcPr>
+            <w:tcW w:type="dxa" w:w="804"/>
+          </w:tcPr>
+          <w:p>
+            <w:r>
+              <w:t>+1.16</w:t>
+            </w:r>
+          </w:p>
+        </w:tc>
+        <w:tc>
+          <w:tcPr>
+            <w:tcW w:type="dxa" w:w="804"/>
+          </w:tcPr>
+          <w:p>
+            <w:r>
+              <w:t>-3.19</w:t>
+            </w:r>
+          </w:p>
+        </w:tc>
+        <w:tc>
+          <w:tcPr>
+            <w:tcW w:type="dxa" w:w="804"/>
+          </w:tcPr>
+          <w:p>
+            <w:r>
+              <w:t>-1.06</w:t>
+            </w:r>
+          </w:p>
+        </w:tc>
+        <w:tc>
+          <w:tcPr>
+            <w:tcW w:type="dxa" w:w="804"/>
+          </w:tcPr>
+          <w:p>
+            <w:r>
+              <w:t>+2.69</w:t>
+            </w:r>
+          </w:p>
+        </w:tc>
+        <w:tc>
+          <w:tcPr>
+            <w:tcW w:type="dxa" w:w="804"/>
+          </w:tcPr>
+          <w:p>
+            <w:r>
+              <w:t>1.000</w:t>
+            </w:r>
+          </w:p>
+        </w:tc>
+      </w:tr>
+      <w:tr>
+        <w:tc>
+          <w:tcPr>
+            <w:tcW w:type="dxa" w:w="804"/>
+          </w:tcPr>
+          <w:p>
+            <w:r>
+              <w:t>M16</w:t>
+            </w:r>
+          </w:p>
+        </w:tc>
+        <w:tc>
+          <w:tcPr>
+            <w:tcW w:type="dxa" w:w="804"/>
+          </w:tcPr>
+          <w:p>
+            <w:r>
+              <w:t>H1</w:t>
+            </w:r>
+          </w:p>
+        </w:tc>
+        <w:tc>
+          <w:tcPr>
+            <w:tcW w:type="dxa" w:w="804"/>
+          </w:tcPr>
+          <w:p>
+            <w:r>
+              <w:t>NEPSE</w:t>
+            </w:r>
+          </w:p>
+        </w:tc>
+        <w:tc>
+          <w:tcPr>
+            <w:tcW w:type="dxa" w:w="804"/>
+          </w:tcPr>
+          <w:p>
+            <w:r>
+              <w:t>Anam vs Parkinson, 5 sessions</w:t>
+            </w:r>
+          </w:p>
+        </w:tc>
+        <w:tc>
+          <w:tcPr>
+            <w:tcW w:type="dxa" w:w="804"/>
+          </w:tcPr>
+          <w:p>
+            <w:r>
+              <w:t>-3.97</w:t>
+            </w:r>
+          </w:p>
+        </w:tc>
+        <w:tc>
+          <w:tcPr>
+            <w:tcW w:type="dxa" w:w="804"/>
+          </w:tcPr>
+          <w:p>
+            <w:r>
+              <w:t>-3.23</w:t>
+            </w:r>
+          </w:p>
+        </w:tc>
+        <w:tc>
+          <w:tcPr>
+            <w:tcW w:type="dxa" w:w="804"/>
+          </w:tcPr>
+          <w:p>
+            <w:r>
+              <w:t>-2.73</w:t>
+            </w:r>
+          </w:p>
+        </w:tc>
+        <w:tc>
+          <w:tcPr>
+            <w:tcW w:type="dxa" w:w="804"/>
+          </w:tcPr>
+          <w:p>
+            <w:r>
+              <w:t>-3.21</w:t>
+            </w:r>
+          </w:p>
+        </w:tc>
+        <w:tc>
+          <w:tcPr>
+            <w:tcW w:type="dxa" w:w="804"/>
+          </w:tcPr>
+          <w:p>
+            <w:r>
+              <w:t>-2.52</w:t>
+            </w:r>
+          </w:p>
+        </w:tc>
+        <w:tc>
+          <w:tcPr>
+            <w:tcW w:type="dxa" w:w="804"/>
+          </w:tcPr>
+          <w:p>
+            <w:r>
+              <w:t>-0.91</w:t>
+            </w:r>
+          </w:p>
+        </w:tc>
+        <w:tc>
+          <w:tcPr>
+            <w:tcW w:type="dxa" w:w="804"/>
+          </w:tcPr>
+          <w:p>
+            <w:r>
+              <w:t>-5.76</w:t>
+            </w:r>
+          </w:p>
+        </w:tc>
+        <w:tc>
+          <w:tcPr>
+            <w:tcW w:type="dxa" w:w="804"/>
+          </w:tcPr>
+          <w:p>
+            <w:r>
+              <w:t>0.000</w:t>
+            </w:r>
+          </w:p>
+        </w:tc>
+      </w:tr>
+      <w:tr>
+        <w:tc>
+          <w:tcPr>
+            <w:tcW w:type="dxa" w:w="804"/>
+          </w:tcPr>
+          <w:p>
+            <w:r>
+              <w:t>M16</w:t>
+            </w:r>
+          </w:p>
+        </w:tc>
+        <w:tc>
+          <w:tcPr>
+            <w:tcW w:type="dxa" w:w="804"/>
+          </w:tcPr>
+          <w:p>
+            <w:r>
+              <w:t>H4</w:t>
+            </w:r>
+          </w:p>
+        </w:tc>
+        <w:tc>
+          <w:tcPr>
+            <w:tcW w:type="dxa" w:w="804"/>
+          </w:tcPr>
+          <w:p>
+            <w:r>
+              <w:t>NIFTY 50</w:t>
+            </w:r>
+          </w:p>
+        </w:tc>
+        <w:tc>
+          <w:tcPr>
+            <w:tcW w:type="dxa" w:w="804"/>
+          </w:tcPr>
+          <w:p>
+            <w:r>
+              <w:t>Anam vs close-to-close, 5 sessions</w:t>
+            </w:r>
+          </w:p>
+        </w:tc>
+        <w:tc>
+          <w:tcPr>
+            <w:tcW w:type="dxa" w:w="804"/>
+          </w:tcPr>
+          <w:p>
+            <w:r>
+              <w:t>-3.07</w:t>
+            </w:r>
+          </w:p>
+        </w:tc>
+        <w:tc>
+          <w:tcPr>
+            <w:tcW w:type="dxa" w:w="804"/>
+          </w:tcPr>
+          <w:p>
+            <w:r>
+              <w:t>-2.91</w:t>
+            </w:r>
+          </w:p>
+        </w:tc>
+        <w:tc>
+          <w:tcPr>
+            <w:tcW w:type="dxa" w:w="804"/>
+          </w:tcPr>
+          <w:p>
+            <w:r>
+              <w:t>-2.80</w:t>
+            </w:r>
+          </w:p>
+        </w:tc>
+        <w:tc>
+          <w:tcPr>
+            <w:tcW w:type="dxa" w:w="804"/>
+          </w:tcPr>
+          <w:p>
+            <w:r>
+              <w:t>-1.90</w:t>
+            </w:r>
+          </w:p>
+        </w:tc>
+        <w:tc>
+          <w:tcPr>
+            <w:tcW w:type="dxa" w:w="804"/>
+          </w:tcPr>
+          <w:p>
+            <w:r>
+              <w:t>-1.38</w:t>
+            </w:r>
+          </w:p>
+        </w:tc>
+        <w:tc>
+          <w:tcPr>
+            <w:tcW w:type="dxa" w:w="804"/>
+          </w:tcPr>
+          <w:p>
+            <w:r>
+              <w:t>-2.61</w:t>
+            </w:r>
+          </w:p>
+        </w:tc>
+        <w:tc>
+          <w:tcPr>
+            <w:tcW w:type="dxa" w:w="804"/>
+          </w:tcPr>
+          <w:p>
+            <w:r>
+              <w:t>-1.88</w:t>
+            </w:r>
+          </w:p>
+        </w:tc>
+        <w:tc>
+          <w:tcPr>
+            <w:tcW w:type="dxa" w:w="804"/>
+          </w:tcPr>
+          <w:p>
+            <w:r>
+              <w:t>0.005</w:t>
+            </w:r>
+          </w:p>
+        </w:tc>
+      </w:tr>
+      <w:tr>
+        <w:tc>
+          <w:tcPr>
+            <w:tcW w:type="dxa" w:w="804"/>
+          </w:tcPr>
+          <w:p>
+            <w:r>
+              <w:t>M16</w:t>
+            </w:r>
+          </w:p>
+        </w:tc>
+        <w:tc>
+          <w:tcPr>
+            <w:tcW w:type="dxa" w:w="804"/>
+          </w:tcPr>
+          <w:p>
+            <w:r>
+              <w:t>H5</w:t>
+            </w:r>
+          </w:p>
+        </w:tc>
+        <w:tc>
+          <w:tcPr>
+            <w:tcW w:type="dxa" w:w="804"/>
+          </w:tcPr>
+          <w:p>
+            <w:r>
+              <w:t>S&amp;P 500</w:t>
+            </w:r>
+          </w:p>
+        </w:tc>
+        <w:tc>
+          <w:tcPr>
+            <w:tcW w:type="dxa" w:w="804"/>
+          </w:tcPr>
+          <w:p>
+            <w:r>
+              <w:t>Anam vs close-to-close, 5 sessions</w:t>
+            </w:r>
+          </w:p>
+        </w:tc>
+        <w:tc>
+          <w:tcPr>
+            <w:tcW w:type="dxa" w:w="804"/>
+          </w:tcPr>
+          <w:p>
+            <w:r>
+              <w:t>-6.39</w:t>
+            </w:r>
+          </w:p>
+        </w:tc>
+        <w:tc>
+          <w:tcPr>
+            <w:tcW w:type="dxa" w:w="804"/>
+          </w:tcPr>
+          <w:p>
+            <w:r>
+              <w:t>-6.08</w:t>
+            </w:r>
+          </w:p>
+        </w:tc>
+        <w:tc>
+          <w:tcPr>
+            <w:tcW w:type="dxa" w:w="804"/>
+          </w:tcPr>
+          <w:p>
+            <w:r>
+              <w:t>-5.80</w:t>
+            </w:r>
+          </w:p>
+        </w:tc>
+        <w:tc>
+          <w:tcPr>
+            <w:tcW w:type="dxa" w:w="804"/>
+          </w:tcPr>
+          <w:p>
+            <w:r>
+              <w:t>-3.24</w:t>
+            </w:r>
+          </w:p>
+        </w:tc>
+        <w:tc>
+          <w:tcPr>
+            <w:tcW w:type="dxa" w:w="804"/>
+          </w:tcPr>
+          <w:p>
+            <w:r>
+              <w:t>-5.00</w:t>
+            </w:r>
+          </w:p>
+        </w:tc>
+        <w:tc>
+          <w:tcPr>
+            <w:tcW w:type="dxa" w:w="804"/>
+          </w:tcPr>
+          <w:p>
+            <w:r>
+              <w:t>-6.15</w:t>
+            </w:r>
+          </w:p>
+        </w:tc>
+        <w:tc>
+          <w:tcPr>
+            <w:tcW w:type="dxa" w:w="804"/>
+          </w:tcPr>
+          <w:p>
+            <w:r>
+              <w:t>-2.98</w:t>
+            </w:r>
+          </w:p>
+        </w:tc>
+        <w:tc>
+          <w:tcPr>
+            <w:tcW w:type="dxa" w:w="804"/>
+          </w:tcPr>
+          <w:p>
+            <w:r>
+              <w:t>0.000</w:t>
+            </w:r>
+          </w:p>
+        </w:tc>
+      </w:tr>
+      <w:tr>
+        <w:tc>
+          <w:tcPr>
+            <w:tcW w:type="dxa" w:w="804"/>
+          </w:tcPr>
+          <w:p>
+            <w:r>
+              <w:t>M17</w:t>
+            </w:r>
+          </w:p>
+        </w:tc>
+        <w:tc>
+          <w:tcPr>
+            <w:tcW w:type="dxa" w:w="804"/>
+          </w:tcPr>
+          <w:p>
+            <w:r>
+              <w:t>F1</w:t>
+            </w:r>
+          </w:p>
+        </w:tc>
+        <w:tc>
+          <w:tcPr>
+            <w:tcW w:type="dxa" w:w="804"/>
+          </w:tcPr>
+          <w:p>
+            <w:r>
+              <w:t>Dhaka 2023-2026</w:t>
+            </w:r>
+          </w:p>
+        </w:tc>
+        <w:tc>
+          <w:tcPr>
+            <w:tcW w:type="dxa" w:w="804"/>
+          </w:tcPr>
+          <w:p>
+            <w:r>
+              <w:t>Anam vs close-to-close, 5 sessions</w:t>
+            </w:r>
+          </w:p>
+        </w:tc>
+        <w:tc>
+          <w:tcPr>
+            <w:tcW w:type="dxa" w:w="804"/>
+          </w:tcPr>
+          <w:p>
+            <w:r>
+              <w:t>-0.90</w:t>
+            </w:r>
+          </w:p>
+        </w:tc>
+        <w:tc>
+          <w:tcPr>
+            <w:tcW w:type="dxa" w:w="804"/>
+          </w:tcPr>
+          <w:p>
+            <w:r>
+              <w:t>-0.88</w:t>
+            </w:r>
+          </w:p>
+        </w:tc>
+        <w:tc>
+          <w:tcPr>
+            <w:tcW w:type="dxa" w:w="804"/>
+          </w:tcPr>
+          <w:p>
+            <w:r>
+              <w:t>-0.87</w:t>
+            </w:r>
+          </w:p>
+        </w:tc>
+        <w:tc>
+          <w:tcPr>
+            <w:tcW w:type="dxa" w:w="804"/>
+          </w:tcPr>
+          <w:p>
+            <w:r>
+              <w:t>-0.55</w:t>
+            </w:r>
+          </w:p>
+        </w:tc>
+        <w:tc>
+          <w:tcPr>
+            <w:tcW w:type="dxa" w:w="804"/>
+          </w:tcPr>
+          <w:p>
+            <w:r>
+              <w:t>+2.76</w:t>
+            </w:r>
+          </w:p>
+        </w:tc>
+        <w:tc>
+          <w:tcPr>
+            <w:tcW w:type="dxa" w:w="804"/>
+          </w:tcPr>
+          <w:p>
+            <w:r>
+              <w:t>-1.85</w:t>
+            </w:r>
+          </w:p>
+        </w:tc>
+        <w:tc>
+          <w:tcPr>
+            <w:tcW w:type="dxa" w:w="804"/>
+          </w:tcPr>
+          <w:p>
+            <w:r>
+              <w:t>+0.17</w:t>
+            </w:r>
+          </w:p>
+        </w:tc>
+        <w:tc>
+          <w:tcPr>
+            <w:tcW w:type="dxa" w:w="804"/>
+          </w:tcPr>
+          <w:p>
+            <w:r>
+              <w:t>0.551</w:t>
+            </w:r>
+          </w:p>
+        </w:tc>
+      </w:tr>
+      <w:tr>
+        <w:tc>
+          <w:tcPr>
+            <w:tcW w:type="dxa" w:w="804"/>
+          </w:tcPr>
+          <w:p>
+            <w:r>
+              <w:t>M17</w:t>
+            </w:r>
+          </w:p>
+        </w:tc>
+        <w:tc>
+          <w:tcPr>
+            <w:tcW w:type="dxa" w:w="804"/>
+          </w:tcPr>
+          <w:p>
+            <w:r>
+              <w:t>F2</w:t>
+            </w:r>
+          </w:p>
+        </w:tc>
+        <w:tc>
+          <w:tcPr>
+            <w:tcW w:type="dxa" w:w="804"/>
+          </w:tcPr>
+          <w:p>
+            <w:r>
+              <w:t>Dhaka 2023-2026</w:t>
+            </w:r>
+          </w:p>
+        </w:tc>
+        <w:tc>
+          <w:tcPr>
+            <w:tcW w:type="dxa" w:w="804"/>
+          </w:tcPr>
+          <w:p>
+            <w:r>
+              <w:t>Anam vs Parkinson, 5 sessions</w:t>
+            </w:r>
+          </w:p>
+        </w:tc>
+        <w:tc>
+          <w:tcPr>
+            <w:tcW w:type="dxa" w:w="804"/>
+          </w:tcPr>
+          <w:p>
+            <w:r>
+              <w:t>-5.56</w:t>
+            </w:r>
+          </w:p>
+        </w:tc>
+        <w:tc>
+          <w:tcPr>
+            <w:tcW w:type="dxa" w:w="804"/>
+          </w:tcPr>
+          <w:p>
+            <w:r>
+              <w:t>-4.85</w:t>
+            </w:r>
+          </w:p>
+        </w:tc>
+        <w:tc>
+          <w:tcPr>
+            <w:tcW w:type="dxa" w:w="804"/>
+          </w:tcPr>
+          <w:p>
+            <w:r>
+              <w:t>-4.27</w:t>
+            </w:r>
+          </w:p>
+        </w:tc>
+        <w:tc>
+          <w:tcPr>
+            <w:tcW w:type="dxa" w:w="804"/>
+          </w:tcPr>
+          <w:p>
+            <w:r>
+              <w:t>-4.00</w:t>
+            </w:r>
+          </w:p>
+        </w:tc>
+        <w:tc>
+          <w:tcPr>
+            <w:tcW w:type="dxa" w:w="804"/>
+          </w:tcPr>
+          <w:p>
+            <w:r>
+              <w:t>-7.85</w:t>
+            </w:r>
+          </w:p>
+        </w:tc>
+        <w:tc>
+          <w:tcPr>
+            <w:tcW w:type="dxa" w:w="804"/>
+          </w:tcPr>
+          <w:p>
+            <w:r>
+              <w:t>-3.23</w:t>
+            </w:r>
+          </w:p>
+        </w:tc>
+        <w:tc>
+          <w:tcPr>
+            <w:tcW w:type="dxa" w:w="804"/>
+          </w:tcPr>
+          <w:p>
+            <w:r>
+              <w:t>-4.87</w:t>
+            </w:r>
+          </w:p>
+        </w:tc>
+        <w:tc>
+          <w:tcPr>
+            <w:tcW w:type="dxa" w:w="804"/>
+          </w:tcPr>
+          <w:p>
+            <w:r>
+              <w:t>0.000</w:t>
+            </w:r>
+          </w:p>
+        </w:tc>
+      </w:tr>
+      <w:tr>
+        <w:tc>
+          <w:tcPr>
+            <w:tcW w:type="dxa" w:w="804"/>
+          </w:tcPr>
+          <w:p>
+            <w:r>
+              <w:t>M17</w:t>
+            </w:r>
+          </w:p>
+        </w:tc>
+        <w:tc>
+          <w:tcPr>
+            <w:tcW w:type="dxa" w:w="804"/>
+          </w:tcPr>
+          <w:p>
+            <w:r>
+              <w:t>F1</w:t>
+            </w:r>
+          </w:p>
+        </w:tc>
+        <w:tc>
+          <w:tcPr>
+            <w:tcW w:type="dxa" w:w="804"/>
+          </w:tcPr>
+          <w:p>
+            <w:r>
+              <w:t>Vietnam 2007-2020</w:t>
+            </w:r>
+          </w:p>
+        </w:tc>
+        <w:tc>
+          <w:tcPr>
+            <w:tcW w:type="dxa" w:w="804"/>
+          </w:tcPr>
+          <w:p>
+            <w:r>
+              <w:t>Anam vs close-to-close, 5 sessions</w:t>
+            </w:r>
+          </w:p>
+        </w:tc>
+        <w:tc>
+          <w:tcPr>
+            <w:tcW w:type="dxa" w:w="804"/>
+          </w:tcPr>
+          <w:p>
+            <w:r>
+              <w:t>+0.20</w:t>
+            </w:r>
+          </w:p>
+        </w:tc>
+        <w:tc>
+          <w:tcPr>
+            <w:tcW w:type="dxa" w:w="804"/>
+          </w:tcPr>
+          <w:p>
+            <w:r>
+              <w:t>+0.18</w:t>
+            </w:r>
+          </w:p>
+        </w:tc>
+        <w:tc>
+          <w:tcPr>
+            <w:tcW w:type="dxa" w:w="804"/>
+          </w:tcPr>
+          <w:p>
+            <w:r>
+              <w:t>+0.16</w:t>
+            </w:r>
+          </w:p>
+        </w:tc>
+        <w:tc>
+          <w:tcPr>
+            <w:tcW w:type="dxa" w:w="804"/>
+          </w:tcPr>
+          <w:p>
+            <w:r>
+              <w:t>+0.01</w:t>
+            </w:r>
+          </w:p>
+        </w:tc>
+        <w:tc>
+          <w:tcPr>
+            <w:tcW w:type="dxa" w:w="804"/>
+          </w:tcPr>
+          <w:p>
+            <w:r>
+              <w:t>+14.48</w:t>
+            </w:r>
+          </w:p>
+        </w:tc>
+        <w:tc>
+          <w:tcPr>
+            <w:tcW w:type="dxa" w:w="804"/>
+          </w:tcPr>
+          <w:p>
+            <w:r>
+              <w:t>+1.46</w:t>
+            </w:r>
+          </w:p>
+        </w:tc>
+        <w:tc>
+          <w:tcPr>
+            <w:tcW w:type="dxa" w:w="804"/>
+          </w:tcPr>
+          <w:p>
+            <w:r>
+              <w:t>-0.59</w:t>
+            </w:r>
+          </w:p>
+        </w:tc>
+        <w:tc>
+          <w:tcPr>
+            <w:tcW w:type="dxa" w:w="804"/>
+          </w:tcPr>
+          <w:p>
+            <w:r>
+              <w:t>1.000</w:t>
+            </w:r>
+          </w:p>
+        </w:tc>
+      </w:tr>
+      <w:tr>
+        <w:tc>
+          <w:tcPr>
+            <w:tcW w:type="dxa" w:w="804"/>
+          </w:tcPr>
+          <w:p>
+            <w:r>
+              <w:t>M17</w:t>
+            </w:r>
+          </w:p>
+        </w:tc>
+        <w:tc>
+          <w:tcPr>
+            <w:tcW w:type="dxa" w:w="804"/>
+          </w:tcPr>
+          <w:p>
+            <w:r>
+              <w:t>F2</w:t>
+            </w:r>
+          </w:p>
+        </w:tc>
+        <w:tc>
+          <w:tcPr>
+            <w:tcW w:type="dxa" w:w="804"/>
+          </w:tcPr>
+          <w:p>
+            <w:r>
+              <w:t>Vietnam 2007-2020</w:t>
+            </w:r>
+          </w:p>
+        </w:tc>
+        <w:tc>
+          <w:tcPr>
+            <w:tcW w:type="dxa" w:w="804"/>
+          </w:tcPr>
+          <w:p>
+            <w:r>
+              <w:t>Anam vs Parkinson, 5 sessions</w:t>
+            </w:r>
+          </w:p>
+        </w:tc>
+        <w:tc>
+          <w:tcPr>
+            <w:tcW w:type="dxa" w:w="804"/>
+          </w:tcPr>
+          <w:p>
+            <w:r>
+              <w:t>-22.42</w:t>
+            </w:r>
+          </w:p>
+        </w:tc>
+        <w:tc>
+          <w:tcPr>
+            <w:tcW w:type="dxa" w:w="804"/>
+          </w:tcPr>
+          <w:p>
+            <w:r>
+              <w:t>-19.63</w:t>
+            </w:r>
+          </w:p>
+        </w:tc>
+        <w:tc>
+          <w:tcPr>
+            <w:tcW w:type="dxa" w:w="804"/>
+          </w:tcPr>
+          <w:p>
+            <w:r>
+              <w:t>-16.45</w:t>
+            </w:r>
+          </w:p>
+        </w:tc>
+        <w:tc>
+          <w:tcPr>
+            <w:tcW w:type="dxa" w:w="804"/>
+          </w:tcPr>
+          <w:p>
+            <w:r>
+              <w:t>-14.06</w:t>
+            </w:r>
+          </w:p>
+        </w:tc>
+        <w:tc>
+          <w:tcPr>
+            <w:tcW w:type="dxa" w:w="804"/>
+          </w:tcPr>
+          <w:p>
+            <w:r>
+              <w:t>-42.26</w:t>
+            </w:r>
+          </w:p>
+        </w:tc>
+        <w:tc>
+          <w:tcPr>
+            <w:tcW w:type="dxa" w:w="804"/>
+          </w:tcPr>
+          <w:p>
+            <w:r>
+              <w:t>-18.43</w:t>
+            </w:r>
+          </w:p>
+        </w:tc>
+        <w:tc>
+          <w:tcPr>
+            <w:tcW w:type="dxa" w:w="804"/>
+          </w:tcPr>
+          <w:p>
+            <w:r>
+              <w:t>-14.01</w:t>
+            </w:r>
+          </w:p>
+        </w:tc>
+        <w:tc>
+          <w:tcPr>
+            <w:tcW w:type="dxa" w:w="804"/>
+          </w:tcPr>
+          <w:p>
+            <w:r>
+              <w:t>0.000</w:t>
+            </w:r>
+          </w:p>
+        </w:tc>
+      </w:tr>
+      <w:tr>
+        <w:tc>
+          <w:tcPr>
+            <w:tcW w:type="dxa" w:w="804"/>
+          </w:tcPr>
+          <w:p>
+            <w:r>
+              <w:t>M17</w:t>
+            </w:r>
+          </w:p>
+        </w:tc>
+        <w:tc>
+          <w:tcPr>
+            <w:tcW w:type="dxa" w:w="804"/>
+          </w:tcPr>
+          <w:p>
+            <w:r>
+              <w:t>F1</w:t>
+            </w:r>
+          </w:p>
+        </w:tc>
+        <w:tc>
+          <w:tcPr>
+            <w:tcW w:type="dxa" w:w="804"/>
+          </w:tcPr>
+          <w:p>
+            <w:r>
+              <w:t>Dhaka 2009-2021 (dates repaired)</w:t>
+            </w:r>
+          </w:p>
+        </w:tc>
+        <w:tc>
+          <w:tcPr>
+            <w:tcW w:type="dxa" w:w="804"/>
+          </w:tcPr>
+          <w:p>
+            <w:r>
+              <w:t>Anam vs close-to-close, 5 sessions</w:t>
+            </w:r>
+          </w:p>
+        </w:tc>
+        <w:tc>
+          <w:tcPr>
+            <w:tcW w:type="dxa" w:w="804"/>
+          </w:tcPr>
+          <w:p>
+            <w:r>
+              <w:t>-6.17</w:t>
+            </w:r>
+          </w:p>
+        </w:tc>
+        <w:tc>
+          <w:tcPr>
+            <w:tcW w:type="dxa" w:w="804"/>
+          </w:tcPr>
+          <w:p>
+            <w:r>
+              <w:t>-5.42</w:t>
+            </w:r>
+          </w:p>
+        </w:tc>
+        <w:tc>
+          <w:tcPr>
+            <w:tcW w:type="dxa" w:w="804"/>
+          </w:tcPr>
+          <w:p>
+            <w:r>
+              <w:t>-4.77</w:t>
+            </w:r>
+          </w:p>
+        </w:tc>
+        <w:tc>
+          <w:tcPr>
+            <w:tcW w:type="dxa" w:w="804"/>
+          </w:tcPr>
+          <w:p>
+            <w:r>
+              <w:t>-4.43</w:t>
+            </w:r>
+          </w:p>
+        </w:tc>
+        <w:tc>
+          <w:tcPr>
+            <w:tcW w:type="dxa" w:w="804"/>
+          </w:tcPr>
+          <w:p>
+            <w:r>
+              <w:t>+0.87</w:t>
+            </w:r>
+          </w:p>
+        </w:tc>
+        <w:tc>
+          <w:tcPr>
+            <w:tcW w:type="dxa" w:w="804"/>
+          </w:tcPr>
+          <w:p>
+            <w:r>
+              <w:t>-3.74</w:t>
+            </w:r>
+          </w:p>
+        </w:tc>
+        <w:tc>
+          <w:tcPr>
+            <w:tcW w:type="dxa" w:w="804"/>
+          </w:tcPr>
+          <w:p>
+            <w:r>
+              <w:t>-4.97</w:t>
+            </w:r>
+          </w:p>
+        </w:tc>
+        <w:tc>
+          <w:tcPr>
+            <w:tcW w:type="dxa" w:w="804"/>
+          </w:tcPr>
+          <w:p>
+            <w:r>
+              <w:t>0.000</w:t>
+            </w:r>
+          </w:p>
+        </w:tc>
+      </w:tr>
+      <w:tr>
+        <w:tc>
+          <w:tcPr>
+            <w:tcW w:type="dxa" w:w="804"/>
+          </w:tcPr>
+          <w:p>
+            <w:r>
+              <w:t>M17</w:t>
+            </w:r>
+          </w:p>
+        </w:tc>
+        <w:tc>
+          <w:tcPr>
+            <w:tcW w:type="dxa" w:w="804"/>
+          </w:tcPr>
+          <w:p>
+            <w:r>
+              <w:t>F2</w:t>
+            </w:r>
+          </w:p>
+        </w:tc>
+        <w:tc>
+          <w:tcPr>
+            <w:tcW w:type="dxa" w:w="804"/>
+          </w:tcPr>
+          <w:p>
+            <w:r>
+              <w:t>Dhaka 2009-2021 (dates repaired)</w:t>
+            </w:r>
+          </w:p>
+        </w:tc>
+        <w:tc>
+          <w:tcPr>
+            <w:tcW w:type="dxa" w:w="804"/>
+          </w:tcPr>
+          <w:p>
+            <w:r>
+              <w:t>Anam vs Parkinson, 5 sessions</w:t>
+            </w:r>
+          </w:p>
+        </w:tc>
+        <w:tc>
+          <w:tcPr>
+            <w:tcW w:type="dxa" w:w="804"/>
+          </w:tcPr>
+          <w:p>
+            <w:r>
+              <w:t>-9.55</w:t>
+            </w:r>
+          </w:p>
+        </w:tc>
+        <w:tc>
+          <w:tcPr>
+            <w:tcW w:type="dxa" w:w="804"/>
+          </w:tcPr>
+          <w:p>
+            <w:r>
+              <w:t>-8.22</w:t>
+            </w:r>
+          </w:p>
+        </w:tc>
+        <w:tc>
+          <w:tcPr>
+            <w:tcW w:type="dxa" w:w="804"/>
+          </w:tcPr>
+          <w:p>
+            <w:r>
+              <w:t>-6.97</w:t>
+            </w:r>
+          </w:p>
+        </w:tc>
+        <w:tc>
+          <w:tcPr>
+            <w:tcW w:type="dxa" w:w="804"/>
+          </w:tcPr>
+          <w:p>
+            <w:r>
+              <w:t>-5.87</w:t>
+            </w:r>
+          </w:p>
+        </w:tc>
+        <w:tc>
+          <w:tcPr>
+            <w:tcW w:type="dxa" w:w="804"/>
+          </w:tcPr>
+          <w:p>
+            <w:r>
+              <w:t>-7.16</w:t>
+            </w:r>
+          </w:p>
+        </w:tc>
+        <w:tc>
+          <w:tcPr>
+            <w:tcW w:type="dxa" w:w="804"/>
+          </w:tcPr>
+          <w:p>
+            <w:r>
+              <w:t>-9.76</w:t>
+            </w:r>
+          </w:p>
+        </w:tc>
+        <w:tc>
+          <w:tcPr>
+            <w:tcW w:type="dxa" w:w="804"/>
+          </w:tcPr>
+          <w:p>
+            <w:r>
+              <w:t>-3.91</w:t>
+            </w:r>
+          </w:p>
+        </w:tc>
+        <w:tc>
+          <w:tcPr>
+            <w:tcW w:type="dxa" w:w="804"/>
+          </w:tcPr>
+          <w:p>
+            <w:r>
+              <w:t>0.000</w:t>
+            </w:r>
+          </w:p>
+        </w:tc>
+      </w:tr>
+      <w:tr>
+        <w:tc>
+          <w:tcPr>
+            <w:tcW w:type="dxa" w:w="804"/>
+          </w:tcPr>
+          <w:p>
+            <w:r>
+              <w:t>M18</w:t>
+            </w:r>
+          </w:p>
+        </w:tc>
+        <w:tc>
+          <w:tcPr>
+            <w:tcW w:type="dxa" w:w="804"/>
+          </w:tcPr>
+          <w:p>
+            <w:r>
+              <w:t>F1</w:t>
+            </w:r>
+          </w:p>
+        </w:tc>
+        <w:tc>
+          <w:tcPr>
+            <w:tcW w:type="dxa" w:w="804"/>
+          </w:tcPr>
+          <w:p>
+            <w:r>
+              <w:t>Morocco 2012-2026</w:t>
+            </w:r>
+          </w:p>
+        </w:tc>
+        <w:tc>
+          <w:tcPr>
+            <w:tcW w:type="dxa" w:w="804"/>
+          </w:tcPr>
+          <w:p>
+            <w:r>
+              <w:t>Anam vs close-to-close, 5 sessions</w:t>
+            </w:r>
+          </w:p>
+        </w:tc>
+        <w:tc>
+          <w:tcPr>
+            <w:tcW w:type="dxa" w:w="804"/>
+          </w:tcPr>
+          <w:p>
+            <w:r>
+              <w:t>-2.06</w:t>
+            </w:r>
+          </w:p>
+        </w:tc>
+        <w:tc>
+          <w:tcPr>
+            <w:tcW w:type="dxa" w:w="804"/>
+          </w:tcPr>
+          <w:p>
+            <w:r>
+              <w:t>-1.85</w:t>
+            </w:r>
+          </w:p>
+        </w:tc>
+        <w:tc>
+          <w:tcPr>
+            <w:tcW w:type="dxa" w:w="804"/>
+          </w:tcPr>
+          <w:p>
+            <w:r>
+              <w:t>-1.66</w:t>
+            </w:r>
+          </w:p>
+        </w:tc>
+        <w:tc>
+          <w:tcPr>
+            <w:tcW w:type="dxa" w:w="804"/>
+          </w:tcPr>
+          <w:p>
+            <w:r>
+              <w:t>-1.10</w:t>
+            </w:r>
+          </w:p>
+        </w:tc>
+        <w:tc>
+          <w:tcPr>
+            <w:tcW w:type="dxa" w:w="804"/>
+          </w:tcPr>
+          <w:p>
+            <w:r>
+              <w:t>+1.12</w:t>
+            </w:r>
+          </w:p>
+        </w:tc>
+        <w:tc>
+          <w:tcPr>
+            <w:tcW w:type="dxa" w:w="804"/>
+          </w:tcPr>
+          <w:p>
+            <w:r>
+              <w:t>-3.04</w:t>
+            </w:r>
+          </w:p>
+        </w:tc>
+        <w:tc>
+          <w:tcPr>
+            <w:tcW w:type="dxa" w:w="804"/>
+          </w:tcPr>
+          <w:p>
+            <w:r>
+              <w:t>-0.10</w:t>
+            </w:r>
+          </w:p>
+        </w:tc>
+        <w:tc>
+          <w:tcPr>
+            <w:tcW w:type="dxa" w:w="804"/>
+          </w:tcPr>
+          <w:p>
+            <w:r>
+              <w:t>0.079</w:t>
+            </w:r>
+          </w:p>
+        </w:tc>
+      </w:tr>
+      <w:tr>
+        <w:tc>
+          <w:tcPr>
+            <w:tcW w:type="dxa" w:w="804"/>
+          </w:tcPr>
+          <w:p>
+            <w:r>
+              <w:t>M18</w:t>
+            </w:r>
+          </w:p>
+        </w:tc>
+        <w:tc>
+          <w:tcPr>
+            <w:tcW w:type="dxa" w:w="804"/>
+          </w:tcPr>
+          <w:p>
+            <w:r>
+              <w:t>F2</w:t>
+            </w:r>
+          </w:p>
+        </w:tc>
+        <w:tc>
+          <w:tcPr>
+            <w:tcW w:type="dxa" w:w="804"/>
+          </w:tcPr>
+          <w:p>
+            <w:r>
+              <w:t>Morocco 2012-2026</w:t>
+            </w:r>
+          </w:p>
+        </w:tc>
+        <w:tc>
+          <w:tcPr>
+            <w:tcW w:type="dxa" w:w="804"/>
+          </w:tcPr>
+          <w:p>
+            <w:r>
+              <w:t>Anam vs Parkinson, 5 sessions</w:t>
+            </w:r>
+          </w:p>
+        </w:tc>
+        <w:tc>
+          <w:tcPr>
+            <w:tcW w:type="dxa" w:w="804"/>
+          </w:tcPr>
+          <w:p>
+            <w:r>
+              <w:t>-11.01</w:t>
+            </w:r>
+          </w:p>
+        </w:tc>
+        <w:tc>
+          <w:tcPr>
+            <w:tcW w:type="dxa" w:w="804"/>
+          </w:tcPr>
+          <w:p>
+            <w:r>
+              <w:t>-9.72</w:t>
+            </w:r>
+          </w:p>
+        </w:tc>
+        <w:tc>
+          <w:tcPr>
+            <w:tcW w:type="dxa" w:w="804"/>
+          </w:tcPr>
+          <w:p>
+            <w:r>
+              <w:t>-8.83</w:t>
+            </w:r>
+          </w:p>
+        </w:tc>
+        <w:tc>
+          <w:tcPr>
+            <w:tcW w:type="dxa" w:w="804"/>
+          </w:tcPr>
+          <w:p>
+            <w:r>
+              <w:t>-7.46</w:t>
+            </w:r>
+          </w:p>
+        </w:tc>
+        <w:tc>
+          <w:tcPr>
+            <w:tcW w:type="dxa" w:w="804"/>
+          </w:tcPr>
+          <w:p>
+            <w:r>
+              <w:t>-9.01</w:t>
+            </w:r>
+          </w:p>
+        </w:tc>
+        <w:tc>
+          <w:tcPr>
+            <w:tcW w:type="dxa" w:w="804"/>
+          </w:tcPr>
+          <w:p>
+            <w:r>
+              <w:t>-9.33</w:t>
+            </w:r>
+          </w:p>
+        </w:tc>
+        <w:tc>
+          <w:tcPr>
+            <w:tcW w:type="dxa" w:w="804"/>
+          </w:tcPr>
+          <w:p>
+            <w:r>
+              <w:t>-7.27</w:t>
+            </w:r>
+          </w:p>
+        </w:tc>
+        <w:tc>
+          <w:tcPr>
+            <w:tcW w:type="dxa" w:w="804"/>
+          </w:tcPr>
+          <w:p>
+            <w:r>
+              <w:t>0.000</w:t>
+            </w:r>
+          </w:p>
+        </w:tc>
+      </w:tr>
+      <w:tr>
+        <w:tc>
+          <w:tcPr>
+            <w:tcW w:type="dxa" w:w="804"/>
+          </w:tcPr>
+          <w:p>
+            <w:r>
+              <w:t>M18</w:t>
+            </w:r>
+          </w:p>
+        </w:tc>
+        <w:tc>
+          <w:tcPr>
+            <w:tcW w:type="dxa" w:w="804"/>
+          </w:tcPr>
+          <w:p>
+            <w:r>
+              <w:t>V1</w:t>
+            </w:r>
+          </w:p>
+        </w:tc>
+        <w:tc>
+          <w:tcPr>
+            <w:tcW w:type="dxa" w:w="804"/>
+          </w:tcPr>
+          <w:p>
+            <w:r>
+              <w:t>Morocco 2012-2026</w:t>
+            </w:r>
+          </w:p>
+        </w:tc>
+        <w:tc>
+          <w:tcPr>
+            <w:tcW w:type="dxa" w:w="804"/>
+          </w:tcPr>
+          <w:p>
+            <w:r>
+              <w:t>open-free form vs close-to-close, 5 sessions</w:t>
+            </w:r>
+          </w:p>
+        </w:tc>
+        <w:tc>
+          <w:tcPr>
+            <w:tcW w:type="dxa" w:w="804"/>
+          </w:tcPr>
+          <w:p>
+            <w:r>
+              <w:t>-4.53</w:t>
+            </w:r>
+          </w:p>
+        </w:tc>
+        <w:tc>
+          <w:tcPr>
+            <w:tcW w:type="dxa" w:w="804"/>
+          </w:tcPr>
+          <w:p>
+            <w:r>
+              <w:t>-4.03</w:t>
+            </w:r>
+          </w:p>
+        </w:tc>
+        <w:tc>
+          <w:tcPr>
+            <w:tcW w:type="dxa" w:w="804"/>
+          </w:tcPr>
+          <w:p>
+            <w:r>
+              <w:t>-3.67</w:t>
+            </w:r>
+          </w:p>
+        </w:tc>
+        <w:tc>
+          <w:tcPr>
+            <w:tcW w:type="dxa" w:w="804"/>
+          </w:tcPr>
+          <w:p>
+            <w:r>
+              <w:t>-3.07</w:t>
+            </w:r>
+          </w:p>
+        </w:tc>
+        <w:tc>
+          <w:tcPr>
+            <w:tcW w:type="dxa" w:w="804"/>
+          </w:tcPr>
+          <w:p>
+            <w:r>
+              <w:t>-1.22</w:t>
+            </w:r>
+          </w:p>
+        </w:tc>
+        <w:tc>
+          <w:tcPr>
+            <w:tcW w:type="dxa" w:w="804"/>
+          </w:tcPr>
+          <w:p>
+            <w:r>
+              <w:t>-4.49</w:t>
+            </w:r>
+          </w:p>
+        </w:tc>
+        <w:tc>
+          <w:tcPr>
+            <w:tcW w:type="dxa" w:w="804"/>
+          </w:tcPr>
+          <w:p>
+            <w:r>
+              <w:t>-1.84</w:t>
+            </w:r>
+          </w:p>
+        </w:tc>
+        <w:tc>
+          <w:tcPr>
+            <w:tcW w:type="dxa" w:w="804"/>
+          </w:tcPr>
+          <w:p>
+            <w:r>
+              <w:t>0.000</w:t>
+            </w:r>
+          </w:p>
+        </w:tc>
+      </w:tr>
+      <w:tr>
+        <w:tc>
+          <w:tcPr>
+            <w:tcW w:type="dxa" w:w="804"/>
+          </w:tcPr>
+          <w:p>
+            <w:r>
+              <w:t>M18</w:t>
+            </w:r>
+          </w:p>
+        </w:tc>
+        <w:tc>
+          <w:tcPr>
+            <w:tcW w:type="dxa" w:w="804"/>
+          </w:tcPr>
+          <w:p>
+            <w:r>
+              <w:t>V2</w:t>
+            </w:r>
+          </w:p>
+        </w:tc>
+        <w:tc>
+          <w:tcPr>
+            <w:tcW w:type="dxa" w:w="804"/>
+          </w:tcPr>
+          <w:p>
+            <w:r>
+              <w:t>Morocco 2012-2026</w:t>
+            </w:r>
+          </w:p>
+        </w:tc>
+        <w:tc>
+          <w:tcPr>
+            <w:tcW w:type="dxa" w:w="804"/>
+          </w:tcPr>
+          <w:p>
+            <w:r>
+              <w:t>open-free form vs Anam, 5 sessions</w:t>
+            </w:r>
+          </w:p>
+        </w:tc>
+        <w:tc>
+          <w:tcPr>
+            <w:tcW w:type="dxa" w:w="804"/>
+          </w:tcPr>
+          <w:p>
+            <w:r>
+              <w:t>-4.75</w:t>
+            </w:r>
+          </w:p>
+        </w:tc>
+        <w:tc>
+          <w:tcPr>
+            <w:tcW w:type="dxa" w:w="804"/>
+          </w:tcPr>
+          <w:p>
+            <w:r>
+              <w:t>-4.23</w:t>
+            </w:r>
+          </w:p>
+        </w:tc>
+        <w:tc>
+          <w:tcPr>
+            <w:tcW w:type="dxa" w:w="804"/>
+          </w:tcPr>
+          <w:p>
+            <w:r>
+              <w:t>-3.84</w:t>
+            </w:r>
+          </w:p>
+        </w:tc>
+        <w:tc>
+          <w:tcPr>
+            <w:tcW w:type="dxa" w:w="804"/>
+          </w:tcPr>
+          <w:p>
+            <w:r>
+              <w:t>-3.45</w:t>
+            </w:r>
+          </w:p>
+        </w:tc>
+        <w:tc>
+          <w:tcPr>
+            <w:tcW w:type="dxa" w:w="804"/>
+          </w:tcPr>
+          <w:p>
+            <w:r>
+              <w:t>-4.45</w:t>
+            </w:r>
+          </w:p>
+        </w:tc>
+        <w:tc>
+          <w:tcPr>
+            <w:tcW w:type="dxa" w:w="804"/>
+          </w:tcPr>
+          <w:p>
+            <w:r>
+              <w:t>-2.82</w:t>
+            </w:r>
+          </w:p>
+        </w:tc>
+        <w:tc>
+          <w:tcPr>
+            <w:tcW w:type="dxa" w:w="804"/>
+          </w:tcPr>
+          <w:p>
+            <w:r>
+              <w:t>-5.15</w:t>
+            </w:r>
+          </w:p>
+        </w:tc>
+        <w:tc>
+          <w:tcPr>
+            <w:tcW w:type="dxa" w:w="804"/>
+          </w:tcPr>
+          <w:p>
+            <w:r>
+              <w:t>0.000</w:t>
+            </w:r>
+          </w:p>
+        </w:tc>
+      </w:tr>
+      <w:tr>
+        <w:tc>
+          <w:tcPr>
+            <w:tcW w:type="dxa" w:w="804"/>
+          </w:tcPr>
+          <w:p>
+            <w:r>
+              <w:t>M16</w:t>
+            </w:r>
+          </w:p>
+        </w:tc>
+        <w:tc>
+          <w:tcPr>
+            <w:tcW w:type="dxa" w:w="804"/>
+          </w:tcPr>
+          <w:p>
+            <w:r>
+              <w:t>reported</w:t>
+            </w:r>
+          </w:p>
+        </w:tc>
+        <w:tc>
+          <w:tcPr>
+            <w:tcW w:type="dxa" w:w="804"/>
+          </w:tcPr>
+          <w:p>
+            <w:r>
+              <w:t>NEPSE, regime C</w:t>
+            </w:r>
+          </w:p>
+        </w:tc>
+        <w:tc>
+          <w:tcPr>
+            <w:tcW w:type="dxa" w:w="804"/>
+          </w:tcPr>
+          <w:p>
+            <w:r>
+              <w:t>Anam vs close-to-close, 5 sessions</w:t>
+            </w:r>
+          </w:p>
+        </w:tc>
+        <w:tc>
+          <w:tcPr>
+            <w:tcW w:type="dxa" w:w="804"/>
+          </w:tcPr>
+          <w:p>
+            <w:r>
+              <w:t>+3.51</w:t>
+            </w:r>
+          </w:p>
+        </w:tc>
+        <w:tc>
+          <w:tcPr>
+            <w:tcW w:type="dxa" w:w="804"/>
+          </w:tcPr>
+          <w:p>
+            <w:r>
+              <w:t>+3.28</w:t>
+            </w:r>
+          </w:p>
+        </w:tc>
+        <w:tc>
+          <w:tcPr>
+            <w:tcW w:type="dxa" w:w="804"/>
+          </w:tcPr>
+          <w:p>
+            <w:r>
+              <w:t>+3.16</w:t>
+            </w:r>
+          </w:p>
+        </w:tc>
+        <w:tc>
+          <w:tcPr>
+            <w:tcW w:type="dxa" w:w="804"/>
+          </w:tcPr>
+          <w:p>
+            <w:r>
+              <w:t>+2.90</w:t>
+            </w:r>
+          </w:p>
+        </w:tc>
+        <w:tc>
+          <w:tcPr>
+            <w:tcW w:type="dxa" w:w="804"/>
+          </w:tcPr>
+          <w:p>
+            <w:r>
+              <w:t>-1.19</w:t>
+            </w:r>
+          </w:p>
+        </w:tc>
+        <w:tc>
+          <w:tcPr>
+            <w:tcW w:type="dxa" w:w="804"/>
+          </w:tcPr>
+          <w:p>
+            <w:r>
+              <w:t>+4.31</w:t>
+            </w:r>
+          </w:p>
+        </w:tc>
+        <w:tc>
+          <w:tcPr>
+            <w:tcW w:type="dxa" w:w="804"/>
+          </w:tcPr>
+          <w:p>
+            <w:r>
+              <w:t>+1.36</w:t>
+            </w:r>
+          </w:p>
+        </w:tc>
+        <w:tc>
+          <w:tcPr>
+            <w:tcW w:type="dxa" w:w="804"/>
+          </w:tcPr>
+          <w:p>
+            <w:r>
+              <w:t>-</w:t>
+            </w:r>
+          </w:p>
+        </w:tc>
+      </w:tr>
+      <w:tr>
+        <w:tc>
+          <w:tcPr>
+            <w:tcW w:type="dxa" w:w="804"/>
+          </w:tcPr>
+          <w:p>
+            <w:r>
+              <w:t>M17</w:t>
+            </w:r>
+          </w:p>
+        </w:tc>
+        <w:tc>
+          <w:tcPr>
+            <w:tcW w:type="dxa" w:w="804"/>
+          </w:tcPr>
+          <w:p>
+            <w:r>
+              <w:t>reported</w:t>
+            </w:r>
+          </w:p>
+        </w:tc>
+        <w:tc>
+          <w:tcPr>
+            <w:tcW w:type="dxa" w:w="804"/>
+          </w:tcPr>
+          <w:p>
+            <w:r>
+              <w:t>Vietnam 2007-2020</w:t>
+            </w:r>
+          </w:p>
+        </w:tc>
+        <w:tc>
+          <w:tcPr>
+            <w:tcW w:type="dxa" w:w="804"/>
+          </w:tcPr>
+          <w:p>
+            <w:r>
+              <w:t>Anam vs close-to-close, 21 sessions</w:t>
+            </w:r>
+          </w:p>
+        </w:tc>
+        <w:tc>
+          <w:tcPr>
+            <w:tcW w:type="dxa" w:w="804"/>
+          </w:tcPr>
+          <w:p>
+            <w:r>
+              <w:t>+7.27</w:t>
+            </w:r>
+          </w:p>
+        </w:tc>
+        <w:tc>
+          <w:tcPr>
+            <w:tcW w:type="dxa" w:w="804"/>
+          </w:tcPr>
+          <w:p>
+            <w:r>
+              <w:t>+6.16</w:t>
+            </w:r>
+          </w:p>
+        </w:tc>
+        <w:tc>
+          <w:tcPr>
+            <w:tcW w:type="dxa" w:w="804"/>
+          </w:tcPr>
+          <w:p>
+            <w:r>
+              <w:t>+5.47</w:t>
+            </w:r>
+          </w:p>
+        </w:tc>
+        <w:tc>
+          <w:tcPr>
+            <w:tcW w:type="dxa" w:w="804"/>
+          </w:tcPr>
+          <w:p>
+            <w:r>
+              <w:t>+5.19</w:t>
+            </w:r>
+          </w:p>
+        </w:tc>
+        <w:tc>
+          <w:tcPr>
+            <w:tcW w:type="dxa" w:w="804"/>
+          </w:tcPr>
+          <w:p>
+            <w:r>
+              <w:t>+15.87</w:t>
+            </w:r>
+          </w:p>
+        </w:tc>
+        <w:tc>
+          <w:tcPr>
+            <w:tcW w:type="dxa" w:w="804"/>
+          </w:tcPr>
+          <w:p>
+            <w:r>
+              <w:t>+5.67</w:t>
+            </w:r>
+          </w:p>
+        </w:tc>
+        <w:tc>
+          <w:tcPr>
+            <w:tcW w:type="dxa" w:w="804"/>
+          </w:tcPr>
+          <w:p>
+            <w:r>
+              <w:t>+4.81</w:t>
+            </w:r>
+          </w:p>
+        </w:tc>
+        <w:tc>
+          <w:tcPr>
+            <w:tcW w:type="dxa" w:w="804"/>
+          </w:tcPr>
+          <w:p>
+            <w:r>
+              <w:t>-</w:t>
+            </w:r>
+          </w:p>
+        </w:tc>
+      </w:tr>
+    </w:tbl>
+    <w:p/>
+    <w:p>
+      <w:pPr/>
+      <w:r>
+        <w:t>Table 38. Level under the same calibration (post hoc, script 44): each estimator's 21-session mean, calibrated by the pooled scheme of Anam's estimator, divided by the 21-session mean of r², with the calibration ending at the window's last session as in Table 35 and, in the last two columns, ending before the window starts.</w:t>
+      </w:r>
+    </w:p>
+    <w:tbl>
+      <w:tblPr>
+        <w:tblStyle w:val="TableGrid"/>
+        <w:tblW w:type="auto" w:w="0"/>
+        <w:tblLook w:firstColumn="1" w:firstRow="1" w:lastColumn="0" w:lastRow="0" w:noHBand="0" w:noVBand="1" w:val="04A0"/>
+      </w:tblPr>
+      <w:tblGrid>
+        <w:gridCol w:w="965"/>
+        <w:gridCol w:w="965"/>
+        <w:gridCol w:w="965"/>
+        <w:gridCol w:w="965"/>
+        <w:gridCol w:w="965"/>
+        <w:gridCol w:w="965"/>
+        <w:gridCol w:w="965"/>
+        <w:gridCol w:w="965"/>
+        <w:gridCol w:w="965"/>
+        <w:gridCol w:w="965"/>
+      </w:tblGrid>
+      <w:tr>
+        <w:trPr>
+          <w:tblHeader/>
+        </w:trPr>
+        <w:tc>
+          <w:tcPr>
+            <w:tcW w:type="dxa" w:w="965"/>
+          </w:tcPr>
+          <w:p>
+            <w:r>
+              <w:t>Test sample</w:t>
+            </w:r>
+          </w:p>
+        </w:tc>
+        <w:tc>
+          <w:tcPr>
+            <w:tcW w:type="dxa" w:w="965"/>
+          </w:tcPr>
+          <w:p>
+            <w:r>
+              <w:t>Anam</w:t>
+            </w:r>
+          </w:p>
+        </w:tc>
+        <w:tc>
+          <w:tcPr>
+            <w:tcW w:type="dxa" w:w="965"/>
+          </w:tcPr>
+          <w:p>
+            <w:r>
+              <w:t>Anam, open-free form</w:t>
+            </w:r>
+          </w:p>
+        </w:tc>
+        <w:tc>
+          <w:tcPr>
+            <w:tcW w:type="dxa" w:w="965"/>
+          </w:tcPr>
+          <w:p>
+            <w:r>
+              <w:t>Parkinson</w:t>
+            </w:r>
+          </w:p>
+        </w:tc>
+        <w:tc>
+          <w:tcPr>
+            <w:tcW w:type="dxa" w:w="965"/>
+          </w:tcPr>
+          <w:p>
+            <w:r>
+              <w:t>Garman-Klass</w:t>
+            </w:r>
+          </w:p>
+        </w:tc>
+        <w:tc>
+          <w:tcPr>
+            <w:tcW w:type="dxa" w:w="965"/>
+          </w:tcPr>
+          <w:p>
+            <w:r>
+              <w:t>overnight² + Parkinson</w:t>
+            </w:r>
+          </w:p>
+        </w:tc>
+        <w:tc>
+          <w:tcPr>
+            <w:tcW w:type="dxa" w:w="965"/>
+          </w:tcPr>
+          <w:p>
+            <w:r>
+              <w:t>Yang-Zhang (daily form)</w:t>
+            </w:r>
+          </w:p>
+        </w:tc>
+        <w:tc>
+          <w:tcPr>
+            <w:tcW w:type="dxa" w:w="965"/>
+          </w:tcPr>
+          <w:p>
+            <w:r>
+              <w:t>All six classical range estimators</w:t>
+            </w:r>
+          </w:p>
+        </w:tc>
+        <w:tc>
+          <w:tcPr>
+            <w:tcW w:type="dxa" w:w="965"/>
+          </w:tcPr>
+          <w:p>
+            <w:r>
+              <w:t>Anam, calibration ending before the window</w:t>
+            </w:r>
+          </w:p>
+        </w:tc>
+        <w:tc>
+          <w:tcPr>
+            <w:tcW w:type="dxa" w:w="965"/>
+          </w:tcPr>
+          <w:p>
+            <w:r>
+              <w:t>Six classical, calibration ending before the window</w:t>
+            </w:r>
+          </w:p>
+        </w:tc>
+      </w:tr>
+      <w:tr>
+        <w:tc>
+          <w:tcPr>
+            <w:tcW w:type="dxa" w:w="965"/>
+          </w:tcPr>
+          <w:p>
+            <w:r>
+              <w:t>NEPSE, regime A2</w:t>
+            </w:r>
+          </w:p>
+        </w:tc>
+        <w:tc>
+          <w:tcPr>
+            <w:tcW w:type="dxa" w:w="965"/>
+          </w:tcPr>
+          <w:p>
+            <w:r>
+              <w:t>1.011</w:t>
+            </w:r>
+          </w:p>
+        </w:tc>
+        <w:tc>
+          <w:tcPr>
+            <w:tcW w:type="dxa" w:w="965"/>
+          </w:tcPr>
+          <w:p>
+            <w:r>
+              <w:t>1.010</w:t>
+            </w:r>
+          </w:p>
+        </w:tc>
+        <w:tc>
+          <w:tcPr>
+            <w:tcW w:type="dxa" w:w="965"/>
+          </w:tcPr>
+          <w:p>
+            <w:r>
+              <w:t>1.011</w:t>
+            </w:r>
+          </w:p>
+        </w:tc>
+        <w:tc>
+          <w:tcPr>
+            <w:tcW w:type="dxa" w:w="965"/>
+          </w:tcPr>
+          <w:p>
+            <w:r>
+              <w:t>1.016</w:t>
+            </w:r>
+          </w:p>
+        </w:tc>
+        <w:tc>
+          <w:tcPr>
+            <w:tcW w:type="dxa" w:w="965"/>
+          </w:tcPr>
+          <w:p>
+            <w:r>
+              <w:t>1.015</w:t>
+            </w:r>
+          </w:p>
+        </w:tc>
+        <w:tc>
+          <w:tcPr>
+            <w:tcW w:type="dxa" w:w="965"/>
+          </w:tcPr>
+          <w:p>
+            <w:r>
+              <w:t>1.018</w:t>
+            </w:r>
+          </w:p>
+        </w:tc>
+        <w:tc>
+          <w:tcPr>
+            <w:tcW w:type="dxa" w:w="965"/>
+          </w:tcPr>
+          <w:p>
+            <w:r>
+              <w:t>1.011 to 1.019</w:t>
+            </w:r>
+          </w:p>
+        </w:tc>
+        <w:tc>
+          <w:tcPr>
+            <w:tcW w:type="dxa" w:w="965"/>
+          </w:tcPr>
+          <w:p>
+            <w:r>
+              <w:t>0.978</w:t>
+            </w:r>
+          </w:p>
+        </w:tc>
+        <w:tc>
+          <w:tcPr>
+            <w:tcW w:type="dxa" w:w="965"/>
+          </w:tcPr>
+          <w:p>
+            <w:r>
+              <w:t>0.968 to 0.976</w:t>
+            </w:r>
+          </w:p>
+        </w:tc>
+      </w:tr>
+      <w:tr>
+        <w:tc>
+          <w:tcPr>
+            <w:tcW w:type="dxa" w:w="965"/>
+          </w:tcPr>
+          <w:p>
+            <w:r>
+              <w:t>NEPSE, regime C (after the reform)</w:t>
+            </w:r>
+          </w:p>
+        </w:tc>
+        <w:tc>
+          <w:tcPr>
+            <w:tcW w:type="dxa" w:w="965"/>
+          </w:tcPr>
+          <w:p>
+            <w:r>
+              <w:t>1.195</w:t>
+            </w:r>
+          </w:p>
+        </w:tc>
+        <w:tc>
+          <w:tcPr>
+            <w:tcW w:type="dxa" w:w="965"/>
+          </w:tcPr>
+          <w:p>
+            <w:r>
+              <w:t>1.190</w:t>
+            </w:r>
+          </w:p>
+        </w:tc>
+        <w:tc>
+          <w:tcPr>
+            <w:tcW w:type="dxa" w:w="965"/>
+          </w:tcPr>
+          <w:p>
+            <w:r>
+              <w:t>1.241</w:t>
+            </w:r>
+          </w:p>
+        </w:tc>
+        <w:tc>
+          <w:tcPr>
+            <w:tcW w:type="dxa" w:w="965"/>
+          </w:tcPr>
+          <w:p>
+            <w:r>
+              <w:t>1.251</w:t>
+            </w:r>
+          </w:p>
+        </w:tc>
+        <w:tc>
+          <w:tcPr>
+            <w:tcW w:type="dxa" w:w="965"/>
+          </w:tcPr>
+          <w:p>
+            <w:r>
+              <w:t>1.325</w:t>
+            </w:r>
+          </w:p>
+        </w:tc>
+        <w:tc>
+          <w:tcPr>
+            <w:tcW w:type="dxa" w:w="965"/>
+          </w:tcPr>
+          <w:p>
+            <w:r>
+              <w:t>1.339</w:t>
+            </w:r>
+          </w:p>
+        </w:tc>
+        <w:tc>
+          <w:tcPr>
+            <w:tcW w:type="dxa" w:w="965"/>
+          </w:tcPr>
+          <w:p>
+            <w:r>
+              <w:t>1.241 to 1.339</w:t>
+            </w:r>
+          </w:p>
+        </w:tc>
+        <w:tc>
+          <w:tcPr>
+            <w:tcW w:type="dxa" w:w="965"/>
+          </w:tcPr>
+          <w:p>
+            <w:r>
+              <w:t>1.306</w:t>
+            </w:r>
+          </w:p>
+        </w:tc>
+        <w:tc>
+          <w:tcPr>
+            <w:tcW w:type="dxa" w:w="965"/>
+          </w:tcPr>
+          <w:p>
+            <w:r>
+              <w:t>1.378 to 1.598</w:t>
+            </w:r>
+          </w:p>
+        </w:tc>
+      </w:tr>
+      <w:tr>
+        <w:tc>
+          <w:tcPr>
+            <w:tcW w:type="dxa" w:w="965"/>
+          </w:tcPr>
+          <w:p>
+            <w:r>
+              <w:t>NIFTY 50 (index)</w:t>
+            </w:r>
+          </w:p>
+        </w:tc>
+        <w:tc>
+          <w:tcPr>
+            <w:tcW w:type="dxa" w:w="965"/>
+          </w:tcPr>
+          <w:p>
+            <w:r>
+              <w:t>1.011</w:t>
+            </w:r>
+          </w:p>
+        </w:tc>
+        <w:tc>
+          <w:tcPr>
+            <w:tcW w:type="dxa" w:w="965"/>
+          </w:tcPr>
+          <w:p>
+            <w:r>
+              <w:t>0.992</w:t>
+            </w:r>
+          </w:p>
+        </w:tc>
+        <w:tc>
+          <w:tcPr>
+            <w:tcW w:type="dxa" w:w="965"/>
+          </w:tcPr>
+          <w:p>
+            <w:r>
+              <w:t>0.978</w:t>
+            </w:r>
+          </w:p>
+        </w:tc>
+        <w:tc>
+          <w:tcPr>
+            <w:tcW w:type="dxa" w:w="965"/>
+          </w:tcPr>
+          <w:p>
+            <w:r>
+              <w:t>0.978</w:t>
+            </w:r>
+          </w:p>
+        </w:tc>
+        <w:tc>
+          <w:tcPr>
+            <w:tcW w:type="dxa" w:w="965"/>
+          </w:tcPr>
+          <w:p>
+            <w:r>
+              <w:t>1.007</w:t>
+            </w:r>
+          </w:p>
+        </w:tc>
+        <w:tc>
+          <w:tcPr>
+            <w:tcW w:type="dxa" w:w="965"/>
+          </w:tcPr>
+          <w:p>
+            <w:r>
+              <w:t>1.008</w:t>
+            </w:r>
+          </w:p>
+        </w:tc>
+        <w:tc>
+          <w:tcPr>
+            <w:tcW w:type="dxa" w:w="965"/>
+          </w:tcPr>
+          <w:p>
+            <w:r>
+              <w:t>0.978 to 1.008</w:t>
+            </w:r>
+          </w:p>
+        </w:tc>
+        <w:tc>
+          <w:tcPr>
+            <w:tcW w:type="dxa" w:w="965"/>
+          </w:tcPr>
+          <w:p>
+            <w:r>
+              <w:t>1.013</w:t>
+            </w:r>
+          </w:p>
+        </w:tc>
+        <w:tc>
+          <w:tcPr>
+            <w:tcW w:type="dxa" w:w="965"/>
+          </w:tcPr>
+          <w:p>
+            <w:r>
+              <w:t>0.952 to 1.020</w:t>
+            </w:r>
+          </w:p>
+        </w:tc>
+      </w:tr>
+      <w:tr>
+        <w:tc>
+          <w:tcPr>
+            <w:tcW w:type="dxa" w:w="965"/>
+          </w:tcPr>
+          <w:p>
+            <w:r>
+              <w:t>S&amp;P 500 (index)</w:t>
+            </w:r>
+          </w:p>
+        </w:tc>
+        <w:tc>
+          <w:tcPr>
+            <w:tcW w:type="dxa" w:w="965"/>
+          </w:tcPr>
+          <w:p>
+            <w:r>
+              <w:t>1.009</w:t>
+            </w:r>
+          </w:p>
+        </w:tc>
+        <w:tc>
+          <w:tcPr>
+            <w:tcW w:type="dxa" w:w="965"/>
+          </w:tcPr>
+          <w:p>
+            <w:r>
+              <w:t>1.008</w:t>
+            </w:r>
+          </w:p>
+        </w:tc>
+        <w:tc>
+          <w:tcPr>
+            <w:tcW w:type="dxa" w:w="965"/>
+          </w:tcPr>
+          <w:p>
+            <w:r>
+              <w:t>1.003</w:t>
+            </w:r>
+          </w:p>
+        </w:tc>
+        <w:tc>
+          <w:tcPr>
+            <w:tcW w:type="dxa" w:w="965"/>
+          </w:tcPr>
+          <w:p>
+            <w:r>
+              <w:t>1.010</w:t>
+            </w:r>
+          </w:p>
+        </w:tc>
+        <w:tc>
+          <w:tcPr>
+            <w:tcW w:type="dxa" w:w="965"/>
+          </w:tcPr>
+          <w:p>
+            <w:r>
+              <w:t>1.009</w:t>
+            </w:r>
+          </w:p>
+        </w:tc>
+        <w:tc>
+          <w:tcPr>
+            <w:tcW w:type="dxa" w:w="965"/>
+          </w:tcPr>
+          <w:p>
+            <w:r>
+              <w:t>1.014</w:t>
+            </w:r>
+          </w:p>
+        </w:tc>
+        <w:tc>
+          <w:tcPr>
+            <w:tcW w:type="dxa" w:w="965"/>
+          </w:tcPr>
+          <w:p>
+            <w:r>
+              <w:t>1.003 to 1.015</w:t>
+            </w:r>
+          </w:p>
+        </w:tc>
+        <w:tc>
+          <w:tcPr>
+            <w:tcW w:type="dxa" w:w="965"/>
+          </w:tcPr>
+          <w:p>
+            <w:r>
+              <w:t>1.004</w:t>
+            </w:r>
+          </w:p>
+        </w:tc>
+        <w:tc>
+          <w:tcPr>
+            <w:tcW w:type="dxa" w:w="965"/>
+          </w:tcPr>
+          <w:p>
+            <w:r>
+              <w:t>1.001 to 1.015</w:t>
+            </w:r>
+          </w:p>
+        </w:tc>
+      </w:tr>
+      <w:tr>
+        <w:tc>
+          <w:tcPr>
+            <w:tcW w:type="dxa" w:w="965"/>
+          </w:tcPr>
+          <w:p>
+            <w:r>
+              <w:t>Dhaka 2023-2026</w:t>
+            </w:r>
+          </w:p>
+        </w:tc>
+        <w:tc>
+          <w:tcPr>
+            <w:tcW w:type="dxa" w:w="965"/>
+          </w:tcPr>
+          <w:p>
+            <w:r>
+              <w:t>1.002</w:t>
+            </w:r>
+          </w:p>
+        </w:tc>
+        <w:tc>
+          <w:tcPr>
+            <w:tcW w:type="dxa" w:w="965"/>
+          </w:tcPr>
+          <w:p>
+            <w:r>
+              <w:t>1.002</w:t>
+            </w:r>
+          </w:p>
+        </w:tc>
+        <w:tc>
+          <w:tcPr>
+            <w:tcW w:type="dxa" w:w="965"/>
+          </w:tcPr>
+          <w:p>
+            <w:r>
+              <w:t>1.004</w:t>
+            </w:r>
+          </w:p>
+        </w:tc>
+        <w:tc>
+          <w:tcPr>
+            <w:tcW w:type="dxa" w:w="965"/>
+          </w:tcPr>
+          <w:p>
+            <w:r>
+              <w:t>1.005</w:t>
+            </w:r>
+          </w:p>
+        </w:tc>
+        <w:tc>
+          <w:tcPr>
+            <w:tcW w:type="dxa" w:w="965"/>
+          </w:tcPr>
+          <w:p>
+            <w:r>
+              <w:t>0.998</w:t>
+            </w:r>
+          </w:p>
+        </w:tc>
+        <w:tc>
+          <w:tcPr>
+            <w:tcW w:type="dxa" w:w="965"/>
+          </w:tcPr>
+          <w:p>
+            <w:r>
+              <w:t>0.999</w:t>
+            </w:r>
+          </w:p>
+        </w:tc>
+        <w:tc>
+          <w:tcPr>
+            <w:tcW w:type="dxa" w:w="965"/>
+          </w:tcPr>
+          <w:p>
+            <w:r>
+              <w:t>0.998 to 1.005</w:t>
+            </w:r>
+          </w:p>
+        </w:tc>
+        <w:tc>
+          <w:tcPr>
+            <w:tcW w:type="dxa" w:w="965"/>
+          </w:tcPr>
+          <w:p>
+            <w:r>
+              <w:t>1.001</w:t>
+            </w:r>
+          </w:p>
+        </w:tc>
+        <w:tc>
+          <w:tcPr>
+            <w:tcW w:type="dxa" w:w="965"/>
+          </w:tcPr>
+          <w:p>
+            <w:r>
+              <w:t>0.994 to 1.006</w:t>
+            </w:r>
+          </w:p>
+        </w:tc>
+      </w:tr>
+      <w:tr>
+        <w:tc>
+          <w:tcPr>
+            <w:tcW w:type="dxa" w:w="965"/>
+          </w:tcPr>
+          <w:p>
+            <w:r>
+              <w:t>Vietnam 2007-2020</w:t>
+            </w:r>
+          </w:p>
+        </w:tc>
+        <w:tc>
+          <w:tcPr>
+            <w:tcW w:type="dxa" w:w="965"/>
+          </w:tcPr>
+          <w:p>
+            <w:r>
+              <w:t>1.009</w:t>
+            </w:r>
+          </w:p>
+        </w:tc>
+        <w:tc>
+          <w:tcPr>
+            <w:tcW w:type="dxa" w:w="965"/>
+          </w:tcPr>
+          <w:p>
+            <w:r>
+              <w:t>1.008</w:t>
+            </w:r>
+          </w:p>
+        </w:tc>
+        <w:tc>
+          <w:tcPr>
+            <w:tcW w:type="dxa" w:w="965"/>
+          </w:tcPr>
+          <w:p>
+            <w:r>
+              <w:t>1.018</w:t>
+            </w:r>
+          </w:p>
+        </w:tc>
+        <w:tc>
+          <w:tcPr>
+            <w:tcW w:type="dxa" w:w="965"/>
+          </w:tcPr>
+          <w:p>
+            <w:r>
+              <w:t>1.021</w:t>
+            </w:r>
+          </w:p>
+        </w:tc>
+        <w:tc>
+          <w:tcPr>
+            <w:tcW w:type="dxa" w:w="965"/>
+          </w:tcPr>
+          <w:p>
+            <w:r>
+              <w:t>1.005</w:t>
+            </w:r>
+          </w:p>
+        </w:tc>
+        <w:tc>
+          <w:tcPr>
+            <w:tcW w:type="dxa" w:w="965"/>
+          </w:tcPr>
+          <w:p>
+            <w:r>
+              <w:t>1.006</w:t>
+            </w:r>
+          </w:p>
+        </w:tc>
+        <w:tc>
+          <w:tcPr>
+            <w:tcW w:type="dxa" w:w="965"/>
+          </w:tcPr>
+          <w:p>
+            <w:r>
+              <w:t>1.005 to 1.022</w:t>
+            </w:r>
+          </w:p>
+        </w:tc>
+        <w:tc>
+          <w:tcPr>
+            <w:tcW w:type="dxa" w:w="965"/>
+          </w:tcPr>
+          <w:p>
+            <w:r>
+              <w:t>1.010</w:t>
+            </w:r>
+          </w:p>
+        </w:tc>
+        <w:tc>
+          <w:tcPr>
+            <w:tcW w:type="dxa" w:w="965"/>
+          </w:tcPr>
+          <w:p>
+            <w:r>
+              <w:t>1.005 to 1.026</w:t>
+            </w:r>
+          </w:p>
+        </w:tc>
+      </w:tr>
+      <w:tr>
+        <w:tc>
+          <w:tcPr>
+            <w:tcW w:type="dxa" w:w="965"/>
+          </w:tcPr>
+          <w:p>
+            <w:r>
+              <w:t>Dhaka 2009-2021 (dates repaired)</w:t>
+            </w:r>
+          </w:p>
+        </w:tc>
+        <w:tc>
+          <w:tcPr>
+            <w:tcW w:type="dxa" w:w="965"/>
+          </w:tcPr>
+          <w:p>
+            <w:r>
+              <w:t>1.004</w:t>
+            </w:r>
+          </w:p>
+        </w:tc>
+        <w:tc>
+          <w:tcPr>
+            <w:tcW w:type="dxa" w:w="965"/>
+          </w:tcPr>
+          <w:p>
+            <w:r>
+              <w:t>1.004</w:t>
+            </w:r>
+          </w:p>
+        </w:tc>
+        <w:tc>
+          <w:tcPr>
+            <w:tcW w:type="dxa" w:w="965"/>
+          </w:tcPr>
+          <w:p>
+            <w:r>
+              <w:t>1.007</w:t>
+            </w:r>
+          </w:p>
+        </w:tc>
+        <w:tc>
+          <w:tcPr>
+            <w:tcW w:type="dxa" w:w="965"/>
+          </w:tcPr>
+          <w:p>
+            <w:r>
+              <w:t>1.006</w:t>
+            </w:r>
+          </w:p>
+        </w:tc>
+        <w:tc>
+          <w:tcPr>
+            <w:tcW w:type="dxa" w:w="965"/>
+          </w:tcPr>
+          <w:p>
+            <w:r>
+              <w:t>1.003</w:t>
+            </w:r>
+          </w:p>
+        </w:tc>
+        <w:tc>
+          <w:tcPr>
+            <w:tcW w:type="dxa" w:w="965"/>
+          </w:tcPr>
+          <w:p>
+            <w:r>
+              <w:t>1.002</w:t>
+            </w:r>
+          </w:p>
+        </w:tc>
+        <w:tc>
+          <w:tcPr>
+            <w:tcW w:type="dxa" w:w="965"/>
+          </w:tcPr>
+          <w:p>
+            <w:r>
+              <w:t>1.002 to 1.007</w:t>
+            </w:r>
+          </w:p>
+        </w:tc>
+        <w:tc>
+          <w:tcPr>
+            <w:tcW w:type="dxa" w:w="965"/>
+          </w:tcPr>
+          <w:p>
+            <w:r>
+              <w:t>1.006</w:t>
+            </w:r>
+          </w:p>
+        </w:tc>
+        <w:tc>
+          <w:tcPr>
+            <w:tcW w:type="dxa" w:w="965"/>
+          </w:tcPr>
+          <w:p>
+            <w:r>
+              <w:t>1.003 to 1.011</w:t>
+            </w:r>
+          </w:p>
+        </w:tc>
+      </w:tr>
+      <w:tr>
+        <w:tc>
+          <w:tcPr>
+            <w:tcW w:type="dxa" w:w="965"/>
+          </w:tcPr>
+          <w:p>
+            <w:r>
+              <w:t>Morocco 2012-2026</w:t>
+            </w:r>
+          </w:p>
+        </w:tc>
+        <w:tc>
+          <w:tcPr>
+            <w:tcW w:type="dxa" w:w="965"/>
+          </w:tcPr>
+          <w:p>
+            <w:r>
+              <w:t>1.005</w:t>
+            </w:r>
+          </w:p>
+        </w:tc>
+        <w:tc>
+          <w:tcPr>
+            <w:tcW w:type="dxa" w:w="965"/>
+          </w:tcPr>
+          <w:p>
+            <w:r>
+              <w:t>1.005</w:t>
+            </w:r>
+          </w:p>
+        </w:tc>
+        <w:tc>
+          <w:tcPr>
+            <w:tcW w:type="dxa" w:w="965"/>
+          </w:tcPr>
+          <w:p>
+            <w:r>
+              <w:t>1.013</w:t>
+            </w:r>
+          </w:p>
+        </w:tc>
+        <w:tc>
+          <w:tcPr>
+            <w:tcW w:type="dxa" w:w="965"/>
+          </w:tcPr>
+          <w:p>
+            <w:r>
+              <w:t>1.015</w:t>
+            </w:r>
+          </w:p>
+        </w:tc>
+        <w:tc>
+          <w:tcPr>
+            <w:tcW w:type="dxa" w:w="965"/>
+          </w:tcPr>
+          <w:p>
+            <w:r>
+              <w:t>1.003</w:t>
+            </w:r>
+          </w:p>
+        </w:tc>
+        <w:tc>
+          <w:tcPr>
+            <w:tcW w:type="dxa" w:w="965"/>
+          </w:tcPr>
+          <w:p>
+            <w:r>
+              <w:t>1.004</w:t>
+            </w:r>
+          </w:p>
+        </w:tc>
+        <w:tc>
+          <w:tcPr>
+            <w:tcW w:type="dxa" w:w="965"/>
+          </w:tcPr>
+          <w:p>
+            <w:r>
+              <w:t>1.003 to 1.015</w:t>
+            </w:r>
+          </w:p>
+        </w:tc>
+        <w:tc>
+          <w:tcPr>
+            <w:tcW w:type="dxa" w:w="965"/>
+          </w:tcPr>
+          <w:p>
+            <w:r>
+              <w:t>1.002</w:t>
+            </w:r>
+          </w:p>
+        </w:tc>
+        <w:tc>
+          <w:tcPr>
+            <w:tcW w:type="dxa" w:w="965"/>
+          </w:tcPr>
+          <w:p>
+            <w:r>
+              <w:t>0.998 to 1.020</w:t>
+            </w:r>
+          </w:p>
+        </w:tc>
+      </w:tr>
+    </w:tbl>
+    <w:p/>
     <w:p/>
     <w:p/>
     <w:p/>
@@ -21437,7 +24490,7 @@
         <w:ind w:left="360" w:hanging="216"/>
       </w:pPr>
       <w:r>
-        <w:t>Where one daily estimator must serve, use Anam's estimator (Section 6.8): its open-free form where the open's unbiasedness coefficient is well below one, as in every frontier market examined here, and its full form where the open is close to unbiased. Its calibrated level is on the close-to-close scale by construction. Report close-to-close beside it, and after a change in market rules rely on close-to-close until the estimator's calibration window has passed the change.</w:t>
+        <w:t>In NEPSE neither form of Anam's estimator (Section 6.8) beat close-to-close out of sample, and close-to-close beat both after the reform, so close-to-close remains the primary measure here. Where a range-based measure is wanted beside it, use the estimator's open-free form where the open's unbiasedness coefficient is well below one, as in every frontier market examined here, and its full form where the open is close to unbiased; its level is on the close-to-close scale by construction of its calibration. After a change in market rules, rely on close-to-close until the calibration window has passed the change.</w:t>
       </w:r>
     </w:p>
     <w:p>
@@ -21498,7 +24551,7 @@
     </w:p>
     <w:p>
       <w:r>
-        <w:t>where v̂ is the chosen daily variance estimator and A is the market's own annual session count rather than an imported convention. For NEPSE over the study window the detected trading calendar yields A ≈ 229.6 genuine sessions per year (569 sessions over 2.48 years), against the 252 a developed-market default would impose; annualising with 252 instead would inflate variance by 9.7% and volatility by 4.8%. This is a SAMPLE-PERIOD OBSERVED RATE, not a NEPSE convention, and it spans the April 2026 trading-week reform. We do not quote a regime-specific factor. The post-reform Monday-Friday window contains only 99 sessions over 0.39 of a year, so annualising it (255/year, against 225/year pre-reform) extrapolates from a partial year; and because both regimes schedule five sessions per week, the reform cannot by itself change the annual session count — the difference reflects the holiday composition of that short window rather than the trading week. A usable regime-specific factor requires a complete observed year or an official weekday-plus-holiday projection. The report should show close-to-close volatility beside the range measure, disclose the security's median trade count and zero-range rate, and report the unbiasedness coefficient of the open, so a reader can see the conditions under which the number was produced. Anam's estimator fits the same form, with v̂ = κA, and needs no further adjustment of level, because κ already sets it on the close-to-close scale.</w:t>
+        <w:t>where v̂ is the chosen daily variance estimator and A is the market's own annual session count rather than an imported convention. For NEPSE over the study window the detected trading calendar yields A ≈ 229.6 genuine sessions per year (569 sessions over 2.48 years), against the 252 a developed-market default would impose; annualising with 252 instead would inflate variance by 9.7% and volatility by 4.8%. This is a SAMPLE-PERIOD OBSERVED RATE, not a NEPSE convention, and it spans the April 2026 trading-week reform. We do not quote a regime-specific factor. The post-reform Monday-Friday window contains only 99 sessions over 0.39 of a year, so annualising it (255/year, against 225/year pre-reform) extrapolates from a partial year; and because both regimes schedule five sessions per week, the reform cannot by itself change the annual session count — the difference reflects the holiday composition of that short window rather than the trading week. A usable regime-specific factor requires a complete observed year or an official weekday-plus-holiday projection. The report should show close-to-close volatility beside the range measure, disclose the security's median trade count and zero-range rate, and report the unbiasedness coefficient of the open, so a reader can see the conditions under which the number was produced. Anam's estimator fits the same form, with v̂ = κA, and needs no further adjustment of level, because κ already sets it on the close-to-close scale of its trailing 60 dates; after a change in market rules that scale lags (Section 6.8).</w:t>
       </w:r>
     </w:p>
     <w:p>
@@ -21511,7 +24564,7 @@
     </w:p>
     <w:p>
       <w:r>
-        <w:t>The evidence in this project does not support a single ranking, and the choice should follow the risk object rather than a general ordering. Against the matched open-to-close proxy on the full ordinary-equity sample (Table 7), Parkinson (1.001) and Garman-Klass (1.001) sit closest to the proxy, with Rogers-Satchell slightly above it (1.037); the differences are small, and under a bootstrap that clusters on both security and calendar date the intervals for Parkinson [0.986, 1.016] and Garman-Klass [0.981, 1.022] fall inside the paper's stated (post hoc) +/-5% equivalence margin while Rogers-Satchell's [1.013, 1.062] is inconclusive at that margin, and becomes inconclusive rather than distinguishable once calendar-date dependence is modelled with a stationary block bootstrap instead of an i.i.d. one (Table 15). Proximity to a proxy is one criterion; it is not the only one, and Sections 6.1-6.7 state no formal loss function, so they cannot produce a universal ordering, in the same spirit as the criterion-dependent forecast comparisons of Hansen, Lunde and Nason (2011). Rogers-Satchell remains attractive where drift robustness is valuable and is the natural primary when the maintained model is a drifting price process. Parkinson is the simplest cross-check and the most efficient use of the range where the high and low are reliable. Garman-Klass is now evaluated empirically rather than used only as a data-validity diagnostic. Where the overnight component belongs in the risk object, close-to-close is the transparent baseline; Yang-Zhang should be used with the caveat that, evaluated on a proxy matched to its own rows AND its own 21-session horizon, and on the previous close adjusted for the corporate actions identified in Section 4.5, it stands at 1.280 [1.258, 1.303] of that proxy on 135,899 matched stock-days (Table 12) — clearly outside the equivalence margin, and higher than the 1.288 obtained by matching rows alone. It should not be treated as interchangeable with close-to-close on that evidence, and Section 6.7 shows why: three-quarters of the excess is the overnight-intraday covariance Yang and Zhang assume away. AddRS (1.225) should be treated as a model-dependent alternative, not a default correction. We state no criterion-free ordering because these are deviations from an imperfect proxy, classified against a stated (post hoc) margin, not accuracy against latent variance. Section 6.7 adds a condition to every recommendation above: each estimator that reads the open inherits its error, and NEPSE's opening price is mostly transient. The comparisons in this section are therefore comparisons among estimators that share that error; close-to-close does not share it, which is why it anchors the scale. Section 6.8 does state a formal loss function, the QLIKE loss of forecasts of future close-to-close variance, and under it no classical range estimator beats Anam's estimator in any market tested; even so it yields no universal ordering, because close-to-close is not beaten everywhere.</w:t>
+        <w:t>The evidence in this project does not support a single ranking, and the choice should follow the risk object rather than a general ordering. Against the matched open-to-close proxy on the full ordinary-equity sample (Table 7), Parkinson (1.001) and Garman-Klass (1.001) sit closest to the proxy, with Rogers-Satchell slightly above it (1.037); the differences are small, and under a bootstrap that clusters on both security and calendar date the intervals for Parkinson [0.986, 1.016] and Garman-Klass [0.981, 1.022] fall inside the paper's stated (post hoc) +/-5% equivalence margin while Rogers-Satchell's [1.013, 1.062] is inconclusive at that margin, and becomes inconclusive rather than distinguishable once calendar-date dependence is modelled with a stationary block bootstrap instead of an i.i.d. one (Table 15). Proximity to a proxy is one criterion; it is not the only one, and Sections 6.1-6.7 state no formal loss function, so they cannot produce a universal ordering, in the same spirit as the criterion-dependent forecast comparisons of Hansen, Lunde and Nason (2011). Rogers-Satchell remains attractive where drift robustness is valuable and is the natural primary when the maintained model is a drifting price process. Parkinson is the simplest cross-check and the most efficient use of the range where the high and low are reliable. Garman-Klass is now evaluated empirically rather than used only as a data-validity diagnostic. Where the overnight component belongs in the risk object, close-to-close is the transparent baseline; Yang-Zhang should be used with the caveat that, evaluated on a proxy matched to its own rows AND its own 21-session horizon, and on the previous close adjusted for the corporate actions identified in Section 4.5, it stands at 1.280 [1.258, 1.303] of that proxy on 135,899 matched stock-days (Table 12) — clearly outside the equivalence margin, and higher than the 1.288 obtained by matching rows alone. It should not be treated as interchangeable with close-to-close on that evidence, and Section 6.7 shows why: three-quarters of the excess is the overnight-intraday covariance Yang and Zhang assume away. AddRS (1.225) should be treated as a model-dependent alternative, not a default correction. We state no criterion-free ordering because these are deviations from an imperfect proxy, classified against a stated (post hoc) margin, not accuracy against latent variance. Section 6.7 adds a condition to every recommendation above: each estimator that reads the open inherits its error, and NEPSE's opening price is mostly transient. The comparisons in this section are therefore comparisons among estimators that share that error; close-to-close does not share it, which is why it anchors the scale. Section 6.8 does state a formal loss function, the QLIKE loss of forecasts of future close-to-close variance, and under it no classical range estimator has significantly lower loss than Anam's estimator in any market tested; even so it yields no universal ordering, because close-to-close is not beaten everywhere and the comparison with it changes under a different loss function.</w:t>
       </w:r>
     </w:p>
     <w:p>
@@ -21547,7 +24600,7 @@
     <w:p>
       <w:pPr/>
       <w:r>
-        <w:t>The estimator of Section 6.8 is the constructive side of these findings, and its record says something about the classical estimators as well as about itself. Every classical formula fixes how far the open is trusted; the data say that trust should be measured, because it varies across NEPSE's own rule regimes (0.130 to 0.356) and across the frontier markets examined (pooled medians between 0.33 and 0.64). Once the open is discounted by its measured reliability and the level is set on the close-to-close scale, the range can add information that close-to-close alone does not have: no classical range estimator beat the estimator anywhere, and on the indices, in Morocco and in the long Dhaka history it beat close-to-close too. That the open-free form had the lowest loss of all nine estimators in Bangladesh, Vietnam and Morocco suggests something simpler: where the open overreacts, the most useful thing an estimator can do with it is to leave it out and measure the range from the previous close. The limits are the benchmark's. Close-to-close was not beaten at short horizons in three of the four frontier markets, and it beat both forms immediately after NEPSE's rule change, which is when a regulator or a risk manager most needs a reliable number.</w:t>
+        <w:t>The estimator of Section 6.8 is the constructive side of these findings, and its record says something about the classical estimators as well as about itself. Each classical range formula compared here fixes how far the open is trusted, and that trust should be checked rather than assumed, because it varies across NEPSE's own rule regimes (0.130 to 0.356) and across the frontier markets examined (0.343 to 0.653). Checking it is not the same as plugging the estimate in: where it was well below one, setting it to zero did better than using the measured value. Once the open is discounted and the level is set on the close-to-close scale, the range can add information that close-to-close alone does not have: under the plans' loss no classical range estimator had significantly lower loss than the estimator anywhere, and it beat close-to-close in the long Dhaka history, on the indices, as the classical range estimators also did there, and, less securely, in Morocco. That the open-free form had the lowest five-session loss of all nine estimators in Bangladesh, Vietnam and Morocco suggests something simpler: where the open is unreliable, the most useful thing an estimator can do with it is to leave it out and measure the range from the previous close. The limits are the benchmark's. Close-to-close was not beaten at short horizons in the primary panels of three of the four frontier markets, it beat both forms immediately after NEPSE's rule change, which is when a regulator or a risk manager most needs a reliable number, and the comparison with it turns on the loss function.</w:t>
       </w:r>
     </w:p>
     <w:p>
@@ -21596,7 +24649,7 @@
     <w:p>
       <w:pPr/>
       <w:r>
-        <w:t>The estimator of Section 6.8 was developed and validated under three further frozen plans: M16 for its design on NEPSE's first two regimes and its holdout on NEPSE's later regimes, the NIFTY 50 and the S&amp;P 500 (scripts 39 and 40, with post hoc follow-ups confined to script 41); M17 for Bangladesh and Vietnam (script 42); and M18 for Morocco (script 43). Each plan was committed to the package's history before the script that executes it existed, and its decision rules are applied mechanically to decision ledgers. The S&amp;P 500 series is read from a public software package at a pinned version; the Dhaka, Vietnamese and Casablanca stock files are third-party files that the package does not redistribute but documents and pins by checksum, including the repair of the Dhaka file's dates. Corrections made after these results were seen are recorded in the audit register.</w:t>
+        <w:t>The estimator of Section 6.8 was developed and tested under three further frozen plans: M16 for its design on NEPSE's first two regimes and its holdout on NEPSE's later regimes, the NIFTY 50 and the S&amp;P 500 (scripts 39 and 40, with post hoc follow-ups confined to script 41); M17 for Bangladesh and Vietnam (script 42); and M18 for Morocco (script 43). Each plan was committed to the package's history before the script that executes it existed, and its decision rules are applied mechanically to decision ledgers. The plans are timestamped only by that history, which the author controls: they were not lodged with an external registry, and the history was rewritten once to correct its authorship, with each original commit identifier mapped to its replacement in the audit register. The S&amp;P 500 series is read from a public software package at a pinned version; the Dhaka, Vietnamese and Casablanca stock files are third-party files that the package does not redistribute but documents and pins by checksum, including the repair of the Dhaka file's dates. Corrections made after these results were seen are recorded in the audit register. A post hoc recheck (script 44; Tables 37 and 38), run after every verdict was known, varies the inference, the loss function and the calibration and tests the data assumptions; it changes no verdict.</w:t>
       </w:r>
     </w:p>
     <w:p>
@@ -21695,6 +24748,12 @@
       </w:r>
     </w:p>
     <w:p>
+      <w:pPr/>
+      <w:r>
+        <w:t>Sixteenth, the estimator's record against close-to-close is fragile in places, as a post hoc recheck shows (Tables 37 and 38). Under the plans' QLIKE loss the frozen verdicts survive longer Newey-West lags except in Morocco, where the full form's advantage rests on one band regime and does not survive a Holm correction across the three plans; under an MSE loss close-to-close beats both forms in Vietnam (Table 37). The estimator's level on the close-to-close scale comes from its calibration, which the classical estimators can be given too. Three data assumptions were checked rather than taken on trust: the repaired Dhaka dates look like the dates stamped correctly (8.7% and 8.5% of returns beyond 5%, and unbiasedness coefficients of 0.53 and 0.52); Morocco's band schedule, taken from press reports, matches the largest daily moves in each regime (99.9th percentiles of 10.5%, 4.2%, 6.2% and 10.5%); and the coefficient is similar across Vietnam's three exchanges, inferred from each share's largest moves (0.49 to 0.55). The Dhaka panels use the exchange's official close, which differs from the last trade on 18% of the stock-days checked.</w:t>
+      </w:r>
+    </w:p>
+    <w:p>
       <w:pPr>
         <w:pStyle w:val="Heading1"/>
       </w:pPr>
@@ -21721,7 +24780,7 @@
     <w:p>
       <w:pPr/>
       <w:r>
-        <w:t>The third finding is constructive. An estimator that measures how far the open can be trusted, reads it only that far and calibrates to close-to-close variance (Anam's estimator, Section 6.8) was beaten by no classical range estimator in any of seven out-of-sample tests across Nepal, Bangladesh, Vietnam, Morocco and two benchmark indices, and outside NEPSE's post-reform regime its level stayed within 1.1% of close-to-close variance, where the classical formulas missed it by tens of percent in both directions. It did not beat close-to-close at short horizons in three of the four frontier markets, and its open-free form, which leaves the open out altogether, is the version the frontier-market evidence supports.</w:t>
+        <w:t>The third finding is constructive, and narrower than it first looks. An estimator that measures how far the open can be trusted, reads it only that far and calibrates to close-to-close variance (Anam's estimator, Section 6.8) was not beaten significantly by any classical range estimator in seven out-of-sample tests across Nepal, Bangladesh, Vietnam, Morocco and two benchmark indices, under the loss function the plans fixed. Its level stayed within 1.1% of close-to-close variance outside NEPSE's post-reform regime, but that is the calibration's doing: the classical formulas, which miss by tens of percent uncalibrated, come within a few percent when given the same calibration. It did not beat close-to-close at short horizons in the primary panels of three of the four frontier markets, its record against close-to-close changes with the loss function, and of its two forms the open-free one, which leaves the open out altogether, is the one the frontier-market evidence favours.</w:t>
       </w:r>
     </w:p>
     <w:p>
@@ -22476,7 +25535,7 @@
         <w:rPr>
           <w:b/>
         </w:rPr>
-        <w:t>Data and reproducibility note. Empirical quantities in this manuscript are drawn from the accompanying paper-specific NEPSE volatility package, and every number in the text is interpolated from that package's frozen output tables by the revision scripts in paper/ (apply_referee_revisions.py through apply_round15_revisions.py) rather than transcribed. Retained claims are backed by producer scripts, frozen tables or figures, or directly auditable source artifacts. The package includes processed paper-facing data, external validation series, the external NEPSE security master used to validate the instrument classification, a compact duplicate audit, and a reproducibility map; original stock-level source downloads are not publicly redistributed because their redistribution terms remain unresolved. The empirical analyses are descriptive and exploratory unless explicitly stated otherwise; the forward India VIX test of Section 6.3 and the analyses of Sections 6.6 and 6.7 follow analysis plans frozen before their results existed, and their post hoc follow-ups are labelled as such.</w:t>
+        <w:t>Data and reproducibility note. Empirical quantities in this manuscript are drawn from the accompanying paper-specific NEPSE volatility package, and every number in the text is interpolated from that package's frozen output tables by the revision scripts in paper/ (apply_referee_revisions.py through apply_round16_revisions.py) rather than transcribed. Retained claims are backed by producer scripts, frozen tables or figures, or directly auditable source artifacts. The package includes processed paper-facing data, external validation series, the external NEPSE security master used to validate the instrument classification, a compact duplicate audit, and a reproducibility map; original stock-level source downloads are not publicly redistributed because their redistribution terms remain unresolved. The empirical analyses are descriptive and exploratory unless explicitly stated otherwise; the forward India VIX test of Section 6.3 and the analyses of Sections 6.6 and 6.7 follow analysis plans frozen before their results existed, and their post hoc follow-ups are labelled as such.</w:t>
       </w:r>
       <w:r/>
       <w:r>

--- a/paper/NEPSE_Volatility_Manuscript_Revised_2026-09.docx
+++ b/paper/NEPSE_Volatility_Manuscript_Revised_2026-09.docx
@@ -24649,7 +24649,7 @@
     <w:p>
       <w:pPr/>
       <w:r>
-        <w:t>The estimator of Section 6.8 was developed and tested under three further frozen plans: M16 for its design on NEPSE's first two regimes and its holdout on NEPSE's later regimes, the NIFTY 50 and the S&amp;P 500 (scripts 39 and 40, with post hoc follow-ups confined to script 41); M17 for Bangladesh and Vietnam (script 42); and M18 for Morocco (script 43). Each plan was committed to the package's history before the script that executes it existed, and its decision rules are applied mechanically to decision ledgers. The plans are timestamped only by that history, which the author controls: they were not lodged with an external registry, and the history was rewritten once to correct its authorship, with each original commit identifier mapped to its replacement in the audit register. The S&amp;P 500 series is read from a public software package at a pinned version; the Dhaka, Vietnamese and Casablanca stock files are third-party files that the package does not redistribute but documents and pins by checksum, including the repair of the Dhaka file's dates. Corrections made after these results were seen are recorded in the audit register. A post hoc recheck (script 44; Tables 37 and 38), run after every verdict was known, varies the inference, the loss function and the calibration and tests the data assumptions; it changes no verdict.</w:t>
+        <w:t>The estimator of Section 6.8 was developed and tested under three further frozen plans: M16 for its design on NEPSE's first two regimes and its holdout on NEPSE's later regimes, the NIFTY 50 and the S&amp;P 500 (scripts 39 and 40, with post hoc follow-ups confined to script 41); M17 for Bangladesh and Vietnam (script 42); and M18 for Morocco (script 43). Each plan was committed to the package's history before the script that executes it existed, and its decision rules are applied mechanically to decision ledgers. The plans are timestamped only by that history, which the author controls: they were not lodged with an external registry, and the history was rewritten once to correct its authorship, with each original commit identifier mapped to its replacement in the audit register. The S&amp;P 500 series is read from a public software package at a pinned version; the Dhaka, Vietnamese and Casablanca stock files are third-party files that the package does not redistribute but documents and pins by checksum, including the repair of the Dhaka file's dates. Corrections made after these results were seen are recorded in the audit register. A post hoc recheck (script 44; Tables 37 and 38), run after every verdict was known, varies the inference, the loss function and the calibration and tests the data assumptions; it changes no verdict. The statistics behind Sections 6.6-6.8 are set out in a theory supplement written in LaTeX (paper/theory/): six propositions with proofs, derived after the plans above were run. Script 45 checked each closed form, identity and inequality against simulation or numerical integration (187 checks, all passing). One prediction from the supplement, that the open-free form gains most where a security's own open is noisiest, was fixed in advance under plan M19 and was not supported: it was confirmed in four of ten panel-horizon cases and reversed in one.</w:t>
       </w:r>
     </w:p>
     <w:p>
@@ -25535,7 +25535,7 @@
         <w:rPr>
           <w:b/>
         </w:rPr>
-        <w:t>Data and reproducibility note. Empirical quantities in this manuscript are drawn from the accompanying paper-specific NEPSE volatility package, and every number in the text is interpolated from that package's frozen output tables by the revision scripts in paper/ (apply_referee_revisions.py through apply_round16_revisions.py) rather than transcribed. Retained claims are backed by producer scripts, frozen tables or figures, or directly auditable source artifacts. The package includes processed paper-facing data, external validation series, the external NEPSE security master used to validate the instrument classification, a compact duplicate audit, and a reproducibility map; original stock-level source downloads are not publicly redistributed because their redistribution terms remain unresolved. The empirical analyses are descriptive and exploratory unless explicitly stated otherwise; the forward India VIX test of Section 6.3 and the analyses of Sections 6.6 and 6.7 follow analysis plans frozen before their results existed, and their post hoc follow-ups are labelled as such.</w:t>
+        <w:t>Data and reproducibility note. Empirical quantities in this manuscript are drawn from the accompanying paper-specific NEPSE volatility package, and every number in the text is interpolated from that package's frozen output tables by the revision scripts in paper/ (apply_referee_revisions.py through apply_round17_revisions.py) rather than transcribed. Retained claims are backed by producer scripts, frozen tables or figures, or directly auditable source artifacts. The package includes processed paper-facing data, external validation series, the external NEPSE security master used to validate the instrument classification, a compact duplicate audit, and a reproducibility map; original stock-level source downloads are not publicly redistributed because their redistribution terms remain unresolved. The empirical analyses are descriptive and exploratory unless explicitly stated otherwise; the forward India VIX test of Section 6.3 and the analyses of Sections 6.6 and 6.7 follow analysis plans frozen before their results existed, and their post hoc follow-ups are labelled as such.</w:t>
       </w:r>
       <w:r/>
       <w:r>
@@ -25566,7 +25566,7 @@
         <w:rPr>
           <w:b/>
         </w:rPr>
-        <w:t>Write the overnight and intraday returns as o = e_o + η - ε_prev and c = e_c - η + ε, where e_o and e_c are efficient returns, η is the open's transient error and ε the close's. Assume only what the unbiasedness regression needs: e_o and e_c are uncorrelated, and η and ε are uncorrelated with e_c, with each other and with earlier closing errors. η may be correlated with e_o in either direction. Then -E[o c] = E[e_o η] + E[η²], and E[o²] = E[e_o²] + 2E[e_o η] + E[η²] + E[ε²], all raw second moments, as in b. If E[e_o η] ≥ 0, then E[e_o²] ≤ E[o²] and, by Cauchy-Schwarz, -E[o c] ≤ (E[o²]E[η²])^½ + E[η²]; solving for E[η²] with -E[o c] = (1 - b)E[o²] gives E[η²] ≥ E[o²]·((√(5 - 4b) - 1)/2)². If E[e_o η] &lt; 0, then E[η²] &gt; -E[o c] = (1 - b)E[o²], which exceeds the same bound because ((√(1 + 4x) - 1)/2)² ≤ x for x ≥ 0. The bound therefore holds whatever the sign or size of the error's correlation with news. It is attained when η is perfectly correlated with e_o; under independence E[η²] = (1 - b)E[o²]. Both are reported as shares of the open-to-close proxy, E[c²], in Table 32 and in table97_m15_posthoc.csv, where the bound was computed after the frozen results were seen.</w:t>
+        <w:t>Write the overnight and intraday returns as o = e_o + η - ε_prev and c = e_c - η + ε, where e_o and e_c are efficient returns, η is the open's transient error and ε the close's. Assume only what the unbiasedness regression needs: e_o and e_c are uncorrelated, and η and ε are uncorrelated with e_c, with each other and with earlier closing errors. η may be correlated with e_o in either direction. Then -E[o c] = E[e_o η] + E[η²], and E[o²] = E[e_o²] + 2E[e_o η] + E[η²] + E[ε²], all raw second moments, as in b. If E[e_o η] ≥ 0, then E[e_o²] ≤ E[o²] and, by Cauchy-Schwarz, -E[o c] ≤ (E[o²]E[η²])^½ + E[η²]; solving for E[η²] with -E[o c] = (1 - b)E[o²] gives E[η²] ≥ E[o²]·((√(5 - 4b) - 1)/2)². If E[e_o η] &lt; 0, then E[η²] &gt; -E[o c] = (1 - b)E[o²], which exceeds the same bound because ((√(1 + 4x) - 1)/2)² ≤ x for x ≥ 0. The bound therefore holds whatever the sign or size of the error's correlation with news. It is not sharp, and earlier versions of this appendix were wrong to say that it is attained when η is perfectly correlated with e_o (corrected in round 17). Write o* = e_o - ε_prev for the efficient open measured from the printed previous close, so that o = o* + η and b o is the best linear predictor of o*. Then η = (1 - b)o - (o* - b o), and E[η²] = (1 - b)²E[o²] + E[(o* - b o)²] ≥ (1 - b)²E[o²]. This is the sharp bound. It is attained exactly when η is proportional to o*, and it exceeds the bound above for every b &lt; 1. Under independence E[η²] = (1 - b)E[o²]. The weaker bound and the independence value are reported as shares of the open-to-close proxy, E[c²], in Table 32 and in table97_m15_posthoc.csv, where the bound was computed after the frozen results were seen. The sharp bound, also post hoc, puts the open's error at no less than 10.8% [7.8%, 14.5%] of the proxy in the first regime, against 5.0% for the weaker bound, and at no less than 41.7% [32.3%, 49.4%] after the reform, against 17.2% (table122_theory_applications.csv; proof in the theory supplement, Proposition 1).</w:t>
       </w:r>
     </w:p>
     <w:sectPr>

--- a/paper/NEPSE_Volatility_Manuscript_Revised_2026-09.docx
+++ b/paper/NEPSE_Volatility_Manuscript_Revised_2026-09.docx
@@ -24649,7 +24649,7 @@
     <w:p>
       <w:pPr/>
       <w:r>
-        <w:t>The estimator of Section 6.8 was developed and tested under three further frozen plans: M16 for its design on NEPSE's first two regimes and its holdout on NEPSE's later regimes, the NIFTY 50 and the S&amp;P 500 (scripts 39 and 40, with post hoc follow-ups confined to script 41); M17 for Bangladesh and Vietnam (script 42); and M18 for Morocco (script 43). Each plan was committed to the package's history before the script that executes it existed, and its decision rules are applied mechanically to decision ledgers. The plans are timestamped only by that history, which the author controls: they were not lodged with an external registry, and the history was rewritten once to correct its authorship, with each original commit identifier mapped to its replacement in the audit register. The S&amp;P 500 series is read from a public software package at a pinned version; the Dhaka, Vietnamese and Casablanca stock files are third-party files that the package does not redistribute but documents and pins by checksum, including the repair of the Dhaka file's dates. Corrections made after these results were seen are recorded in the audit register. A post hoc recheck (script 44; Tables 37 and 38), run after every verdict was known, varies the inference, the loss function and the calibration and tests the data assumptions; it changes no verdict. The statistics behind Sections 6.6-6.8 are set out in a theory supplement written in LaTeX (paper/theory/): six propositions with proofs, derived after the plans above were run. Script 45 checked each closed form, identity and inequality against simulation or numerical integration (187 checks, all passing). One prediction from the supplement, that the open-free form gains most where a security's own open is noisiest, was fixed in advance under plan M19 and was not supported: it was confirmed in four of ten panel-horizon cases and reversed in one.</w:t>
+        <w:t>The estimator of Section 6.8 was developed and tested under three further frozen plans: M16 for its design on NEPSE's first two regimes and its holdout on NEPSE's later regimes, the NIFTY 50 and the S&amp;P 500 (scripts 39 and 40, with post hoc follow-ups confined to script 41); M17 for Bangladesh and Vietnam (script 42); and M18 for Morocco (script 43). Each plan was committed to the package's history before the script that executes it existed, and its decision rules are applied mechanically to decision ledgers. The plans are timestamped only by that history, which the author controls: they were not lodged with an external registry, and the history was rewritten once to correct its authorship, with each original commit identifier mapped to its replacement in the audit register. The S&amp;P 500 series is read from a public software package at a pinned version; the Dhaka, Vietnamese and Casablanca stock files are third-party files that the package does not redistribute but documents and pins by checksum, including the repair of the Dhaka file's dates. Corrections made after these results were seen are recorded in the audit register. A post hoc recheck (script 44; Tables 37 and 38), run after every verdict was known, varies the inference, the loss function and the calibration and tests the data assumptions; it changes no verdict. The statistics behind Sections 6.6-6.8 are set out in a theory supplement written in LaTeX (paper/theory/): six propositions with proofs, derived after the plans above were run. Script 45 checked each closed form, identity and inequality against simulation or numerical integration (187 checks, all passing). Script 46 then verified each step of each proof, and the mathematical claims of this paper: the Yang-Zhang identity of Section 6.7, the non-negativity of Garman-Klass on a valid bar, the special cases of Anam's kernel and Appendix A. It did so symbolically wherever the step is algebra or calculus (251 steps, 138 of them symbolic, all passing). One prediction from the supplement, that the open-free form gains most where a security's own open is noisiest, was fixed in advance under plan M19 and was not supported: it was confirmed in four of ten panel-horizon cases and reversed in one.</w:t>
       </w:r>
     </w:p>
     <w:p>
@@ -25535,7 +25535,7 @@
         <w:rPr>
           <w:b/>
         </w:rPr>
-        <w:t>Data and reproducibility note. Empirical quantities in this manuscript are drawn from the accompanying paper-specific NEPSE volatility package, and every number in the text is interpolated from that package's frozen output tables by the revision scripts in paper/ (apply_referee_revisions.py through apply_round17_revisions.py) rather than transcribed. Retained claims are backed by producer scripts, frozen tables or figures, or directly auditable source artifacts. The package includes processed paper-facing data, external validation series, the external NEPSE security master used to validate the instrument classification, a compact duplicate audit, and a reproducibility map; original stock-level source downloads are not publicly redistributed because their redistribution terms remain unresolved. The empirical analyses are descriptive and exploratory unless explicitly stated otherwise; the forward India VIX test of Section 6.3 and the analyses of Sections 6.6 and 6.7 follow analysis plans frozen before their results existed, and their post hoc follow-ups are labelled as such.</w:t>
+        <w:t>Data and reproducibility note. Empirical quantities in this manuscript are drawn from the accompanying paper-specific NEPSE volatility package, and every number in the text is interpolated from that package's frozen output tables by the revision scripts in paper/ (apply_referee_revisions.py through apply_round18_revisions.py) rather than transcribed. Retained claims are backed by producer scripts, frozen tables or figures, or directly auditable source artifacts. The package includes processed paper-facing data, external validation series, the external NEPSE security master used to validate the instrument classification, a compact duplicate audit, and a reproducibility map; original stock-level source downloads are not publicly redistributed because their redistribution terms remain unresolved. The empirical analyses are descriptive and exploratory unless explicitly stated otherwise; the forward India VIX test of Section 6.3 and the analyses of Sections 6.6 and 6.7 follow analysis plans frozen before their results existed, and their post hoc follow-ups are labelled as such.</w:t>
       </w:r>
       <w:r/>
       <w:r>
@@ -25566,7 +25566,7 @@
         <w:rPr>
           <w:b/>
         </w:rPr>
-        <w:t>Write the overnight and intraday returns as o = e_o + η - ε_prev and c = e_c - η + ε, where e_o and e_c are efficient returns, η is the open's transient error and ε the close's. Assume only what the unbiasedness regression needs: e_o and e_c are uncorrelated, and η and ε are uncorrelated with e_c, with each other and with earlier closing errors. η may be correlated with e_o in either direction. Then -E[o c] = E[e_o η] + E[η²], and E[o²] = E[e_o²] + 2E[e_o η] + E[η²] + E[ε²], all raw second moments, as in b. If E[e_o η] ≥ 0, then E[e_o²] ≤ E[o²] and, by Cauchy-Schwarz, -E[o c] ≤ (E[o²]E[η²])^½ + E[η²]; solving for E[η²] with -E[o c] = (1 - b)E[o²] gives E[η²] ≥ E[o²]·((√(5 - 4b) - 1)/2)². If E[e_o η] &lt; 0, then E[η²] &gt; -E[o c] = (1 - b)E[o²], which exceeds the same bound because ((√(1 + 4x) - 1)/2)² ≤ x for x ≥ 0. The bound therefore holds whatever the sign or size of the error's correlation with news. It is not sharp, and earlier versions of this appendix were wrong to say that it is attained when η is perfectly correlated with e_o (corrected in round 17). Write o* = e_o - ε_prev for the efficient open measured from the printed previous close, so that o = o* + η and b o is the best linear predictor of o*. Then η = (1 - b)o - (o* - b o), and E[η²] = (1 - b)²E[o²] + E[(o* - b o)²] ≥ (1 - b)²E[o²]. This is the sharp bound. It is attained exactly when η is proportional to o*, and it exceeds the bound above for every b &lt; 1. Under independence E[η²] = (1 - b)E[o²]. The weaker bound and the independence value are reported as shares of the open-to-close proxy, E[c²], in Table 32 and in table97_m15_posthoc.csv, where the bound was computed after the frozen results were seen. The sharp bound, also post hoc, puts the open's error at no less than 10.8% [7.8%, 14.5%] of the proxy in the first regime, against 5.0% for the weaker bound, and at no less than 41.7% [32.3%, 49.4%] after the reform, against 17.2% (table122_theory_applications.csv; proof in the theory supplement, Proposition 1).</w:t>
+        <w:t>Write the overnight and intraday returns as o = e_o + η - ε_prev and c = e_c - η + ε, where e_o and e_c are efficient returns, η is the open's transient error and ε the close's. Assume only what the unbiasedness regression needs: e_o and e_c are uncorrelated, and η and ε are uncorrelated with e_c, with each other and with earlier closing errors. η may be correlated with e_o in either direction. Then -E[o c] = E[e_o η] + E[η²], and E[o²] = E[e_o²] + 2E[e_o η] + E[η²] + E[ε²], all raw second moments, as in b. If E[e_o η] ≥ 0, then E[e_o²] ≤ E[o²] and, by Cauchy-Schwarz, -E[o c] ≤ (E[o²]E[η²])^½ + E[η²]; solving for E[η²] with -E[o c] = (1 - b)E[o²] gives E[η²] ≥ E[o²]·((√(5 - 4b) - 1)/2)². If E[e_o η] &lt; 0, then E[η²] &gt; -E[o c] = (1 - b)E[o²], which exceeds the same bound because ((√(1 + 4x) - 1)/2)² ≤ x for x ≥ 0. The bound therefore holds whatever the sign or size of the error's correlation with news. It is not sharp, and earlier versions of this appendix were wrong to say that it is attained when η is perfectly correlated with e_o (corrected in round 17). Write o* = e_o - ε_prev for the efficient open measured from the printed previous close, so that o = o* + η and b o is the best linear predictor of o*. Then η = (1 - b)o - (o* - b o), and E[η²] = (1 - b)²E[o²] + E[(o* - b o)²] ≥ (1 - b)²E[o²]. This is the sharp bound. It is attained exactly when o* = b o, which for b &gt; 0 means that η is proportional to o*, and it exceeds the bound above for every b &lt; 1. Under independence E[η²] = (1 - b)E[o²]. The weaker bound and the independence value are reported as shares of the open-to-close proxy, E[c²], in Table 32 and in table97_m15_posthoc.csv, where the bound was computed after the frozen results were seen. The sharp bound, also post hoc, puts the open's error at no less than 10.8% [7.8%, 14.5%] of the proxy in the first regime, against 5.0% for the weaker bound, and at no less than 41.7% [32.3%, 49.4%] after the reform, against 17.2% (table122_theory_applications.csv; proof in the theory supplement, Proposition 1).</w:t>
       </w:r>
     </w:p>
     <w:sectPr>

--- a/paper/NEPSE_Volatility_Manuscript_Revised_2026-09.docx
+++ b/paper/NEPSE_Volatility_Manuscript_Revised_2026-09.docx
@@ -67,7 +67,7 @@
         <w:t xml:space="preserve">Purpose: </w:t>
       </w:r>
       <w:r>
-        <w:t>Nepal has no exchange-traded options and no public intraday data, so volatility must be measured from the daily open-high-low-close bar. This paper asks how reliable that measurement is, what the bar's opening price contributes to it, and how an estimator should treat an overreacting open.</w:t>
+        <w:t>Nepal has no exchange-traded options and no public intraday data, so volatility must be measured from the daily open-high-low-close bar. This paper asks how reliable that measurement is, what the opening price contributes, and how an estimator should treat an overreacting open.</w:t>
       </w:r>
     </w:p>
     <w:p>
@@ -79,7 +79,7 @@
         <w:t xml:space="preserve">Design/methodology/approach: </w:t>
       </w:r>
       <w:r>
-        <w:t>Six estimators are evaluated on 143,718 ordinary-equity stock-days (292 securities, March 2024-August 2026) against matched proxies. Instrumented calibration slopes separate calibration from offsetting distortions, and NEPSE's 2026 widening of its pre-open band from ±2% to ±5% serves as a natural experiment. A new estimator, designed on NEPSE's first two rule regimes, is tested on its later regimes, two indices and stocks from Bangladesh, Vietnam and Morocco. Later analyses follow plans frozen before testing.</w:t>
+        <w:t>Six estimators are evaluated on 143,718 ordinary-equity stock-days (292 securities, March 2024-August 2026) against matched proxies. Instrumented calibration slopes test for offsetting distortions, and an event study examines the 2026 rule package that widened NEPSE's pre-open band from ±2% to ±5%. A new estimator, designed on NEPSE's first two rule regimes, is tested on later regimes, two indices and stocks from Bangladesh, Vietnam and Morocco, and retested against return-only forecasts. Later analyses follow plans frozen before testing.</w:t>
       </w:r>
     </w:p>
     <w:p>
@@ -91,7 +91,7 @@
         <w:t xml:space="preserve">Findings: </w:t>
       </w:r>
       <w:r>
-        <w:t>Range estimators are calibrated to the open-to-close proxy (Parkinson slope 0.919 [0.760, 1.056]), but the open is mostly transient: the session undoes 64-87% of the overnight move, and after the band widening the share surviving fell by 0.333, more than at any of 77 placebo dates. Anam's estimator weights the overnight move by the open's measured reliability and calibrates to close-to-close variance. No classical range estimator forecasts significantly better than it in any test sample, but it does not beat close-to-close at short horizons in Nepal, Vietnam or recent Dhaka data, and both comparisons depend partly on the loss function. Its open-free form passed a prespecified test in Morocco.</w:t>
+        <w:t>Unit calibration slopes against the open-to-close proxy are not rejected (Parkinson 0.919 [0.760, 1.056]), but the open is mostly transient: the session undoes 64-87% of the overnight move, and after the rule package the share surviving fell by 0.333, more than at any of 77 placebo dates. Anam's estimator weights the overnight move by the open's measured reliability and calibrates to close-to-close variance. After correction of the evaluation, its open-free form beats close-to-close at five sessions in six of seven samples, but the best range-based forecast beats the best return-only one in only two, and comparisons with close-to-close depend partly on the loss function.</w:t>
       </w:r>
     </w:p>
     <w:p>
@@ -103,7 +103,7 @@
         <w:t xml:space="preserve">Originality/value: </w:t>
       </w:r>
       <w:r>
-        <w:t>A market-design rule change altered what daily bars measure; an estimator built on that evidence is tested out of sample in four frontier markets.</w:t>
+        <w:t>Opening-auction rule changes coincided with a change in what daily bars measure; an estimator built on that evidence is tested out of sample in four frontier markets.</w:t>
       </w:r>
     </w:p>
     <w:p>
@@ -114,7 +114,7 @@
         <w:rPr>
           <w:b/>
         </w:rPr>
-        <w:t>Keywords: frontier markets; volatility measurement; opening auction; price limits; unbiasedness regression; natural experiment; instrumented calibration; range-based estimators; Yang-Zhang; Nepal Stock Exchange; imperfect volatility proxies; market microstructure; volatility estimator; out-of-sample evaluation</w:t>
+        <w:t>Keywords: frontier markets; volatility measurement; opening auction; price limits; unbiasedness regression; event study; instrumented calibration; range-based estimators; Yang-Zhang; Nepal Stock Exchange; imperfect volatility proxies; market microstructure; volatility estimator; out-of-sample evaluation</w:t>
       </w:r>
       <w:r/>
     </w:p>
@@ -159,19 +159,19 @@
     </w:p>
     <w:p>
       <w:r>
-        <w:t>This paper asks five questions, and the empirical sections answer them in order. First, do range estimators remain informative for ordinary NEPSE equities as liquidity declines? Second, how much of the apparent estimator failure in a frontier market arises from instrument composition and from benchmark mismatch rather than from illiquidity? Third, when an estimator agrees with its matched proxy, is that agreement calibration, or two distortions cancelling? Fourth, what does the opening price, which every within-session estimator and the proxy itself read, actually measure? Fifth, can an estimator built for an unreliable open measure volatility better than the classical ones, in Nepal and in other frontier markets? Answering them yields a contribution that should be stated narrowly, because a targeted search of the Nepali literature — logged, screened and reconciled in the accompanying package — shows what is and is not new here. That search located 3 usable studies and could not retrieve 8 further records, so it supports statements about what it found and not about the literature as a whole. Among what it found, NEPSE volatility has been studied at the index level with GARCH-family and regime-switching models (Dangal &amp; Gajurel, 2021; Karki, 2026), and at the security level: Neupane, Neupane and Baral (2022) examine daily stock return volatility for a single listed bank over 2010-2021, relating it to trading volume, price and frequency. This paper therefore makes no claim to introduce security-level volatility analysis to Nepal. What it contributes instead is a measurement contribution: a reproducible comparison of daily OHLC volatility estimators — close-to-close, Parkinson, Garman-Klass, Rogers-Satchell, Yang-Zhang and an additive correction — each against a proxy matched to its own scope, sample and horizon, under NEPSE's own calendar, staleness, thin-trading and closing-rule constraints. The security-level work the search located uses closing prices alone and asks an association question about volume and volatility; the question here is how to measure volatility from the daily high, low and open as well as the close, and which of those estimators survives contact with a frontier market's data. That addresses a measurement question not identified in the targeted search, which is a weaker and more honest statement than a claim of novelty. The third and fourth questions add two things the comparison alone could not supply: a calibration test that identifies how each estimator responds to latent variance without a high-frequency benchmark, and evidence, from a natural experiment in the exchange's own opening rules, on what the daily bar's opening price measures. The fifth adds a constructive answer: an estimator designed on part of the NEPSE sample and tested out of sample, under frozen plans, in Nepal, two benchmark indices and three other frontier markets. The correct question is not simply 'Which volatility formula should Nepal use?' but 'Which volatility object is being measured, from which securities, over which part of the day, and under what market microstructure?' Throughout, we describe results as deviations from a matched proxy rather than as accuracy, because the latent variance is unobserved and the proxy is imperfect.</w:t>
+        <w:t>This paper asks five questions, and the empirical sections answer them in order. First, do range estimators remain informative for ordinary NEPSE equities as liquidity declines? Second, how much of the apparent estimator failure in a frontier market arises from instrument composition and from benchmark mismatch rather than from illiquidity? Third, when an estimator agrees with its matched proxy, is that agreement calibration, or two distortions cancelling? Fourth, what does the opening price, which every within-session estimator and the proxy itself read, actually measure? Fifth, can an estimator built for an unreliable open measure volatility better than the classical ones, in Nepal and in other frontier markets? Answering them yields a contribution that should be stated narrowly, because a targeted search of the Nepali literature — logged, screened and reconciled in the accompanying package — shows what is and is not new here. That search located 3 usable studies and could not retrieve 8 further records, so it supports statements about what it found and not about the literature as a whole. Among what it found, NEPSE volatility has been studied at the index level with GARCH-family and regime-switching models (Dangal &amp; Gajurel, 2021; Karki, 2026), and at the security level: Neupane, Neupane and Baral (2022) examine daily stock return volatility for a single listed bank over 2010-2021, relating it to trading volume, price and frequency. This paper therefore makes no claim to introduce security-level volatility analysis to Nepal. What it contributes instead is a measurement contribution: a reproducible comparison of daily OHLC volatility estimators — close-to-close, Parkinson, Garman-Klass, Rogers-Satchell, Yang-Zhang and an additive correction — each against a proxy matched to its own scope, sample and horizon, under NEPSE's own calendar, staleness, thin-trading and closing-rule constraints. The security-level work the search located uses closing prices alone and asks an association question about volume and volatility; the question here is how to measure volatility from the daily high, low and open as well as the close, and which of those estimators survives contact with a frontier market's data. That addresses a measurement question not identified in the targeted search, which is a weaker and more honest statement than a claim of novelty. The third and fourth questions add two things the comparison alone could not supply: a calibration test that identifies how each estimator responds to latent variance without a high-frequency benchmark, and evidence, from a change in the exchange's own opening rules, on what the daily bar's opening price measures. The fifth adds a constructive answer: an estimator designed on part of the NEPSE sample and tested out of sample, under frozen plans, in Nepal, two benchmark indices and three other frontier markets, and retested against return-only forecasts after an independent audit corrected the forecast evaluation. The correct question is not simply 'Which volatility formula should Nepal use?' but 'Which volatility object is being measured, from which securities, over which part of the day, and under what market microstructure?' Throughout, we describe results as deviations from a matched proxy rather than as accuracy, because the latent variance is unobserved and the proxy is imperfect.</w:t>
       </w:r>
     </w:p>
     <w:p>
       <w:pPr/>
       <w:r>
-        <w:t>The fourth answer turns out to matter most. NEPSE's opening price is mostly transient: the trading session undoes between 64% and 87% of the overnight move under every rule regime in the sample. The error belongs to each security's own auction: in a post hoc split, the market-wide part of the opening move shows no detectable reversal, and on the NIFTY 50 index, which also averages over its constituents, the session undoes 7%. When the exchange widened its pre-open price band on 20 April 2026, the share of the opening move that survives to the close fell sharply, by more than at any of 77 placebo dates; and opens pinned at the old band had been reversed rather than continued, so the narrow band had been capping overreaction rather than delaying price discovery. For measurement, this means that every estimator reading the open inherits its error. The range estimators' agreement with the open-to-close proxy is genuine calibration, but calibration to a benchmark that shares the same error. Three-quarters of Yang-Zhang's excess over close-to-close variance is the overnight-intraday covariance it assumes away. And the close-to-close return, which never reads the open, is the benchmark that survives. Both analyses were run under plans frozen before their results existed, and the predictions that failed are reported with the ones that held.</w:t>
+        <w:t>The fourth answer turns out to matter most. NEPSE's opening price is mostly transient: the trading session undoes between 64% and 87% of the overnight move under every rule regime in the sample. The error belongs to each security's own auction: in a post hoc split, the market-wide part of the opening move shows no detectable reversal, and on the NIFTY 50 index, which also averages over its constituents, the session undoes 7%. When the exchange widened its pre-open price band on 20 April 2026, in a package of rule changes made on the same date, the share of the opening move that survives to the close fell sharply, by more than at any of 77 placebo dates; and opens pinned at the old band had been reversed rather than continued, which is consistent with the narrow band capping overreaction rather than delaying price discovery, although the band's separate effect is not identified. For measurement, this means that every estimator reading the open inherits its error. A unit calibration slope of the range estimators on the open-to-close proxy is not rejected, under instruments whose validity is assumed, but that is calibration to a benchmark that shares the same error. Three-quarters of Yang-Zhang's excess over close-to-close variance is the overnight-intraday covariance it assumes away. And the close-to-close return, which never reads the open, is the benchmark that survives. Both analyses were run under plans frozen before their results existed, and the predictions that failed are reported with the ones that held.</w:t>
       </w:r>
     </w:p>
     <w:p>
       <w:pPr/>
       <w:r>
-        <w:t>The fifth answer builds on the fourth. If the open is mostly transient, an estimator should read it only as far as it is reliable, and should measure how far that is. The estimator of Section 6.8, which we call Anam's estimator, estimates the open's unbiasedness coefficient from the cross-section's recent history, weights the overnight move by it, extends the day's range to the effective open that the coefficient implies, blends in close-to-close variance as the open degrades, and calibrates the result to close-to-close variance across the cross-section. It was designed on NEPSE's first two rule regimes, with Section 6.7's findings for the whole NEPSE sample already known, and then evaluated under three plans frozen before their results existed: on NEPSE's later regimes, the NIFTY 50 and S&amp;P 500 indices, and stock panels from Bangladesh, Vietnam and Morocco. Under the loss function the plans fixed, no classical range estimator has significantly lower loss than it in any of the seven test samples. Its calibrated level stays within 1.1% of close-to-close variance everywhere except NEPSE's post-reform regime; uncalibrated, the classical estimators overstate that level by up to 71% and understate it by up to 55% on the same samples, but given the same calibration they come within 2.2%, so the level is the calibration's doing rather than the estimator's. It does not beat close-to-close itself at short horizons in Nepal, Vietnam or the recent Dhaka panel, as the plans had predicted it would, and close-to-close beats it after NEPSE's band reform; the failed predictions are reported as failures. Its open-free form, which reads only the previous close, the high, the low and the close, had the lowest five-session forecast loss in every frontier-market panel of the second plan, a post hoc reading, and then passed a test fixed in advance in Morocco. A post hoc recheck finds the comparisons with the classical range estimators robust to the choice of standard errors, and those with close-to-close dependent on the loss function (Table 37).</w:t>
+        <w:t>The fifth answer builds on the fourth. If the open is mostly transient, an estimator should read it only as far as it is reliable, and should measure how far that is. The estimator of Section 6.8, which we call Anam's estimator, estimates the open's unbiasedness coefficient from the cross-section's recent history, weights the overnight move by it, extends the day's range to the effective open that the coefficient implies, blends in close-to-close variance as the open degrades, and calibrates the result to close-to-close variance across the cross-section. It was designed on NEPSE's first two rule regimes, with Section 6.7's findings for the whole NEPSE sample already known, and then evaluated under three plans frozen before their results existed: on NEPSE's later regimes, the NIFTY 50 and S&amp;P 500 indices, and stock panels from Bangladesh, Vietnam and Morocco. Under the loss function the plans fixed, no classical range estimator had significantly lower loss than it in any of the seven test samples. Its calibrated level stays within 1.1% of close-to-close variance everywhere except NEPSE's post-reform regime; uncalibrated, the classical estimators overstate that level by up to 71% and understate it by up to 55% on the same samples, but given the same calibration they come within 2.2%, so the level is the calibration's doing rather than the estimator's. It does not beat close-to-close itself at short horizons in Nepal, Vietnam or the recent Dhaka panel, as the plans had predicted it would, and close-to-close beats it after NEPSE's band reform; the failed predictions are reported as failures. Its open-free form, which reads only the previous close, the high, the low and the close, had the lowest five-session forecast loss of the plans' nine estimators in every frontier-market panel of the second plan, a post hoc reading, and then passed a test fixed in advance in Morocco. A post hoc recheck finds the comparisons with the classical range estimators robust to the choice of standard errors, and those with close-to-close dependent on the loss function (Table 37). An independent audit then found four defects in the plans' forecast evaluation, and a corrected evaluation, frozen before it was run, narrows the record (Table 39). A classical range estimator now has significantly lower loss than the estimator in one of 84 comparisons, and than its open-free form in none, and the open-free form beats close-to-close at five sessions in six of the seven samples. But forecasts built from returns alone, GARCH-type models or a HAR model of squared returns, are about as accurate: the best range-based forecast beats the best of them only in the long Dhaka history and in Morocco.</w:t>
       </w:r>
     </w:p>
     <w:p>
@@ -3093,13 +3093,13 @@
     <w:p>
       <w:pPr/>
       <w:r>
-        <w:t>Every comparison so far is a ratio of means, and a ratio cannot tell an estimator that tracks variance from one whose distortions cancel. A thin market produces two distortions that pull in opposite directions. With few trades the observed extremes come from a short sample, so a range estimator responds less than one-for-one to latent variance, a multiplicative distortion. Bid-ask bounce and transient auction errors add a component that does not scale with it, an additive one. Writing each estimator as X = α + β·IV + U, its mean ratio to the proxy is exactly β + δ, a calibration slope plus an additive share, so a ratio of one is consistent with a slope of 0.7 offset by an additive share of 0.3. The slope can be identified without a high-frequency benchmark from volatility persistence. Lagged realised measures predict a session's variance but are uncorrelated with its measurement error, so they are valid instruments however strongly the estimators' same-day errors are correlated. The device is the errors-in-variables remedy of Christensen and Prabhala (1998) and the lagged-instrument logic of Hansen and Lunde (2014); only its application to daily-bar estimators is new here. Security effects are removed by forward orthogonal deviations (Arellano &amp; Bover, 1995), so that no instrument sees the session it instruments. The specification, the decision rules and a Monte Carlo validation on simulated NEPSE-like panels were fixed before any slope was computed on the data.</w:t>
+        <w:t>Every comparison so far is a ratio of means, and a ratio cannot tell an estimator that tracks variance from one whose distortions cancel. A thin market produces two distortions that pull in opposite directions. With few trades the observed extremes come from a short sample, so a range estimator responds less than one-for-one to latent variance, a multiplicative distortion. Bid-ask bounce and transient auction errors add a component that does not scale with it, an additive one. Writing each estimator as X = α + β·IV + U, its mean ratio to the proxy is exactly β + δ, a calibration slope plus an additive share, so a ratio of one is consistent with a slope of 0.7 offset by an additive share of 0.3. The slope can be identified without a high-frequency benchmark from volatility persistence. Lagged realised measures predict a session's variance and, if measurement errors are not serially correlated, are uncorrelated with its measurement error; under that assumption, which persistence alone does not guarantee, they are valid instruments however strongly the estimators' same-day errors are correlated. The device is the errors-in-variables remedy of Christensen and Prabhala (1998) and the lagged-instrument logic of Hansen and Lunde (2014); only its application to daily-bar estimators is new here. Security effects are removed by forward orthogonal deviations (Arellano &amp; Bover, 1995), so that no instrument sees the session it instruments. The specification, the decision rules and a Monte Carlo validation on simulated NEPSE-like panels were fixed before any slope was computed on the data.</w:t>
       </w:r>
     </w:p>
     <w:p>
       <w:pPr/>
       <w:r>
-        <w:t>The near-unit ratios survive the test (Table 29, Figure 7). Parkinson's calibration slope is 0.919 [0.760, 1.056], Garman-Klass's 0.887 [0.668, 1.078] and Rogers-Satchell's 0.912 [0.650, 1.135]. Every interval contains one, so the frozen verdict for all three is no detectable attenuation, and Parkinson's slope stays between 0.910 and 1.042 across the sensitivity specifications. The additive correction behaves differently. AddRS's ratio of 1.501 on the variance scale decomposes into a slope of 1.344 [1.092, 1.534] and an additive share of 0.157, so its overshoot is mostly a slope problem: it rises about a third more than the proxy when predictable variance rises. An average-price estimator built from the session VWAP is amplified further (1.655 [1.276, 1.959]). The naive statistics a reader might have used instead say nothing about calibration: the OLS slopes of the range estimators on the proxy run from 0.16 to 0.47 and their correlations from 0.19 to 0.72. Three pre-specified predictions failed and are reported as such: no liquidity gradient in the slope (0.082 [-0.163, 0.342]; not detected), no closing-rule effect, and no slope change at the band reform. On NIFTY 50, India VIX, an options-implied forecast unrelated to the daily bar's sampling error, identifies the same slopes as the lagged realised measures (Parkinson 1.005 against 0.996), which corroborates the identification where it can be cross-checked.</w:t>
+        <w:t>The near-unit ratios survive the test (Table 29, Figure 7). Parkinson's calibration slope is 0.919 [0.760, 1.056], Garman-Klass's 0.887 [0.668, 1.078] and Rogers-Satchell's 0.912 [0.650, 1.135]. Every interval contains one, so the frozen verdict for all three is no detectable attenuation, and Parkinson's slope stays between 0.910 and 1.042 across the sensitivity specifications. Containing one is not equivalence: Parkinson's interval allows attenuation of up to 24%. The instruments are also weaker than the conventional first-stage statistic (F = 556) suggests: with errors clustered by security and date, the primary specification's effective F (Montiel Olea &amp; Pflueger, 2013) is 19.4, below the threshold of 23.1 for a worst-case bias of 10%, while instruments dated two sessions back reach 29.9 (a post hoc check). The additive correction behaves differently. AddRS's ratio of 1.501 on the variance scale decomposes into a slope of 1.344 [1.092, 1.534] and an additive share of 0.157, so its overshoot is mostly a slope problem: it rises about a third more than the proxy when predictable variance rises. An average-price estimator built from the session VWAP is amplified further (1.655 [1.276, 1.959]). The naive statistics a reader might have used instead say nothing about calibration: the OLS slopes of the range estimators on the proxy run from 0.16 to 0.47 and their correlations from 0.19 to 0.72. Three pre-specified predictions failed and are reported as such: no liquidity gradient in the slope (0.082 [-0.163, 0.342]; not detected), no closing-rule effect, and no slope change at the band reform. On NIFTY 50, India VIX, an options-implied forecast unrelated to the daily bar's sampling error, identifies the same slopes as the lagged realised measures (Parkinson 1.005 against 0.996), which corroborates the identification where it can be cross-checked.</w:t>
       </w:r>
     </w:p>
     <w:p>
@@ -3170,7 +3170,7 @@
     <w:p>
       <w:pPr/>
       <w:r>
-        <w:t>NEPSE's opening price is mostly transient (Table 30). Under the ±2% pre-open band, b is 0.307 [0.247, 0.376] with a last-trade close, 0.216 [0.128, 0.281] while the close was a fifteen-minute VWAP, and 0.356 [0.252, 0.512] once the last-trade close returned: the session undoes between 64% and 78% of the overnight move. On the NIFTY 50 index, b is 0.929 [0.854, 0.995], a small reversal, but an index averages its constituents' opening errors, and the post hoc split reported below finds no detectable reversal of NEPSE's own market-wide opening move; the NIFTY figure therefore describes a market-wide open, not any one security's auction. The reversal is not confined to thin securities: b is below one in every security-level liquidity quintile in every regime, between 0.12 and 0.45 under the ±2% band. It is also fast: of the 69 percentage points of the opening move undone in the first regime, 57 are undone before the session's volume-weighted centre and 12 after it.</w:t>
+        <w:t>NEPSE's opening price is mostly transient (Table 30). Under the ±2% pre-open band, b is 0.307 [0.247, 0.376] with a last-trade close, 0.216 [0.128, 0.281] while the close was a fifteen-minute VWAP, and 0.356 [0.252, 0.512] once the last-trade close returned: the session undoes between 64% and 78% of the overnight move, in the sense of 1 - b, a projection pooled across securities and dates in which large opening moves weigh most. On the NIFTY 50 index, b is 0.929 [0.854, 0.995], a small reversal, but an index averages its constituents' opening errors, and the post hoc split reported below finds no detectable reversal of NEPSE's own market-wide opening move; the NIFTY figure therefore describes a market-wide open, not any one security's auction. The reversal is not confined to thin securities: b is below one in every security-level liquidity quintile in every regime, between 0.12 and 0.45 under the ±2% band. It is also fast: of the 69 percentage points of the opening move undone in the first regime, 57 are undone before the session's volume-weighted centre and 12 after it.</w:t>
       </w:r>
     </w:p>
     <w:p>
@@ -3253,31 +3253,61 @@
     <w:p>
       <w:pPr/>
       <w:r>
-        <w:t>Sections 6.6 and 6.7 say what an estimator for this market needs. The open carries a transient error that the session mostly reverses, so its overnight move should count only in proportion to how much of it survives. The range still carries the information that makes range estimators efficient, but it should be measured from where the efficient open lies rather than from the printed one. Close-to-close variance, the one measure the open cannot contaminate, should carry more weight as the open degrades. And the level should be set on the close-to-close scale rather than inherited from a formula derived for a continuously observed price path. Table 33 states the estimator that follows. The open's quality is the unbiasedness coefficient b = Σ o r / Σ o² of Section 6.7, pooled over the cross-section and the last 60 dates and clipped to [0, 1]; b·o is then the part of the overnight move that the session keeps, and PC·exp(b o) the effective open. The range is extended to reach it, R* = R + max(0, b o - h) + max(0, l - b o), and the daily kernel A = (1 - w)[(b o)² + R*²/(4 ln 2)] + w r² blends in close-to-close variance with weight w = 0.2(1 - b). Its level is set by κ = Σ r² / Σ A over the same trailing set, so that κ times the window mean of A is on the close-to-close scale. We refer to it as Anam's estimator. Each ingredient has an antecedent: the range is Parkinson's (1980), the sum of an overnight and a range term follows Yang and Zhang (2000), the range extended to the previous close is Wilder's (1978) true range, and scaling a partial measure to the close-to-close scale follows the whole-day scaling of Hansen and Lunde (2005). Hansen and Lunde also weight the overnight return by an amount estimated from data, chosen for efficiency from intraday returns. What is added here is narrower: the weight is the open's unbiasedness coefficient for the close, measured from daily bars alone, and the same coefficient moves the range's anchor to the effective open and sets how much close-to-close variance is blended in. With b = 1 the kernel is the overnight-plus-Parkinson estimator; with b = 0, its open-free form, it is 0.8 times true-range Parkinson plus 0.2 r², which reads only the previous close, the high, the low and the close.</w:t>
+        <w:t>Sections 6.6 and 6.7 say what an estimator for this market needs. The open carries a transient error that the session mostly reverses, so its overnight move should count only in proportion to how much of it survives. The range still carries the information that makes range estimators efficient, but it should be measured from where the efficient open lies rather than from the printed one. Close-to-close variance, the one measure the open cannot contaminate, should carry more weight as the open degrades. And the level should be set on the close-to-close scale rather than inherited from a formula derived for a continuously observed price path. Table 33 states the estimator that follows. The open's quality is the unbiasedness coefficient b = Σ o r / Σ o² of Section 6.7, pooled over the cross-section and the last 60 dates and clipped to [0, 1]; b·o is then a shrinkage predictor of the efficient overnight log move, the part of the overnight move the session is expected to keep given o, and PC·exp(b o) the anchor it implies, which we call the effective open. The range is extended to reach it, R* = R + max(0, b o - h) + max(0, l - b o), and the daily kernel A = (1 - w)[(b o)² + R*²/(4 ln 2)] + w r² blends in close-to-close variance with weight w = 0.2(1 - b). Its level is set by κ = Σ r² / Σ A over the same trailing set, so that κ times the window mean of A is on the close-to-close scale. We refer to it as Anam's estimator. The construction is a heuristic whose level the calibration sets: the squared shrinkage predictor understates the efficient overnight second moment unless the open's error is proportional to the move, and the extended range cannot remove an opening error that is already the day's high or low (theory supplement, Proposition 7). Each ingredient has an antecedent: the range is Parkinson's (1980), the sum of an overnight and a range term follows Yang and Zhang (2000), the range extended to the previous close is Wilder's (1978) true range, and scaling a partial measure to the close-to-close scale follows the whole-day scaling of Hansen and Lunde (2005). Hansen and Lunde also weight the overnight return by an amount estimated from data, chosen for efficiency from intraday returns. What is added here is narrower: the weight is the open's unbiasedness coefficient for the close, measured from daily bars alone, and the same coefficient moves the range's anchor to the effective open and sets how much close-to-close variance is blended in. With b = 1 the kernel is the overnight-plus-Parkinson estimator; with b = 0, its open-free form, it is 0.8 times true-range Parkinson plus 0.2 r², which reads only the previous close, the high, the low and the close.</w:t>
       </w:r>
     </w:p>
     <w:p>
       <w:pPr/>
       <w:r>
-        <w:t>The estimator was designed on NEPSE's first two rule regimes (A1 and B) and on simulated panels where the truth is known, each design choice scored by tuning on one regime and forecasting the other, and its constants were fixed in a plan frozen before the estimator was computed on any later observation. The later regimes were not unseen: Section 6.7's findings, which informed the design, use the whole NEPSE sample, and the NIFTY 50's unbiasedness coefficient was known; the plan lists what was known when it was frozen. The evaluation is a forecast comparison that does not need latent variance: every estimator forecasts the mean squared close-to-close return over the next 5 or 21 sessions, a conditionally unbiased target, so ranking by expected QLIKE loss matches the ranking that the true variance would give (Patton, 2011). Every estimator is put on the close-to-close scale by the same pooled calibration, is given its own shrinkage toward its long-run level, chosen on a training span, and is scored on a common set of forecast origins; loss differences are tested with Newey-West statistics on the per-date difference (Diebold &amp; Mariano, 1995; Newey &amp; West, 1987). Three frozen plans supplied the test samples (Tables 34-36): NEPSE's later regimes A2 and C, the NIFTY 50 and the S&amp;P 500; stock panels from Dhaka for 2023-2026 and Vietnam for 2007-2020, with a secondary Dhaka panel for 2009-2021 whose dates had to be repaired; and the Casablanca Stock Exchange for 2012-2026. The three new markets were chosen because their daily stock data could be obtained, not for any property of their prices. Bangladesh, Vietnam and Morocco are frontier markets in MSCI's classification over the test periods, and FTSE Russell announced in October 2025 that it would reclassify Vietnam as secondary emerging from September 2026, after the Vietnamese sample ends; Nepal is not covered by the major index providers' frontier-market indices and is called a frontier market here in the descriptive sense.</w:t>
+        <w:t>The estimator was designed on NEPSE's first two rule regimes (A1 and B) and on simulated panels where the truth is known, each design choice scored by tuning on one regime and forecasting the other, and its constants were fixed in a plan frozen before the estimator was computed on any later observation. The later regimes were not unseen: Section 6.7's findings, which informed the design, use the whole NEPSE sample, and the NIFTY 50's unbiasedness coefficient was known; the plan lists what was known when it was frozen. The evaluation is a forecast comparison that does not need latent variance: every estimator forecasts the mean squared close-to-close return over the next 5 or 21 sessions, and QLIKE loss ranks such forecasts as the conditional mean of that target would (Patton, 2011). That conditional mean is the second moment of observed close-to-close returns, not integrated variance: the comparison is between procedures for forecasting observed return variation. Every estimator is put on the close-to-close scale by the same pooled calibration, is given its own shrinkage toward its long-run level, chosen on a training span, and is scored on a common set of forecast origins; in the plans, loss differences were tested with Newey-West statistics on the per-date difference (Diebold &amp; Mariano, 1995; Newey &amp; West, 1987). Three frozen plans supplied the test samples (Tables 34-36): NEPSE's later regimes A2 and C, the NIFTY 50 and the S&amp;P 500; stock panels from Dhaka for 2023-2026 and Vietnam for 2007-2020, with a secondary Dhaka panel for 2009-2021 whose dates had to be repaired; and the Casablanca Stock Exchange for 2012-2026. The three new markets were chosen because their daily stock data could be obtained, not for any property of their prices. Bangladesh, Vietnam and Morocco are frontier markets in MSCI's classification over the test periods, and FTSE Russell announced in October 2025 that it would reclassify Vietnam as secondary emerging from September 2026, after the Vietnamese sample ends; Nepal is not covered by the major index providers' frontier-market indices and is called a frontier market here in the descriptive sense.</w:t>
       </w:r>
     </w:p>
     <w:p>
       <w:pPr/>
       <w:r>
-        <w:t>Against the classical estimators the result is uniform under the plans' loss function. No classical range estimator has significantly lower loss than Anam's estimator in any of the seven test samples at either horizon (Table 34), and in every frontier-market sample it beats all six at five sessions; a post hoc recheck finds the same with longer Newey-West lags and with non-overlapping forecast origins. Two qualifications apply. On the S&amp;P 500 the index open lags the overnight move, with a pooled unbiasedness coefficient of 2.21, so the estimator's b sits at its cap of one in every test session and the estimator coincides with overnight² + Parkinson; four classical estimators had nominally lower loss there. And under an MSE loss, also post hoc, the three classical estimators that add the whole overnight move (overnight² + Parkinson, overnight² + Garman-Klass and the Yang-Zhang daily form) have significantly lower loss than the estimator in Vietnam at 21 sessions (t from −9.19 to −1.98). Its calibrated level is within 1.1% of close-to-close variance in every sample except NEPSE's post-reform regime, where it is 1.195 (Table 35), while the classical estimators err in both directions: the Yang-Zhang daily form is 1.709 times close-to-close variance in Dhaka 2023-2026, and Parkinson and Garman-Klass are 0.544 and 0.453 times it in Morocco, a thin market in which 21% of the test-span bars have no range at all. No classical formula is right in every market, which is the case for setting the level on each market's own close-to-close scale. It is a case for the calibration, not for this kernel: given the same calibration, a post hoc check finds every classical range estimator within 2.2% of close-to-close variance outside NEPSE's post-reform regime (Table 38). The level test is also partly in sample, because the calibration window contains the 21 sessions being measured; with a calibration that ends before them, the estimator is within 2.2% and the classical estimators within 4.8%. The plans' level hypotheses (H2 and F3), which set a calibrated estimator against raw ones, are therefore weak tests. Only after NEPSE's reform, where every calibration lags, does the kernel matter for the level: the estimator's 1.195 is closer to one than any calibrated classical estimator's (1.241 to 1.339).</w:t>
+        <w:t>The next three paragraphs report the plans' evaluation as frozen (Tables 34-38); the corrected evaluation follows them (Table 39). An independent audit of the package (9 October 2026) found four defects in the plans' evaluation: a training origin could have its outcome inside the test span, a target of 5 or 21 sessions could stitch sessions across a security's trading gaps, zero targets were dropped, and the reported mean difference weighted forecast origins differently from its t statistic. A further plan, M20, frozen before any corrected loss was computed, removes them; where the two disagree, the corrected evaluation is the record. In the Bangladeshi, Vietnamese and Moroccan panels the frozen loss levels also include targets that are floating-point residues of equal prices, which the plans meant to drop; they raise the full form's five-session loss by 0.02 to 0.19 but change one frozen verdict (audit register M-033).</w:t>
       </w:r>
     </w:p>
     <w:p>
       <w:pPr/>
       <w:r>
-        <w:t>Against close-to-close the record is mixed, and frozen predictions failed. At five sessions Anam's estimator beats close-to-close on the NIFTY 50 and S&amp;P 500 indices (t = −3.07 and −6.39), in Morocco (t = −2.06) and in the repaired Dhaka history (t = −6.17), but not on NEPSE's holdout (t = +1.19), in Dhaka 2023-2026 (t = −0.90) or in Vietnam (t = +0.20), where the plans had predicted that it would. On the indices it shares those wins with the classical range estimators: three of them also beat close-to-close on the NIFTY 50, and five on the S&amp;P 500. The Moroccan difference is the least secure. It comes from the 4% band regime of March 2020 to October 2021, which spans the pandemic shock (t = −5.95 there, against −0.77 to +0.83 in the other three regimes), and in a post hoc recheck it does not survive longer Newey-West lags (t = −1.85 with lags of twice the horizon), non-overlapping origins, an MSE loss or a Holm correction across the three plans (p = 0.079); the NIFTY 50 difference does not survive non-overlapping origins either (t = −1.90) (Table 37). Close-to-close is significantly better in two places: in NEPSE's sessions after the band reform (t = +3.51 at five sessions and +2.47 at 21) and in Vietnam at 21 sessions (t = +7.27). The first of these has a mechanical part. The calibration pools the last 60 dates, so after a sudden rule change it lags: in a post hoc check of four calibration windows, the frozen 60 dates among them, and a reset at the rule change, the ten-date window came closest, lowering the estimator's five-session loss in that regime from 0.7532 to 0.7063, against 0.6909 for close-to-close, so that the difference is no longer significant (t = +1.16); close-to-close kept the lower loss under every variant tried.</w:t>
+        <w:t>In the plans' evaluation, the result against the classical estimators is uniform under their loss function. No classical range estimator has significantly lower loss than Anam's estimator in any of the seven test samples at either horizon (Table 34), and in every frontier-market sample it beats all six at five sessions; a post hoc recheck finds the same with longer Newey-West lags and with non-overlapping forecast origins. Two qualifications apply. On the S&amp;P 500 the index open lags the overnight move, with a pooled unbiasedness coefficient of 2.21, so the estimator's b sits at its cap of one in every test session and the estimator coincides with overnight² + Parkinson; four classical estimators had nominally lower loss there. And under an MSE loss, also post hoc, the three classical estimators that add the whole overnight move (overnight² + Parkinson, overnight² + Garman-Klass and the Yang-Zhang daily form) have significantly lower loss than the estimator in Vietnam at 21 sessions (t from −9.19 to −1.98). Its calibrated level is within 1.1% of close-to-close variance in every sample except NEPSE's post-reform regime, where it is 1.195 (Table 35), while the classical estimators err in both directions: the Yang-Zhang daily form is 1.709 times close-to-close variance in Dhaka 2023-2026, and Parkinson and Garman-Klass are 0.544 and 0.453 times it in Morocco, a thin market in which 21% of the test-span bars have no range at all. No classical formula is right in every market, which is the case for setting the level on each market's own close-to-close scale. It is a case for the calibration, not for this kernel: given the same calibration, a post hoc check finds every classical range estimator within 2.2% of close-to-close variance outside NEPSE's post-reform regime (Table 38). The level test is also partly in sample, because the calibration window contains the 21 sessions being measured; with a calibration that ends before them, the estimator is within 2.2% and the classical estimators within 4.8%. The plans' level hypotheses (H2 and F3), which set a calibrated estimator against raw ones, are therefore weak tests. Only after NEPSE's reform, where every calibration lags, does the kernel matter for the level: the estimator's 1.195 is closer to one than any calibrated classical estimator's (1.241 to 1.339).</w:t>
+      </w:r>
+    </w:p>
+    <w:p>
+      <w:pPr/>
+      <w:r>
+        <w:t>In the plans' evaluation, the record against close-to-close is mixed, and frozen predictions failed. At five sessions Anam's estimator beats close-to-close on the NIFTY 50 and S&amp;P 500 indices (t = −3.07 and −6.39), in Morocco (t = −2.06) and in the repaired Dhaka history (t = −6.17), but not on NEPSE's holdout (t = +1.19), in Dhaka 2023-2026 (t = −0.90) or in Vietnam (t = +0.20), where the plans had predicted that it would. On the indices it shares those wins with the classical range estimators: three of them also beat close-to-close on the NIFTY 50, and five on the S&amp;P 500. The Moroccan difference is the least secure. It comes from the 4% band regime of March 2020 to October 2021, which spans the pandemic shock (t = −5.95 there, against −0.77 to +0.83 in the other three regimes), and in a post hoc recheck it does not survive longer Newey-West lags (t = −1.85 with lags of twice the horizon), non-overlapping origins, an MSE loss or a Holm correction across the three plans (p = 0.079); the NIFTY 50 difference does not survive non-overlapping origins either (t = −1.90) (Table 37). Close-to-close is significantly better in two places: in NEPSE's sessions after the band reform (t = +3.51 at five sessions and +2.47 at 21) and in Vietnam at 21 sessions (t = +7.27). The first of these has a mechanical part. The calibration pools the last 60 dates, so after a sudden rule change it lags: in a post hoc check of four calibration windows, the frozen 60 dates among them, and a reset at the rule change, the ten-date window came closest, lowering the estimator's five-session loss in that regime from 0.7532 to 0.7063, against 0.6909 for close-to-close, so that the difference is no longer significant (t = +1.16); close-to-close kept the lower loss under every variant tried.</w:t>
       </w:r>
     </w:p>
     <w:p>
       <w:pPr/>
       <w:r>
         <w:t>The open-free form was reported, but not decided on, in the first two plans. Read after their verdicts, in a post hoc comparison, its loss was below the full estimator's in every NEPSE and every second-plan comparison, and it had the lowest five-session loss of all nine estimators in each panel of the second plan. Because that reading came after the results, the third plan tested it as a hypothesis fixed before the Moroccan data were read, and every frozen rule held: at five sessions it beat close-to-close (0.6633 against 0.6784, t = −4.53) and the full estimator (t = −4.75), it had the lowest loss of all nine estimators at both horizons, and no estimator beat it. On the two indices, whose opens do not overreact (the pooled unbiasedness coefficient is 0.95 on the NIFTY 50 and above one on the S&amp;P 500), the full form had the lower loss, though not significantly. The evidence therefore favours the open-free form over the full form where the open is unreliable, with b well below one, as it is in every frontier market examined here (0.343 to 0.653 on the new test spans and 0.130 to 0.356 across NEPSE's regimes, each pooled over the whole span), and the full form where the open is close to unbiased. A coefficient below one shows how much of the overnight move the session reverses, not why: that the reversal is overreaction is Section 6.7's evidence for NEPSE alone, and in the other markets a noisy first trade, such as a bid-ask bounce, would lower b in the same way. It does not displace the paper's benchmark: after a sudden change in market rules, close-to-close beat both forms (for the open-free form, t = +3.38 at five sessions in NEPSE's post-reform regime). And the comparison with close-to-close depends on the loss function, which the plans fixed in advance as QLIKE: under an MSE loss, a post hoc check, close-to-close beats both forms in Vietnam (t = +14.48 and +6.89 at five sessions), both forms beat close-to-close in NEPSE's holdout (t = −3.19 and −3.56) and on the S&amp;P 500, and close-to-close's advantage after the reform is no longer significant (t = −1.19 for the full form).</w:t>
+      </w:r>
+    </w:p>
+    <w:p>
+      <w:pPr/>
+      <w:r>
+        <w:t>The corrected evaluation (plan M20, script 47) keeps the plans' samples, horizons and estimators. A training origin is used only if its outcome ends before the test span begins; a target spans h consecutive exchange sessions and exists only if the security has a return on each; every candidate is scored with QLIKE in the form y/f + ln f, so that zero targets count, on one common sample; and inference uses the mean over stock-days, the quantity reported, with a standard error clustered by date and a Bartlett bandwidth of twice the horizon. It adds forecasts built from returns alone (an exponentially weighted average, variance-targeted GARCH(1,1) and GJR-GARCH(1,1) run in calendar time, and a HAR model of squared returns; Bollerslev, 1986; Glosten, Jagannathan &amp; Runkle, 1993; Corsi, 2009), true-range Parkinson, a HAR model of the open-free kernel, and the model confidence set of Hansen, Lunde and Nason (2011) over all seventeen forecasts.</w:t>
+      </w:r>
+    </w:p>
+    <w:p>
+      <w:pPr/>
+      <w:r>
+        <w:t>Before correcting anything, the script reproduces the frozen tables exactly. Of the 288 frozen comparisons between the two forms and the other estimators, 47 then change verdict, most of them wins over a classical range estimator that are no longer significant. A classical range estimator now has significantly lower loss than the full form in one of 84 comparisons on the primary test spans (Parkinson in Dhaka 2023-2026 at five sessions, t = +2.09) and than the open-free form in none. Against close-to-close, the open-free form's five-session advantage survives a Holm adjustment across the seven samples, fixed in the plan, in every sample except NEPSE, and the full form's in three: Dhaka 2009-2021 and the two indices (Table 39). Close-to-close still beats both forms after NEPSE's reform.</w:t>
+      </w:r>
+    </w:p>
+    <w:p>
+      <w:pPr/>
+      <w:r>
+        <w:t>The return-only forecasts change the reading most. Taking the best return-only and the best range-based forecast by training loss, the range-based one has significantly lower test loss in Dhaka 2009-2021 and Morocco at both horizons, the return-only one in Dhaka 2023-2026 at both horizons and after NEPSE's reform, and neither elsewhere: on NEPSE's holdout, the indices and Vietnam the range added no detectable forecasting information beyond returns. The Moroccan verdict is fragile to how securities and dates are weighted. The most accurate single forecast pairs the open-free measure with HAR dynamics: it has the lowest test loss in ten of the fourteen sample-horizon cells and is in every 90% model confidence set, but so is GJR-GARCH, and close-to-close with the plans' shrinkage is in only six. Among the seventeen, the open-free form never has the lowest loss. Much of the gain over the plans' benchmark is the dynamics: a HAR model of squared returns beats it in ten of the fourteen cells.</w:t>
+      </w:r>
+    </w:p>
+    <w:p>
+      <w:pPr/>
+      <w:r>
+        <w:t>Switching off one ingredient at a time locates what helps. Calibration does: no uncalibrated kernel beats its calibrated version. In the frontier panels, anchoring the range at the previous close and blending in 0.2 r² do. Estimating the open's coefficient does not: the full form never beats the open-free form and loses to it in seven of the fourteen cells, all in frontier panels, although it beats the form that trusts the open fully (b = 1) in ten. The overnight term with residual uncertainty that Proposition 7 of the theory supplement motivates does not improve on the frozen kernel, and loses to it in six cells. The corrected comparison also covers fewer thin securities than the plans' did, because a target over sessions on which a security did not trade cannot be scored: in Morocco's least liquid tercile only 44% of five-session origins have one.</w:t>
       </w:r>
     </w:p>
     <w:p>
@@ -15871,7 +15901,7 @@
     <w:p>
       <w:pPr/>
       <w:r>
-        <w:t>Table 31. The pre-open band reform as a natural experiment: the frozen M15 tests and their verdicts, applied mechanically.</w:t>
+        <w:t>Table 31. The April 2026 rule package as an event: the frozen M15 tests and their verdicts, applied mechanically.</w:t>
       </w:r>
     </w:p>
     <w:tbl>
@@ -17135,7 +17165,7 @@
     <w:p>
       <w:pPr/>
       <w:r>
-        <w:t>Table 34. Out-of-sample forecasts of future close-to-close variance: QLIKE loss (lower is better) on each test sample, with every estimator calibrated by the same pooled scheme, given its own shrinkage and scored on common origins, and the Newey-West t of each loss minus close-to-close's (negative favours the estimator). Plans M16-M18, frozen before testing (Section 6.8).</w:t>
+        <w:t>Table 34. Out-of-sample forecasts of future close-to-close variance: QLIKE loss (lower is better) on each test sample, with every estimator calibrated by the same pooled scheme, given its own shrinkage and scored on common origins, and the Newey-West t of each loss minus close-to-close's (negative favours the estimator). Plans M16-M18, frozen before testing (Section 6.8). These are the plans' results, with the defects described in Section 6.8; Table 39 gives the corrected evaluation. In the Bangladeshi, Vietnamese and Moroccan panels the levels include targets that are floating-point residues of equal prices, which the plans meant to drop.</w:t>
       </w:r>
     </w:p>
     <w:tbl>
@@ -24392,6 +24422,1566 @@
         </w:tc>
       </w:tr>
     </w:tbl>
+    <w:p/>
+    <w:p>
+      <w:pPr/>
+      <w:r>
+        <w:t>Table 39. The corrected forecast evaluation (plan M20, frozen before it was run; script 47), on each test sample's primary span: the t of each form's loss minus close-to-close's (negative favours the form; the mean over stock-days with a standard error clustered by date), the Holm-adjusted one-sided p of 'beats close-to-close' across the seven samples, the best return-only and range-based forecasts chosen on the training span with the t of their test-loss difference, the lowest test loss of the seventeen forecasts, and membership of the 90% model confidence set.</w:t>
+      </w:r>
+    </w:p>
+    <w:tbl>
+      <w:tblPr>
+        <w:tblStyle w:val="TableGrid"/>
+        <w:tblW w:type="auto" w:w="0"/>
+        <w:tblLook w:firstColumn="1" w:firstRow="1" w:lastColumn="0" w:lastRow="0" w:noHBand="0" w:noVBand="1" w:val="04A0"/>
+      </w:tblPr>
+      <w:tblGrid>
+        <w:gridCol w:w="965"/>
+        <w:gridCol w:w="965"/>
+        <w:gridCol w:w="965"/>
+        <w:gridCol w:w="965"/>
+        <w:gridCol w:w="965"/>
+        <w:gridCol w:w="965"/>
+        <w:gridCol w:w="965"/>
+        <w:gridCol w:w="965"/>
+        <w:gridCol w:w="965"/>
+        <w:gridCol w:w="965"/>
+      </w:tblGrid>
+      <w:tr>
+        <w:trPr>
+          <w:tblHeader/>
+        </w:trPr>
+        <w:tc>
+          <w:tcPr>
+            <w:tcW w:type="dxa" w:w="965"/>
+          </w:tcPr>
+          <w:p>
+            <w:r>
+              <w:t>Test sample</w:t>
+            </w:r>
+          </w:p>
+        </w:tc>
+        <w:tc>
+          <w:tcPr>
+            <w:tcW w:type="dxa" w:w="965"/>
+          </w:tcPr>
+          <w:p>
+            <w:r>
+              <w:t>Horizon (sessions)</w:t>
+            </w:r>
+          </w:p>
+        </w:tc>
+        <w:tc>
+          <w:tcPr>
+            <w:tcW w:type="dxa" w:w="965"/>
+          </w:tcPr>
+          <w:p>
+            <w:r>
+              <w:t>Anam minus close-to-close: t</w:t>
+            </w:r>
+          </w:p>
+        </w:tc>
+        <w:tc>
+          <w:tcPr>
+            <w:tcW w:type="dxa" w:w="965"/>
+          </w:tcPr>
+          <w:p>
+            <w:r>
+              <w:t>Open-free form minus close-to-close: t</w:t>
+            </w:r>
+          </w:p>
+        </w:tc>
+        <w:tc>
+          <w:tcPr>
+            <w:tcW w:type="dxa" w:w="965"/>
+          </w:tcPr>
+          <w:p>
+            <w:r>
+              <w:t>Holm p, beats close-to-close (Anam / open-free)</w:t>
+            </w:r>
+          </w:p>
+        </w:tc>
+        <w:tc>
+          <w:tcPr>
+            <w:tcW w:type="dxa" w:w="965"/>
+          </w:tcPr>
+          <w:p>
+            <w:r>
+              <w:t>Best return-only (training)</w:t>
+            </w:r>
+          </w:p>
+        </w:tc>
+        <w:tc>
+          <w:tcPr>
+            <w:tcW w:type="dxa" w:w="965"/>
+          </w:tcPr>
+          <w:p>
+            <w:r>
+              <w:t>Best range-based (training)</w:t>
+            </w:r>
+          </w:p>
+        </w:tc>
+        <w:tc>
+          <w:tcPr>
+            <w:tcW w:type="dxa" w:w="965"/>
+          </w:tcPr>
+          <w:p>
+            <w:r>
+              <w:t>Range-based minus return-only: t (verdict)</w:t>
+            </w:r>
+          </w:p>
+        </w:tc>
+        <w:tc>
+          <w:tcPr>
+            <w:tcW w:type="dxa" w:w="965"/>
+          </w:tcPr>
+          <w:p>
+            <w:r>
+              <w:t>Lowest test loss of 17</w:t>
+            </w:r>
+          </w:p>
+        </w:tc>
+        <w:tc>
+          <w:tcPr>
+            <w:tcW w:type="dxa" w:w="965"/>
+          </w:tcPr>
+          <w:p>
+            <w:r>
+              <w:t>In the 90% confidence set (close-to-close / Anam / open-free / HAR on open-free)</w:t>
+            </w:r>
+          </w:p>
+        </w:tc>
+      </w:tr>
+      <w:tr>
+        <w:tc>
+          <w:tcPr>
+            <w:tcW w:type="dxa" w:w="965"/>
+          </w:tcPr>
+          <w:p>
+            <w:r>
+              <w:t>NEPSE, regimes A2 and C</w:t>
+            </w:r>
+          </w:p>
+        </w:tc>
+        <w:tc>
+          <w:tcPr>
+            <w:tcW w:type="dxa" w:w="965"/>
+          </w:tcPr>
+          <w:p>
+            <w:r>
+              <w:t>5</w:t>
+            </w:r>
+          </w:p>
+        </w:tc>
+        <w:tc>
+          <w:tcPr>
+            <w:tcW w:type="dxa" w:w="965"/>
+          </w:tcPr>
+          <w:p>
+            <w:r>
+              <w:t>+0.82</w:t>
+            </w:r>
+          </w:p>
+        </w:tc>
+        <w:tc>
+          <w:tcPr>
+            <w:tcW w:type="dxa" w:w="965"/>
+          </w:tcPr>
+          <w:p>
+            <w:r>
+              <w:t>+0.63</w:t>
+            </w:r>
+          </w:p>
+        </w:tc>
+        <w:tc>
+          <w:tcPr>
+            <w:tcW w:type="dxa" w:w="965"/>
+          </w:tcPr>
+          <w:p>
+            <w:r>
+              <w:t>1.000 / 0.736</w:t>
+            </w:r>
+          </w:p>
+        </w:tc>
+        <w:tc>
+          <w:tcPr>
+            <w:tcW w:type="dxa" w:w="965"/>
+          </w:tcPr>
+          <w:p>
+            <w:r>
+              <w:t>GARCH</w:t>
+            </w:r>
+          </w:p>
+        </w:tc>
+        <w:tc>
+          <w:tcPr>
+            <w:tcW w:type="dxa" w:w="965"/>
+          </w:tcPr>
+          <w:p>
+            <w:r>
+              <w:t>HAR on the open-free kernel</w:t>
+            </w:r>
+          </w:p>
+        </w:tc>
+        <w:tc>
+          <w:tcPr>
+            <w:tcW w:type="dxa" w:w="965"/>
+          </w:tcPr>
+          <w:p>
+            <w:r>
+              <w:t>+0.35 (no significant difference)</w:t>
+            </w:r>
+          </w:p>
+        </w:tc>
+        <w:tc>
+          <w:tcPr>
+            <w:tcW w:type="dxa" w:w="965"/>
+          </w:tcPr>
+          <w:p>
+            <w:r>
+              <w:t>HAR on r²</w:t>
+            </w:r>
+          </w:p>
+        </w:tc>
+        <w:tc>
+          <w:tcPr>
+            <w:tcW w:type="dxa" w:w="965"/>
+          </w:tcPr>
+          <w:p>
+            <w:r>
+              <w:t>yes / yes / yes / yes</w:t>
+            </w:r>
+          </w:p>
+        </w:tc>
+      </w:tr>
+      <w:tr>
+        <w:tc>
+          <w:tcPr>
+            <w:tcW w:type="dxa" w:w="965"/>
+          </w:tcPr>
+          <w:p>
+            <w:r>
+              <w:t>NEPSE, regimes A2 and C</w:t>
+            </w:r>
+          </w:p>
+        </w:tc>
+        <w:tc>
+          <w:tcPr>
+            <w:tcW w:type="dxa" w:w="965"/>
+          </w:tcPr>
+          <w:p>
+            <w:r>
+              <w:t>21</w:t>
+            </w:r>
+          </w:p>
+        </w:tc>
+        <w:tc>
+          <w:tcPr>
+            <w:tcW w:type="dxa" w:w="965"/>
+          </w:tcPr>
+          <w:p>
+            <w:r>
+              <w:t>+0.16</w:t>
+            </w:r>
+          </w:p>
+        </w:tc>
+        <w:tc>
+          <w:tcPr>
+            <w:tcW w:type="dxa" w:w="965"/>
+          </w:tcPr>
+          <w:p>
+            <w:r>
+              <w:t>+0.02</w:t>
+            </w:r>
+          </w:p>
+        </w:tc>
+        <w:tc>
+          <w:tcPr>
+            <w:tcW w:type="dxa" w:w="965"/>
+          </w:tcPr>
+          <w:p>
+            <w:r>
+              <w:t>-</w:t>
+            </w:r>
+          </w:p>
+        </w:tc>
+        <w:tc>
+          <w:tcPr>
+            <w:tcW w:type="dxa" w:w="965"/>
+          </w:tcPr>
+          <w:p>
+            <w:r>
+              <w:t>GJR-GARCH</w:t>
+            </w:r>
+          </w:p>
+        </w:tc>
+        <w:tc>
+          <w:tcPr>
+            <w:tcW w:type="dxa" w:w="965"/>
+          </w:tcPr>
+          <w:p>
+            <w:r>
+              <w:t>HAR on the open-free kernel</w:t>
+            </w:r>
+          </w:p>
+        </w:tc>
+        <w:tc>
+          <w:tcPr>
+            <w:tcW w:type="dxa" w:w="965"/>
+          </w:tcPr>
+          <w:p>
+            <w:r>
+              <w:t>+0.06 (no significant difference)</w:t>
+            </w:r>
+          </w:p>
+        </w:tc>
+        <w:tc>
+          <w:tcPr>
+            <w:tcW w:type="dxa" w:w="965"/>
+          </w:tcPr>
+          <w:p>
+            <w:r>
+              <w:t>HAR on r²</w:t>
+            </w:r>
+          </w:p>
+        </w:tc>
+        <w:tc>
+          <w:tcPr>
+            <w:tcW w:type="dxa" w:w="965"/>
+          </w:tcPr>
+          <w:p>
+            <w:r>
+              <w:t>yes / yes / yes / yes</w:t>
+            </w:r>
+          </w:p>
+        </w:tc>
+      </w:tr>
+      <w:tr>
+        <w:tc>
+          <w:tcPr>
+            <w:tcW w:type="dxa" w:w="965"/>
+          </w:tcPr>
+          <w:p>
+            <w:r>
+              <w:t>NIFTY 50 (index)</w:t>
+            </w:r>
+          </w:p>
+        </w:tc>
+        <w:tc>
+          <w:tcPr>
+            <w:tcW w:type="dxa" w:w="965"/>
+          </w:tcPr>
+          <w:p>
+            <w:r>
+              <w:t>5</w:t>
+            </w:r>
+          </w:p>
+        </w:tc>
+        <w:tc>
+          <w:tcPr>
+            <w:tcW w:type="dxa" w:w="965"/>
+          </w:tcPr>
+          <w:p>
+            <w:r>
+              <w:t>-2.91</w:t>
+            </w:r>
+          </w:p>
+        </w:tc>
+        <w:tc>
+          <w:tcPr>
+            <w:tcW w:type="dxa" w:w="965"/>
+          </w:tcPr>
+          <w:p>
+            <w:r>
+              <w:t>-2.99</w:t>
+            </w:r>
+          </w:p>
+        </w:tc>
+        <w:tc>
+          <w:tcPr>
+            <w:tcW w:type="dxa" w:w="965"/>
+          </w:tcPr>
+          <w:p>
+            <w:r>
+              <w:t>0.009 / 0.006</w:t>
+            </w:r>
+          </w:p>
+        </w:tc>
+        <w:tc>
+          <w:tcPr>
+            <w:tcW w:type="dxa" w:w="965"/>
+          </w:tcPr>
+          <w:p>
+            <w:r>
+              <w:t>GJR-GARCH</w:t>
+            </w:r>
+          </w:p>
+        </w:tc>
+        <w:tc>
+          <w:tcPr>
+            <w:tcW w:type="dxa" w:w="965"/>
+          </w:tcPr>
+          <w:p>
+            <w:r>
+              <w:t>HAR on the open-free kernel</w:t>
+            </w:r>
+          </w:p>
+        </w:tc>
+        <w:tc>
+          <w:tcPr>
+            <w:tcW w:type="dxa" w:w="965"/>
+          </w:tcPr>
+          <w:p>
+            <w:r>
+              <w:t>-0.08 (no significant difference)</w:t>
+            </w:r>
+          </w:p>
+        </w:tc>
+        <w:tc>
+          <w:tcPr>
+            <w:tcW w:type="dxa" w:w="965"/>
+          </w:tcPr>
+          <w:p>
+            <w:r>
+              <w:t>HAR on the open-free kernel</w:t>
+            </w:r>
+          </w:p>
+        </w:tc>
+        <w:tc>
+          <w:tcPr>
+            <w:tcW w:type="dxa" w:w="965"/>
+          </w:tcPr>
+          <w:p>
+            <w:r>
+              <w:t>no / yes / yes / yes</w:t>
+            </w:r>
+          </w:p>
+        </w:tc>
+      </w:tr>
+      <w:tr>
+        <w:tc>
+          <w:tcPr>
+            <w:tcW w:type="dxa" w:w="965"/>
+          </w:tcPr>
+          <w:p>
+            <w:r>
+              <w:t>NIFTY 50 (index)</w:t>
+            </w:r>
+          </w:p>
+        </w:tc>
+        <w:tc>
+          <w:tcPr>
+            <w:tcW w:type="dxa" w:w="965"/>
+          </w:tcPr>
+          <w:p>
+            <w:r>
+              <w:t>21</w:t>
+            </w:r>
+          </w:p>
+        </w:tc>
+        <w:tc>
+          <w:tcPr>
+            <w:tcW w:type="dxa" w:w="965"/>
+          </w:tcPr>
+          <w:p>
+            <w:r>
+              <w:t>-0.04</w:t>
+            </w:r>
+          </w:p>
+        </w:tc>
+        <w:tc>
+          <w:tcPr>
+            <w:tcW w:type="dxa" w:w="965"/>
+          </w:tcPr>
+          <w:p>
+            <w:r>
+              <w:t>+0.31</w:t>
+            </w:r>
+          </w:p>
+        </w:tc>
+        <w:tc>
+          <w:tcPr>
+            <w:tcW w:type="dxa" w:w="965"/>
+          </w:tcPr>
+          <w:p>
+            <w:r>
+              <w:t>-</w:t>
+            </w:r>
+          </w:p>
+        </w:tc>
+        <w:tc>
+          <w:tcPr>
+            <w:tcW w:type="dxa" w:w="965"/>
+          </w:tcPr>
+          <w:p>
+            <w:r>
+              <w:t>GJR-GARCH</w:t>
+            </w:r>
+          </w:p>
+        </w:tc>
+        <w:tc>
+          <w:tcPr>
+            <w:tcW w:type="dxa" w:w="965"/>
+          </w:tcPr>
+          <w:p>
+            <w:r>
+              <w:t>HAR on the open-free kernel</w:t>
+            </w:r>
+          </w:p>
+        </w:tc>
+        <w:tc>
+          <w:tcPr>
+            <w:tcW w:type="dxa" w:w="965"/>
+          </w:tcPr>
+          <w:p>
+            <w:r>
+              <w:t>-1.75 (no significant difference)</w:t>
+            </w:r>
+          </w:p>
+        </w:tc>
+        <w:tc>
+          <w:tcPr>
+            <w:tcW w:type="dxa" w:w="965"/>
+          </w:tcPr>
+          <w:p>
+            <w:r>
+              <w:t>HAR on the open-free kernel</w:t>
+            </w:r>
+          </w:p>
+        </w:tc>
+        <w:tc>
+          <w:tcPr>
+            <w:tcW w:type="dxa" w:w="965"/>
+          </w:tcPr>
+          <w:p>
+            <w:r>
+              <w:t>yes / yes / yes / yes</w:t>
+            </w:r>
+          </w:p>
+        </w:tc>
+      </w:tr>
+      <w:tr>
+        <w:tc>
+          <w:tcPr>
+            <w:tcW w:type="dxa" w:w="965"/>
+          </w:tcPr>
+          <w:p>
+            <w:r>
+              <w:t>S&amp;P 500 (index)</w:t>
+            </w:r>
+          </w:p>
+        </w:tc>
+        <w:tc>
+          <w:tcPr>
+            <w:tcW w:type="dxa" w:w="965"/>
+          </w:tcPr>
+          <w:p>
+            <w:r>
+              <w:t>5</w:t>
+            </w:r>
+          </w:p>
+        </w:tc>
+        <w:tc>
+          <w:tcPr>
+            <w:tcW w:type="dxa" w:w="965"/>
+          </w:tcPr>
+          <w:p>
+            <w:r>
+              <w:t>-6.08</w:t>
+            </w:r>
+          </w:p>
+        </w:tc>
+        <w:tc>
+          <w:tcPr>
+            <w:tcW w:type="dxa" w:w="965"/>
+          </w:tcPr>
+          <w:p>
+            <w:r>
+              <w:t>-6.65</w:t>
+            </w:r>
+          </w:p>
+        </w:tc>
+        <w:tc>
+          <w:tcPr>
+            <w:tcW w:type="dxa" w:w="965"/>
+          </w:tcPr>
+          <w:p>
+            <w:r>
+              <w:t>0.000 / 0.000</w:t>
+            </w:r>
+          </w:p>
+        </w:tc>
+        <w:tc>
+          <w:tcPr>
+            <w:tcW w:type="dxa" w:w="965"/>
+          </w:tcPr>
+          <w:p>
+            <w:r>
+              <w:t>GJR-GARCH</w:t>
+            </w:r>
+          </w:p>
+        </w:tc>
+        <w:tc>
+          <w:tcPr>
+            <w:tcW w:type="dxa" w:w="965"/>
+          </w:tcPr>
+          <w:p>
+            <w:r>
+              <w:t>HAR on the open-free kernel</w:t>
+            </w:r>
+          </w:p>
+        </w:tc>
+        <w:tc>
+          <w:tcPr>
+            <w:tcW w:type="dxa" w:w="965"/>
+          </w:tcPr>
+          <w:p>
+            <w:r>
+              <w:t>-1.18 (no significant difference)</w:t>
+            </w:r>
+          </w:p>
+        </w:tc>
+        <w:tc>
+          <w:tcPr>
+            <w:tcW w:type="dxa" w:w="965"/>
+          </w:tcPr>
+          <w:p>
+            <w:r>
+              <w:t>true-range Parkinson</w:t>
+            </w:r>
+          </w:p>
+        </w:tc>
+        <w:tc>
+          <w:tcPr>
+            <w:tcW w:type="dxa" w:w="965"/>
+          </w:tcPr>
+          <w:p>
+            <w:r>
+              <w:t>no / yes / yes / yes</w:t>
+            </w:r>
+          </w:p>
+        </w:tc>
+      </w:tr>
+      <w:tr>
+        <w:tc>
+          <w:tcPr>
+            <w:tcW w:type="dxa" w:w="965"/>
+          </w:tcPr>
+          <w:p>
+            <w:r>
+              <w:t>S&amp;P 500 (index)</w:t>
+            </w:r>
+          </w:p>
+        </w:tc>
+        <w:tc>
+          <w:tcPr>
+            <w:tcW w:type="dxa" w:w="965"/>
+          </w:tcPr>
+          <w:p>
+            <w:r>
+              <w:t>21</w:t>
+            </w:r>
+          </w:p>
+        </w:tc>
+        <w:tc>
+          <w:tcPr>
+            <w:tcW w:type="dxa" w:w="965"/>
+          </w:tcPr>
+          <w:p>
+            <w:r>
+              <w:t>-0.18</w:t>
+            </w:r>
+          </w:p>
+        </w:tc>
+        <w:tc>
+          <w:tcPr>
+            <w:tcW w:type="dxa" w:w="965"/>
+          </w:tcPr>
+          <w:p>
+            <w:r>
+              <w:t>-0.09</w:t>
+            </w:r>
+          </w:p>
+        </w:tc>
+        <w:tc>
+          <w:tcPr>
+            <w:tcW w:type="dxa" w:w="965"/>
+          </w:tcPr>
+          <w:p>
+            <w:r>
+              <w:t>-</w:t>
+            </w:r>
+          </w:p>
+        </w:tc>
+        <w:tc>
+          <w:tcPr>
+            <w:tcW w:type="dxa" w:w="965"/>
+          </w:tcPr>
+          <w:p>
+            <w:r>
+              <w:t>GJR-GARCH</w:t>
+            </w:r>
+          </w:p>
+        </w:tc>
+        <w:tc>
+          <w:tcPr>
+            <w:tcW w:type="dxa" w:w="965"/>
+          </w:tcPr>
+          <w:p>
+            <w:r>
+              <w:t>HAR on the open-free kernel</w:t>
+            </w:r>
+          </w:p>
+        </w:tc>
+        <w:tc>
+          <w:tcPr>
+            <w:tcW w:type="dxa" w:w="965"/>
+          </w:tcPr>
+          <w:p>
+            <w:r>
+              <w:t>-1.21 (no significant difference)</w:t>
+            </w:r>
+          </w:p>
+        </w:tc>
+        <w:tc>
+          <w:tcPr>
+            <w:tcW w:type="dxa" w:w="965"/>
+          </w:tcPr>
+          <w:p>
+            <w:r>
+              <w:t>HAR on the open-free kernel</w:t>
+            </w:r>
+          </w:p>
+        </w:tc>
+        <w:tc>
+          <w:tcPr>
+            <w:tcW w:type="dxa" w:w="965"/>
+          </w:tcPr>
+          <w:p>
+            <w:r>
+              <w:t>yes / yes / yes / yes</w:t>
+            </w:r>
+          </w:p>
+        </w:tc>
+      </w:tr>
+      <w:tr>
+        <w:tc>
+          <w:tcPr>
+            <w:tcW w:type="dxa" w:w="965"/>
+          </w:tcPr>
+          <w:p>
+            <w:r>
+              <w:t>Dhaka 2023-2026</w:t>
+            </w:r>
+          </w:p>
+        </w:tc>
+        <w:tc>
+          <w:tcPr>
+            <w:tcW w:type="dxa" w:w="965"/>
+          </w:tcPr>
+          <w:p>
+            <w:r>
+              <w:t>5</w:t>
+            </w:r>
+          </w:p>
+        </w:tc>
+        <w:tc>
+          <w:tcPr>
+            <w:tcW w:type="dxa" w:w="965"/>
+          </w:tcPr>
+          <w:p>
+            <w:r>
+              <w:t>+1.45</w:t>
+            </w:r>
+          </w:p>
+        </w:tc>
+        <w:tc>
+          <w:tcPr>
+            <w:tcW w:type="dxa" w:w="965"/>
+          </w:tcPr>
+          <w:p>
+            <w:r>
+              <w:t>-2.56</w:t>
+            </w:r>
+          </w:p>
+        </w:tc>
+        <w:tc>
+          <w:tcPr>
+            <w:tcW w:type="dxa" w:w="965"/>
+          </w:tcPr>
+          <w:p>
+            <w:r>
+              <w:t>1.000 / 0.013</w:t>
+            </w:r>
+          </w:p>
+        </w:tc>
+        <w:tc>
+          <w:tcPr>
+            <w:tcW w:type="dxa" w:w="965"/>
+          </w:tcPr>
+          <w:p>
+            <w:r>
+              <w:t>GJR-GARCH</w:t>
+            </w:r>
+          </w:p>
+        </w:tc>
+        <w:tc>
+          <w:tcPr>
+            <w:tcW w:type="dxa" w:w="965"/>
+          </w:tcPr>
+          <w:p>
+            <w:r>
+              <w:t>HAR on the open-free kernel</w:t>
+            </w:r>
+          </w:p>
+        </w:tc>
+        <w:tc>
+          <w:tcPr>
+            <w:tcW w:type="dxa" w:w="965"/>
+          </w:tcPr>
+          <w:p>
+            <w:r>
+              <w:t>+2.66 (returns suffice)</w:t>
+            </w:r>
+          </w:p>
+        </w:tc>
+        <w:tc>
+          <w:tcPr>
+            <w:tcW w:type="dxa" w:w="965"/>
+          </w:tcPr>
+          <w:p>
+            <w:r>
+              <w:t>GJR-GARCH</w:t>
+            </w:r>
+          </w:p>
+        </w:tc>
+        <w:tc>
+          <w:tcPr>
+            <w:tcW w:type="dxa" w:w="965"/>
+          </w:tcPr>
+          <w:p>
+            <w:r>
+              <w:t>no / no / no / yes</w:t>
+            </w:r>
+          </w:p>
+        </w:tc>
+      </w:tr>
+      <w:tr>
+        <w:tc>
+          <w:tcPr>
+            <w:tcW w:type="dxa" w:w="965"/>
+          </w:tcPr>
+          <w:p>
+            <w:r>
+              <w:t>Dhaka 2023-2026</w:t>
+            </w:r>
+          </w:p>
+        </w:tc>
+        <w:tc>
+          <w:tcPr>
+            <w:tcW w:type="dxa" w:w="965"/>
+          </w:tcPr>
+          <w:p>
+            <w:r>
+              <w:t>21</w:t>
+            </w:r>
+          </w:p>
+        </w:tc>
+        <w:tc>
+          <w:tcPr>
+            <w:tcW w:type="dxa" w:w="965"/>
+          </w:tcPr>
+          <w:p>
+            <w:r>
+              <w:t>-0.60</w:t>
+            </w:r>
+          </w:p>
+        </w:tc>
+        <w:tc>
+          <w:tcPr>
+            <w:tcW w:type="dxa" w:w="965"/>
+          </w:tcPr>
+          <w:p>
+            <w:r>
+              <w:t>-1.99</w:t>
+            </w:r>
+          </w:p>
+        </w:tc>
+        <w:tc>
+          <w:tcPr>
+            <w:tcW w:type="dxa" w:w="965"/>
+          </w:tcPr>
+          <w:p>
+            <w:r>
+              <w:t>-</w:t>
+            </w:r>
+          </w:p>
+        </w:tc>
+        <w:tc>
+          <w:tcPr>
+            <w:tcW w:type="dxa" w:w="965"/>
+          </w:tcPr>
+          <w:p>
+            <w:r>
+              <w:t>GJR-GARCH</w:t>
+            </w:r>
+          </w:p>
+        </w:tc>
+        <w:tc>
+          <w:tcPr>
+            <w:tcW w:type="dxa" w:w="965"/>
+          </w:tcPr>
+          <w:p>
+            <w:r>
+              <w:t>Yang-Zhang (daily form)</w:t>
+            </w:r>
+          </w:p>
+        </w:tc>
+        <w:tc>
+          <w:tcPr>
+            <w:tcW w:type="dxa" w:w="965"/>
+          </w:tcPr>
+          <w:p>
+            <w:r>
+              <w:t>+3.63 (returns suffice)</w:t>
+            </w:r>
+          </w:p>
+        </w:tc>
+        <w:tc>
+          <w:tcPr>
+            <w:tcW w:type="dxa" w:w="965"/>
+          </w:tcPr>
+          <w:p>
+            <w:r>
+              <w:t>HAR on the open-free kernel</w:t>
+            </w:r>
+          </w:p>
+        </w:tc>
+        <w:tc>
+          <w:tcPr>
+            <w:tcW w:type="dxa" w:w="965"/>
+          </w:tcPr>
+          <w:p>
+            <w:r>
+              <w:t>no / no / yes / yes</w:t>
+            </w:r>
+          </w:p>
+        </w:tc>
+      </w:tr>
+      <w:tr>
+        <w:tc>
+          <w:tcPr>
+            <w:tcW w:type="dxa" w:w="965"/>
+          </w:tcPr>
+          <w:p>
+            <w:r>
+              <w:t>Vietnam 2007-2020</w:t>
+            </w:r>
+          </w:p>
+        </w:tc>
+        <w:tc>
+          <w:tcPr>
+            <w:tcW w:type="dxa" w:w="965"/>
+          </w:tcPr>
+          <w:p>
+            <w:r>
+              <w:t>5</w:t>
+            </w:r>
+          </w:p>
+        </w:tc>
+        <w:tc>
+          <w:tcPr>
+            <w:tcW w:type="dxa" w:w="965"/>
+          </w:tcPr>
+          <w:p>
+            <w:r>
+              <w:t>-0.86</w:t>
+            </w:r>
+          </w:p>
+        </w:tc>
+        <w:tc>
+          <w:tcPr>
+            <w:tcW w:type="dxa" w:w="965"/>
+          </w:tcPr>
+          <w:p>
+            <w:r>
+              <w:t>-3.94</w:t>
+            </w:r>
+          </w:p>
+        </w:tc>
+        <w:tc>
+          <w:tcPr>
+            <w:tcW w:type="dxa" w:w="965"/>
+          </w:tcPr>
+          <w:p>
+            <w:r>
+              <w:t>0.785 / 0.000</w:t>
+            </w:r>
+          </w:p>
+        </w:tc>
+        <w:tc>
+          <w:tcPr>
+            <w:tcW w:type="dxa" w:w="965"/>
+          </w:tcPr>
+          <w:p>
+            <w:r>
+              <w:t>GARCH</w:t>
+            </w:r>
+          </w:p>
+        </w:tc>
+        <w:tc>
+          <w:tcPr>
+            <w:tcW w:type="dxa" w:w="965"/>
+          </w:tcPr>
+          <w:p>
+            <w:r>
+              <w:t>HAR on the open-free kernel</w:t>
+            </w:r>
+          </w:p>
+        </w:tc>
+        <w:tc>
+          <w:tcPr>
+            <w:tcW w:type="dxa" w:w="965"/>
+          </w:tcPr>
+          <w:p>
+            <w:r>
+              <w:t>-1.51 (no significant difference)</w:t>
+            </w:r>
+          </w:p>
+        </w:tc>
+        <w:tc>
+          <w:tcPr>
+            <w:tcW w:type="dxa" w:w="965"/>
+          </w:tcPr>
+          <w:p>
+            <w:r>
+              <w:t>HAR on the open-free kernel</w:t>
+            </w:r>
+          </w:p>
+        </w:tc>
+        <w:tc>
+          <w:tcPr>
+            <w:tcW w:type="dxa" w:w="965"/>
+          </w:tcPr>
+          <w:p>
+            <w:r>
+              <w:t>no / no / no / yes</w:t>
+            </w:r>
+          </w:p>
+        </w:tc>
+      </w:tr>
+      <w:tr>
+        <w:tc>
+          <w:tcPr>
+            <w:tcW w:type="dxa" w:w="965"/>
+          </w:tcPr>
+          <w:p>
+            <w:r>
+              <w:t>Vietnam 2007-2020</w:t>
+            </w:r>
+          </w:p>
+        </w:tc>
+        <w:tc>
+          <w:tcPr>
+            <w:tcW w:type="dxa" w:w="965"/>
+          </w:tcPr>
+          <w:p>
+            <w:r>
+              <w:t>21</w:t>
+            </w:r>
+          </w:p>
+        </w:tc>
+        <w:tc>
+          <w:tcPr>
+            <w:tcW w:type="dxa" w:w="965"/>
+          </w:tcPr>
+          <w:p>
+            <w:r>
+              <w:t>+1.64</w:t>
+            </w:r>
+          </w:p>
+        </w:tc>
+        <w:tc>
+          <w:tcPr>
+            <w:tcW w:type="dxa" w:w="965"/>
+          </w:tcPr>
+          <w:p>
+            <w:r>
+              <w:t>-0.63</w:t>
+            </w:r>
+          </w:p>
+        </w:tc>
+        <w:tc>
+          <w:tcPr>
+            <w:tcW w:type="dxa" w:w="965"/>
+          </w:tcPr>
+          <w:p>
+            <w:r>
+              <w:t>-</w:t>
+            </w:r>
+          </w:p>
+        </w:tc>
+        <w:tc>
+          <w:tcPr>
+            <w:tcW w:type="dxa" w:w="965"/>
+          </w:tcPr>
+          <w:p>
+            <w:r>
+              <w:t>GARCH</w:t>
+            </w:r>
+          </w:p>
+        </w:tc>
+        <w:tc>
+          <w:tcPr>
+            <w:tcW w:type="dxa" w:w="965"/>
+          </w:tcPr>
+          <w:p>
+            <w:r>
+              <w:t>HAR on the open-free kernel</w:t>
+            </w:r>
+          </w:p>
+        </w:tc>
+        <w:tc>
+          <w:tcPr>
+            <w:tcW w:type="dxa" w:w="965"/>
+          </w:tcPr>
+          <w:p>
+            <w:r>
+              <w:t>-1.19 (no significant difference)</w:t>
+            </w:r>
+          </w:p>
+        </w:tc>
+        <w:tc>
+          <w:tcPr>
+            <w:tcW w:type="dxa" w:w="965"/>
+          </w:tcPr>
+          <w:p>
+            <w:r>
+              <w:t>HAR on the open-free kernel</w:t>
+            </w:r>
+          </w:p>
+        </w:tc>
+        <w:tc>
+          <w:tcPr>
+            <w:tcW w:type="dxa" w:w="965"/>
+          </w:tcPr>
+          <w:p>
+            <w:r>
+              <w:t>no / no / yes / yes</w:t>
+            </w:r>
+          </w:p>
+        </w:tc>
+      </w:tr>
+      <w:tr>
+        <w:tc>
+          <w:tcPr>
+            <w:tcW w:type="dxa" w:w="965"/>
+          </w:tcPr>
+          <w:p>
+            <w:r>
+              <w:t>Dhaka 2009-2021 (dates repaired)</w:t>
+            </w:r>
+          </w:p>
+        </w:tc>
+        <w:tc>
+          <w:tcPr>
+            <w:tcW w:type="dxa" w:w="965"/>
+          </w:tcPr>
+          <w:p>
+            <w:r>
+              <w:t>5</w:t>
+            </w:r>
+          </w:p>
+        </w:tc>
+        <w:tc>
+          <w:tcPr>
+            <w:tcW w:type="dxa" w:w="965"/>
+          </w:tcPr>
+          <w:p>
+            <w:r>
+              <w:t>-6.52</w:t>
+            </w:r>
+          </w:p>
+        </w:tc>
+        <w:tc>
+          <w:tcPr>
+            <w:tcW w:type="dxa" w:w="965"/>
+          </w:tcPr>
+          <w:p>
+            <w:r>
+              <w:t>-8.02</w:t>
+            </w:r>
+          </w:p>
+        </w:tc>
+        <w:tc>
+          <w:tcPr>
+            <w:tcW w:type="dxa" w:w="965"/>
+          </w:tcPr>
+          <w:p>
+            <w:r>
+              <w:t>0.000 / 0.000</w:t>
+            </w:r>
+          </w:p>
+        </w:tc>
+        <w:tc>
+          <w:tcPr>
+            <w:tcW w:type="dxa" w:w="965"/>
+          </w:tcPr>
+          <w:p>
+            <w:r>
+              <w:t>GJR-GARCH</w:t>
+            </w:r>
+          </w:p>
+        </w:tc>
+        <w:tc>
+          <w:tcPr>
+            <w:tcW w:type="dxa" w:w="965"/>
+          </w:tcPr>
+          <w:p>
+            <w:r>
+              <w:t>HAR on the open-free kernel</w:t>
+            </w:r>
+          </w:p>
+        </w:tc>
+        <w:tc>
+          <w:tcPr>
+            <w:tcW w:type="dxa" w:w="965"/>
+          </w:tcPr>
+          <w:p>
+            <w:r>
+              <w:t>-6.31 (range adds information)</w:t>
+            </w:r>
+          </w:p>
+        </w:tc>
+        <w:tc>
+          <w:tcPr>
+            <w:tcW w:type="dxa" w:w="965"/>
+          </w:tcPr>
+          <w:p>
+            <w:r>
+              <w:t>HAR on the open-free kernel</w:t>
+            </w:r>
+          </w:p>
+        </w:tc>
+        <w:tc>
+          <w:tcPr>
+            <w:tcW w:type="dxa" w:w="965"/>
+          </w:tcPr>
+          <w:p>
+            <w:r>
+              <w:t>yes / yes / yes / yes</w:t>
+            </w:r>
+          </w:p>
+        </w:tc>
+      </w:tr>
+      <w:tr>
+        <w:tc>
+          <w:tcPr>
+            <w:tcW w:type="dxa" w:w="965"/>
+          </w:tcPr>
+          <w:p>
+            <w:r>
+              <w:t>Dhaka 2009-2021 (dates repaired)</w:t>
+            </w:r>
+          </w:p>
+        </w:tc>
+        <w:tc>
+          <w:tcPr>
+            <w:tcW w:type="dxa" w:w="965"/>
+          </w:tcPr>
+          <w:p>
+            <w:r>
+              <w:t>21</w:t>
+            </w:r>
+          </w:p>
+        </w:tc>
+        <w:tc>
+          <w:tcPr>
+            <w:tcW w:type="dxa" w:w="965"/>
+          </w:tcPr>
+          <w:p>
+            <w:r>
+              <w:t>-2.45</w:t>
+            </w:r>
+          </w:p>
+        </w:tc>
+        <w:tc>
+          <w:tcPr>
+            <w:tcW w:type="dxa" w:w="965"/>
+          </w:tcPr>
+          <w:p>
+            <w:r>
+              <w:t>-3.04</w:t>
+            </w:r>
+          </w:p>
+        </w:tc>
+        <w:tc>
+          <w:tcPr>
+            <w:tcW w:type="dxa" w:w="965"/>
+          </w:tcPr>
+          <w:p>
+            <w:r>
+              <w:t>-</w:t>
+            </w:r>
+          </w:p>
+        </w:tc>
+        <w:tc>
+          <w:tcPr>
+            <w:tcW w:type="dxa" w:w="965"/>
+          </w:tcPr>
+          <w:p>
+            <w:r>
+              <w:t>GJR-GARCH</w:t>
+            </w:r>
+          </w:p>
+        </w:tc>
+        <w:tc>
+          <w:tcPr>
+            <w:tcW w:type="dxa" w:w="965"/>
+          </w:tcPr>
+          <w:p>
+            <w:r>
+              <w:t>HAR on the open-free kernel</w:t>
+            </w:r>
+          </w:p>
+        </w:tc>
+        <w:tc>
+          <w:tcPr>
+            <w:tcW w:type="dxa" w:w="965"/>
+          </w:tcPr>
+          <w:p>
+            <w:r>
+              <w:t>-3.14 (range adds information)</w:t>
+            </w:r>
+          </w:p>
+        </w:tc>
+        <w:tc>
+          <w:tcPr>
+            <w:tcW w:type="dxa" w:w="965"/>
+          </w:tcPr>
+          <w:p>
+            <w:r>
+              <w:t>HAR on the open-free kernel</w:t>
+            </w:r>
+          </w:p>
+        </w:tc>
+        <w:tc>
+          <w:tcPr>
+            <w:tcW w:type="dxa" w:w="965"/>
+          </w:tcPr>
+          <w:p>
+            <w:r>
+              <w:t>yes / yes / yes / yes</w:t>
+            </w:r>
+          </w:p>
+        </w:tc>
+      </w:tr>
+      <w:tr>
+        <w:tc>
+          <w:tcPr>
+            <w:tcW w:type="dxa" w:w="965"/>
+          </w:tcPr>
+          <w:p>
+            <w:r>
+              <w:t>Morocco 2012-2026</w:t>
+            </w:r>
+          </w:p>
+        </w:tc>
+        <w:tc>
+          <w:tcPr>
+            <w:tcW w:type="dxa" w:w="965"/>
+          </w:tcPr>
+          <w:p>
+            <w:r>
+              <w:t>5</w:t>
+            </w:r>
+          </w:p>
+        </w:tc>
+        <w:tc>
+          <w:tcPr>
+            <w:tcW w:type="dxa" w:w="965"/>
+          </w:tcPr>
+          <w:p>
+            <w:r>
+              <w:t>-0.53</w:t>
+            </w:r>
+          </w:p>
+        </w:tc>
+        <w:tc>
+          <w:tcPr>
+            <w:tcW w:type="dxa" w:w="965"/>
+          </w:tcPr>
+          <w:p>
+            <w:r>
+              <w:t>-2.62</w:t>
+            </w:r>
+          </w:p>
+        </w:tc>
+        <w:tc>
+          <w:tcPr>
+            <w:tcW w:type="dxa" w:w="965"/>
+          </w:tcPr>
+          <w:p>
+            <w:r>
+              <w:t>0.890 / 0.013</w:t>
+            </w:r>
+          </w:p>
+        </w:tc>
+        <w:tc>
+          <w:tcPr>
+            <w:tcW w:type="dxa" w:w="965"/>
+          </w:tcPr>
+          <w:p>
+            <w:r>
+              <w:t>HAR on r²</w:t>
+            </w:r>
+          </w:p>
+        </w:tc>
+        <w:tc>
+          <w:tcPr>
+            <w:tcW w:type="dxa" w:w="965"/>
+          </w:tcPr>
+          <w:p>
+            <w:r>
+              <w:t>HAR on the open-free kernel</w:t>
+            </w:r>
+          </w:p>
+        </w:tc>
+        <w:tc>
+          <w:tcPr>
+            <w:tcW w:type="dxa" w:w="965"/>
+          </w:tcPr>
+          <w:p>
+            <w:r>
+              <w:t>-2.30 (range adds information)</w:t>
+            </w:r>
+          </w:p>
+        </w:tc>
+        <w:tc>
+          <w:tcPr>
+            <w:tcW w:type="dxa" w:w="965"/>
+          </w:tcPr>
+          <w:p>
+            <w:r>
+              <w:t>HAR on the open-free kernel</w:t>
+            </w:r>
+          </w:p>
+        </w:tc>
+        <w:tc>
+          <w:tcPr>
+            <w:tcW w:type="dxa" w:w="965"/>
+          </w:tcPr>
+          <w:p>
+            <w:r>
+              <w:t>no / no / yes / yes</w:t>
+            </w:r>
+          </w:p>
+        </w:tc>
+      </w:tr>
+      <w:tr>
+        <w:tc>
+          <w:tcPr>
+            <w:tcW w:type="dxa" w:w="965"/>
+          </w:tcPr>
+          <w:p>
+            <w:r>
+              <w:t>Morocco 2012-2026</w:t>
+            </w:r>
+          </w:p>
+        </w:tc>
+        <w:tc>
+          <w:tcPr>
+            <w:tcW w:type="dxa" w:w="965"/>
+          </w:tcPr>
+          <w:p>
+            <w:r>
+              <w:t>21</w:t>
+            </w:r>
+          </w:p>
+        </w:tc>
+        <w:tc>
+          <w:tcPr>
+            <w:tcW w:type="dxa" w:w="965"/>
+          </w:tcPr>
+          <w:p>
+            <w:r>
+              <w:t>-2.03</w:t>
+            </w:r>
+          </w:p>
+        </w:tc>
+        <w:tc>
+          <w:tcPr>
+            <w:tcW w:type="dxa" w:w="965"/>
+          </w:tcPr>
+          <w:p>
+            <w:r>
+              <w:t>-2.61</w:t>
+            </w:r>
+          </w:p>
+        </w:tc>
+        <w:tc>
+          <w:tcPr>
+            <w:tcW w:type="dxa" w:w="965"/>
+          </w:tcPr>
+          <w:p>
+            <w:r>
+              <w:t>-</w:t>
+            </w:r>
+          </w:p>
+        </w:tc>
+        <w:tc>
+          <w:tcPr>
+            <w:tcW w:type="dxa" w:w="965"/>
+          </w:tcPr>
+          <w:p>
+            <w:r>
+              <w:t>GARCH</w:t>
+            </w:r>
+          </w:p>
+        </w:tc>
+        <w:tc>
+          <w:tcPr>
+            <w:tcW w:type="dxa" w:w="965"/>
+          </w:tcPr>
+          <w:p>
+            <w:r>
+              <w:t>HAR on the open-free kernel</w:t>
+            </w:r>
+          </w:p>
+        </w:tc>
+        <w:tc>
+          <w:tcPr>
+            <w:tcW w:type="dxa" w:w="965"/>
+          </w:tcPr>
+          <w:p>
+            <w:r>
+              <w:t>-2.72 (range adds information)</w:t>
+            </w:r>
+          </w:p>
+        </w:tc>
+        <w:tc>
+          <w:tcPr>
+            <w:tcW w:type="dxa" w:w="965"/>
+          </w:tcPr>
+          <w:p>
+            <w:r>
+              <w:t>HAR on the open-free kernel</w:t>
+            </w:r>
+          </w:p>
+        </w:tc>
+        <w:tc>
+          <w:tcPr>
+            <w:tcW w:type="dxa" w:w="965"/>
+          </w:tcPr>
+          <w:p>
+            <w:r>
+              <w:t>no / yes / yes / yes</w:t>
+            </w:r>
+          </w:p>
+        </w:tc>
+      </w:tr>
+    </w:tbl>
+    <w:p/>
     <w:p/>
     <w:p/>
     <w:p/>
@@ -24490,7 +26080,7 @@
         <w:ind w:left="360" w:hanging="216"/>
       </w:pPr>
       <w:r>
-        <w:t>In NEPSE neither form of Anam's estimator (Section 6.8) beat close-to-close out of sample, and close-to-close beat both after the reform, so close-to-close remains the primary measure here. Where a range-based measure is wanted beside it, use the estimator's open-free form where the open's unbiasedness coefficient is well below one, as in every frontier market examined here, and its full form where the open is close to unbiased; its level is on the close-to-close scale by construction of its calibration. After a change in market rules, rely on close-to-close until the calibration window has passed the change.</w:t>
+        <w:t>In NEPSE neither form of Anam's estimator (Section 6.8) beat close-to-close out of sample, and close-to-close beat both after the reform, so close-to-close remains the primary measure here. Where a range-based measure is wanted beside it, use the estimator's open-free form where the open's unbiasedness coefficient is well below one, as in every frontier market examined here; its level is on the close-to-close scale by construction of its calibration. For forecasting, give it HAR-type dynamics and report a GARCH-type forecast of returns beside it, which the corrected evaluation found about as accurate in most samples. After a change in market rules, rely on close-to-close until the calibration window has passed the change.</w:t>
       </w:r>
     </w:p>
     <w:p>
@@ -24551,7 +26141,7 @@
     </w:p>
     <w:p>
       <w:r>
-        <w:t>where v̂ is the chosen daily variance estimator and A is the market's own annual session count rather than an imported convention. For NEPSE over the study window the detected trading calendar yields A ≈ 229.6 genuine sessions per year (569 sessions over 2.48 years), against the 252 a developed-market default would impose; annualising with 252 instead would inflate variance by 9.7% and volatility by 4.8%. This is a SAMPLE-PERIOD OBSERVED RATE, not a NEPSE convention, and it spans the April 2026 trading-week reform. We do not quote a regime-specific factor. The post-reform Monday-Friday window contains only 99 sessions over 0.39 of a year, so annualising it (255/year, against 225/year pre-reform) extrapolates from a partial year; and because both regimes schedule five sessions per week, the reform cannot by itself change the annual session count — the difference reflects the holiday composition of that short window rather than the trading week. A usable regime-specific factor requires a complete observed year or an official weekday-plus-holiday projection. The report should show close-to-close volatility beside the range measure, disclose the security's median trade count and zero-range rate, and report the unbiasedness coefficient of the open, so a reader can see the conditions under which the number was produced. Anam's estimator fits the same form, with v̂ = κA, and needs no further adjustment of level, because κ already sets it on the close-to-close scale of its trailing 60 dates; after a change in market rules that scale lags (Section 6.8).</w:t>
+        <w:t>where v̂ is the chosen daily variance estimator and A is the market's own annual session count rather than an imported convention. For NEPSE over the study window the detected trading calendar yields A ≈ 229.6 genuine sessions per year (569 sessions over 2.48 years), against the 252 a developed-market default would impose; annualising with 252 instead would inflate variance by 9.7% and volatility by 4.8%. This is a SAMPLE-PERIOD OBSERVED RATE, not a NEPSE convention, and it spans the April 2026 trading-week reform. We do not quote a regime-specific factor. The post-reform Monday-Friday window contains only 99 sessions over 0.39 of a year, so annualising it (255/year, against 225/year pre-reform) extrapolates from a partial year; and because both regimes schedule five sessions per week, the reform cannot by itself change the annual session count — the difference reflects the holiday composition of that short window rather than the trading week. A usable regime-specific factor requires a complete observed year or an official weekday-plus-holiday projection. The report should show close-to-close volatility beside the range measure, disclose the security's median trade count and zero-range rate, and report the unbiasedness coefficient of the open, so a reader can see the conditions under which the number was produced. Anam's estimator fits the same form, with v̂ₜ₋ⱼ = κₜAₜ₋ⱼ, the calibration of the window's last session applied to every session in it, and needs no further adjustment of level, because κₜ already sets it on the close-to-close scale of its trailing 60 dates; after a change in market rules that scale lags (Section 6.8).</w:t>
       </w:r>
     </w:p>
     <w:p>
@@ -24564,7 +26154,7 @@
     </w:p>
     <w:p>
       <w:r>
-        <w:t>The evidence in this project does not support a single ranking, and the choice should follow the risk object rather than a general ordering. Against the matched open-to-close proxy on the full ordinary-equity sample (Table 7), Parkinson (1.001) and Garman-Klass (1.001) sit closest to the proxy, with Rogers-Satchell slightly above it (1.037); the differences are small, and under a bootstrap that clusters on both security and calendar date the intervals for Parkinson [0.986, 1.016] and Garman-Klass [0.981, 1.022] fall inside the paper's stated (post hoc) +/-5% equivalence margin while Rogers-Satchell's [1.013, 1.062] is inconclusive at that margin, and becomes inconclusive rather than distinguishable once calendar-date dependence is modelled with a stationary block bootstrap instead of an i.i.d. one (Table 15). Proximity to a proxy is one criterion; it is not the only one, and Sections 6.1-6.7 state no formal loss function, so they cannot produce a universal ordering, in the same spirit as the criterion-dependent forecast comparisons of Hansen, Lunde and Nason (2011). Rogers-Satchell remains attractive where drift robustness is valuable and is the natural primary when the maintained model is a drifting price process. Parkinson is the simplest cross-check and the most efficient use of the range where the high and low are reliable. Garman-Klass is now evaluated empirically rather than used only as a data-validity diagnostic. Where the overnight component belongs in the risk object, close-to-close is the transparent baseline; Yang-Zhang should be used with the caveat that, evaluated on a proxy matched to its own rows AND its own 21-session horizon, and on the previous close adjusted for the corporate actions identified in Section 4.5, it stands at 1.280 [1.258, 1.303] of that proxy on 135,899 matched stock-days (Table 12) — clearly outside the equivalence margin, and higher than the 1.288 obtained by matching rows alone. It should not be treated as interchangeable with close-to-close on that evidence, and Section 6.7 shows why: three-quarters of the excess is the overnight-intraday covariance Yang and Zhang assume away. AddRS (1.225) should be treated as a model-dependent alternative, not a default correction. We state no criterion-free ordering because these are deviations from an imperfect proxy, classified against a stated (post hoc) margin, not accuracy against latent variance. Section 6.7 adds a condition to every recommendation above: each estimator that reads the open inherits its error, and NEPSE's opening price is mostly transient. The comparisons in this section are therefore comparisons among estimators that share that error; close-to-close does not share it, which is why it anchors the scale. Section 6.8 does state a formal loss function, the QLIKE loss of forecasts of future close-to-close variance, and under it no classical range estimator has significantly lower loss than Anam's estimator in any market tested; even so it yields no universal ordering, because close-to-close is not beaten everywhere and the comparison with it changes under a different loss function.</w:t>
+        <w:t>The evidence in this project does not support a single ranking, and the choice should follow the risk object rather than a general ordering. Against the matched open-to-close proxy on the full ordinary-equity sample (Table 7), Parkinson (1.001) and Garman-Klass (1.001) sit closest to the proxy, with Rogers-Satchell slightly above it (1.037); the differences are small, and under a bootstrap that clusters on both security and calendar date the intervals for Parkinson [0.986, 1.016] and Garman-Klass [0.981, 1.022] fall inside the paper's stated (post hoc) +/-5% equivalence margin while Rogers-Satchell's [1.013, 1.062] is inconclusive at that margin, and becomes inconclusive rather than distinguishable once calendar-date dependence is modelled with a stationary block bootstrap instead of an i.i.d. one (Table 15). Proximity to a proxy is one criterion; it is not the only one, and Sections 6.1-6.7 state no formal loss function, so they cannot produce a universal ordering, in the same spirit as the criterion-dependent forecast comparisons of Hansen, Lunde and Nason (2011). Rogers-Satchell remains attractive where drift robustness is valuable and is the natural primary when the maintained model is a drifting price process. Parkinson is the simplest cross-check and the most efficient use of the range where the high and low are reliable. Garman-Klass is now evaluated empirically rather than used only as a data-validity diagnostic. Where the overnight component belongs in the risk object, close-to-close is the transparent baseline; Yang-Zhang should be used with the caveat that, evaluated on a proxy matched to its own rows AND its own 21-session horizon, and on the previous close adjusted for the corporate actions identified in Section 4.5, it stands at 1.280 [1.258, 1.303] of that proxy on 135,899 matched stock-days (Table 12) — clearly outside the equivalence margin, and slightly lower than the 1.288 obtained by matching rows alone. It should not be treated as interchangeable with close-to-close on that evidence, and Section 6.7 shows why: three-quarters of the excess is the overnight-intraday covariance Yang and Zhang assume away. AddRS (1.225) should be treated as a model-dependent alternative, not a default correction. We state no criterion-free ordering because these are deviations from an imperfect proxy, classified against a stated (post hoc) margin, not accuracy against latent variance. Section 6.7 adds a condition to every recommendation above: each estimator that reads the open inherits its error, and NEPSE's opening price is mostly transient. The comparisons in this section are therefore comparisons among estimators that share that error; close-to-close does not share it, which is why it anchors the scale. Section 6.8 does state a formal loss function, the QLIKE loss of forecasts of future close-to-close variance, and under it, in the corrected evaluation, a classical range estimator has significantly lower loss than Anam's estimator in one comparison of 84; even so it yields no universal ordering, because close-to-close is not beaten everywhere, forecasts built from returns alone are about as accurate in most samples, and the comparison with close-to-close changes under a different loss function.</w:t>
       </w:r>
     </w:p>
     <w:p>
@@ -24588,19 +26178,19 @@
     <w:p>
       <w:pPr/>
       <w:r>
-        <w:t>The opening price is the second main result, and it is less comfortable for the range-estimator literature than the first. Range-based estimators were derived for a continuously observed price path whose open is an efficient price (Garman &amp; Klass, 1980; Rogers &amp; Satchell, 1991; Yang &amp; Zhang, 2000). In NEPSE the open is mostly transient: the session undoes 64% or more of the overnight move under every rule regime, and, on a post hoc split, the error sits in each security's own auction, which a market average largely washes out (Section 6.7). The estimators' agreement with the open-to-close proxy, which Section 6.6 shows to be calibration rather than cancellation, is therefore agreement among measures that share one error. Ratio comparisons cannot see it, including the ones in earlier versions of this paper. The diagnostic that exposes it, the unbiasedness coefficient of the open, needs nothing beyond the daily bar, so it can be computed wherever these estimators are used.</w:t>
+        <w:t>The opening price is the second main result, and it is less comfortable for the range-estimator literature than the first. Range-based estimators were derived for a continuously observed price path whose open is an efficient price (Garman &amp; Klass, 1980; Rogers &amp; Satchell, 1991; Yang &amp; Zhang, 2000). In NEPSE the open is mostly transient: the session undoes 64% or more of the overnight move under every rule regime, and, on a post hoc split, the error sits in each security's own auction, which a market average largely washes out (Section 6.7). The estimators' agreement with the open-to-close proxy, which Section 6.6 finds consistent with calibration rather than cancellation, is therefore agreement among measures that share one error. Ratio comparisons cannot see it, including the ones in earlier versions of this paper. The diagnostic that exposes it, the unbiasedness coefficient of the open, needs nothing beyond the daily bar, so it can be computed wherever these estimators are used.</w:t>
       </w:r>
     </w:p>
     <w:p>
       <w:pPr/>
       <w:r>
-        <w:t>The band reform adds a market-design reading. Price limits are defended as a check on overreaction and criticised for delaying price discovery (Kim &amp; Rhee, 1997). At NEPSE's opening auction the ±2% band showed no sign of the delay: the opens it pinned were reversed, not continued. Widening it let transient opening moves grow, and a stock opening at the new upper band closed, on average, where it had closed the day before. That is evidence about one rule package in one market over 90 sessions, with the daily limit, the continuous-session order band, the circuit breaker and the queuing of orders entered before the session changed on the same date. It says nothing about welfare, nor about the liquidity costs a band can carry: when tight intraday bands were imposed on newly listed Indian shares, volatility fell but the price impact of trades rose (Gatchev, Seth, Singh &amp; Vishwanatha, 2023). But it is the kind of evidence a regulator weighing the width of a pre-open band would want, and it can be updated as the post-reform sample grows.</w:t>
+        <w:t>The band reform adds a market-design reading. Price limits are defended as a check on overreaction and criticised for delaying price discovery (Kim &amp; Rhee, 1997). At NEPSE's opening auction the ±2% band showed no sign of the delay: the opens it pinned were reversed, not continued. After the package that widened it, transient opening moves grew, and a stock opening at the new upper band closed, on average, where it had closed the day before. That is evidence about one rule package in one market over 90 sessions, with the daily limit, the continuous-session order band, the circuit breaker and the queuing of orders entered before the session changed on the same date. It says nothing about welfare, nor about the liquidity costs a band can carry: when tight intraday bands were imposed on newly listed Indian shares, volatility fell but the price impact of trades rose (Gatchev, Seth, Singh &amp; Vishwanatha, 2023). But it is the kind of evidence a regulator weighing the width of a pre-open band would want, and it can be updated as the post-reform sample grows.</w:t>
       </w:r>
     </w:p>
     <w:p>
       <w:pPr/>
       <w:r>
-        <w:t>The estimator of Section 6.8 is the constructive side of these findings, and its record says something about the classical estimators as well as about itself. Each classical range formula compared here fixes how far the open is trusted, and that trust should be checked rather than assumed, because it varies across NEPSE's own rule regimes (0.130 to 0.356) and across the frontier markets examined (0.343 to 0.653). Checking it is not the same as plugging the estimate in: where it was well below one, setting it to zero did better than using the measured value. Once the open is discounted and the level is set on the close-to-close scale, the range can add information that close-to-close alone does not have: under the plans' loss no classical range estimator had significantly lower loss than the estimator anywhere, and it beat close-to-close in the long Dhaka history, on the indices, as the classical range estimators also did there, and, less securely, in Morocco. That the open-free form had the lowest five-session loss of all nine estimators in Bangladesh, Vietnam and Morocco suggests something simpler: where the open is unreliable, the most useful thing an estimator can do with it is to leave it out and measure the range from the previous close. The limits are the benchmark's. Close-to-close was not beaten at short horizons in the primary panels of three of the four frontier markets, it beat both forms immediately after NEPSE's rule change, which is when a regulator or a risk manager most needs a reliable number, and the comparison with it turns on the loss function.</w:t>
+        <w:t>The estimator of Section 6.8 is the constructive side of these findings, and its record says something about the classical estimators as well as about itself. Each classical range formula compared here fixes how far the open is trusted, and that trust should be checked rather than assumed, because it varies across NEPSE's own rule regimes (0.130 to 0.356) and across the frontier markets examined (0.343 to 0.653). Checking it is not the same as plugging the estimate in: where it was well below one, setting it to zero did better than using the measured value. Once the open is discounted and the level is set on the close-to-close scale, the range can add information that close-to-close alone does not have, but the corrected evaluation shows how much depends on the comparison. Against close-to-close with the plans' simple shrinkage, the open-free form wins at five sessions in six of seven samples; against GARCH-type and HAR forecasts of returns, a range-based forecast wins only in the long Dhaka history and in Morocco, and loses in recent Dhaka data. That the open-free form beats the full form wherever the open is unreliable, and that the full form never beats it, suggests something simpler: where the open is unreliable, the most useful thing an estimator can do with it is to leave it out and measure the range from the previous close. The limits are the benchmark's. Close-to-close beat both forms immediately after NEPSE's rule change, which is when a regulator or a risk manager most needs a reliable number, forecasts built from returns alone matched the range-based forecasts in most samples, and the comparison with close-to-close turns on the loss function.</w:t>
       </w:r>
     </w:p>
     <w:p>
@@ -24649,7 +26239,13 @@
     <w:p>
       <w:pPr/>
       <w:r>
-        <w:t>The estimator of Section 6.8 was developed and tested under three further frozen plans: M16 for its design on NEPSE's first two regimes and its holdout on NEPSE's later regimes, the NIFTY 50 and the S&amp;P 500 (scripts 39 and 40, with post hoc follow-ups confined to script 41); M17 for Bangladesh and Vietnam (script 42); and M18 for Morocco (script 43). Each plan was committed to the package's history before the script that executes it existed, and its decision rules are applied mechanically to decision ledgers. The plans are timestamped only by that history, which the author controls: they were not lodged with an external registry, and the history was rewritten once to correct its authorship, with each original commit identifier mapped to its replacement in the audit register. The S&amp;P 500 series is read from a public software package at a pinned version; the Dhaka, Vietnamese and Casablanca stock files are third-party files that the package does not redistribute but documents and pins by checksum, including the repair of the Dhaka file's dates. Corrections made after these results were seen are recorded in the audit register. A post hoc recheck (script 44; Tables 37 and 38), run after every verdict was known, varies the inference, the loss function and the calibration and tests the data assumptions; it changes no verdict. The statistics behind Sections 6.6-6.8 are set out in a theory supplement written in LaTeX (paper/theory/): six propositions with proofs, derived after the plans above were run. Script 45 checked each closed form, identity and inequality against simulation or numerical integration (187 checks, all passing). Script 46 then verified each step of each proof, and the mathematical claims of this paper: the Yang-Zhang identity of Section 6.7, the non-negativity of Garman-Klass on a valid bar, the special cases of Anam's kernel and Appendix A. It did so symbolically wherever the step is algebra or calculus (251 steps, 138 of them symbolic, all passing). One prediction from the supplement, that the open-free form gains most where a security's own open is noisiest, was fixed in advance under plan M19 and was not supported: it was confirmed in four of ten panel-horizon cases and reversed in one.</w:t>
+        <w:t>The estimator of Section 6.8 was developed and tested under three further frozen plans: M16 for its design on NEPSE's first two regimes and its holdout on NEPSE's later regimes, the NIFTY 50 and the S&amp;P 500 (scripts 39 and 40, with post hoc follow-ups confined to script 41); M17 for Bangladesh and Vietnam (script 42); and M18 for Morocco (script 43). Each plan was committed to the package's history before the script that executes it existed, and its decision rules are applied mechanically to decision ledgers. The plans are timestamped only by that history, which the author controls: they were not lodged with an external registry, and the history was rewritten once to correct its authorship, with each original commit identifier mapped to its replacement in the audit register. The S&amp;P 500 series is read from a public software package at a pinned version; the Dhaka, Vietnamese and Casablanca stock files are third-party files that the package does not redistribute but documents and pins by checksum, including the repair of the Dhaka file's dates. Corrections made after these results were seen are recorded in the audit register. A post hoc recheck (script 44; Tables 37 and 38), run after every verdict was known, varies the inference, the loss function and the calibration and tests the data assumptions; it changes no verdict. The statistics behind Sections 6.6-6.8 are set out in a theory supplement written in LaTeX (paper/theory/): seven propositions with proofs, derived after the plans above were run, the seventh after the audit described below. Script 45 checked each closed form, identity and inequality against simulation or numerical integration (187 checks, all passing). Script 46 then verified each step of each proof, and the mathematical claims of this paper: the Yang-Zhang identity of Section 6.7, the non-negativity of Garman-Klass on a valid bar, the special cases of Anam's kernel and Appendix A. It did so symbolically wherever the step is algebra or calculus (321 steps, 166 of them symbolic, all passing). Script 48 checks the seventh proposition, on how much of the opening error each kernel absorbs (63 checks, all passing). One prediction from the supplement, that the open-free form gains most where a security's own open is noisiest, was fixed in advance under plan M19 and was not supported: it was confirmed in four of ten panel-horizon cases and reversed in one.</w:t>
+      </w:r>
+    </w:p>
+    <w:p>
+      <w:pPr/>
+      <w:r>
+        <w:t>An independent audit of the package (9 October 2026) found four defects in the forecast evaluation of plans M16-M18, statements that went beyond the evidence, and gaps in the reproducibility statements. The evaluation was corrected under plan M20, frozen before it was run (script 47; Section 6.8 and Table 39). Its first run exposed floating-point residues of equal prices, which also inflate the frozen loss levels (post hoc, script 51). The calibration's weight floor and first-stage strength were measured (post hoc, script 49), and every correction is registered (audit register M-028 to M-034). A prospective test is frozen as plan M21: every forecast's parameters are fixed on the current data (script 50) and will be scored, unchanged, on sessions after 9 October 2026. The package reproduces every result on the NEPSE panels and the two indices; the Bangladeshi, Vietnamese and Moroccan results need third-party files that it documents and pins by digest but does not distribute, and a run without them reports itself as partial.</w:t>
       </w:r>
     </w:p>
     <w:p>
@@ -24678,7 +26274,7 @@
     </w:p>
     <w:p>
       <w:r>
-        <w:t>Fourth, the external India VIX exercise is evidence about the Indian market, not a Nepal-specific implied-volatility measurement, and it is reported at two horizons that must not be conflated. India VIX is a forward-looking, risk-neutral quantity; the estimators here are backward-looking statistical ones. The forward test of Section 6.3 matches those horizons and finds the estimator comparison inconclusive; the trailing 21-session comparison is horizon-mismatched, uses heavily overlapping windows, and is descriptive only. Neither establishes that a NEPSE volatility estimate would forecast NEPSE volatility, because Nepal has no options market against which such a test could be run — which is the paper's motivating problem, not a gap in its execution.</w:t>
+        <w:t>Fourth, the external India VIX exercise is evidence about the Indian market, not a Nepal-specific implied-volatility measurement, and it is reported at two horizons that must not be conflated. India VIX is a forward-looking, risk-neutral quantity; the estimators here are backward-looking statistical ones. The forward test of Section 6.3 matches those horizons and finds the estimator comparison inconclusive; the trailing 21-session comparison is horizon-mismatched, uses heavily overlapping windows, and is descriptive only. Neither establishes that a NEPSE volatility estimate would track NEPSE's implied volatility, because Nepal has no options market against which such a test could be run; Section 6.8 tests forecasts of NEPSE's realised return variation instead, which needs no options.</w:t>
       </w:r>
     </w:p>
     <w:p>
@@ -24708,13 +26304,13 @@
     <w:p>
       <w:pPr/>
       <w:r>
-        <w:t>Ninth, the intervals reported here absorb dependence within securities and within calendar dates. They do not model the measurement error in the proxy itself, so they should be read as a lower bound on total uncertainty rather than as a complete accounting of it.</w:t>
+        <w:t>Ninth, the intervals reported here absorb dependence within securities and within calendar dates. They quantify sampling uncertainty for the stated observable statistics; they do not model the measurement error in the proxy, and so say nothing about uncertainty concerning latent variance.</w:t>
       </w:r>
     </w:p>
     <w:p>
       <w:pPr/>
       <w:r>
-        <w:t>Tenth, on data provenance. The processed panels distributed with this paper have been rebuilt from the original stock-level downloads under the duplicate-classification rule described in Section 3, and the rebuild reproduces them exactly, so the earlier caveat that conflict-freedom was assumed rather than demonstrated no longer applies. What remains is narrower: the raw downloads themselves are not redistributed, because their redistribution terms are unresolved. A reader can therefore reproduce every reported result from the frozen panels, and can repeat the rebuild only with independent access to the sources.</w:t>
+        <w:t>Tenth, on data provenance. The processed panels distributed with this paper have been rebuilt from the original stock-level downloads under the duplicate-classification rule described in Section 3, and the rebuild reproduces them exactly, so the earlier caveat that conflict-freedom was assumed rather than demonstrated no longer applies. What remains is narrower: the raw downloads themselves are not redistributed, because their redistribution terms are unresolved. A reader can therefore reproduce every NEPSE and index result from the frozen panels, and can repeat the rebuild only with independent access to the sources; the Bangladeshi, Vietnamese and Moroccan results of Section 6.8 need third-party files that the package documents and pins by digest but does not distribute.</w:t>
       </w:r>
     </w:p>
     <w:p>
@@ -24732,7 +26328,7 @@
     <w:p>
       <w:pPr/>
       <w:r>
-        <w:t>Thirteenth, the calibration slopes of Section 6.6 are linear-projection slopes on predictable variance, relative to the open-to-close proxy. The single-index restriction behind them is rejected by an overidentification test in the pooled sample, though not once the additive component may differ by market regime (a post hoc check). They establish calibration relative to the proxy, not accuracy relative to latent variance.</w:t>
+        <w:t>Thirteenth, the calibration slopes of Section 6.6 are linear-projection slopes on predictable variance, relative to the open-to-close proxy. The single-index restriction behind them is rejected by an overidentification test in the pooled sample, though not once the additive component may differ by market regime (a post hoc check). They are evidence about calibration relative to the proxy, not about accuracy relative to latent variance, and their identification assumes that the lagged instruments are uncorrelated with the measurement error. With errors clustered by security and date, the primary specification's instruments are weak by the Montiel Olea-Pflueger criterion (effective F 19.4), though those dated two sessions back are not (29.9), a post hoc check.</w:t>
       </w:r>
     </w:p>
     <w:p>
@@ -24751,6 +26347,12 @@
       <w:pPr/>
       <w:r>
         <w:t>Sixteenth, the estimator's record against close-to-close is fragile in places, as a post hoc recheck shows (Tables 37 and 38). Under the plans' QLIKE loss the frozen verdicts survive longer Newey-West lags except in Morocco, where the full form's advantage rests on one band regime and does not survive a Holm correction across the three plans; under an MSE loss close-to-close beats both forms in Vietnam (Table 37). The estimator's level on the close-to-close scale comes from its calibration, which the classical estimators can be given too. Three data assumptions were checked rather than taken on trust: the repaired Dhaka dates look like the dates stamped correctly (8.7% and 8.5% of returns beyond 5%, and unbiasedness coefficients of 0.53 and 0.52); Morocco's band schedule, taken from press reports, matches the largest daily moves in each regime (99.9th percentiles of 10.5%, 4.2%, 6.2% and 10.5%); and the coefficient is similar across Vietnam's three exchanges, inferred from each share's largest moves (0.49 to 0.55). The Dhaka panels use the exchange's official close, which differs from the last trade on 18% of the stock-days checked.</w:t>
+      </w:r>
+    </w:p>
+    <w:p>
+      <w:pPr/>
+      <w:r>
+        <w:t>Seventeenth, the forecast evaluation of the three plans had defects that an audit found after their results were known, and the corrected evaluation that replaces it was designed after the audit had reported some of their effects. It covers fewer thin securities, because a target over sessions on which a security did not trade cannot be scored, and some of its verdicts, Morocco's in particular, depend on how securities and dates are weighted. Only the prospective test of plan M21, on sessions that did not exist when its parameters were fixed, is free of that history.</w:t>
       </w:r>
     </w:p>
     <w:p>
@@ -24774,18 +26376,18 @@
     <w:p>
       <w:pPr/>
       <w:r>
-        <w:t>The paper's second finding qualifies its first. The opening price, which every within-session estimator and the open-to-close proxy read, is mostly transient in NEPSE: the trading session undoes between 64% and 87% of the overnight move, an error that, on a post hoc split, sits in each security's own auction rather than in the market-wide move. A natural experiment analysed under a frozen plan ties part of this to market design. Widening the pre-open band from ±2% to ±5% produced a sharp break in how much of the open survives to the close, larger than at any placebo date, and the opens pinned at the old band had been reversed rather than continued. The open's error accounts for three-quarters of Yang-Zhang's excess over close-to-close variance. It leaves the range estimators' calibration to their benchmark intact but uninformative about efficient variance.</w:t>
+        <w:t>The paper's second finding qualifies its first. The opening price, which every within-session estimator and the open-to-close proxy read, is mostly transient in NEPSE: the trading session undoes between 64% and 87% of the overnight move, an error that, on a post hoc split, sits in each security's own auction rather than in the market-wide move. An event study under a frozen plan links part of this to market design: the rule package that widened the pre-open band from ±2% to ±5% coincided with a sharp break in how much of the open survives to the close, larger than at any placebo date, and the opens pinned at the old band had been reversed rather than continued. The open's error accounts for three-quarters of Yang-Zhang's excess over close-to-close variance. It leaves the range estimators' calibration to their benchmark intact but uninformative about efficient variance.</w:t>
       </w:r>
     </w:p>
     <w:p>
       <w:pPr/>
       <w:r>
-        <w:t>The third finding is constructive, and narrower than it first looks. An estimator that measures how far the open can be trusted, reads it only that far and calibrates to close-to-close variance (Anam's estimator, Section 6.8) was not beaten significantly by any classical range estimator in seven out-of-sample tests across Nepal, Bangladesh, Vietnam, Morocco and two benchmark indices, under the loss function the plans fixed. Its level stayed within 1.1% of close-to-close variance outside NEPSE's post-reform regime, but that is the calibration's doing: the classical formulas, which miss by tens of percent uncalibrated, come within a few percent when given the same calibration. It did not beat close-to-close at short horizons in the primary panels of three of the four frontier markets, its record against close-to-close changes with the loss function, and of its two forms the open-free one, which leaves the open out altogether, is the one the frontier-market evidence favours.</w:t>
+        <w:t>The third finding is constructive, and narrower than it first looks. An estimator that measures how far the open can be trusted, reads it only that far and calibrates to close-to-close variance (Anam's estimator, Section 6.8) was not beaten significantly by any classical range estimator in seven out-of-sample tests across Nepal, Bangladesh, Vietnam, Morocco and two benchmark indices, under the loss function the plans fixed; in a corrected evaluation one such comparison in 84 goes against it and none against its open-free form, but forecasts built from returns alone match or beat the best range-based forecast in five of the seven samples. Its level stayed within 1.1% of close-to-close variance outside NEPSE's post-reform regime, but that is the calibration's doing: the classical formulas, which miss by tens of percent uncalibrated, come within a few percent when given the same calibration. Its full form did not beat close-to-close at short horizons in the primary panel of any of the four frontier markets once the evaluation was corrected, its record against close-to-close changes with the loss function, and of its two forms the open-free one, which leaves the open out altogether, is the one the frontier-market evidence favours.</w:t>
       </w:r>
     </w:p>
     <w:p>
       <w:r>
-        <w:t>The claims should stop there, including the claim to novelty. A targeted search of the Nepali literature located both index-level volatility modelling and a security-level study built from closing prices, so no claim is made to introduce security-level volatility analysis to Nepal. What the paper contributes is a reproducible comparison of daily OHLC estimators under this market's own calendar, staleness, thin-trading and closing-rule constraints, a test that separates calibration from offsetting distortions, evidence that the market's opening rules shape what its daily bars measure, and an estimator built on that evidence and tested out of sample under frozen plans. The open-to-close second moment is an imperfect proxy rather than latent variance, so proximity to it is evidence about agreement with an observable benchmark and not about accuracy; the deviations we report are small and, where they are statistically distinguishable from one, economically modest. No estimator is shown to dominate generally, and the paper deliberately states no criterion-free ordering, because the appropriate choice depends on the risk object and the maintained assumptions rather than on a single number. What does generalize is the negative result about sample construction: pooling instrument classes manufactures an illiquidity finding that is really a composition finding, and in frontier-market research that failure mode is easy to reproduce and hard to see. That result is reported here on a classification reconciled against an external listing of NEPSE securities rather than on a ticker heuristic alone, which is what allows it to be read as a fact about the market rather than about our own rule. The recommendation is therefore procedural: classify the securities correctly and check the classification against an independent source, clean and validate OHLC data against the market's own rules, use the genuine session calendar and the market's own annualization factor, match every benchmark to the estimator's scope and to its rows, report uncertainty that respects both cross-sectional and calendar dependence, and justify any bias correction in the target sample before applying it; and, before trusting any estimator that reads the opening price, measure how much of that price survives to the close.</w:t>
+        <w:t>The claims should stop there, including the claim to novelty. A targeted search of the Nepali literature located both index-level volatility modelling and a security-level study built from closing prices, so no claim is made to introduce security-level volatility analysis to Nepal. What the paper contributes is a reproducible comparison of daily OHLC estimators under this market's own calendar, staleness, thin-trading and closing-rule constraints, a test of calibration against offsetting distortions, evidence that a change in the market's opening rules coincided with a change in what its daily bars measure, and an estimator built on that evidence, tested out of sample under frozen plans and retested after an audit corrected their evaluation. The open-to-close second moment is an imperfect proxy rather than latent variance, so proximity to it is evidence about agreement with an observable benchmark and not about accuracy; the deviations we report are small and, where they are statistically distinguishable from one, economically modest. No estimator is shown to dominate generally, and the paper deliberately states no criterion-free ordering, because the appropriate choice depends on the risk object and the maintained assumptions rather than on a single number. What does generalize is the negative result about sample construction: pooling instrument classes manufactures an illiquidity finding that is really a composition finding, and in frontier-market research that failure mode is easy to reproduce and hard to see. That result is reported here on a classification reconciled against an external listing of NEPSE securities rather than on a ticker heuristic alone, which is what allows it to be read as a fact about the market rather than about our own rule. The recommendation is therefore procedural: classify the securities correctly and check the classification against an independent source, clean and validate OHLC data against the market's own rules, use the genuine session calendar and the market's own annualization factor, match every benchmark to the estimator's scope and to its rows, report uncertainty that respects both cross-sectional and calendar dependence, and justify any bias correction in the target sample before applying it; and, before trusting any estimator that reads the opening price, measure how much of that price survives to the close.</w:t>
       </w:r>
     </w:p>
     <w:p>
@@ -24805,7 +26407,7 @@
         <w:t xml:space="preserve">Data availability statement: </w:t>
       </w:r>
       <w:r>
-        <w:t>The processed data supporting this study's findings, together with the code used to produce every reported result, are provided in the accompanying reproducibility package. Original stock-level source downloads from NEPSE are not redistributed because their redistribution terms are unresolved; a reader with independent access to them can rebuild the processed panel from data/raw/ using scripts/02_build_panel.py, and the rebuild has been independently verified to reproduce the distributed panel exactly (Section 9). The analysis of Section 6.8 also uses the S&amp;P 500 series distributed with the arch Python package (version 8.0.0) and stock-level files for the Dhaka, Vietnamese and Casablanca exchanges that are not redistributed; the package documents their sources and pins each by its SHA-256 digest.</w:t>
+        <w:t>The processed data supporting this study's NEPSE and index findings, together with the code used to produce every reported result, are provided in the accompanying reproducibility package. Original stock-level source downloads from NEPSE are not redistributed because their redistribution terms are unresolved; a reader with independent access to them can rebuild the processed panel from data/raw/ using scripts/02_build_panel.py, and the rebuild has been independently verified to reproduce the distributed panel exactly (Section 9). The analysis of Section 6.8 also uses the S&amp;P 500 series distributed with the arch Python package (version 8.0.0) and stock-level files for the Dhaka, Vietnamese and Casablanca exchanges that are not redistributed; the package documents their sources and pins each by its SHA-256 digest, and a run without them reproduces the NEPSE and index results and reports itself as partial.</w:t>
       </w:r>
     </w:p>
     <w:p>
@@ -25019,6 +26621,20 @@
           <w:rFonts w:ascii="Times New Roman" w:hAnsi="Times New Roman"/>
           <w:sz w:val="21"/>
         </w:rPr>
+        <w:t>Bollerslev, T. (1986). Generalized autoregressive conditional heteroskedasticity. Journal of Econometrics, 31(3), 307-327. https://doi.org/10.1016/0304-4076(86)90063-1</w:t>
+      </w:r>
+    </w:p>
+    <w:p>
+      <w:pPr>
+        <w:spacing w:after="80" w:line="240" w:lineRule="auto"/>
+        <w:ind w:left="403" w:hanging="403"/>
+        <w:jc w:val="left"/>
+      </w:pPr>
+      <w:r>
+        <w:rPr>
+          <w:rFonts w:ascii="Times New Roman" w:hAnsi="Times New Roman"/>
+          <w:sz w:val="21"/>
+        </w:rPr>
         <w:t>Cameron, A. C., Gelbach, J. B., &amp; Miller, D. L. (2011). Robust inference with multiway clustering. Journal of Business &amp; Economic Statistics, 29(2), 238-249.</w:t>
       </w:r>
     </w:p>
@@ -25048,6 +26664,20 @@
           <w:sz w:val="21"/>
         </w:rPr>
         <w:t>Christensen, K., &amp; Podolskij, M. (2007). Realized range-based estimation of integrated variance. Journal of Econometrics, 141(2), 323-349.</w:t>
+      </w:r>
+    </w:p>
+    <w:p>
+      <w:pPr>
+        <w:spacing w:after="80" w:line="240" w:lineRule="auto"/>
+        <w:ind w:left="403" w:hanging="403"/>
+        <w:jc w:val="left"/>
+      </w:pPr>
+      <w:r>
+        <w:rPr>
+          <w:rFonts w:ascii="Times New Roman" w:hAnsi="Times New Roman"/>
+          <w:sz w:val="21"/>
+        </w:rPr>
+        <w:t>Corsi, F. (2009). A simple approximate long-memory model of realized volatility. Journal of Financial Econometrics, 7(2), 174-196. https://doi.org/10.1093/jjfinec/nbp001</w:t>
       </w:r>
     </w:p>
     <w:p>
@@ -25132,6 +26762,20 @@
           <w:sz w:val="21"/>
         </w:rPr>
         <w:t>Gatchev, V. A., Seth, R., Singh, A., &amp; Vishwanatha, S. R. (2023). Price bands and their effects on equity markets: Evidence from a natural experiment. Journal of Financial Markets, 66, 100840. https://doi.org/10.1016/j.finmar.2023.100840</w:t>
+      </w:r>
+    </w:p>
+    <w:p>
+      <w:pPr>
+        <w:spacing w:after="80" w:line="240" w:lineRule="auto"/>
+        <w:ind w:left="403" w:hanging="403"/>
+        <w:jc w:val="left"/>
+      </w:pPr>
+      <w:r>
+        <w:rPr>
+          <w:rFonts w:ascii="Times New Roman" w:hAnsi="Times New Roman"/>
+          <w:sz w:val="21"/>
+        </w:rPr>
+        <w:t>Glosten, L. R., Jagannathan, R., &amp; Runkle, D. E. (1993). On the relation between the expected value and the volatility of the nominal excess return on stocks. Journal of Finance, 48(5), 1779-1801. https://doi.org/10.1111/j.1540-6261.1993.tb05128.x</w:t>
       </w:r>
     </w:p>
     <w:p>
@@ -25355,6 +26999,20 @@
           <w:rFonts w:ascii="Times New Roman" w:hAnsi="Times New Roman"/>
           <w:sz w:val="21"/>
         </w:rPr>
+        <w:t>Montiel Olea, J. L., &amp; Pflueger, C. (2013). A robust test for weak instruments. Journal of Business &amp; Economic Statistics, 31(3), 358-369.</w:t>
+      </w:r>
+    </w:p>
+    <w:p>
+      <w:pPr>
+        <w:spacing w:after="80" w:line="240" w:lineRule="auto"/>
+        <w:ind w:left="403" w:hanging="403"/>
+        <w:jc w:val="left"/>
+      </w:pPr>
+      <w:r>
+        <w:rPr>
+          <w:rFonts w:ascii="Times New Roman" w:hAnsi="Times New Roman"/>
+          <w:sz w:val="21"/>
+        </w:rPr>
         <w:t>Neupane, B., Neupane, D., &amp; Baral, P. (2022). Trading volume, trading price, trading frequency and stock return volatility of Everest Bank Limited. Pravaha, 28(1), 45-52.</w:t>
       </w:r>
     </w:p>
@@ -25535,7 +27193,7 @@
         <w:rPr>
           <w:b/>
         </w:rPr>
-        <w:t>Data and reproducibility note. Empirical quantities in this manuscript are drawn from the accompanying paper-specific NEPSE volatility package, and every number in the text is interpolated from that package's frozen output tables by the revision scripts in paper/ (apply_referee_revisions.py through apply_round18_revisions.py) rather than transcribed. Retained claims are backed by producer scripts, frozen tables or figures, or directly auditable source artifacts. The package includes processed paper-facing data, external validation series, the external NEPSE security master used to validate the instrument classification, a compact duplicate audit, and a reproducibility map; original stock-level source downloads are not publicly redistributed because their redistribution terms remain unresolved. The empirical analyses are descriptive and exploratory unless explicitly stated otherwise; the forward India VIX test of Section 6.3 and the analyses of Sections 6.6 and 6.7 follow analysis plans frozen before their results existed, and their post hoc follow-ups are labelled as such.</w:t>
+        <w:t>Data and reproducibility note. Empirical quantities in this manuscript are drawn from the accompanying paper-specific NEPSE volatility package, and every number in the text is interpolated from that package's frozen output tables by the revision scripts in paper/ (apply_referee_revisions.py through apply_round19_revisions.py) rather than transcribed. Retained claims are backed by producer scripts, frozen tables or figures, or directly auditable source artifacts. The package includes processed paper-facing data, external validation series, the external NEPSE security master used to validate the instrument classification, a compact duplicate audit, and a reproducibility map; original stock-level source downloads are not publicly redistributed because their redistribution terms remain unresolved. The empirical analyses are descriptive and exploratory unless explicitly stated otherwise; the forward India VIX test of Section 6.3, the analyses of Sections 6.6 and 6.7 and the forecast evaluations of Section 6.8 (plans M16-M18 and the corrected plan M20) follow analysis plans frozen before their results existed, and their post hoc follow-ups are labelled as such.</w:t>
       </w:r>
       <w:r/>
       <w:r>

--- a/paper/NEPSE_Volatility_Manuscript_Revised_2026-09.docx
+++ b/paper/NEPSE_Volatility_Manuscript_Revised_2026-09.docx
@@ -67,7 +67,7 @@
         <w:t xml:space="preserve">Purpose: </w:t>
       </w:r>
       <w:r>
-        <w:t>Nepal has no exchange-traded options and no public intraday data, so volatility must be measured from the daily open-high-low-close bar. This paper asks how reliable that measurement is, what the opening price contributes, and how an estimator should treat an overreacting open.</w:t>
+        <w:t>Nepal has no exchange-traded options or public intraday data, so volatility must be measured from daily open-high-low-close bars. This paper asks how reliable that measurement is, what the opening price contributes, and how an estimator should treat an overreacting open.</w:t>
       </w:r>
     </w:p>
     <w:p>
@@ -79,7 +79,7 @@
         <w:t xml:space="preserve">Design/methodology/approach: </w:t>
       </w:r>
       <w:r>
-        <w:t>Six estimators are evaluated on 143,718 ordinary-equity stock-days (292 securities, March 2024-August 2026) against matched proxies. Instrumented calibration slopes test for offsetting distortions, and an event study examines the 2026 rule package that widened NEPSE's pre-open band from ±2% to ±5%. A new estimator, designed on NEPSE's first two rule regimes, is tested on later regimes, two indices and stocks from Bangladesh, Vietnam and Morocco, and retested against return-only forecasts. Later analyses follow plans frozen before testing.</w:t>
+        <w:t>Six estimators are evaluated on 143,718 ordinary-equity stock-days (292 securities, March 2024-August 2026) against matched proxies. Instrumented calibration slopes test for offsetting distortions; an event study examines the 2026 rule package that widened NEPSE's pre-open band from ±2% to ±5%. Two new estimators are tested out of sample in up to five frontier markets and two indices. Later analyses follow plans frozen before testing.</w:t>
       </w:r>
     </w:p>
     <w:p>
@@ -91,7 +91,7 @@
         <w:t xml:space="preserve">Findings: </w:t>
       </w:r>
       <w:r>
-        <w:t>Unit calibration slopes against the open-to-close proxy are not rejected (Parkinson 0.919 [0.760, 1.056]), but the open is mostly transient: the session undoes 64-87% of the overnight move, and after the rule package the share surviving fell by 0.333, more than at any of 77 placebo dates. Anam's estimator weights the overnight move by the open's measured reliability and calibrates to close-to-close variance. After correction of the evaluation, its open-free form beats close-to-close at five sessions in six of seven samples, but the best range-based forecast beats the best return-only one in only two, and comparisons with close-to-close depend partly on the loss function.</w:t>
+        <w:t>Unit calibration slopes against the open-to-close proxy are not rejected (Parkinson 0.919 [0.760, 1.056]), but the open is mostly transient: sessions undo 64-87% of the overnight move, and after the rule package the surviving share fell by 0.333, more than at any of 77 placebo dates. Anam's estimator, in its open-free form, beats close-to-close at five sessions in six of seven samples, but return-only forecasts match or beat the best range-based forecast in five, and comparisons with close-to-close depend partly on the loss function. Anam II, reading stale opens from other stocks' overnight moves, beats the best earlier forecast at five sessions in three of six frontier panels, including unseen Pakistan, never loses, and beats the best return-only forecast in five.</w:t>
       </w:r>
     </w:p>
     <w:p>
@@ -103,7 +103,7 @@
         <w:t xml:space="preserve">Originality/value: </w:t>
       </w:r>
       <w:r>
-        <w:t>Opening-auction rule changes coincided with a change in what daily bars measure; an estimator built on that evidence is tested out of sample in four frontier markets.</w:t>
+        <w:t>Opening-auction rule changes coincided with a change in what daily bars measure; estimators built on that evidence are tested out of sample across five frontier markets.</w:t>
       </w:r>
     </w:p>
     <w:p>
@@ -159,7 +159,7 @@
     </w:p>
     <w:p>
       <w:r>
-        <w:t>This paper asks five questions, and the empirical sections answer them in order. First, do range estimators remain informative for ordinary NEPSE equities as liquidity declines? Second, how much of the apparent estimator failure in a frontier market arises from instrument composition and from benchmark mismatch rather than from illiquidity? Third, when an estimator agrees with its matched proxy, is that agreement calibration, or two distortions cancelling? Fourth, what does the opening price, which every within-session estimator and the proxy itself read, actually measure? Fifth, can an estimator built for an unreliable open measure volatility better than the classical ones, in Nepal and in other frontier markets? Answering them yields a contribution that should be stated narrowly, because a targeted search of the Nepali literature — logged, screened and reconciled in the accompanying package — shows what is and is not new here. That search located 3 usable studies and could not retrieve 8 further records, so it supports statements about what it found and not about the literature as a whole. Among what it found, NEPSE volatility has been studied at the index level with GARCH-family and regime-switching models (Dangal &amp; Gajurel, 2021; Karki, 2026), and at the security level: Neupane, Neupane and Baral (2022) examine daily stock return volatility for a single listed bank over 2010-2021, relating it to trading volume, price and frequency. This paper therefore makes no claim to introduce security-level volatility analysis to Nepal. What it contributes instead is a measurement contribution: a reproducible comparison of daily OHLC volatility estimators — close-to-close, Parkinson, Garman-Klass, Rogers-Satchell, Yang-Zhang and an additive correction — each against a proxy matched to its own scope, sample and horizon, under NEPSE's own calendar, staleness, thin-trading and closing-rule constraints. The security-level work the search located uses closing prices alone and asks an association question about volume and volatility; the question here is how to measure volatility from the daily high, low and open as well as the close, and which of those estimators survives contact with a frontier market's data. That addresses a measurement question not identified in the targeted search, which is a weaker and more honest statement than a claim of novelty. The third and fourth questions add two things the comparison alone could not supply: a calibration test that identifies how each estimator responds to latent variance without a high-frequency benchmark, and evidence, from a change in the exchange's own opening rules, on what the daily bar's opening price measures. The fifth adds a constructive answer: an estimator designed on part of the NEPSE sample and tested out of sample, under frozen plans, in Nepal, two benchmark indices and three other frontier markets, and retested against return-only forecasts after an independent audit corrected the forecast evaluation. The correct question is not simply 'Which volatility formula should Nepal use?' but 'Which volatility object is being measured, from which securities, over which part of the day, and under what market microstructure?' Throughout, we describe results as deviations from a matched proxy rather than as accuracy, because the latent variance is unobserved and the proxy is imperfect.</w:t>
+        <w:t>This paper asks five questions, and the empirical sections answer them in order. First, do range estimators remain informative for ordinary NEPSE equities as liquidity declines? Second, how much of the apparent estimator failure in a frontier market arises from instrument composition and from benchmark mismatch rather than from illiquidity? Third, when an estimator agrees with its matched proxy, is that agreement calibration, or two distortions cancelling? Fourth, what does the opening price, which every within-session estimator and the proxy itself read, actually measure? Fifth, can an estimator built for an unreliable open measure volatility better than the classical ones, in Nepal and in other frontier markets? Answering them yields a contribution that should be stated narrowly, because a targeted search of the Nepali literature — logged, screened and reconciled in the accompanying package — shows what is and is not new here. That search located 3 usable studies and could not retrieve 8 further records, so it supports statements about what it found and not about the literature as a whole. Among what it found, NEPSE volatility has been studied at the index level with GARCH-family and regime-switching models (Dangal &amp; Gajurel, 2021; Karki, 2026), and at the security level: Neupane, Neupane and Baral (2022) examine daily stock return volatility for a single listed bank over 2010-2021, relating it to trading volume, price and frequency. This paper therefore makes no claim to introduce security-level volatility analysis to Nepal. What it contributes instead is a measurement contribution: a reproducible comparison of daily OHLC volatility estimators — close-to-close, Parkinson, Garman-Klass, Rogers-Satchell, Yang-Zhang and an additive correction — each against a proxy matched to its own scope, sample and horizon, under NEPSE's own calendar, staleness, thin-trading and closing-rule constraints. The security-level work the search located uses closing prices alone and asks an association question about volume and volatility; the question here is how to measure volatility from the daily high, low and open as well as the close, and which of those estimators survives contact with a frontier market's data. That addresses a measurement question not identified in the targeted search, which is a weaker and more honest statement than a claim of novelty. The third and fourth questions add two things the comparison alone could not supply: a calibration test that identifies how each estimator responds to latent variance without a high-frequency benchmark, and evidence, from a change in the exchange's own opening rules, on what the daily bar's opening price measures. The fifth adds a constructive answer: an estimator designed on part of the NEPSE sample and tested out of sample, under frozen plans, in Nepal, two benchmark indices and three other frontier markets, and retested against return-only forecasts after an independent audit corrected the forecast evaluation; and a second estimator, tested under a further frozen plan in the same frontier markets and in a fifth, Pakistan, that played no part in its design. The correct question is not simply 'Which volatility formula should Nepal use?' but 'Which volatility object is being measured, from which securities, over which part of the day, and under what market microstructure?' Throughout, we describe results as deviations from a matched proxy rather than as accuracy, because the latent variance is unobserved and the proxy is imperfect.</w:t>
       </w:r>
     </w:p>
     <w:p>
@@ -171,7 +171,7 @@
     <w:p>
       <w:pPr/>
       <w:r>
-        <w:t>The fifth answer builds on the fourth. If the open is mostly transient, an estimator should read it only as far as it is reliable, and should measure how far that is. The estimator of Section 6.8, which we call Anam's estimator, estimates the open's unbiasedness coefficient from the cross-section's recent history, weights the overnight move by it, extends the day's range to the effective open that the coefficient implies, blends in close-to-close variance as the open degrades, and calibrates the result to close-to-close variance across the cross-section. It was designed on NEPSE's first two rule regimes, with Section 6.7's findings for the whole NEPSE sample already known, and then evaluated under three plans frozen before their results existed: on NEPSE's later regimes, the NIFTY 50 and S&amp;P 500 indices, and stock panels from Bangladesh, Vietnam and Morocco. Under the loss function the plans fixed, no classical range estimator had significantly lower loss than it in any of the seven test samples. Its calibrated level stays within 1.1% of close-to-close variance everywhere except NEPSE's post-reform regime; uncalibrated, the classical estimators overstate that level by up to 71% and understate it by up to 55% on the same samples, but given the same calibration they come within 2.2%, so the level is the calibration's doing rather than the estimator's. It does not beat close-to-close itself at short horizons in Nepal, Vietnam or the recent Dhaka panel, as the plans had predicted it would, and close-to-close beats it after NEPSE's band reform; the failed predictions are reported as failures. Its open-free form, which reads only the previous close, the high, the low and the close, had the lowest five-session forecast loss of the plans' nine estimators in every frontier-market panel of the second plan, a post hoc reading, and then passed a test fixed in advance in Morocco. A post hoc recheck finds the comparisons with the classical range estimators robust to the choice of standard errors, and those with close-to-close dependent on the loss function (Table 37). An independent audit then found four defects in the plans' forecast evaluation, and a corrected evaluation, frozen before it was run, narrows the record (Table 39). A classical range estimator now has significantly lower loss than the estimator in one of 84 comparisons, and than its open-free form in none, and the open-free form beats close-to-close at five sessions in six of the seven samples. But forecasts built from returns alone, GARCH-type models or a HAR model of squared returns, are about as accurate: the best range-based forecast beats the best of them only in the long Dhaka history and in Morocco.</w:t>
+        <w:t>The fifth answer builds on the fourth. If the open is mostly transient, an estimator should read it only as far as it is reliable, and should measure how far that is. The estimator of Section 6.8, which we call Anam's estimator, estimates the open's unbiasedness coefficient from the cross-section's recent history, weights the overnight move by it, extends the day's range to the effective open that the coefficient implies, blends in close-to-close variance as the open degrades, and calibrates the result to close-to-close variance across the cross-section. It was designed on NEPSE's first two rule regimes, with Section 6.7's findings for the whole NEPSE sample already known, and then evaluated under three plans frozen before their results existed: on NEPSE's later regimes, the NIFTY 50 and S&amp;P 500 indices, and stock panels from Bangladesh, Vietnam and Morocco. Under the loss function the plans fixed, no classical range estimator had significantly lower loss than it in any of the seven test samples. Its calibrated level stays within 1.1% of close-to-close variance everywhere except NEPSE's post-reform regime; uncalibrated, the classical estimators overstate that level by up to 71% and understate it by up to 55% on the same samples, but given the same calibration they come within 2.2%, so the level is the calibration's doing rather than the estimator's. It does not beat close-to-close itself at short horizons in Nepal, Vietnam or the recent Dhaka panel, as the plans had predicted it would, and close-to-close beats it after NEPSE's band reform; the failed predictions are reported as failures. Its open-free form, which reads only the previous close, the high, the low and the close, had the lowest five-session forecast loss of the plans' nine estimators in every frontier-market panel of the second plan, a post hoc reading, and then passed a test fixed in advance in Morocco. A post hoc recheck finds the comparisons with the classical range estimators robust to the choice of standard errors, and those with close-to-close dependent on the loss function (Table 37). An independent audit then found four defects in the plans' forecast evaluation, and a corrected evaluation, frozen before it was run, narrows the record (Table 39). A classical range estimator now has significantly lower loss than the estimator in one of 84 comparisons, and than its open-free form in none, and the open-free form beats close-to-close at five sessions in six of the seven samples. But forecasts built from returns alone, GARCH-type models or a HAR model of squared returns, are about as accurate: the best range-based forecast beats the best of them only in the long Dhaka history and in Morocco. A second estimator, Anam II (Section 6.9), follows from splitting the open into its market-wide and security-specific parts: the session keeps most of the first and less of the second. Where a security's open printed at the previous close, it reads the overnight move from the other securities' opens, and its forecast shares the market's volatility state across securities. Under a further plan frozen before it was tested, it has significantly lower loss than the corrected evaluation's most accurate forecast at five sessions in three of six frontier-market panels, including Pakistan's, a market that played no part in its design, and significantly higher loss in none; it also beats the best return-only forecast at five sessions in five of the six. Most of the gain comes from the dynamics: the market-implied open adds detectably only where stale prices are pervasive.</w:t>
       </w:r>
     </w:p>
     <w:p>
@@ -3311,6 +3311,50 @@
       </w:r>
     </w:p>
     <w:p>
+      <w:pPr>
+        <w:pStyle w:val="Heading2"/>
+      </w:pPr>
+      <w:r>
+        <w:t>6.9 A second estimator: the market-implied open (Anam II)</w:t>
+      </w:r>
+    </w:p>
+    <w:p>
+      <w:pPr/>
+      <w:r>
+        <w:t>Section 6.8 leaves two findings for a second estimator to build on: estimating the open's coefficient never beat setting it to zero, and the most accurate forecast in most samples paired the open-free kernel with HAR dynamics. Splitting each overnight return into the market's move, the date's cross-sectional mean, and the security's own remainder explains the first. On the training spans of the five frontier-market panels, the session keeps most of the market part (its coefficient is between 0.63 and 1.00) and, in every panel, less of the security's own part (between 0.20 and 0.70). But the market part is only 6-20% of the overnight second moment, so the pooled coefficient is close to the second: one coefficient shrinks the more reliable component by the less reliable one's factor. In a sample the split is an identity (theory supplement, Proposition 8). The market's move can be measured without a security's own opening error, from the other securities' opens.</w:t>
+      </w:r>
+    </w:p>
+    <w:p>
+      <w:pPr/>
+      <w:r>
+        <w:t>The second estimator, which we call Anam II, uses that measurement where a security's own open says nothing about the overnight move: where it printed exactly at the previous close, as 37% of opens did on the recent Dhaka panel's training span and between 6% and 22% in the other panels. There the effective open o* is the equal-weighted mean overnight return of the panel's other securities on that date, which carries none of the security's own opening error; elsewhere o* = 0. The kernel is A = 0.8[o*² + R*²/D] + 0.2r², where R* = max(h, o*) - min(l, o*) is the range extended to reach the effective open, and D = 4 ln 2 except on a bar with a single price, where D = 1: a single observed increment has an expected square equal to its variance, and 4 ln 2 is the limit for a continuously observed range (Proposition 8). Where the open moved, A is the open-free kernel of Section 6.8 apart from that divisor. On a bar that never left the previous close the open-free kernel is zero, while A credits the market's move; this is the non-synchronous trading of Scholes and Williams (1977) and Lo and MacKinlay (1990), seen in a daily bar. A is calibrated to close-to-close variance as Anam's estimator is.</w:t>
+      </w:r>
+    </w:p>
+    <w:p>
+      <w:pPr/>
+      <w:r>
+        <w:t>Anam II's forecast of the mean squared close-to-close return over the next h sessions is a factor HAR model of the calibrated kernel. Its components are the kernel's latest value and its means over the last 5 and 22 sessions; the security's own long-run mean of the kernel over 250 sessions; that long-run mean scaled by the date's cross-sectional median ratio of the 5-session, and of the 22-session, mean to the long-run mean, which carries the market's current volatility state to every security; and the security's own long-run mean of r². The weights are convex and fitted by minimising QLIKE on the training span, with at least 0.05 on the long-run mean so that every forecast is positive. The factor terms follow the common-component HAR models of Bollerslev, Hood, Huss and Pedersen (2018) and are not new; reading the market's move in place of a stale opening print is what Anam II adds. A single series has no cross-section, so there Anam II is a HAR model of the open-free kernel with weights fitted by QLIKE.</w:t>
+      </w:r>
+    </w:p>
+    <w:p>
+      <w:pPr/>
+      <w:r>
+        <w:t>Anam II was designed on the training spans of the seven samples alone, in a development record of 195 variants that the package keeps, and plan M22 fixed it, its evaluation and its decision rules before it was computed on any test row (script 52). The test spans of Section 6.8 had nevertheless been seen: the corrected evaluation's results on them were known when it was designed. The plan therefore adds a market used at no stage of the design, the Pakistan Stock Exchange: 101 ordinary equities and 225,058 stock-days from October 2016 to October 2026, from a public compilation of the exchange's daily data pinned by digest, under panel rules fixed before any return was computed, including the exchange's dated price limits (5% or one rupee, whichever is larger, widened to 7.5% in January 2020 and to 10% in May 2024). Its test span starts on 12 October 2021 and holds 117,900 stock-days. Every comparison uses the corrected evaluation's targets, training rows, loss and standard errors on exactly its test rows, and plan M22 fixed Holm's adjustment across the six panels at each horizon. H1, the primary hypothesis, compares Anam II with the corrected evaluation's most accurate forecast, the HAR model of the open-free kernel, rebuilt by the corrected evaluation's own code, which reproduced its reported test losses exactly before any comparison was made. H2 holds the dynamics fixed and replaces the open-free kernel by Anam II's, isolating the market-implied open. H3 compares Anam II with the best return-only forecast, chosen on the training span. A difference whose 90% interval lies within 1% of the reference forecast's loss is reported as inside a practical margin.</w:t>
+      </w:r>
+    </w:p>
+    <w:p>
+      <w:pPr/>
+      <w:r>
+        <w:t>The plan's primary reading is supported (Table 40). At five sessions Anam II has significantly lower loss than the HAR model of the open-free kernel in three of the six panels, the recent Dhaka panel (t = −6.34), Vietnam (t = −5.58) and Pakistan (t = −3.95), and significantly higher loss in none of the twelve panel-horizons. At 21 sessions it is better in the recent Dhaka panel only; in Pakistan the difference (t = −2.44) does not survive the adjustment (adjusted p = 0.073). Against the best return-only forecast it is better at five sessions in every panel except NEPSE, and at 21 sessions in three. In NEPSE it shows no detectable difference from either on the primary span; after the reform alone it beats the HAR model of the open-free kernel (t = −3.82 at five sessions) but leaves the 90% model confidence set, where return-only forecasts remain, as in Section 6.8. Elsewhere it is in that set at every horizon except in Vietnam at five sessions, where only its equal-weighted combination with GJR-GARCH remains; in the recent Dhaka panel it and that combination are the only forecasts left. On the two indices, where Anam II is a HAR model of the open-free kernel fitted by QLIKE, its differences from the corrected evaluation's version lie inside the practical margin.</w:t>
+      </w:r>
+    </w:p>
+    <w:p>
+      <w:pPr/>
+      <w:r>
+        <w:t>Most of the gain is the dynamics, not the market-implied open. With the dynamics held fixed (H2), the market-implied open lowers the loss detectably only where stale prices are pervasive: in the recent Dhaka panel at both horizons, where on the training span 37% of opens printed at the previous close and 24% of bars had a single price, and in the long Dhaka history at 21 sessions. Three of the five predictions the plan made for H2 held; the predicted gains in Vietnam and Morocco were not detected, and in Pakistan the differences lie inside the practical margin. Read the other way, with the corrected evaluation's HAR dynamics fitted by QLIKE, the market-implied open alone gives the whole of Anam II's gain in the recent Dhaka panel (reported, no decision). In most other panels the factor HAR gives more of it. One reading, which the plan did not test, is that the factor terms lift the forecasts of securities whose own recent bars say little, which is the case the market-implied open was built for. Anam II's weights, fitted on all the current data, are frozen for the prospective test of plan M21 (script 53).</w:t>
+      </w:r>
+    </w:p>
+    <w:p>
       <w:pPr/>
       <w:r>
         <w:t>Table 6. Liquidity sorting: the published same-day sort against two predetermined sorts, with two-way cluster-bootstrap intervals.</w:t>
@@ -25981,6 +26025,1231 @@
         </w:tc>
       </w:tr>
     </w:tbl>
+    <w:p/>
+    <w:p>
+      <w:pPr/>
+      <w:r>
+        <w:t>Table 40. Anam II, the market-implied open, under plan M22 (frozen before Anam II was computed on any test row; script 52), on each panel's primary test span. Pakistan was used at no stage of the design; the other panels' test spans had been seen. d is the mean over stock-days of the difference in QLIKE loss (negative favours the first forecast) and t its statistic with a standard error clustered by date; in plan M22, Holm's adjustment runs across the six panels at each horizon, and 'inside the margin' marks a difference whose 90% interval lies within 1% of the reference forecast's loss. H1 compares Anam II with the most accurate forecast of the corrected evaluation, a HAR model of the open-free kernel; H2 holds the dynamics fixed and compares the market-implied open with the open-free kernel; H3 compares Anam II with the best return-only forecast chosen on the training span. The last column gives membership of the 90% model confidence set.</w:t>
+      </w:r>
+    </w:p>
+    <w:tbl>
+      <w:tblPr>
+        <w:tblStyle w:val="TableGrid"/>
+        <w:tblW w:type="auto" w:w="0"/>
+        <w:tblLook w:firstColumn="1" w:firstRow="1" w:lastColumn="0" w:lastRow="0" w:noHBand="0" w:noVBand="1" w:val="04A0"/>
+      </w:tblPr>
+      <w:tblGrid>
+        <w:gridCol w:w="1072"/>
+        <w:gridCol w:w="1072"/>
+        <w:gridCol w:w="1072"/>
+        <w:gridCol w:w="1072"/>
+        <w:gridCol w:w="1072"/>
+        <w:gridCol w:w="1072"/>
+        <w:gridCol w:w="1072"/>
+        <w:gridCol w:w="1072"/>
+        <w:gridCol w:w="1072"/>
+      </w:tblGrid>
+      <w:tr>
+        <w:trPr>
+          <w:tblHeader/>
+        </w:trPr>
+        <w:tc>
+          <w:tcPr>
+            <w:tcW w:type="dxa" w:w="1072"/>
+          </w:tcPr>
+          <w:p>
+            <w:r>
+              <w:t>Test sample</w:t>
+            </w:r>
+          </w:p>
+        </w:tc>
+        <w:tc>
+          <w:tcPr>
+            <w:tcW w:type="dxa" w:w="1072"/>
+          </w:tcPr>
+          <w:p>
+            <w:r>
+              <w:t>Horizon (sessions)</w:t>
+            </w:r>
+          </w:p>
+        </w:tc>
+        <w:tc>
+          <w:tcPr>
+            <w:tcW w:type="dxa" w:w="1072"/>
+          </w:tcPr>
+          <w:p>
+            <w:r>
+              <w:t>Anam II minus HAR on the open-free kernel (H1): d (t)</w:t>
+            </w:r>
+          </w:p>
+        </w:tc>
+        <w:tc>
+          <w:tcPr>
+            <w:tcW w:type="dxa" w:w="1072"/>
+          </w:tcPr>
+          <w:p>
+            <w:r>
+              <w:t>H1: Holm p (verdict)</w:t>
+            </w:r>
+          </w:p>
+        </w:tc>
+        <w:tc>
+          <w:tcPr>
+            <w:tcW w:type="dxa" w:w="1072"/>
+          </w:tcPr>
+          <w:p>
+            <w:r>
+              <w:t>Market-implied open minus open-free kernel, same dynamics (H2): d (t)</w:t>
+            </w:r>
+          </w:p>
+        </w:tc>
+        <w:tc>
+          <w:tcPr>
+            <w:tcW w:type="dxa" w:w="1072"/>
+          </w:tcPr>
+          <w:p>
+            <w:r>
+              <w:t>H2: Holm p (verdict)</w:t>
+            </w:r>
+          </w:p>
+        </w:tc>
+        <w:tc>
+          <w:tcPr>
+            <w:tcW w:type="dxa" w:w="1072"/>
+          </w:tcPr>
+          <w:p>
+            <w:r>
+              <w:t>Anam II minus best return-only (H3): d (t)</w:t>
+            </w:r>
+          </w:p>
+        </w:tc>
+        <w:tc>
+          <w:tcPr>
+            <w:tcW w:type="dxa" w:w="1072"/>
+          </w:tcPr>
+          <w:p>
+            <w:r>
+              <w:t>H3: Holm p (verdict)</w:t>
+            </w:r>
+          </w:p>
+        </w:tc>
+        <w:tc>
+          <w:tcPr>
+            <w:tcW w:type="dxa" w:w="1072"/>
+          </w:tcPr>
+          <w:p>
+            <w:r>
+              <w:t>In the 90% confidence set (Anam II / HAR on open-free / best return-only)</w:t>
+            </w:r>
+          </w:p>
+        </w:tc>
+      </w:tr>
+      <w:tr>
+        <w:tc>
+          <w:tcPr>
+            <w:tcW w:type="dxa" w:w="1072"/>
+          </w:tcPr>
+          <w:p>
+            <w:r>
+              <w:t>NEPSE, regimes A2 and C</w:t>
+            </w:r>
+          </w:p>
+        </w:tc>
+        <w:tc>
+          <w:tcPr>
+            <w:tcW w:type="dxa" w:w="1072"/>
+          </w:tcPr>
+          <w:p>
+            <w:r>
+              <w:t>5</w:t>
+            </w:r>
+          </w:p>
+        </w:tc>
+        <w:tc>
+          <w:tcPr>
+            <w:tcW w:type="dxa" w:w="1072"/>
+          </w:tcPr>
+          <w:p>
+            <w:r>
+              <w:t>-0.0072 (-0.75)</w:t>
+            </w:r>
+          </w:p>
+        </w:tc>
+        <w:tc>
+          <w:tcPr>
+            <w:tcW w:type="dxa" w:w="1072"/>
+          </w:tcPr>
+          <w:p>
+            <w:r>
+              <w:t>0.455 (no difference)</w:t>
+            </w:r>
+          </w:p>
+        </w:tc>
+        <w:tc>
+          <w:tcPr>
+            <w:tcW w:type="dxa" w:w="1072"/>
+          </w:tcPr>
+          <w:p>
+            <w:r>
+              <w:t>-0.0000 (-0.08)</w:t>
+            </w:r>
+          </w:p>
+        </w:tc>
+        <w:tc>
+          <w:tcPr>
+            <w:tcW w:type="dxa" w:w="1072"/>
+          </w:tcPr>
+          <w:p>
+            <w:r>
+              <w:t>0.981 (no difference, inside the margin)</w:t>
+            </w:r>
+          </w:p>
+        </w:tc>
+        <w:tc>
+          <w:tcPr>
+            <w:tcW w:type="dxa" w:w="1072"/>
+          </w:tcPr>
+          <w:p>
+            <w:r>
+              <w:t>-0.0003 (-0.03)</w:t>
+            </w:r>
+          </w:p>
+        </w:tc>
+        <w:tc>
+          <w:tcPr>
+            <w:tcW w:type="dxa" w:w="1072"/>
+          </w:tcPr>
+          <w:p>
+            <w:r>
+              <w:t>0.977 (no difference)</w:t>
+            </w:r>
+          </w:p>
+        </w:tc>
+        <w:tc>
+          <w:tcPr>
+            <w:tcW w:type="dxa" w:w="1072"/>
+          </w:tcPr>
+          <w:p>
+            <w:r>
+              <w:t>yes / yes / yes</w:t>
+            </w:r>
+          </w:p>
+        </w:tc>
+      </w:tr>
+      <w:tr>
+        <w:tc>
+          <w:tcPr>
+            <w:tcW w:type="dxa" w:w="1072"/>
+          </w:tcPr>
+          <w:p>
+            <w:r>
+              <w:t>NEPSE, regimes A2 and C</w:t>
+            </w:r>
+          </w:p>
+        </w:tc>
+        <w:tc>
+          <w:tcPr>
+            <w:tcW w:type="dxa" w:w="1072"/>
+          </w:tcPr>
+          <w:p>
+            <w:r>
+              <w:t>21</w:t>
+            </w:r>
+          </w:p>
+        </w:tc>
+        <w:tc>
+          <w:tcPr>
+            <w:tcW w:type="dxa" w:w="1072"/>
+          </w:tcPr>
+          <w:p>
+            <w:r>
+              <w:t>-0.0081 (-0.66)</w:t>
+            </w:r>
+          </w:p>
+        </w:tc>
+        <w:tc>
+          <w:tcPr>
+            <w:tcW w:type="dxa" w:w="1072"/>
+          </w:tcPr>
+          <w:p>
+            <w:r>
+              <w:t>1.000 (no difference)</w:t>
+            </w:r>
+          </w:p>
+        </w:tc>
+        <w:tc>
+          <w:tcPr>
+            <w:tcW w:type="dxa" w:w="1072"/>
+          </w:tcPr>
+          <w:p>
+            <w:r>
+              <w:t>-0.0000 (-0.26)</w:t>
+            </w:r>
+          </w:p>
+        </w:tc>
+        <w:tc>
+          <w:tcPr>
+            <w:tcW w:type="dxa" w:w="1072"/>
+          </w:tcPr>
+          <w:p>
+            <w:r>
+              <w:t>1.000 (no difference, inside the margin)</w:t>
+            </w:r>
+          </w:p>
+        </w:tc>
+        <w:tc>
+          <w:tcPr>
+            <w:tcW w:type="dxa" w:w="1072"/>
+          </w:tcPr>
+          <w:p>
+            <w:r>
+              <w:t>-0.0063 (-0.33)</w:t>
+            </w:r>
+          </w:p>
+        </w:tc>
+        <w:tc>
+          <w:tcPr>
+            <w:tcW w:type="dxa" w:w="1072"/>
+          </w:tcPr>
+          <w:p>
+            <w:r>
+              <w:t>0.742 (no difference)</w:t>
+            </w:r>
+          </w:p>
+        </w:tc>
+        <w:tc>
+          <w:tcPr>
+            <w:tcW w:type="dxa" w:w="1072"/>
+          </w:tcPr>
+          <w:p>
+            <w:r>
+              <w:t>yes / yes / yes</w:t>
+            </w:r>
+          </w:p>
+        </w:tc>
+      </w:tr>
+      <w:tr>
+        <w:tc>
+          <w:tcPr>
+            <w:tcW w:type="dxa" w:w="1072"/>
+          </w:tcPr>
+          <w:p>
+            <w:r>
+              <w:t>Dhaka 2023-2026</w:t>
+            </w:r>
+          </w:p>
+        </w:tc>
+        <w:tc>
+          <w:tcPr>
+            <w:tcW w:type="dxa" w:w="1072"/>
+          </w:tcPr>
+          <w:p>
+            <w:r>
+              <w:t>5</w:t>
+            </w:r>
+          </w:p>
+        </w:tc>
+        <w:tc>
+          <w:tcPr>
+            <w:tcW w:type="dxa" w:w="1072"/>
+          </w:tcPr>
+          <w:p>
+            <w:r>
+              <w:t>-0.0163 (-6.34)</w:t>
+            </w:r>
+          </w:p>
+        </w:tc>
+        <w:tc>
+          <w:tcPr>
+            <w:tcW w:type="dxa" w:w="1072"/>
+          </w:tcPr>
+          <w:p>
+            <w:r>
+              <w:t>&lt;0.001 (better)</w:t>
+            </w:r>
+          </w:p>
+        </w:tc>
+        <w:tc>
+          <w:tcPr>
+            <w:tcW w:type="dxa" w:w="1072"/>
+          </w:tcPr>
+          <w:p>
+            <w:r>
+              <w:t>-0.0132 (-5.89)</w:t>
+            </w:r>
+          </w:p>
+        </w:tc>
+        <w:tc>
+          <w:tcPr>
+            <w:tcW w:type="dxa" w:w="1072"/>
+          </w:tcPr>
+          <w:p>
+            <w:r>
+              <w:t>&lt;0.001 (better)</w:t>
+            </w:r>
+          </w:p>
+        </w:tc>
+        <w:tc>
+          <w:tcPr>
+            <w:tcW w:type="dxa" w:w="1072"/>
+          </w:tcPr>
+          <w:p>
+            <w:r>
+              <w:t>-0.0101 (-2.95)</w:t>
+            </w:r>
+          </w:p>
+        </w:tc>
+        <w:tc>
+          <w:tcPr>
+            <w:tcW w:type="dxa" w:w="1072"/>
+          </w:tcPr>
+          <w:p>
+            <w:r>
+              <w:t>0.006 (better)</w:t>
+            </w:r>
+          </w:p>
+        </w:tc>
+        <w:tc>
+          <w:tcPr>
+            <w:tcW w:type="dxa" w:w="1072"/>
+          </w:tcPr>
+          <w:p>
+            <w:r>
+              <w:t>yes / no / no</w:t>
+            </w:r>
+          </w:p>
+        </w:tc>
+      </w:tr>
+      <w:tr>
+        <w:tc>
+          <w:tcPr>
+            <w:tcW w:type="dxa" w:w="1072"/>
+          </w:tcPr>
+          <w:p>
+            <w:r>
+              <w:t>Dhaka 2023-2026</w:t>
+            </w:r>
+          </w:p>
+        </w:tc>
+        <w:tc>
+          <w:tcPr>
+            <w:tcW w:type="dxa" w:w="1072"/>
+          </w:tcPr>
+          <w:p>
+            <w:r>
+              <w:t>21</w:t>
+            </w:r>
+          </w:p>
+        </w:tc>
+        <w:tc>
+          <w:tcPr>
+            <w:tcW w:type="dxa" w:w="1072"/>
+          </w:tcPr>
+          <w:p>
+            <w:r>
+              <w:t>-0.0111 (-3.57)</w:t>
+            </w:r>
+          </w:p>
+        </w:tc>
+        <w:tc>
+          <w:tcPr>
+            <w:tcW w:type="dxa" w:w="1072"/>
+          </w:tcPr>
+          <w:p>
+            <w:r>
+              <w:t>0.002 (better)</w:t>
+            </w:r>
+          </w:p>
+        </w:tc>
+        <w:tc>
+          <w:tcPr>
+            <w:tcW w:type="dxa" w:w="1072"/>
+          </w:tcPr>
+          <w:p>
+            <w:r>
+              <w:t>-0.0077 (-2.89)</w:t>
+            </w:r>
+          </w:p>
+        </w:tc>
+        <w:tc>
+          <w:tcPr>
+            <w:tcW w:type="dxa" w:w="1072"/>
+          </w:tcPr>
+          <w:p>
+            <w:r>
+              <w:t>0.019 (better)</w:t>
+            </w:r>
+          </w:p>
+        </w:tc>
+        <w:tc>
+          <w:tcPr>
+            <w:tcW w:type="dxa" w:w="1072"/>
+          </w:tcPr>
+          <w:p>
+            <w:r>
+              <w:t>-0.0137 (-2.94)</w:t>
+            </w:r>
+          </w:p>
+        </w:tc>
+        <w:tc>
+          <w:tcPr>
+            <w:tcW w:type="dxa" w:w="1072"/>
+          </w:tcPr>
+          <w:p>
+            <w:r>
+              <w:t>0.013 (better)</w:t>
+            </w:r>
+          </w:p>
+        </w:tc>
+        <w:tc>
+          <w:tcPr>
+            <w:tcW w:type="dxa" w:w="1072"/>
+          </w:tcPr>
+          <w:p>
+            <w:r>
+              <w:t>yes / no / no</w:t>
+            </w:r>
+          </w:p>
+        </w:tc>
+      </w:tr>
+      <w:tr>
+        <w:tc>
+          <w:tcPr>
+            <w:tcW w:type="dxa" w:w="1072"/>
+          </w:tcPr>
+          <w:p>
+            <w:r>
+              <w:t>Dhaka 2009-2021 (dates repaired)</w:t>
+            </w:r>
+          </w:p>
+        </w:tc>
+        <w:tc>
+          <w:tcPr>
+            <w:tcW w:type="dxa" w:w="1072"/>
+          </w:tcPr>
+          <w:p>
+            <w:r>
+              <w:t>5</w:t>
+            </w:r>
+          </w:p>
+        </w:tc>
+        <w:tc>
+          <w:tcPr>
+            <w:tcW w:type="dxa" w:w="1072"/>
+          </w:tcPr>
+          <w:p>
+            <w:r>
+              <w:t>-0.0031 (-1.44)</w:t>
+            </w:r>
+          </w:p>
+        </w:tc>
+        <w:tc>
+          <w:tcPr>
+            <w:tcW w:type="dxa" w:w="1072"/>
+          </w:tcPr>
+          <w:p>
+            <w:r>
+              <w:t>0.300 (no difference)</w:t>
+            </w:r>
+          </w:p>
+        </w:tc>
+        <w:tc>
+          <w:tcPr>
+            <w:tcW w:type="dxa" w:w="1072"/>
+          </w:tcPr>
+          <w:p>
+            <w:r>
+              <w:t>-0.0008 (-1.67)</w:t>
+            </w:r>
+          </w:p>
+        </w:tc>
+        <w:tc>
+          <w:tcPr>
+            <w:tcW w:type="dxa" w:w="1072"/>
+          </w:tcPr>
+          <w:p>
+            <w:r>
+              <w:t>0.367 (no difference, inside the margin)</w:t>
+            </w:r>
+          </w:p>
+        </w:tc>
+        <w:tc>
+          <w:tcPr>
+            <w:tcW w:type="dxa" w:w="1072"/>
+          </w:tcPr>
+          <w:p>
+            <w:r>
+              <w:t>-0.0230 (-6.11)</w:t>
+            </w:r>
+          </w:p>
+        </w:tc>
+        <w:tc>
+          <w:tcPr>
+            <w:tcW w:type="dxa" w:w="1072"/>
+          </w:tcPr>
+          <w:p>
+            <w:r>
+              <w:t>&lt;0.001 (better)</w:t>
+            </w:r>
+          </w:p>
+        </w:tc>
+        <w:tc>
+          <w:tcPr>
+            <w:tcW w:type="dxa" w:w="1072"/>
+          </w:tcPr>
+          <w:p>
+            <w:r>
+              <w:t>yes / yes / no</w:t>
+            </w:r>
+          </w:p>
+        </w:tc>
+      </w:tr>
+      <w:tr>
+        <w:tc>
+          <w:tcPr>
+            <w:tcW w:type="dxa" w:w="1072"/>
+          </w:tcPr>
+          <w:p>
+            <w:r>
+              <w:t>Dhaka 2009-2021 (dates repaired)</w:t>
+            </w:r>
+          </w:p>
+        </w:tc>
+        <w:tc>
+          <w:tcPr>
+            <w:tcW w:type="dxa" w:w="1072"/>
+          </w:tcPr>
+          <w:p>
+            <w:r>
+              <w:t>21</w:t>
+            </w:r>
+          </w:p>
+        </w:tc>
+        <w:tc>
+          <w:tcPr>
+            <w:tcW w:type="dxa" w:w="1072"/>
+          </w:tcPr>
+          <w:p>
+            <w:r>
+              <w:t>+0.0005 (+0.12)</w:t>
+            </w:r>
+          </w:p>
+        </w:tc>
+        <w:tc>
+          <w:tcPr>
+            <w:tcW w:type="dxa" w:w="1072"/>
+          </w:tcPr>
+          <w:p>
+            <w:r>
+              <w:t>1.000 (no difference)</w:t>
+            </w:r>
+          </w:p>
+        </w:tc>
+        <w:tc>
+          <w:tcPr>
+            <w:tcW w:type="dxa" w:w="1072"/>
+          </w:tcPr>
+          <w:p>
+            <w:r>
+              <w:t>-0.0025 (-3.78)</w:t>
+            </w:r>
+          </w:p>
+        </w:tc>
+        <w:tc>
+          <w:tcPr>
+            <w:tcW w:type="dxa" w:w="1072"/>
+          </w:tcPr>
+          <w:p>
+            <w:r>
+              <w:t>&lt;0.001 (better)</w:t>
+            </w:r>
+          </w:p>
+        </w:tc>
+        <w:tc>
+          <w:tcPr>
+            <w:tcW w:type="dxa" w:w="1072"/>
+          </w:tcPr>
+          <w:p>
+            <w:r>
+              <w:t>-0.0158 (-2.37)</w:t>
+            </w:r>
+          </w:p>
+        </w:tc>
+        <w:tc>
+          <w:tcPr>
+            <w:tcW w:type="dxa" w:w="1072"/>
+          </w:tcPr>
+          <w:p>
+            <w:r>
+              <w:t>0.054 (no difference)</w:t>
+            </w:r>
+          </w:p>
+        </w:tc>
+        <w:tc>
+          <w:tcPr>
+            <w:tcW w:type="dxa" w:w="1072"/>
+          </w:tcPr>
+          <w:p>
+            <w:r>
+              <w:t>yes / yes / no</w:t>
+            </w:r>
+          </w:p>
+        </w:tc>
+      </w:tr>
+      <w:tr>
+        <w:tc>
+          <w:tcPr>
+            <w:tcW w:type="dxa" w:w="1072"/>
+          </w:tcPr>
+          <w:p>
+            <w:r>
+              <w:t>Vietnam 2007-2020</w:t>
+            </w:r>
+          </w:p>
+        </w:tc>
+        <w:tc>
+          <w:tcPr>
+            <w:tcW w:type="dxa" w:w="1072"/>
+          </w:tcPr>
+          <w:p>
+            <w:r>
+              <w:t>5</w:t>
+            </w:r>
+          </w:p>
+        </w:tc>
+        <w:tc>
+          <w:tcPr>
+            <w:tcW w:type="dxa" w:w="1072"/>
+          </w:tcPr>
+          <w:p>
+            <w:r>
+              <w:t>-0.0078 (-5.58)</w:t>
+            </w:r>
+          </w:p>
+        </w:tc>
+        <w:tc>
+          <w:tcPr>
+            <w:tcW w:type="dxa" w:w="1072"/>
+          </w:tcPr>
+          <w:p>
+            <w:r>
+              <w:t>&lt;0.001 (better)</w:t>
+            </w:r>
+          </w:p>
+        </w:tc>
+        <w:tc>
+          <w:tcPr>
+            <w:tcW w:type="dxa" w:w="1072"/>
+          </w:tcPr>
+          <w:p>
+            <w:r>
+              <w:t>-0.0024 (-2.29)</w:t>
+            </w:r>
+          </w:p>
+        </w:tc>
+        <w:tc>
+          <w:tcPr>
+            <w:tcW w:type="dxa" w:w="1072"/>
+          </w:tcPr>
+          <w:p>
+            <w:r>
+              <w:t>0.111 (no difference, inside the margin)</w:t>
+            </w:r>
+          </w:p>
+        </w:tc>
+        <w:tc>
+          <w:tcPr>
+            <w:tcW w:type="dxa" w:w="1072"/>
+          </w:tcPr>
+          <w:p>
+            <w:r>
+              <w:t>-0.0107 (-8.53)</w:t>
+            </w:r>
+          </w:p>
+        </w:tc>
+        <w:tc>
+          <w:tcPr>
+            <w:tcW w:type="dxa" w:w="1072"/>
+          </w:tcPr>
+          <w:p>
+            <w:r>
+              <w:t>&lt;0.001 (better)</w:t>
+            </w:r>
+          </w:p>
+        </w:tc>
+        <w:tc>
+          <w:tcPr>
+            <w:tcW w:type="dxa" w:w="1072"/>
+          </w:tcPr>
+          <w:p>
+            <w:r>
+              <w:t>no / no / no</w:t>
+            </w:r>
+          </w:p>
+        </w:tc>
+      </w:tr>
+      <w:tr>
+        <w:tc>
+          <w:tcPr>
+            <w:tcW w:type="dxa" w:w="1072"/>
+          </w:tcPr>
+          <w:p>
+            <w:r>
+              <w:t>Vietnam 2007-2020</w:t>
+            </w:r>
+          </w:p>
+        </w:tc>
+        <w:tc>
+          <w:tcPr>
+            <w:tcW w:type="dxa" w:w="1072"/>
+          </w:tcPr>
+          <w:p>
+            <w:r>
+              <w:t>21</w:t>
+            </w:r>
+          </w:p>
+        </w:tc>
+        <w:tc>
+          <w:tcPr>
+            <w:tcW w:type="dxa" w:w="1072"/>
+          </w:tcPr>
+          <w:p>
+            <w:r>
+              <w:t>-0.0045 (-1.89)</w:t>
+            </w:r>
+          </w:p>
+        </w:tc>
+        <w:tc>
+          <w:tcPr>
+            <w:tcW w:type="dxa" w:w="1072"/>
+          </w:tcPr>
+          <w:p>
+            <w:r>
+              <w:t>0.235 (no difference)</w:t>
+            </w:r>
+          </w:p>
+        </w:tc>
+        <w:tc>
+          <w:tcPr>
+            <w:tcW w:type="dxa" w:w="1072"/>
+          </w:tcPr>
+          <w:p>
+            <w:r>
+              <w:t>-0.0007 (-0.52)</w:t>
+            </w:r>
+          </w:p>
+        </w:tc>
+        <w:tc>
+          <w:tcPr>
+            <w:tcW w:type="dxa" w:w="1072"/>
+          </w:tcPr>
+          <w:p>
+            <w:r>
+              <w:t>1.000 (no difference)</w:t>
+            </w:r>
+          </w:p>
+        </w:tc>
+        <w:tc>
+          <w:tcPr>
+            <w:tcW w:type="dxa" w:w="1072"/>
+          </w:tcPr>
+          <w:p>
+            <w:r>
+              <w:t>-0.0075 (-6.16)</w:t>
+            </w:r>
+          </w:p>
+        </w:tc>
+        <w:tc>
+          <w:tcPr>
+            <w:tcW w:type="dxa" w:w="1072"/>
+          </w:tcPr>
+          <w:p>
+            <w:r>
+              <w:t>&lt;0.001 (better)</w:t>
+            </w:r>
+          </w:p>
+        </w:tc>
+        <w:tc>
+          <w:tcPr>
+            <w:tcW w:type="dxa" w:w="1072"/>
+          </w:tcPr>
+          <w:p>
+            <w:r>
+              <w:t>yes / no / no</w:t>
+            </w:r>
+          </w:p>
+        </w:tc>
+      </w:tr>
+      <w:tr>
+        <w:tc>
+          <w:tcPr>
+            <w:tcW w:type="dxa" w:w="1072"/>
+          </w:tcPr>
+          <w:p>
+            <w:r>
+              <w:t>Morocco 2012-2026</w:t>
+            </w:r>
+          </w:p>
+        </w:tc>
+        <w:tc>
+          <w:tcPr>
+            <w:tcW w:type="dxa" w:w="1072"/>
+          </w:tcPr>
+          <w:p>
+            <w:r>
+              <w:t>5</w:t>
+            </w:r>
+          </w:p>
+        </w:tc>
+        <w:tc>
+          <w:tcPr>
+            <w:tcW w:type="dxa" w:w="1072"/>
+          </w:tcPr>
+          <w:p>
+            <w:r>
+              <w:t>-0.0097 (-1.93)</w:t>
+            </w:r>
+          </w:p>
+        </w:tc>
+        <w:tc>
+          <w:tcPr>
+            <w:tcW w:type="dxa" w:w="1072"/>
+          </w:tcPr>
+          <w:p>
+            <w:r>
+              <w:t>0.161 (no difference)</w:t>
+            </w:r>
+          </w:p>
+        </w:tc>
+        <w:tc>
+          <w:tcPr>
+            <w:tcW w:type="dxa" w:w="1072"/>
+          </w:tcPr>
+          <w:p>
+            <w:r>
+              <w:t>-0.0020 (-0.69)</w:t>
+            </w:r>
+          </w:p>
+        </w:tc>
+        <w:tc>
+          <w:tcPr>
+            <w:tcW w:type="dxa" w:w="1072"/>
+          </w:tcPr>
+          <w:p>
+            <w:r>
+              <w:t>0.981 (no difference)</w:t>
+            </w:r>
+          </w:p>
+        </w:tc>
+        <w:tc>
+          <w:tcPr>
+            <w:tcW w:type="dxa" w:w="1072"/>
+          </w:tcPr>
+          <w:p>
+            <w:r>
+              <w:t>-0.0205 (-3.97)</w:t>
+            </w:r>
+          </w:p>
+        </w:tc>
+        <w:tc>
+          <w:tcPr>
+            <w:tcW w:type="dxa" w:w="1072"/>
+          </w:tcPr>
+          <w:p>
+            <w:r>
+              <w:t>&lt;0.001 (better)</w:t>
+            </w:r>
+          </w:p>
+        </w:tc>
+        <w:tc>
+          <w:tcPr>
+            <w:tcW w:type="dxa" w:w="1072"/>
+          </w:tcPr>
+          <w:p>
+            <w:r>
+              <w:t>yes / no / no</w:t>
+            </w:r>
+          </w:p>
+        </w:tc>
+      </w:tr>
+      <w:tr>
+        <w:tc>
+          <w:tcPr>
+            <w:tcW w:type="dxa" w:w="1072"/>
+          </w:tcPr>
+          <w:p>
+            <w:r>
+              <w:t>Morocco 2012-2026</w:t>
+            </w:r>
+          </w:p>
+        </w:tc>
+        <w:tc>
+          <w:tcPr>
+            <w:tcW w:type="dxa" w:w="1072"/>
+          </w:tcPr>
+          <w:p>
+            <w:r>
+              <w:t>21</w:t>
+            </w:r>
+          </w:p>
+        </w:tc>
+        <w:tc>
+          <w:tcPr>
+            <w:tcW w:type="dxa" w:w="1072"/>
+          </w:tcPr>
+          <w:p>
+            <w:r>
+              <w:t>+0.0031 (+0.48)</w:t>
+            </w:r>
+          </w:p>
+        </w:tc>
+        <w:tc>
+          <w:tcPr>
+            <w:tcW w:type="dxa" w:w="1072"/>
+          </w:tcPr>
+          <w:p>
+            <w:r>
+              <w:t>1.000 (no difference)</w:t>
+            </w:r>
+          </w:p>
+        </w:tc>
+        <w:tc>
+          <w:tcPr>
+            <w:tcW w:type="dxa" w:w="1072"/>
+          </w:tcPr>
+          <w:p>
+            <w:r>
+              <w:t>-0.0009 (-0.26)</w:t>
+            </w:r>
+          </w:p>
+        </w:tc>
+        <w:tc>
+          <w:tcPr>
+            <w:tcW w:type="dxa" w:w="1072"/>
+          </w:tcPr>
+          <w:p>
+            <w:r>
+              <w:t>1.000 (no difference)</w:t>
+            </w:r>
+          </w:p>
+        </w:tc>
+        <w:tc>
+          <w:tcPr>
+            <w:tcW w:type="dxa" w:w="1072"/>
+          </w:tcPr>
+          <w:p>
+            <w:r>
+              <w:t>-0.0152 (-3.40)</w:t>
+            </w:r>
+          </w:p>
+        </w:tc>
+        <w:tc>
+          <w:tcPr>
+            <w:tcW w:type="dxa" w:w="1072"/>
+          </w:tcPr>
+          <w:p>
+            <w:r>
+              <w:t>0.003 (better)</w:t>
+            </w:r>
+          </w:p>
+        </w:tc>
+        <w:tc>
+          <w:tcPr>
+            <w:tcW w:type="dxa" w:w="1072"/>
+          </w:tcPr>
+          <w:p>
+            <w:r>
+              <w:t>yes / yes / no</w:t>
+            </w:r>
+          </w:p>
+        </w:tc>
+      </w:tr>
+      <w:tr>
+        <w:tc>
+          <w:tcPr>
+            <w:tcW w:type="dxa" w:w="1072"/>
+          </w:tcPr>
+          <w:p>
+            <w:r>
+              <w:t>Pakistan 2016-2026 (unseen)</w:t>
+            </w:r>
+          </w:p>
+        </w:tc>
+        <w:tc>
+          <w:tcPr>
+            <w:tcW w:type="dxa" w:w="1072"/>
+          </w:tcPr>
+          <w:p>
+            <w:r>
+              <w:t>5</w:t>
+            </w:r>
+          </w:p>
+        </w:tc>
+        <w:tc>
+          <w:tcPr>
+            <w:tcW w:type="dxa" w:w="1072"/>
+          </w:tcPr>
+          <w:p>
+            <w:r>
+              <w:t>-0.0138 (-3.95)</w:t>
+            </w:r>
+          </w:p>
+        </w:tc>
+        <w:tc>
+          <w:tcPr>
+            <w:tcW w:type="dxa" w:w="1072"/>
+          </w:tcPr>
+          <w:p>
+            <w:r>
+              <w:t>&lt;0.001 (better)</w:t>
+            </w:r>
+          </w:p>
+        </w:tc>
+        <w:tc>
+          <w:tcPr>
+            <w:tcW w:type="dxa" w:w="1072"/>
+          </w:tcPr>
+          <w:p>
+            <w:r>
+              <w:t>+0.0010 (+1.69)</w:t>
+            </w:r>
+          </w:p>
+        </w:tc>
+        <w:tc>
+          <w:tcPr>
+            <w:tcW w:type="dxa" w:w="1072"/>
+          </w:tcPr>
+          <w:p>
+            <w:r>
+              <w:t>0.367 (no difference, inside the margin)</w:t>
+            </w:r>
+          </w:p>
+        </w:tc>
+        <w:tc>
+          <w:tcPr>
+            <w:tcW w:type="dxa" w:w="1072"/>
+          </w:tcPr>
+          <w:p>
+            <w:r>
+              <w:t>-0.0204 (-4.04)</w:t>
+            </w:r>
+          </w:p>
+        </w:tc>
+        <w:tc>
+          <w:tcPr>
+            <w:tcW w:type="dxa" w:w="1072"/>
+          </w:tcPr>
+          <w:p>
+            <w:r>
+              <w:t>&lt;0.001 (better)</w:t>
+            </w:r>
+          </w:p>
+        </w:tc>
+        <w:tc>
+          <w:tcPr>
+            <w:tcW w:type="dxa" w:w="1072"/>
+          </w:tcPr>
+          <w:p>
+            <w:r>
+              <w:t>yes / no / no</w:t>
+            </w:r>
+          </w:p>
+        </w:tc>
+      </w:tr>
+      <w:tr>
+        <w:tc>
+          <w:tcPr>
+            <w:tcW w:type="dxa" w:w="1072"/>
+          </w:tcPr>
+          <w:p>
+            <w:r>
+              <w:t>Pakistan 2016-2026 (unseen)</w:t>
+            </w:r>
+          </w:p>
+        </w:tc>
+        <w:tc>
+          <w:tcPr>
+            <w:tcW w:type="dxa" w:w="1072"/>
+          </w:tcPr>
+          <w:p>
+            <w:r>
+              <w:t>21</w:t>
+            </w:r>
+          </w:p>
+        </w:tc>
+        <w:tc>
+          <w:tcPr>
+            <w:tcW w:type="dxa" w:w="1072"/>
+          </w:tcPr>
+          <w:p>
+            <w:r>
+              <w:t>-0.0090 (-2.44)</w:t>
+            </w:r>
+          </w:p>
+        </w:tc>
+        <w:tc>
+          <w:tcPr>
+            <w:tcW w:type="dxa" w:w="1072"/>
+          </w:tcPr>
+          <w:p>
+            <w:r>
+              <w:t>0.073 (no difference)</w:t>
+            </w:r>
+          </w:p>
+        </w:tc>
+        <w:tc>
+          <w:tcPr>
+            <w:tcW w:type="dxa" w:w="1072"/>
+          </w:tcPr>
+          <w:p>
+            <w:r>
+              <w:t>+0.0007 (+1.56)</w:t>
+            </w:r>
+          </w:p>
+        </w:tc>
+        <w:tc>
+          <w:tcPr>
+            <w:tcW w:type="dxa" w:w="1072"/>
+          </w:tcPr>
+          <w:p>
+            <w:r>
+              <w:t>0.473 (no difference, inside the margin)</w:t>
+            </w:r>
+          </w:p>
+        </w:tc>
+        <w:tc>
+          <w:tcPr>
+            <w:tcW w:type="dxa" w:w="1072"/>
+          </w:tcPr>
+          <w:p>
+            <w:r>
+              <w:t>-0.0191 (-2.24)</w:t>
+            </w:r>
+          </w:p>
+        </w:tc>
+        <w:tc>
+          <w:tcPr>
+            <w:tcW w:type="dxa" w:w="1072"/>
+          </w:tcPr>
+          <w:p>
+            <w:r>
+              <w:t>0.054 (no difference)</w:t>
+            </w:r>
+          </w:p>
+        </w:tc>
+        <w:tc>
+          <w:tcPr>
+            <w:tcW w:type="dxa" w:w="1072"/>
+          </w:tcPr>
+          <w:p>
+            <w:r>
+              <w:t>yes / yes / no</w:t>
+            </w:r>
+          </w:p>
+        </w:tc>
+      </w:tr>
+    </w:tbl>
+    <w:p/>
     <w:p/>
     <w:p/>
     <w:p/>
@@ -26080,7 +27349,7 @@
         <w:ind w:left="360" w:hanging="216"/>
       </w:pPr>
       <w:r>
-        <w:t>In NEPSE neither form of Anam's estimator (Section 6.8) beat close-to-close out of sample, and close-to-close beat both after the reform, so close-to-close remains the primary measure here. Where a range-based measure is wanted beside it, use the estimator's open-free form where the open's unbiasedness coefficient is well below one, as in every frontier market examined here; its level is on the close-to-close scale by construction of its calibration. For forecasting, give it HAR-type dynamics and report a GARCH-type forecast of returns beside it, which the corrected evaluation found about as accurate in most samples. After a change in market rules, rely on close-to-close until the calibration window has passed the change.</w:t>
+        <w:t>In NEPSE neither form of Anam's estimator (Section 6.8) beat close-to-close out of sample, and close-to-close beat both after the reform, so close-to-close remains the primary measure here. Where a range-based measure is wanted beside it, use the estimator's open-free form where the open's unbiasedness coefficient is well below one, as in every frontier market examined here; its level is on the close-to-close scale by construction of its calibration. For forecasting, give it HAR-type dynamics and report a GARCH-type forecast of returns beside it, which the corrected evaluation found about as accurate in most samples. In a panel of stocks, Anam II (Section 6.9) improved on that HAR forecast at five sessions in three of six frontier-market panels and was worse in none; in NEPSE the difference was not detectable. After a change in market rules, rely on close-to-close until the calibration window has passed the change.</w:t>
       </w:r>
     </w:p>
     <w:p>
@@ -26190,7 +27459,7 @@
     <w:p>
       <w:pPr/>
       <w:r>
-        <w:t>The estimator of Section 6.8 is the constructive side of these findings, and its record says something about the classical estimators as well as about itself. Each classical range formula compared here fixes how far the open is trusted, and that trust should be checked rather than assumed, because it varies across NEPSE's own rule regimes (0.130 to 0.356) and across the frontier markets examined (0.343 to 0.653). Checking it is not the same as plugging the estimate in: where it was well below one, setting it to zero did better than using the measured value. Once the open is discounted and the level is set on the close-to-close scale, the range can add information that close-to-close alone does not have, but the corrected evaluation shows how much depends on the comparison. Against close-to-close with the plans' simple shrinkage, the open-free form wins at five sessions in six of seven samples; against GARCH-type and HAR forecasts of returns, a range-based forecast wins only in the long Dhaka history and in Morocco, and loses in recent Dhaka data. That the open-free form beats the full form wherever the open is unreliable, and that the full form never beats it, suggests something simpler: where the open is unreliable, the most useful thing an estimator can do with it is to leave it out and measure the range from the previous close. The limits are the benchmark's. Close-to-close beat both forms immediately after NEPSE's rule change, which is when a regulator or a risk manager most needs a reliable number, forecasts built from returns alone matched the range-based forecasts in most samples, and the comparison with close-to-close turns on the loss function.</w:t>
+        <w:t>The estimator of Section 6.8 is the constructive side of these findings, and its record says something about the classical estimators as well as about itself. Each classical range formula compared here fixes how far the open is trusted, and that trust should be checked rather than assumed, because it varies across NEPSE's own rule regimes (0.130 to 0.356) and across the frontier markets examined (0.343 to 0.653). Checking it is not the same as plugging the estimate in: where it was well below one, setting it to zero did better than using the measured value. Once the open is discounted and the level is set on the close-to-close scale, the range can add information that close-to-close alone does not have, but the corrected evaluation shows how much depends on the comparison. Against close-to-close with the plans' simple shrinkage, the open-free form wins at five sessions in six of seven samples; against GARCH-type and HAR forecasts of returns, a range-based forecast wins only in the long Dhaka history and in Morocco, and loses in recent Dhaka data. That the open-free form beats the full form wherever the open is unreliable, and that the full form never beats it, suggests something simpler: where the open is unreliable, the most useful thing an estimator can do with it is to leave it out and measure the range from the previous close. Section 6.9 qualifies this in one respect: the open's market-wide part is more reliable than its security-specific part, so the market's move can stand in for an open that never moved. That helps detectably where stale prices are pervasive; elsewhere most of the second estimator's gain comes from its dynamics, a factor HAR that carries the market's volatility state to every security. The limits are the benchmark's. Close-to-close beat both forms immediately after NEPSE's rule change, which is when a regulator or a risk manager most needs a reliable number, forecasts built from returns alone matched the range-based forecasts of Section 6.8 in most samples, though not Anam II's at five sessions outside NEPSE, and the comparison with close-to-close turns on the loss function.</w:t>
       </w:r>
     </w:p>
     <w:p>
@@ -26239,13 +27508,19 @@
     <w:p>
       <w:pPr/>
       <w:r>
-        <w:t>The estimator of Section 6.8 was developed and tested under three further frozen plans: M16 for its design on NEPSE's first two regimes and its holdout on NEPSE's later regimes, the NIFTY 50 and the S&amp;P 500 (scripts 39 and 40, with post hoc follow-ups confined to script 41); M17 for Bangladesh and Vietnam (script 42); and M18 for Morocco (script 43). Each plan was committed to the package's history before the script that executes it existed, and its decision rules are applied mechanically to decision ledgers. The plans are timestamped only by that history, which the author controls: they were not lodged with an external registry, and the history was rewritten once to correct its authorship, with each original commit identifier mapped to its replacement in the audit register. The S&amp;P 500 series is read from a public software package at a pinned version; the Dhaka, Vietnamese and Casablanca stock files are third-party files that the package does not redistribute but documents and pins by checksum, including the repair of the Dhaka file's dates. Corrections made after these results were seen are recorded in the audit register. A post hoc recheck (script 44; Tables 37 and 38), run after every verdict was known, varies the inference, the loss function and the calibration and tests the data assumptions; it changes no verdict. The statistics behind Sections 6.6-6.8 are set out in a theory supplement written in LaTeX (paper/theory/): seven propositions with proofs, derived after the plans above were run, the seventh after the audit described below. Script 45 checked each closed form, identity and inequality against simulation or numerical integration (187 checks, all passing). Script 46 then verified each step of each proof, and the mathematical claims of this paper: the Yang-Zhang identity of Section 6.7, the non-negativity of Garman-Klass on a valid bar, the special cases of Anam's kernel and Appendix A. It did so symbolically wherever the step is algebra or calculus (321 steps, 166 of them symbolic, all passing). Script 48 checks the seventh proposition, on how much of the opening error each kernel absorbs (63 checks, all passing). One prediction from the supplement, that the open-free form gains most where a security's own open is noisiest, was fixed in advance under plan M19 and was not supported: it was confirmed in four of ten panel-horizon cases and reversed in one.</w:t>
+        <w:t>The estimator of Section 6.8 was developed and tested under three further frozen plans: M16 for its design on NEPSE's first two regimes and its holdout on NEPSE's later regimes, the NIFTY 50 and the S&amp;P 500 (scripts 39 and 40, with post hoc follow-ups confined to script 41); M17 for Bangladesh and Vietnam (script 42); and M18 for Morocco (script 43). Each plan was committed to the package's history before the script that executes it existed, and its decision rules are applied mechanically to decision ledgers. The plans are timestamped only by that history, which the author controls: they were not lodged with an external registry, and the history was rewritten once to correct its authorship, with each original commit identifier mapped to its replacement in the audit register. The S&amp;P 500 series is read from a public software package at a pinned version; the Dhaka, Vietnamese and Casablanca stock files are third-party files that the package does not redistribute but documents and pins by checksum, including the repair of the Dhaka file's dates. Corrections made after these results were seen are recorded in the audit register. A post hoc recheck (script 44; Tables 37 and 38), run after every verdict was known, varies the inference, the loss function and the calibration and tests the data assumptions; it changes no verdict. The statistics behind Sections 6.6-6.9 are set out in a theory supplement written in LaTeX (paper/theory/): eight propositions with proofs, derived after the plans above were run, the seventh after the audit described below and the eighth after plan M22 was frozen. Script 45 checked each closed form, identity and inequality against simulation or numerical integration (187 checks, all passing). Script 46 then verified each step of each proof, and the mathematical claims of this paper: the Yang-Zhang identity of Section 6.7, the non-negativity of Garman-Klass on a valid bar, the special cases of Anam's kernel and Appendix A. It did so symbolically wherever the step is algebra or calculus (385 steps, 185 of them symbolic, all passing). Script 48 checks the seventh proposition, on how much of the opening error each kernel absorbs (63 checks, all passing), and script 54 the eighth, on what the cross-section can recover of the overnight move (35 checks, all passing). One prediction from the supplement, that the open-free form gains most where a security's own open is noisiest, was fixed in advance under plan M19 and was not supported: it was confirmed in four of ten panel-horizon cases and reversed in one.</w:t>
       </w:r>
     </w:p>
     <w:p>
       <w:pPr/>
       <w:r>
-        <w:t>An independent audit of the package (9 October 2026) found four defects in the forecast evaluation of plans M16-M18, statements that went beyond the evidence, and gaps in the reproducibility statements. The evaluation was corrected under plan M20, frozen before it was run (script 47; Section 6.8 and Table 39). Its first run exposed floating-point residues of equal prices, which also inflate the frozen loss levels (post hoc, script 51). The calibration's weight floor and first-stage strength were measured (post hoc, script 49), and every correction is registered (audit register M-028 to M-034). A prospective test is frozen as plan M21: every forecast's parameters are fixed on the current data (script 50) and will be scored, unchanged, on sessions after 9 October 2026. The package reproduces every result on the NEPSE panels and the two indices; the Bangladeshi, Vietnamese and Moroccan results need third-party files that it documents and pins by digest but does not distribute, and a run without them reports itself as partial.</w:t>
+        <w:t>An independent audit of the package (9 October 2026) found four defects in the forecast evaluation of plans M16-M18, statements that went beyond the evidence, and gaps in the reproducibility statements. The evaluation was corrected under plan M20, frozen before it was run (script 47; Section 6.8 and Table 39). Its first run exposed floating-point residues of equal prices, which also inflate the frozen loss levels (post hoc, script 51). The calibration's weight floor and first-stage strength were measured (post hoc, script 49), and every correction is registered (audit register M-028 to M-034). A prospective test is frozen as plan M21: every forecast's parameters are fixed on the current data (script 50) and will be scored, unchanged, on sessions after 9 October 2026. The package reproduces every result on the NEPSE panels and the two indices; the Bangladeshi, Vietnamese, Moroccan and Pakistani results need third-party files that it documents and pins by digest but does not distribute, and a run without them reports itself as partial.</w:t>
+      </w:r>
+    </w:p>
+    <w:p>
+      <w:pPr/>
+      <w:r>
+        <w:t>Anam II (Section 6.9) was developed on the training spans alone, with every variant tried recorded (195 in all, in the package's development record), and tested under plan M22 (scripts 52 and 53; tables 138-142). The plan was committed to the package's history together with the estimator's module, the evaluation script and the Pakistan reader before the evaluation was run on any test row; it records their digests, which the run checked. Two of its rules, the practical margin and the reading of a significant difference inside it as no difference, were added after a dry run on training rows had shown a negligible but significant difference; both are in the frozen plan. One development round, a boosted-tree forecast, did not finish and did not inform the design. The Pakistan file is a third-party compilation of the exchange's daily data that the package pins by digest and does not redistribute. Anam II's weights, fitted on all the current data, are frozen for the prospective test of plan M21 (table 142).</w:t>
       </w:r>
     </w:p>
     <w:p>
@@ -26310,7 +27585,7 @@
     <w:p>
       <w:pPr/>
       <w:r>
-        <w:t>Tenth, on data provenance. The processed panels distributed with this paper have been rebuilt from the original stock-level downloads under the duplicate-classification rule described in Section 3, and the rebuild reproduces them exactly, so the earlier caveat that conflict-freedom was assumed rather than demonstrated no longer applies. What remains is narrower: the raw downloads themselves are not redistributed, because their redistribution terms are unresolved. A reader can therefore reproduce every NEPSE and index result from the frozen panels, and can repeat the rebuild only with independent access to the sources; the Bangladeshi, Vietnamese and Moroccan results of Section 6.8 need third-party files that the package documents and pins by digest but does not distribute.</w:t>
+        <w:t>Tenth, on data provenance. The processed panels distributed with this paper have been rebuilt from the original stock-level downloads under the duplicate-classification rule described in Section 3, and the rebuild reproduces them exactly, so the earlier caveat that conflict-freedom was assumed rather than demonstrated no longer applies. What remains is narrower: the raw downloads themselves are not redistributed, because their redistribution terms are unresolved. A reader can therefore reproduce every NEPSE and index result from the frozen panels, and can repeat the rebuild only with independent access to the sources; the Bangladeshi, Vietnamese, Moroccan and Pakistani results of Sections 6.8 and 6.9 need third-party files that the package documents and pins by digest but does not distribute.</w:t>
       </w:r>
     </w:p>
     <w:p>
@@ -26356,6 +27631,12 @@
       </w:r>
     </w:p>
     <w:p>
+      <w:pPr/>
+      <w:r>
+        <w:t>Eighteenth, Anam II was designed when the corrected evaluation's results on its test spans were known, although it was never computed on them before its plan was frozen, so only its test in Pakistan, a market used at no stage of its design, and the prospective test are free of that knowledge. Its advantage comes mostly from dynamics whose factor terms follow existing work, and the market-implied open, the part that is new, helps detectably only where stale prices are pervasive. The Pakistan panel rests on a third-party compilation of the exchange's daily data, and the bars it places outside the exchange's limits, from unadjusted corporate actions or errors, are removed by rule rather than repaired.</w:t>
+      </w:r>
+    </w:p>
+    <w:p>
       <w:pPr>
         <w:pStyle w:val="Heading1"/>
       </w:pPr>
@@ -26382,12 +27663,12 @@
     <w:p>
       <w:pPr/>
       <w:r>
-        <w:t>The third finding is constructive, and narrower than it first looks. An estimator that measures how far the open can be trusted, reads it only that far and calibrates to close-to-close variance (Anam's estimator, Section 6.8) was not beaten significantly by any classical range estimator in seven out-of-sample tests across Nepal, Bangladesh, Vietnam, Morocco and two benchmark indices, under the loss function the plans fixed; in a corrected evaluation one such comparison in 84 goes against it and none against its open-free form, but forecasts built from returns alone match or beat the best range-based forecast in five of the seven samples. Its level stayed within 1.1% of close-to-close variance outside NEPSE's post-reform regime, but that is the calibration's doing: the classical formulas, which miss by tens of percent uncalibrated, come within a few percent when given the same calibration. Its full form did not beat close-to-close at short horizons in the primary panel of any of the four frontier markets once the evaluation was corrected, its record against close-to-close changes with the loss function, and of its two forms the open-free one, which leaves the open out altogether, is the one the frontier-market evidence favours.</w:t>
+        <w:t>The third finding is constructive, and narrower than it first looks. An estimator that measures how far the open can be trusted, reads it only that far and calibrates to close-to-close variance (Anam's estimator, Section 6.8) was not beaten significantly by any classical range estimator in seven out-of-sample tests across Nepal, Bangladesh, Vietnam, Morocco and two benchmark indices, under the loss function the plans fixed; in a corrected evaluation one such comparison in 84 goes against it and none against its open-free form, but forecasts built from returns alone match or beat the best range-based forecast in five of the seven samples. Its level stayed within 1.1% of close-to-close variance outside NEPSE's post-reform regime, but that is the calibration's doing: the classical formulas, which miss by tens of percent uncalibrated, come within a few percent when given the same calibration. Its full form did not beat close-to-close at short horizons in the primary panel of any of the four frontier markets once the evaluation was corrected, its record against close-to-close changes with the loss function, and of its two forms the open-free one, which leaves the open out altogether, is the one the frontier-market evidence favours. A second estimator, Anam II, reads a stale open from the other securities' opens and shares the market's volatility state across securities; under a further frozen plan it improves on the corrected evaluation's most accurate forecast at five sessions in three of six frontier-market panels, one of them Pakistan's, which played no part in its design, and is worse in none, and it beats the best return-only forecast at five sessions in five of the six. Most of that gain is its dynamics rather than the market-implied open.</w:t>
       </w:r>
     </w:p>
     <w:p>
       <w:r>
-        <w:t>The claims should stop there, including the claim to novelty. A targeted search of the Nepali literature located both index-level volatility modelling and a security-level study built from closing prices, so no claim is made to introduce security-level volatility analysis to Nepal. What the paper contributes is a reproducible comparison of daily OHLC estimators under this market's own calendar, staleness, thin-trading and closing-rule constraints, a test of calibration against offsetting distortions, evidence that a change in the market's opening rules coincided with a change in what its daily bars measure, and an estimator built on that evidence, tested out of sample under frozen plans and retested after an audit corrected their evaluation. The open-to-close second moment is an imperfect proxy rather than latent variance, so proximity to it is evidence about agreement with an observable benchmark and not about accuracy; the deviations we report are small and, where they are statistically distinguishable from one, economically modest. No estimator is shown to dominate generally, and the paper deliberately states no criterion-free ordering, because the appropriate choice depends on the risk object and the maintained assumptions rather than on a single number. What does generalize is the negative result about sample construction: pooling instrument classes manufactures an illiquidity finding that is really a composition finding, and in frontier-market research that failure mode is easy to reproduce and hard to see. That result is reported here on a classification reconciled against an external listing of NEPSE securities rather than on a ticker heuristic alone, which is what allows it to be read as a fact about the market rather than about our own rule. The recommendation is therefore procedural: classify the securities correctly and check the classification against an independent source, clean and validate OHLC data against the market's own rules, use the genuine session calendar and the market's own annualization factor, match every benchmark to the estimator's scope and to its rows, report uncertainty that respects both cross-sectional and calendar dependence, and justify any bias correction in the target sample before applying it; and, before trusting any estimator that reads the opening price, measure how much of that price survives to the close.</w:t>
+        <w:t>The claims should stop there, including the claim to novelty. A targeted search of the Nepali literature located both index-level volatility modelling and a security-level study built from closing prices, so no claim is made to introduce security-level volatility analysis to Nepal. What the paper contributes is a reproducible comparison of daily OHLC estimators under this market's own calendar, staleness, thin-trading and closing-rule constraints, a test of calibration against offsetting distortions, evidence that a change in the market's opening rules coincided with a change in what its daily bars measure, and an estimator built on that evidence, tested out of sample under frozen plans, retested after an audit corrected their evaluation, and followed by a second that reads a stale open from the market's move, tested under a further frozen plan in a market that played no part in its design. The open-to-close second moment is an imperfect proxy rather than latent variance, so proximity to it is evidence about agreement with an observable benchmark and not about accuracy; the deviations we report are small and, where they are statistically distinguishable from one, economically modest. No estimator is shown to dominate generally, and the paper deliberately states no criterion-free ordering, because the appropriate choice depends on the risk object and the maintained assumptions rather than on a single number. What does generalize is the negative result about sample construction: pooling instrument classes manufactures an illiquidity finding that is really a composition finding, and in frontier-market research that failure mode is easy to reproduce and hard to see. That result is reported here on a classification reconciled against an external listing of NEPSE securities rather than on a ticker heuristic alone, which is what allows it to be read as a fact about the market rather than about our own rule. The recommendation is therefore procedural: classify the securities correctly and check the classification against an independent source, clean and validate OHLC data against the market's own rules, use the genuine session calendar and the market's own annualization factor, match every benchmark to the estimator's scope and to its rows, report uncertainty that respects both cross-sectional and calendar dependence, and justify any bias correction in the target sample before applying it; and, before trusting any estimator that reads the opening price, measure how much of that price survives to the close.</w:t>
       </w:r>
     </w:p>
     <w:p>
@@ -26407,7 +27688,7 @@
         <w:t xml:space="preserve">Data availability statement: </w:t>
       </w:r>
       <w:r>
-        <w:t>The processed data supporting this study's NEPSE and index findings, together with the code used to produce every reported result, are provided in the accompanying reproducibility package. Original stock-level source downloads from NEPSE are not redistributed because their redistribution terms are unresolved; a reader with independent access to them can rebuild the processed panel from data/raw/ using scripts/02_build_panel.py, and the rebuild has been independently verified to reproduce the distributed panel exactly (Section 9). The analysis of Section 6.8 also uses the S&amp;P 500 series distributed with the arch Python package (version 8.0.0) and stock-level files for the Dhaka, Vietnamese and Casablanca exchanges that are not redistributed; the package documents their sources and pins each by its SHA-256 digest, and a run without them reproduces the NEPSE and index results and reports itself as partial.</w:t>
+        <w:t>The processed data supporting this study's NEPSE and index findings, together with the code used to produce every reported result, are provided in the accompanying reproducibility package. Original stock-level source downloads from NEPSE are not redistributed because their redistribution terms are unresolved; a reader with independent access to them can rebuild the processed panel from data/raw/ using scripts/02_build_panel.py, and the rebuild has been independently verified to reproduce the distributed panel exactly (Section 9). The analyses of Sections 6.8 and 6.9 also use the S&amp;P 500 series distributed with the arch Python package (version 8.0.0) and stock-level files for the Dhaka, Vietnamese, Casablanca and Pakistan exchanges that are not redistributed; the package documents their sources and pins each by its SHA-256 digest, and a run without them reproduces the NEPSE and index results and reports itself as partial.</w:t>
       </w:r>
     </w:p>
     <w:p>
@@ -26622,6 +27903,20 @@
           <w:sz w:val="21"/>
         </w:rPr>
         <w:t>Bollerslev, T. (1986). Generalized autoregressive conditional heteroskedasticity. Journal of Econometrics, 31(3), 307-327. https://doi.org/10.1016/0304-4076(86)90063-1</w:t>
+      </w:r>
+    </w:p>
+    <w:p>
+      <w:pPr>
+        <w:spacing w:after="80" w:line="240" w:lineRule="auto"/>
+        <w:ind w:left="403" w:hanging="403"/>
+        <w:jc w:val="left"/>
+      </w:pPr>
+      <w:r>
+        <w:rPr>
+          <w:rFonts w:ascii="Times New Roman" w:hAnsi="Times New Roman"/>
+          <w:sz w:val="21"/>
+        </w:rPr>
+        <w:t>Bollerslev, T., Hood, B., Huss, J., &amp; Pedersen, L. H. (2018). Risk everywhere: Modeling and managing volatility. Review of Financial Studies, 31(7), 2729-2773. https://doi.org/10.1093/rfs/hhy041</w:t>
       </w:r>
     </w:p>
     <w:p>
@@ -27193,7 +28488,7 @@
         <w:rPr>
           <w:b/>
         </w:rPr>
-        <w:t>Data and reproducibility note. Empirical quantities in this manuscript are drawn from the accompanying paper-specific NEPSE volatility package, and every number in the text is interpolated from that package's frozen output tables by the revision scripts in paper/ (apply_referee_revisions.py through apply_round19_revisions.py) rather than transcribed. Retained claims are backed by producer scripts, frozen tables or figures, or directly auditable source artifacts. The package includes processed paper-facing data, external validation series, the external NEPSE security master used to validate the instrument classification, a compact duplicate audit, and a reproducibility map; original stock-level source downloads are not publicly redistributed because their redistribution terms remain unresolved. The empirical analyses are descriptive and exploratory unless explicitly stated otherwise; the forward India VIX test of Section 6.3, the analyses of Sections 6.6 and 6.7 and the forecast evaluations of Section 6.8 (plans M16-M18 and the corrected plan M20) follow analysis plans frozen before their results existed, and their post hoc follow-ups are labelled as such.</w:t>
+        <w:t>Data and reproducibility note. Empirical quantities in this manuscript are drawn from the accompanying paper-specific NEPSE volatility package, and every number in the text is interpolated from that package's frozen output tables by the revision scripts in paper/ (apply_referee_revisions.py through apply_round20_revisions.py) rather than transcribed. Retained claims are backed by producer scripts, frozen tables or figures, or directly auditable source artifacts. The package includes processed paper-facing data, external validation series, the external NEPSE security master used to validate the instrument classification, a compact duplicate audit, and a reproducibility map; original stock-level source downloads are not publicly redistributed because their redistribution terms remain unresolved. The empirical analyses are descriptive and exploratory unless explicitly stated otherwise; the forward India VIX test of Section 6.3, the analyses of Sections 6.6 and 6.7 and the forecast evaluations of Sections 6.8 and 6.9 (plans M16-M18, the corrected plan M20 and plan M22) follow analysis plans frozen before their results existed, and their post hoc follow-ups are labelled as such.</w:t>
       </w:r>
       <w:r/>
       <w:r>
